--- a/report_template/template_main/LC10_CustomEdition_simple_v1.1.0.docx
+++ b/report_template/template_main/LC10_CustomEdition_simple_v1.1.0.docx
@@ -1,13 +1,13 @@
 
 <file path=word/document.xml><?xml version="1.0" encoding="utf-8"?>
-<w:document xmlns:wpc="http://schemas.microsoft.com/office/word/2010/wordprocessingCanvas" xmlns:cx="http://schemas.microsoft.com/office/drawing/2014/chartex" xmlns:cx1="http://schemas.microsoft.com/office/drawing/2015/9/8/chartex" xmlns:cx2="http://schemas.microsoft.com/office/drawing/2015/10/21/chartex" xmlns:cx3="http://schemas.microsoft.com/office/drawing/2016/5/9/chartex" xmlns:cx4="http://schemas.microsoft.com/office/drawing/2016/5/10/chartex" xmlns:cx5="http://schemas.microsoft.com/office/drawing/2016/5/11/chartex" xmlns:cx6="http://schemas.microsoft.com/office/drawing/2016/5/12/chartex" xmlns:cx7="http://schemas.microsoft.com/office/drawing/2016/5/13/chartex" xmlns:cx8="http://schemas.microsoft.com/office/drawing/2016/5/14/chartex" xmlns:mc="http://schemas.openxmlformats.org/markup-compatibility/2006" xmlns:aink="http://schemas.microsoft.com/office/drawing/2016/ink" xmlns:am3d="http://schemas.microsoft.com/office/drawing/2017/model3d" xmlns:o="urn:schemas-microsoft-com:office:office" xmlns:oel="http://schemas.microsoft.com/office/2019/extlst" xmlns:r="http://schemas.openxmlformats.org/officeDocument/2006/relationships" xmlns:m="http://schemas.openxmlformats.org/officeDocument/2006/math" xmlns:v="urn:schemas-microsoft-com:vml" xmlns:wp14="http://schemas.microsoft.com/office/word/2010/wordprocessingDrawing" xmlns:wp="http://schemas.openxmlformats.org/drawingml/2006/wordprocessingDrawing" xmlns:w10="urn:schemas-microsoft-com:office:word" xmlns:w="http://schemas.openxmlformats.org/wordprocessingml/2006/main" xmlns:w14="http://schemas.microsoft.com/office/word/2010/wordml" xmlns:w15="http://schemas.microsoft.com/office/word/2012/wordml" xmlns:w16cex="http://schemas.microsoft.com/office/word/2018/wordml/cex" xmlns:w16cid="http://schemas.microsoft.com/office/word/2016/wordml/cid" xmlns:w16="http://schemas.microsoft.com/office/word/2018/wordml" xmlns:w16sdtdh="http://schemas.microsoft.com/office/word/2020/wordml/sdtdatahash" xmlns:w16se="http://schemas.microsoft.com/office/word/2015/wordml/symex" xmlns:wpg="http://schemas.microsoft.com/office/word/2010/wordprocessingGroup" xmlns:wpi="http://schemas.microsoft.com/office/word/2010/wordprocessingInk" xmlns:wne="http://schemas.microsoft.com/office/word/2006/wordml" xmlns:wps="http://schemas.microsoft.com/office/word/2010/wordprocessingShape" mc:Ignorable="w14 w15 w16se w16cid w16 w16cex w16sdtdh wp14">
+<w:document xmlns:wpc="http://schemas.microsoft.com/office/word/2010/wordprocessingCanvas" xmlns:cx="http://schemas.microsoft.com/office/drawing/2014/chartex" xmlns:cx1="http://schemas.microsoft.com/office/drawing/2015/9/8/chartex" xmlns:cx2="http://schemas.microsoft.com/office/drawing/2015/10/21/chartex" xmlns:cx3="http://schemas.microsoft.com/office/drawing/2016/5/9/chartex" xmlns:cx4="http://schemas.microsoft.com/office/drawing/2016/5/10/chartex" xmlns:cx5="http://schemas.microsoft.com/office/drawing/2016/5/11/chartex" xmlns:cx6="http://schemas.microsoft.com/office/drawing/2016/5/12/chartex" xmlns:cx7="http://schemas.microsoft.com/office/drawing/2016/5/13/chartex" xmlns:cx8="http://schemas.microsoft.com/office/drawing/2016/5/14/chartex" xmlns:mc="http://schemas.openxmlformats.org/markup-compatibility/2006" xmlns:aink="http://schemas.microsoft.com/office/drawing/2016/ink" xmlns:am3d="http://schemas.microsoft.com/office/drawing/2017/model3d" xmlns:o="urn:schemas-microsoft-com:office:office" xmlns:r="http://schemas.openxmlformats.org/officeDocument/2006/relationships" xmlns:m="http://schemas.openxmlformats.org/officeDocument/2006/math" xmlns:v="urn:schemas-microsoft-com:vml" xmlns:wp14="http://schemas.microsoft.com/office/word/2010/wordprocessingDrawing" xmlns:wp="http://schemas.openxmlformats.org/drawingml/2006/wordprocessingDrawing" xmlns:w10="urn:schemas-microsoft-com:office:word" xmlns:w="http://schemas.openxmlformats.org/wordprocessingml/2006/main" xmlns:w14="http://schemas.microsoft.com/office/word/2010/wordml" xmlns:w15="http://schemas.microsoft.com/office/word/2012/wordml" xmlns:w16cex="http://schemas.microsoft.com/office/word/2018/wordml/cex" xmlns:w16cid="http://schemas.microsoft.com/office/word/2016/wordml/cid" xmlns:w16="http://schemas.microsoft.com/office/word/2018/wordml" xmlns:w16sdtdh="http://schemas.microsoft.com/office/word/2020/wordml/sdtdatahash" xmlns:w16se="http://schemas.microsoft.com/office/word/2015/wordml/symex" xmlns:wpg="http://schemas.microsoft.com/office/word/2010/wordprocessingGroup" xmlns:wpi="http://schemas.microsoft.com/office/word/2010/wordprocessingInk" xmlns:wne="http://schemas.microsoft.com/office/word/2006/wordml" xmlns:wps="http://schemas.microsoft.com/office/word/2010/wordprocessingShape" mc:Ignorable="w14 w15 w16se w16cid w16 w16cex w16sdtdh wp14">
   <w:body>
     <w:p>
       <w:pPr>
         <w:pStyle w:val="2"/>
         <w:spacing w:before="0" w:after="0" w:line="400" w:lineRule="exact"/>
         <w:rPr>
-          <w:rFonts w:ascii="微软雅黑" w:eastAsia="微软雅黑" w:hAnsi="微软雅黑" w:hint="eastAsia"/>
+          <w:rFonts w:ascii="微软雅黑" w:eastAsia="微软雅黑" w:hAnsi="微软雅黑"/>
           <w:color w:val="1E7648"/>
           <w:sz w:val="24"/>
           <w:szCs w:val="24"/>
@@ -60,7 +60,7 @@
                             <w:pPr>
                               <w:ind w:firstLineChars="50" w:firstLine="140"/>
                               <w:rPr>
-                                <w:rFonts w:ascii="思源黑体 CN Light" w:eastAsia="思源黑体 CN Light" w:hAnsi="思源黑体 CN Light" w:hint="eastAsia"/>
+                                <w:rFonts w:ascii="思源黑体 CN Light" w:eastAsia="思源黑体 CN Light" w:hAnsi="思源黑体 CN Light"/>
                               </w:rPr>
                             </w:pPr>
                             <w:r>
@@ -131,14 +131,14 @@
                 <v:stroke joinstyle="miter"/>
                 <v:path gradientshapeok="t" o:connecttype="rect"/>
               </v:shapetype>
-              <v:shape id="文本框 90" o:spid="_x0000_s1026" type="#_x0000_t202" style="position:absolute;left:0;text-align:left;margin-left:186.3pt;margin-top:-12.9pt;width:159.05pt;height:32.25pt;z-index:252297216;visibility:visible;mso-wrap-style:square;mso-wrap-distance-left:9pt;mso-wrap-distance-top:0;mso-wrap-distance-right:9pt;mso-wrap-distance-bottom:0;mso-position-horizontal:absolute;mso-position-horizontal-relative:text;mso-position-vertical:absolute;mso-position-vertical-relative:text;v-text-anchor:top" o:gfxdata="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" filled="f" stroked="f" strokeweight=".5pt">
+              <v:shape id="文本框 90" o:spid="_x0000_s1026" type="#_x0000_t202" style="position:absolute;left:0;text-align:left;margin-left:186.3pt;margin-top:-12.9pt;width:159.05pt;height:32.25pt;z-index:252297216;visibility:visible;mso-wrap-style:square;mso-wrap-distance-left:9pt;mso-wrap-distance-top:0;mso-wrap-distance-right:9pt;mso-wrap-distance-bottom:0;mso-position-horizontal:absolute;mso-position-horizontal-relative:text;mso-position-vertical:absolute;mso-position-vertical-relative:text;v-text-anchor:top" o:gfxdata="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" filled="f" stroked="f" strokeweight=".5pt">
                 <v:textbox>
                   <w:txbxContent>
                     <w:p>
                       <w:pPr>
                         <w:ind w:firstLineChars="50" w:firstLine="140"/>
                         <w:rPr>
-                          <w:rFonts w:ascii="思源黑体 CN Light" w:eastAsia="思源黑体 CN Light" w:hAnsi="思源黑体 CN Light" w:hint="eastAsia"/>
+                          <w:rFonts w:ascii="思源黑体 CN Light" w:eastAsia="思源黑体 CN Light" w:hAnsi="思源黑体 CN Light"/>
                         </w:rPr>
                       </w:pPr>
                       <w:r>
@@ -274,7 +274,7 @@
               </wp:anchor>
             </w:drawing>
           </mc:Choice>
-          <mc:Fallback xmlns:w16du="http://schemas.microsoft.com/office/word/2023/wordml/word16du" xmlns:wpsCustomData="http://www.wps.cn/officeDocument/2013/wpsCustomData">
+          <mc:Fallback xmlns:wpsCustomData="http://www.wps.cn/officeDocument/2013/wpsCustomData" xmlns:w16du="http://schemas.microsoft.com/office/word/2023/wordml/word16du" xmlns:oel="http://schemas.microsoft.com/office/2019/extlst">
             <w:pict>
               <v:shape id="流程图: 接点 92" o:spid="_x0000_s1026" o:spt="120" type="#_x0000_t120" style="position:absolute;left:0pt;margin-left:193.05pt;margin-top:-6.2pt;height:25.15pt;width:24.65pt;z-index:-251198464;v-text-anchor:middle;mso-width-relative:page;mso-height-relative:page;" fillcolor="#1E7648" filled="t" stroked="f" coordsize="21600,21600" o:gfxdata="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">
                 <v:fill on="t" focussize="0,0"/>
@@ -364,7 +364,7 @@
               </wp:anchor>
             </w:drawing>
           </mc:Choice>
-          <mc:Fallback xmlns:w16du="http://schemas.microsoft.com/office/word/2023/wordml/word16du" xmlns:wpsCustomData="http://www.wps.cn/officeDocument/2013/wpsCustomData">
+          <mc:Fallback xmlns:wpsCustomData="http://www.wps.cn/officeDocument/2013/wpsCustomData" xmlns:w16du="http://schemas.microsoft.com/office/word/2023/wordml/word16du" xmlns:oel="http://schemas.microsoft.com/office/2019/extlst">
             <w:pict>
               <v:roundrect id="矩形: 圆角 69" o:spid="_x0000_s1026" o:spt="2" style="position:absolute;left:0pt;margin-left:227.1pt;margin-top:-6.2pt;height:25.3pt;width:71.3pt;mso-position-horizontal-relative:margin;z-index:-251239424;v-text-anchor:middle;mso-width-relative:page;mso-height-relative:page;" fillcolor="#F2F2F2 [3052]" filled="t" stroked="f" coordsize="21600,21600" arcsize="0.166666666666667" o:gfxdata="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">
                 <v:fill on="t" focussize="0,0"/>
@@ -383,7 +383,7 @@
         <w:pStyle w:val="2"/>
         <w:spacing w:before="0" w:after="0" w:line="240" w:lineRule="auto"/>
         <w:rPr>
-          <w:rFonts w:ascii="微软雅黑" w:eastAsia="微软雅黑" w:hAnsi="微软雅黑" w:hint="eastAsia"/>
+          <w:rFonts w:ascii="微软雅黑" w:eastAsia="微软雅黑" w:hAnsi="微软雅黑"/>
           <w:color w:val="1E7648"/>
           <w:sz w:val="24"/>
           <w:szCs w:val="24"/>
@@ -472,7 +472,7 @@
               <w:spacing w:line="220" w:lineRule="exact"/>
               <w:jc w:val="left"/>
               <w:rPr>
-                <w:rFonts w:ascii="思源黑体 CN Bold" w:eastAsia="思源黑体 CN Bold" w:hAnsi="思源黑体 CN Bold" w:hint="eastAsia"/>
+                <w:rFonts w:ascii="思源黑体 CN Bold" w:eastAsia="思源黑体 CN Bold" w:hAnsi="思源黑体 CN Bold"/>
                 <w:color w:val="E36C0A" w:themeColor="accent6" w:themeShade="BF"/>
                 <w:sz w:val="18"/>
                 <w:szCs w:val="18"/>
@@ -535,7 +535,7 @@
               <w:adjustRightInd w:val="0"/>
               <w:snapToGrid w:val="0"/>
               <w:rPr>
-                <w:rFonts w:ascii="思源黑体 CN Light" w:eastAsia="思源黑体 CN Light" w:hAnsi="思源黑体 CN Light" w:hint="eastAsia"/>
+                <w:rFonts w:ascii="思源黑体 CN Light" w:eastAsia="思源黑体 CN Light" w:hAnsi="思源黑体 CN Light"/>
                 <w:sz w:val="4"/>
                 <w:szCs w:val="4"/>
               </w:rPr>
@@ -557,7 +557,7 @@
               <w:adjustRightInd w:val="0"/>
               <w:snapToGrid w:val="0"/>
               <w:rPr>
-                <w:rFonts w:ascii="思源黑体 CN Light" w:eastAsia="思源黑体 CN Light" w:hAnsi="思源黑体 CN Light" w:hint="eastAsia"/>
+                <w:rFonts w:ascii="思源黑体 CN Light" w:eastAsia="思源黑体 CN Light" w:hAnsi="思源黑体 CN Light"/>
                 <w:sz w:val="4"/>
                 <w:szCs w:val="4"/>
               </w:rPr>
@@ -578,7 +578,7 @@
               <w:adjustRightInd w:val="0"/>
               <w:snapToGrid w:val="0"/>
               <w:rPr>
-                <w:rFonts w:ascii="思源黑体 CN Light" w:eastAsia="思源黑体 CN Light" w:hAnsi="思源黑体 CN Light" w:hint="eastAsia"/>
+                <w:rFonts w:ascii="思源黑体 CN Light" w:eastAsia="思源黑体 CN Light" w:hAnsi="思源黑体 CN Light"/>
                 <w:sz w:val="4"/>
                 <w:szCs w:val="4"/>
               </w:rPr>
@@ -600,7 +600,7 @@
               <w:adjustRightInd w:val="0"/>
               <w:snapToGrid w:val="0"/>
               <w:rPr>
-                <w:rFonts w:ascii="思源黑体 CN Light" w:eastAsia="思源黑体 CN Light" w:hAnsi="思源黑体 CN Light" w:hint="eastAsia"/>
+                <w:rFonts w:ascii="思源黑体 CN Light" w:eastAsia="思源黑体 CN Light" w:hAnsi="思源黑体 CN Light"/>
                 <w:sz w:val="4"/>
                 <w:szCs w:val="4"/>
               </w:rPr>
@@ -621,7 +621,7 @@
               <w:adjustRightInd w:val="0"/>
               <w:snapToGrid w:val="0"/>
               <w:rPr>
-                <w:rFonts w:ascii="思源黑体 CN Light" w:eastAsia="思源黑体 CN Light" w:hAnsi="思源黑体 CN Light" w:hint="eastAsia"/>
+                <w:rFonts w:ascii="思源黑体 CN Light" w:eastAsia="思源黑体 CN Light" w:hAnsi="思源黑体 CN Light"/>
                 <w:sz w:val="4"/>
                 <w:szCs w:val="4"/>
               </w:rPr>
@@ -651,7 +651,7 @@
               <w:snapToGrid w:val="0"/>
               <w:spacing w:line="240" w:lineRule="exact"/>
               <w:rPr>
-                <w:rFonts w:ascii="思源黑体 CN Bold" w:eastAsia="思源黑体 CN Bold" w:hAnsi="思源黑体 CN Bold" w:hint="eastAsia"/>
+                <w:rFonts w:ascii="思源黑体 CN Bold" w:eastAsia="思源黑体 CN Bold" w:hAnsi="思源黑体 CN Bold"/>
                 <w:color w:val="262626" w:themeColor="text1" w:themeTint="D9"/>
                 <w:sz w:val="17"/>
                 <w:szCs w:val="17"/>
@@ -714,7 +714,7 @@
               <w:snapToGrid w:val="0"/>
               <w:spacing w:line="240" w:lineRule="exact"/>
               <w:rPr>
-                <w:rFonts w:ascii="思源黑体 CN Normal" w:eastAsia="思源黑体 CN Normal" w:hAnsi="思源黑体 CN Normal" w:hint="eastAsia"/>
+                <w:rFonts w:ascii="思源黑体 CN Normal" w:eastAsia="思源黑体 CN Normal" w:hAnsi="思源黑体 CN Normal"/>
                 <w:sz w:val="17"/>
                 <w:szCs w:val="17"/>
               </w:rPr>
@@ -773,7 +773,7 @@
               <w:snapToGrid w:val="0"/>
               <w:spacing w:line="240" w:lineRule="exact"/>
               <w:rPr>
-                <w:rFonts w:ascii="思源黑体 CN Bold" w:eastAsia="思源黑体 CN Bold" w:hAnsi="思源黑体 CN Bold" w:hint="eastAsia"/>
+                <w:rFonts w:ascii="思源黑体 CN Bold" w:eastAsia="思源黑体 CN Bold" w:hAnsi="思源黑体 CN Bold"/>
                 <w:color w:val="262626" w:themeColor="text1" w:themeTint="D9"/>
                 <w:sz w:val="17"/>
                 <w:szCs w:val="17"/>
@@ -823,7 +823,7 @@
               <w:snapToGrid w:val="0"/>
               <w:spacing w:line="240" w:lineRule="exact"/>
               <w:rPr>
-                <w:rFonts w:ascii="思源黑体 CN Normal" w:eastAsia="思源黑体 CN Normal" w:hAnsi="思源黑体 CN Normal" w:hint="eastAsia"/>
+                <w:rFonts w:ascii="思源黑体 CN Normal" w:eastAsia="思源黑体 CN Normal" w:hAnsi="思源黑体 CN Normal"/>
                 <w:color w:val="000000" w:themeColor="text1"/>
                 <w:sz w:val="17"/>
                 <w:szCs w:val="17"/>
@@ -886,7 +886,7 @@
               <w:snapToGrid w:val="0"/>
               <w:spacing w:line="240" w:lineRule="exact"/>
               <w:rPr>
-                <w:rFonts w:ascii="思源黑体 CN Normal" w:eastAsia="思源黑体 CN Normal" w:hAnsi="思源黑体 CN Normal" w:hint="eastAsia"/>
+                <w:rFonts w:ascii="思源黑体 CN Normal" w:eastAsia="思源黑体 CN Normal" w:hAnsi="思源黑体 CN Normal"/>
                 <w:color w:val="000000" w:themeColor="text1"/>
                 <w:sz w:val="17"/>
                 <w:szCs w:val="17"/>
@@ -909,7 +909,7 @@
               <w:snapToGrid w:val="0"/>
               <w:spacing w:line="240" w:lineRule="exact"/>
               <w:rPr>
-                <w:rFonts w:ascii="思源黑体 CN Bold" w:eastAsia="思源黑体 CN Bold" w:hAnsi="思源黑体 CN Bold" w:hint="eastAsia"/>
+                <w:rFonts w:ascii="思源黑体 CN Bold" w:eastAsia="思源黑体 CN Bold" w:hAnsi="思源黑体 CN Bold"/>
                 <w:color w:val="262626" w:themeColor="text1" w:themeTint="D9"/>
                 <w:sz w:val="17"/>
                 <w:szCs w:val="17"/>
@@ -960,7 +960,7 @@
               <w:snapToGrid w:val="0"/>
               <w:spacing w:line="240" w:lineRule="exact"/>
               <w:rPr>
-                <w:rFonts w:ascii="思源黑体 CN Normal" w:eastAsia="思源黑体 CN Normal" w:hAnsi="思源黑体 CN Normal" w:hint="eastAsia"/>
+                <w:rFonts w:ascii="思源黑体 CN Normal" w:eastAsia="思源黑体 CN Normal" w:hAnsi="思源黑体 CN Normal"/>
                 <w:sz w:val="17"/>
                 <w:szCs w:val="17"/>
               </w:rPr>
@@ -1019,7 +1019,7 @@
               <w:snapToGrid w:val="0"/>
               <w:spacing w:line="240" w:lineRule="exact"/>
               <w:rPr>
-                <w:rFonts w:ascii="思源黑体 CN Bold" w:eastAsia="思源黑体 CN Bold" w:hAnsi="思源黑体 CN Bold" w:hint="eastAsia"/>
+                <w:rFonts w:ascii="思源黑体 CN Bold" w:eastAsia="思源黑体 CN Bold" w:hAnsi="思源黑体 CN Bold"/>
                 <w:color w:val="262626" w:themeColor="text1" w:themeTint="D9"/>
                 <w:sz w:val="17"/>
                 <w:szCs w:val="17"/>
@@ -1069,7 +1069,7 @@
               <w:snapToGrid w:val="0"/>
               <w:spacing w:line="240" w:lineRule="exact"/>
               <w:rPr>
-                <w:rFonts w:ascii="思源黑体 CN Normal" w:eastAsia="思源黑体 CN Normal" w:hAnsi="思源黑体 CN Normal" w:hint="eastAsia"/>
+                <w:rFonts w:ascii="思源黑体 CN Normal" w:eastAsia="思源黑体 CN Normal" w:hAnsi="思源黑体 CN Normal"/>
                 <w:sz w:val="17"/>
                 <w:szCs w:val="17"/>
               </w:rPr>
@@ -1120,7 +1120,7 @@
               <w:snapToGrid w:val="0"/>
               <w:spacing w:line="240" w:lineRule="exact"/>
               <w:rPr>
-                <w:rFonts w:ascii="思源黑体 CN Normal" w:eastAsia="思源黑体 CN Normal" w:hAnsi="思源黑体 CN Normal" w:hint="eastAsia"/>
+                <w:rFonts w:ascii="思源黑体 CN Normal" w:eastAsia="思源黑体 CN Normal" w:hAnsi="思源黑体 CN Normal"/>
                 <w:color w:val="000000" w:themeColor="text1"/>
                 <w:sz w:val="17"/>
                 <w:szCs w:val="17"/>
@@ -1143,7 +1143,7 @@
               <w:snapToGrid w:val="0"/>
               <w:spacing w:line="240" w:lineRule="exact"/>
               <w:rPr>
-                <w:rFonts w:ascii="思源黑体 CN Bold" w:eastAsia="思源黑体 CN Bold" w:hAnsi="思源黑体 CN Bold" w:hint="eastAsia"/>
+                <w:rFonts w:ascii="思源黑体 CN Bold" w:eastAsia="思源黑体 CN Bold" w:hAnsi="思源黑体 CN Bold"/>
                 <w:color w:val="262626" w:themeColor="text1" w:themeTint="D9"/>
                 <w:sz w:val="17"/>
                 <w:szCs w:val="17"/>
@@ -1176,7 +1176,7 @@
               <w:snapToGrid w:val="0"/>
               <w:spacing w:line="240" w:lineRule="exact"/>
               <w:rPr>
-                <w:rFonts w:ascii="思源黑体 CN Normal" w:eastAsia="思源黑体 CN Normal" w:hAnsi="思源黑体 CN Normal" w:hint="eastAsia"/>
+                <w:rFonts w:ascii="思源黑体 CN Normal" w:eastAsia="思源黑体 CN Normal" w:hAnsi="思源黑体 CN Normal"/>
                 <w:sz w:val="17"/>
                 <w:szCs w:val="17"/>
               </w:rPr>
@@ -1234,7 +1234,7 @@
               <w:snapToGrid w:val="0"/>
               <w:spacing w:line="240" w:lineRule="exact"/>
               <w:rPr>
-                <w:rFonts w:ascii="思源黑体 CN Bold" w:eastAsia="思源黑体 CN Bold" w:hAnsi="思源黑体 CN Bold" w:hint="eastAsia"/>
+                <w:rFonts w:ascii="思源黑体 CN Bold" w:eastAsia="思源黑体 CN Bold" w:hAnsi="思源黑体 CN Bold"/>
                 <w:color w:val="262626" w:themeColor="text1" w:themeTint="D9"/>
                 <w:sz w:val="17"/>
                 <w:szCs w:val="17"/>
@@ -1267,7 +1267,7 @@
               <w:snapToGrid w:val="0"/>
               <w:spacing w:line="240" w:lineRule="exact"/>
               <w:rPr>
-                <w:rFonts w:ascii="思源黑体 CN Normal" w:eastAsia="思源黑体 CN Normal" w:hAnsi="思源黑体 CN Normal" w:cs="思源黑体 CN Light" w:hint="eastAsia"/>
+                <w:rFonts w:ascii="思源黑体 CN Normal" w:eastAsia="思源黑体 CN Normal" w:hAnsi="思源黑体 CN Normal" w:cs="思源黑体 CN Light"/>
                 <w:bCs/>
                 <w:sz w:val="17"/>
                 <w:szCs w:val="17"/>
@@ -1331,7 +1331,7 @@
               <w:snapToGrid w:val="0"/>
               <w:spacing w:line="240" w:lineRule="exact"/>
               <w:rPr>
-                <w:rFonts w:ascii="思源黑体 CN Normal" w:eastAsia="思源黑体 CN Normal" w:hAnsi="思源黑体 CN Normal" w:hint="eastAsia"/>
+                <w:rFonts w:ascii="思源黑体 CN Normal" w:eastAsia="思源黑体 CN Normal" w:hAnsi="思源黑体 CN Normal"/>
                 <w:color w:val="000000" w:themeColor="text1"/>
                 <w:sz w:val="17"/>
                 <w:szCs w:val="17"/>
@@ -1356,7 +1356,7 @@
               <w:spacing w:line="240" w:lineRule="exact"/>
               <w:jc w:val="left"/>
               <w:rPr>
-                <w:rFonts w:ascii="思源黑体 CN Bold" w:eastAsia="思源黑体 CN Bold" w:hAnsi="思源黑体 CN Bold" w:hint="eastAsia"/>
+                <w:rFonts w:ascii="思源黑体 CN Bold" w:eastAsia="思源黑体 CN Bold" w:hAnsi="思源黑体 CN Bold"/>
                 <w:color w:val="262626" w:themeColor="text1" w:themeTint="D9"/>
                 <w:sz w:val="17"/>
                 <w:szCs w:val="17"/>
@@ -1390,7 +1390,7 @@
               <w:snapToGrid w:val="0"/>
               <w:spacing w:line="240" w:lineRule="exact"/>
               <w:rPr>
-                <w:rFonts w:ascii="思源黑体 CN Normal" w:eastAsia="思源黑体 CN Normal" w:hAnsi="思源黑体 CN Normal" w:cs="思源黑体 CN Light" w:hint="eastAsia"/>
+                <w:rFonts w:ascii="思源黑体 CN Normal" w:eastAsia="思源黑体 CN Normal" w:hAnsi="思源黑体 CN Normal" w:cs="思源黑体 CN Light"/>
                 <w:bCs/>
                 <w:color w:val="000000" w:themeColor="text1"/>
                 <w:sz w:val="17"/>
@@ -1450,7 +1450,7 @@
       <w:pPr>
         <w:spacing w:line="240" w:lineRule="exact"/>
         <w:rPr>
-          <w:rFonts w:ascii="思源黑体 CN Light" w:eastAsia="思源黑体 CN Light" w:hAnsi="思源黑体 CN Light" w:hint="eastAsia"/>
+          <w:rFonts w:ascii="思源黑体 CN Light" w:eastAsia="思源黑体 CN Light" w:hAnsi="思源黑体 CN Light"/>
           <w:b/>
           <w:bCs/>
           <w:color w:val="1E7648"/>
@@ -1500,7 +1500,7 @@
               <w:spacing w:line="240" w:lineRule="exact"/>
               <w:jc w:val="left"/>
               <w:rPr>
-                <w:rFonts w:ascii="思源黑体 CN Bold" w:eastAsia="思源黑体 CN Bold" w:hAnsi="思源黑体 CN Bold" w:hint="eastAsia"/>
+                <w:rFonts w:ascii="思源黑体 CN Bold" w:eastAsia="思源黑体 CN Bold" w:hAnsi="思源黑体 CN Bold"/>
                 <w:color w:val="E36C0A" w:themeColor="accent6" w:themeShade="BF"/>
                 <w:sz w:val="18"/>
                 <w:szCs w:val="18"/>
@@ -1560,7 +1560,7 @@
           <w:p>
             <w:pPr>
               <w:rPr>
-                <w:rFonts w:ascii="思源黑体 CN Light" w:eastAsia="思源黑体 CN Light" w:hAnsi="思源黑体 CN Light" w:hint="eastAsia"/>
+                <w:rFonts w:ascii="思源黑体 CN Light" w:eastAsia="思源黑体 CN Light" w:hAnsi="思源黑体 CN Light"/>
                 <w:sz w:val="4"/>
                 <w:szCs w:val="4"/>
               </w:rPr>
@@ -1579,7 +1579,7 @@
           <w:p>
             <w:pPr>
               <w:rPr>
-                <w:rFonts w:ascii="思源黑体 CN Light" w:eastAsia="思源黑体 CN Light" w:hAnsi="思源黑体 CN Light" w:hint="eastAsia"/>
+                <w:rFonts w:ascii="思源黑体 CN Light" w:eastAsia="思源黑体 CN Light" w:hAnsi="思源黑体 CN Light"/>
                 <w:sz w:val="4"/>
                 <w:szCs w:val="4"/>
               </w:rPr>
@@ -1595,7 +1595,7 @@
           <w:p>
             <w:pPr>
               <w:rPr>
-                <w:rFonts w:ascii="思源黑体 CN Light" w:eastAsia="思源黑体 CN Light" w:hAnsi="思源黑体 CN Light" w:hint="eastAsia"/>
+                <w:rFonts w:ascii="思源黑体 CN Light" w:eastAsia="思源黑体 CN Light" w:hAnsi="思源黑体 CN Light"/>
                 <w:sz w:val="4"/>
                 <w:szCs w:val="4"/>
               </w:rPr>
@@ -1615,7 +1615,7 @@
           <w:p>
             <w:pPr>
               <w:rPr>
-                <w:rFonts w:ascii="思源黑体 CN Light" w:eastAsia="思源黑体 CN Light" w:hAnsi="思源黑体 CN Light" w:hint="eastAsia"/>
+                <w:rFonts w:ascii="思源黑体 CN Light" w:eastAsia="思源黑体 CN Light" w:hAnsi="思源黑体 CN Light"/>
                 <w:sz w:val="4"/>
                 <w:szCs w:val="4"/>
               </w:rPr>
@@ -1634,7 +1634,7 @@
           <w:p>
             <w:pPr>
               <w:rPr>
-                <w:rFonts w:ascii="思源黑体 CN Light" w:eastAsia="思源黑体 CN Light" w:hAnsi="思源黑体 CN Light" w:hint="eastAsia"/>
+                <w:rFonts w:ascii="思源黑体 CN Light" w:eastAsia="思源黑体 CN Light" w:hAnsi="思源黑体 CN Light"/>
                 <w:sz w:val="4"/>
                 <w:szCs w:val="4"/>
               </w:rPr>
@@ -1661,7 +1661,7 @@
             <w:pPr>
               <w:spacing w:line="240" w:lineRule="exact"/>
               <w:rPr>
-                <w:rFonts w:ascii="思源黑体 CN Bold" w:eastAsia="思源黑体 CN Bold" w:hAnsi="思源黑体 CN Bold" w:hint="eastAsia"/>
+                <w:rFonts w:ascii="思源黑体 CN Bold" w:eastAsia="思源黑体 CN Bold" w:hAnsi="思源黑体 CN Bold"/>
                 <w:color w:val="262626" w:themeColor="text1" w:themeTint="D9"/>
                 <w:sz w:val="17"/>
                 <w:szCs w:val="17"/>
@@ -1692,7 +1692,7 @@
             <w:pPr>
               <w:spacing w:line="240" w:lineRule="exact"/>
               <w:rPr>
-                <w:rFonts w:ascii="思源黑体 CN Normal" w:eastAsia="思源黑体 CN Normal" w:hAnsi="思源黑体 CN Normal" w:hint="eastAsia"/>
+                <w:rFonts w:ascii="思源黑体 CN Normal" w:eastAsia="思源黑体 CN Normal" w:hAnsi="思源黑体 CN Normal"/>
                 <w:sz w:val="17"/>
                 <w:szCs w:val="17"/>
               </w:rPr>
@@ -1742,7 +1742,7 @@
             <w:pPr>
               <w:spacing w:line="240" w:lineRule="exact"/>
               <w:rPr>
-                <w:rFonts w:ascii="思源黑体 CN Normal" w:eastAsia="思源黑体 CN Normal" w:hAnsi="思源黑体 CN Normal" w:hint="eastAsia"/>
+                <w:rFonts w:ascii="思源黑体 CN Normal" w:eastAsia="思源黑体 CN Normal" w:hAnsi="思源黑体 CN Normal"/>
                 <w:sz w:val="17"/>
                 <w:szCs w:val="17"/>
               </w:rPr>
@@ -1763,7 +1763,7 @@
             <w:pPr>
               <w:spacing w:line="240" w:lineRule="exact"/>
               <w:rPr>
-                <w:rFonts w:ascii="思源黑体 CN Bold" w:eastAsia="思源黑体 CN Bold" w:hAnsi="思源黑体 CN Bold" w:hint="eastAsia"/>
+                <w:rFonts w:ascii="思源黑体 CN Bold" w:eastAsia="思源黑体 CN Bold" w:hAnsi="思源黑体 CN Bold"/>
                 <w:color w:val="262626" w:themeColor="text1" w:themeTint="D9"/>
                 <w:sz w:val="17"/>
                 <w:szCs w:val="17"/>
@@ -1795,7 +1795,7 @@
             <w:pPr>
               <w:spacing w:line="240" w:lineRule="exact"/>
               <w:rPr>
-                <w:rFonts w:ascii="思源黑体 CN Normal" w:eastAsia="思源黑体 CN Normal" w:hAnsi="思源黑体 CN Normal" w:hint="eastAsia"/>
+                <w:rFonts w:ascii="思源黑体 CN Normal" w:eastAsia="思源黑体 CN Normal" w:hAnsi="思源黑体 CN Normal"/>
                 <w:sz w:val="17"/>
                 <w:szCs w:val="17"/>
               </w:rPr>
@@ -1850,7 +1850,7 @@
             <w:pPr>
               <w:spacing w:line="240" w:lineRule="exact"/>
               <w:rPr>
-                <w:rFonts w:ascii="思源黑体 CN Bold" w:eastAsia="思源黑体 CN Bold" w:hAnsi="思源黑体 CN Bold" w:hint="eastAsia"/>
+                <w:rFonts w:ascii="思源黑体 CN Bold" w:eastAsia="思源黑体 CN Bold" w:hAnsi="思源黑体 CN Bold"/>
                 <w:color w:val="262626" w:themeColor="text1" w:themeTint="D9"/>
                 <w:sz w:val="17"/>
                 <w:szCs w:val="17"/>
@@ -1880,7 +1880,7 @@
             <w:pPr>
               <w:spacing w:line="240" w:lineRule="exact"/>
               <w:rPr>
-                <w:rFonts w:ascii="思源黑体 CN Normal" w:eastAsia="思源黑体 CN Normal" w:hAnsi="思源黑体 CN Normal" w:hint="eastAsia"/>
+                <w:rFonts w:ascii="思源黑体 CN Normal" w:eastAsia="思源黑体 CN Normal" w:hAnsi="思源黑体 CN Normal"/>
                 <w:color w:val="000000" w:themeColor="text1"/>
                 <w:sz w:val="17"/>
                 <w:szCs w:val="17"/>
@@ -1930,7 +1930,7 @@
             <w:pPr>
               <w:spacing w:line="240" w:lineRule="exact"/>
               <w:rPr>
-                <w:rFonts w:ascii="思源黑体 CN Normal" w:eastAsia="思源黑体 CN Normal" w:hAnsi="思源黑体 CN Normal" w:hint="eastAsia"/>
+                <w:rFonts w:ascii="思源黑体 CN Normal" w:eastAsia="思源黑体 CN Normal" w:hAnsi="思源黑体 CN Normal"/>
                 <w:color w:val="000000" w:themeColor="text1"/>
                 <w:sz w:val="17"/>
                 <w:szCs w:val="17"/>
@@ -1951,7 +1951,7 @@
             <w:pPr>
               <w:spacing w:line="240" w:lineRule="exact"/>
               <w:rPr>
-                <w:rFonts w:ascii="思源黑体 CN Bold" w:eastAsia="思源黑体 CN Bold" w:hAnsi="思源黑体 CN Bold" w:hint="eastAsia"/>
+                <w:rFonts w:ascii="思源黑体 CN Bold" w:eastAsia="思源黑体 CN Bold" w:hAnsi="思源黑体 CN Bold"/>
                 <w:color w:val="262626" w:themeColor="text1" w:themeTint="D9"/>
                 <w:sz w:val="17"/>
                 <w:szCs w:val="17"/>
@@ -1982,7 +1982,7 @@
             <w:pPr>
               <w:spacing w:line="240" w:lineRule="exact"/>
               <w:rPr>
-                <w:rFonts w:ascii="思源黑体 CN Normal" w:eastAsia="思源黑体 CN Normal" w:hAnsi="思源黑体 CN Normal" w:hint="eastAsia"/>
+                <w:rFonts w:ascii="思源黑体 CN Normal" w:eastAsia="思源黑体 CN Normal" w:hAnsi="思源黑体 CN Normal"/>
                 <w:sz w:val="17"/>
                 <w:szCs w:val="17"/>
               </w:rPr>
@@ -2044,7 +2044,7 @@
             <w:pPr>
               <w:spacing w:line="240" w:lineRule="exact"/>
               <w:rPr>
-                <w:rFonts w:ascii="思源黑体 CN Bold" w:eastAsia="思源黑体 CN Bold" w:hAnsi="思源黑体 CN Bold" w:hint="eastAsia"/>
+                <w:rFonts w:ascii="思源黑体 CN Bold" w:eastAsia="思源黑体 CN Bold" w:hAnsi="思源黑体 CN Bold"/>
                 <w:color w:val="262626" w:themeColor="text1" w:themeTint="D9"/>
                 <w:sz w:val="17"/>
                 <w:szCs w:val="17"/>
@@ -2074,7 +2074,7 @@
             <w:pPr>
               <w:spacing w:line="240" w:lineRule="exact"/>
               <w:rPr>
-                <w:rFonts w:ascii="思源黑体 CN Normal" w:eastAsia="思源黑体 CN Normal" w:hAnsi="思源黑体 CN Normal" w:hint="eastAsia"/>
+                <w:rFonts w:ascii="思源黑体 CN Normal" w:eastAsia="思源黑体 CN Normal" w:hAnsi="思源黑体 CN Normal"/>
                 <w:color w:val="000000" w:themeColor="text1"/>
                 <w:sz w:val="17"/>
                 <w:szCs w:val="17"/>
@@ -2124,7 +2124,7 @@
             <w:pPr>
               <w:spacing w:line="240" w:lineRule="exact"/>
               <w:rPr>
-                <w:rFonts w:ascii="思源黑体 CN Normal" w:eastAsia="思源黑体 CN Normal" w:hAnsi="思源黑体 CN Normal" w:hint="eastAsia"/>
+                <w:rFonts w:ascii="思源黑体 CN Normal" w:eastAsia="思源黑体 CN Normal" w:hAnsi="思源黑体 CN Normal"/>
                 <w:color w:val="000000" w:themeColor="text1"/>
                 <w:sz w:val="17"/>
                 <w:szCs w:val="17"/>
@@ -2145,7 +2145,7 @@
             <w:pPr>
               <w:spacing w:line="240" w:lineRule="exact"/>
               <w:rPr>
-                <w:rFonts w:ascii="思源黑体 CN Bold" w:eastAsia="思源黑体 CN Bold" w:hAnsi="思源黑体 CN Bold" w:hint="eastAsia"/>
+                <w:rFonts w:ascii="思源黑体 CN Bold" w:eastAsia="思源黑体 CN Bold" w:hAnsi="思源黑体 CN Bold"/>
                 <w:color w:val="262626" w:themeColor="text1" w:themeTint="D9"/>
                 <w:sz w:val="17"/>
                 <w:szCs w:val="17"/>
@@ -2176,7 +2176,7 @@
             <w:pPr>
               <w:spacing w:line="240" w:lineRule="exact"/>
               <w:rPr>
-                <w:rFonts w:ascii="思源黑体 CN Normal" w:eastAsia="思源黑体 CN Normal" w:hAnsi="思源黑体 CN Normal" w:hint="eastAsia"/>
+                <w:rFonts w:ascii="思源黑体 CN Normal" w:eastAsia="思源黑体 CN Normal" w:hAnsi="思源黑体 CN Normal"/>
                 <w:sz w:val="17"/>
                 <w:szCs w:val="17"/>
               </w:rPr>
@@ -2357,7 +2357,7 @@
             <w:pPr>
               <w:spacing w:line="240" w:lineRule="exact"/>
               <w:rPr>
-                <w:rFonts w:ascii="思源黑体 CN Bold" w:eastAsia="思源黑体 CN Bold" w:hAnsi="思源黑体 CN Bold" w:hint="eastAsia"/>
+                <w:rFonts w:ascii="思源黑体 CN Bold" w:eastAsia="思源黑体 CN Bold" w:hAnsi="思源黑体 CN Bold"/>
                 <w:color w:val="262626" w:themeColor="text1" w:themeTint="D9"/>
                 <w:sz w:val="17"/>
                 <w:szCs w:val="17"/>
@@ -2388,7 +2388,7 @@
             <w:pPr>
               <w:spacing w:line="240" w:lineRule="exact"/>
               <w:rPr>
-                <w:rFonts w:ascii="思源黑体 CN Normal" w:eastAsia="思源黑体 CN Normal" w:hAnsi="思源黑体 CN Normal" w:hint="eastAsia"/>
+                <w:rFonts w:ascii="思源黑体 CN Normal" w:eastAsia="思源黑体 CN Normal" w:hAnsi="思源黑体 CN Normal"/>
                 <w:color w:val="000000" w:themeColor="text1"/>
                 <w:sz w:val="17"/>
                 <w:szCs w:val="17"/>
@@ -2450,7 +2450,7 @@
             <w:pPr>
               <w:spacing w:line="240" w:lineRule="exact"/>
               <w:rPr>
-                <w:rFonts w:ascii="思源黑体 CN Normal" w:eastAsia="思源黑体 CN Normal" w:hAnsi="思源黑体 CN Normal" w:hint="eastAsia"/>
+                <w:rFonts w:ascii="思源黑体 CN Normal" w:eastAsia="思源黑体 CN Normal" w:hAnsi="思源黑体 CN Normal"/>
                 <w:color w:val="000000" w:themeColor="text1"/>
                 <w:sz w:val="17"/>
                 <w:szCs w:val="17"/>
@@ -2472,7 +2472,7 @@
             <w:pPr>
               <w:spacing w:line="240" w:lineRule="exact"/>
               <w:rPr>
-                <w:rFonts w:ascii="思源黑体 CN Bold" w:eastAsia="思源黑体 CN Bold" w:hAnsi="思源黑体 CN Bold" w:hint="eastAsia"/>
+                <w:rFonts w:ascii="思源黑体 CN Bold" w:eastAsia="思源黑体 CN Bold" w:hAnsi="思源黑体 CN Bold"/>
                 <w:color w:val="262626" w:themeColor="text1" w:themeTint="D9"/>
                 <w:sz w:val="17"/>
                 <w:szCs w:val="17"/>
@@ -2504,7 +2504,7 @@
             <w:pPr>
               <w:spacing w:line="240" w:lineRule="exact"/>
               <w:rPr>
-                <w:rFonts w:ascii="思源黑体 CN Normal" w:eastAsia="思源黑体 CN Normal" w:hAnsi="思源黑体 CN Normal" w:cs="思源黑体 CN Light" w:hint="eastAsia"/>
+                <w:rFonts w:ascii="思源黑体 CN Normal" w:eastAsia="思源黑体 CN Normal" w:hAnsi="思源黑体 CN Normal" w:cs="思源黑体 CN Light"/>
                 <w:bCs/>
                 <w:color w:val="000000" w:themeColor="text1"/>
                 <w:sz w:val="17"/>
@@ -2577,7 +2577,7 @@
       <w:pPr>
         <w:spacing w:line="240" w:lineRule="exact"/>
         <w:rPr>
-          <w:rFonts w:ascii="思源黑体 CN Normal" w:eastAsia="思源黑体 CN Normal" w:hAnsi="思源黑体 CN Normal" w:hint="eastAsia"/>
+          <w:rFonts w:ascii="思源黑体 CN Normal" w:eastAsia="思源黑体 CN Normal" w:hAnsi="思源黑体 CN Normal"/>
           <w:color w:val="000000" w:themeColor="text1"/>
           <w:sz w:val="17"/>
           <w:szCs w:val="17"/>
@@ -2591,7 +2591,7 @@
         </w:tabs>
         <w:outlineLvl w:val="1"/>
         <w:rPr>
-          <w:rFonts w:ascii="思源黑体 CN Bold" w:eastAsia="思源黑体 CN Bold" w:hAnsi="思源黑体 CN Bold" w:hint="eastAsia"/>
+          <w:rFonts w:ascii="思源黑体 CN Bold" w:eastAsia="思源黑体 CN Bold" w:hAnsi="思源黑体 CN Bold"/>
           <w:b/>
           <w:bCs/>
           <w:color w:val="1E7648"/>
@@ -2684,7 +2684,7 @@
               <w:snapToGrid w:val="0"/>
               <w:jc w:val="center"/>
               <w:rPr>
-                <w:rFonts w:ascii="思源黑体 CN Bold" w:eastAsia="思源黑体 CN Bold" w:hAnsi="思源黑体 CN Bold" w:hint="eastAsia"/>
+                <w:rFonts w:ascii="思源黑体 CN Bold" w:eastAsia="思源黑体 CN Bold" w:hAnsi="思源黑体 CN Bold"/>
                 <w:b/>
                 <w:bCs/>
                 <w:color w:val="FFFFFF" w:themeColor="background1"/>
@@ -2723,7 +2723,7 @@
               <w:adjustRightInd w:val="0"/>
               <w:snapToGrid w:val="0"/>
               <w:rPr>
-                <w:rFonts w:ascii="思源黑体 CN Normal" w:eastAsia="思源黑体 CN Normal" w:hAnsi="思源黑体 CN Normal" w:hint="eastAsia"/>
+                <w:rFonts w:ascii="思源黑体 CN Normal" w:eastAsia="思源黑体 CN Normal" w:hAnsi="思源黑体 CN Normal"/>
                 <w:color w:val="000000" w:themeColor="text1"/>
                 <w:sz w:val="17"/>
                 <w:szCs w:val="17"/>
@@ -2760,7 +2760,7 @@
               <w:ind w:firstLineChars="67" w:firstLine="114"/>
               <w:jc w:val="center"/>
               <w:rPr>
-                <w:rFonts w:ascii="思源黑体 CN Bold" w:eastAsia="思源黑体 CN Bold" w:hAnsi="思源黑体 CN Bold" w:hint="eastAsia"/>
+                <w:rFonts w:ascii="思源黑体 CN Bold" w:eastAsia="思源黑体 CN Bold" w:hAnsi="思源黑体 CN Bold"/>
                 <w:b/>
                 <w:bCs/>
                 <w:color w:val="FFFFFF" w:themeColor="background1"/>
@@ -2785,7 +2785,7 @@
               <w:snapToGrid w:val="0"/>
               <w:ind w:firstLineChars="67" w:firstLine="114"/>
               <w:rPr>
-                <w:rFonts w:ascii="思源黑体 CN Normal" w:eastAsia="思源黑体 CN Normal" w:hAnsi="思源黑体 CN Normal" w:hint="eastAsia"/>
+                <w:rFonts w:ascii="思源黑体 CN Normal" w:eastAsia="思源黑体 CN Normal" w:hAnsi="思源黑体 CN Normal"/>
                 <w:color w:val="000000" w:themeColor="text1"/>
                 <w:sz w:val="17"/>
                 <w:szCs w:val="17"/>
@@ -2814,7 +2814,7 @@
               <w:snapToGrid w:val="0"/>
               <w:jc w:val="center"/>
               <w:rPr>
-                <w:rFonts w:ascii="思源黑体 CN Bold" w:eastAsia="思源黑体 CN Bold" w:hAnsi="思源黑体 CN Bold" w:hint="eastAsia"/>
+                <w:rFonts w:ascii="思源黑体 CN Bold" w:eastAsia="思源黑体 CN Bold" w:hAnsi="思源黑体 CN Bold"/>
                 <w:b/>
                 <w:bCs/>
                 <w:color w:val="FFFFFF" w:themeColor="background1"/>
@@ -2849,7 +2849,7 @@
               <w:adjustRightInd w:val="0"/>
               <w:snapToGrid w:val="0"/>
               <w:rPr>
-                <w:rFonts w:ascii="思源黑体 CN Normal" w:eastAsia="思源黑体 CN Normal" w:hAnsi="思源黑体 CN Normal" w:hint="eastAsia"/>
+                <w:rFonts w:ascii="思源黑体 CN Normal" w:eastAsia="思源黑体 CN Normal" w:hAnsi="思源黑体 CN Normal"/>
                 <w:color w:val="000000" w:themeColor="text1"/>
                 <w:sz w:val="17"/>
                 <w:szCs w:val="17"/>
@@ -2949,7 +2949,7 @@
               <w:ind w:firstLineChars="67" w:firstLine="114"/>
               <w:jc w:val="center"/>
               <w:rPr>
-                <w:rFonts w:ascii="思源黑体 CN Bold" w:eastAsia="思源黑体 CN Bold" w:hAnsi="思源黑体 CN Bold" w:hint="eastAsia"/>
+                <w:rFonts w:ascii="思源黑体 CN Bold" w:eastAsia="思源黑体 CN Bold" w:hAnsi="思源黑体 CN Bold"/>
                 <w:b/>
                 <w:bCs/>
                 <w:color w:val="FFFFFF" w:themeColor="background1"/>
@@ -2974,7 +2974,7 @@
               <w:snapToGrid w:val="0"/>
               <w:ind w:firstLineChars="67" w:firstLine="114"/>
               <w:rPr>
-                <w:rFonts w:ascii="思源黑体 CN Normal" w:eastAsia="思源黑体 CN Normal" w:hAnsi="思源黑体 CN Normal" w:hint="eastAsia"/>
+                <w:rFonts w:ascii="思源黑体 CN Normal" w:eastAsia="思源黑体 CN Normal" w:hAnsi="思源黑体 CN Normal"/>
                 <w:color w:val="000000" w:themeColor="text1"/>
                 <w:sz w:val="17"/>
                 <w:szCs w:val="17"/>
@@ -3003,7 +3003,7 @@
               <w:snapToGrid w:val="0"/>
               <w:jc w:val="center"/>
               <w:rPr>
-                <w:rFonts w:ascii="思源黑体 CN Bold" w:eastAsia="思源黑体 CN Bold" w:hAnsi="思源黑体 CN Bold" w:hint="eastAsia"/>
+                <w:rFonts w:ascii="思源黑体 CN Bold" w:eastAsia="思源黑体 CN Bold" w:hAnsi="思源黑体 CN Bold"/>
                 <w:b/>
                 <w:bCs/>
                 <w:color w:val="FFFFFF" w:themeColor="background1"/>
@@ -3038,7 +3038,7 @@
               <w:adjustRightInd w:val="0"/>
               <w:snapToGrid w:val="0"/>
               <w:rPr>
-                <w:rFonts w:ascii="思源黑体 CN Normal" w:eastAsia="思源黑体 CN Normal" w:hAnsi="思源黑体 CN Normal" w:hint="eastAsia"/>
+                <w:rFonts w:ascii="思源黑体 CN Normal" w:eastAsia="思源黑体 CN Normal" w:hAnsi="思源黑体 CN Normal"/>
                 <w:color w:val="000000" w:themeColor="text1"/>
                 <w:sz w:val="17"/>
                 <w:szCs w:val="17"/>
@@ -3255,7 +3255,7 @@
               <w:ind w:firstLineChars="67" w:firstLine="114"/>
               <w:jc w:val="center"/>
               <w:rPr>
-                <w:rFonts w:ascii="思源黑体 CN Bold" w:eastAsia="思源黑体 CN Bold" w:hAnsi="思源黑体 CN Bold" w:hint="eastAsia"/>
+                <w:rFonts w:ascii="思源黑体 CN Bold" w:eastAsia="思源黑体 CN Bold" w:hAnsi="思源黑体 CN Bold"/>
                 <w:b/>
                 <w:bCs/>
                 <w:color w:val="FFFFFF" w:themeColor="background1"/>
@@ -3279,7 +3279,7 @@
               <w:adjustRightInd w:val="0"/>
               <w:snapToGrid w:val="0"/>
               <w:rPr>
-                <w:rFonts w:ascii="思源黑体 CN Normal" w:eastAsia="思源黑体 CN Normal" w:hAnsi="思源黑体 CN Normal" w:hint="eastAsia"/>
+                <w:rFonts w:ascii="思源黑体 CN Normal" w:eastAsia="思源黑体 CN Normal" w:hAnsi="思源黑体 CN Normal"/>
                 <w:color w:val="000000" w:themeColor="text1"/>
                 <w:sz w:val="17"/>
                 <w:szCs w:val="17"/>
@@ -3308,7 +3308,7 @@
               <w:snapToGrid w:val="0"/>
               <w:jc w:val="center"/>
               <w:rPr>
-                <w:rFonts w:ascii="思源黑体 CN Bold" w:eastAsia="思源黑体 CN Bold" w:hAnsi="思源黑体 CN Bold" w:hint="eastAsia"/>
+                <w:rFonts w:ascii="思源黑体 CN Bold" w:eastAsia="思源黑体 CN Bold" w:hAnsi="思源黑体 CN Bold"/>
                 <w:b/>
                 <w:bCs/>
                 <w:color w:val="FFFFFF" w:themeColor="background1"/>
@@ -3343,7 +3343,7 @@
               <w:adjustRightInd w:val="0"/>
               <w:snapToGrid w:val="0"/>
               <w:rPr>
-                <w:rFonts w:ascii="思源黑体 CN Normal" w:eastAsia="思源黑体 CN Normal" w:hAnsi="思源黑体 CN Normal" w:hint="eastAsia"/>
+                <w:rFonts w:ascii="思源黑体 CN Normal" w:eastAsia="思源黑体 CN Normal" w:hAnsi="思源黑体 CN Normal"/>
                 <w:color w:val="000000" w:themeColor="text1"/>
                 <w:sz w:val="17"/>
                 <w:szCs w:val="17"/>
@@ -3379,7 +3379,7 @@
               <w:ind w:firstLineChars="67" w:firstLine="117"/>
               <w:jc w:val="center"/>
               <w:rPr>
-                <w:rFonts w:ascii="思源黑体 CN Normal" w:eastAsia="思源黑体 CN Normal" w:hAnsi="思源黑体 CN Normal" w:hint="eastAsia"/>
+                <w:rFonts w:ascii="思源黑体 CN Normal" w:eastAsia="思源黑体 CN Normal" w:hAnsi="思源黑体 CN Normal"/>
                 <w:b/>
                 <w:bCs/>
                 <w:color w:val="FFFFFF" w:themeColor="background1"/>
@@ -3404,7 +3404,7 @@
               <w:snapToGrid w:val="0"/>
               <w:ind w:firstLineChars="67" w:firstLine="114"/>
               <w:rPr>
-                <w:rFonts w:ascii="思源黑体 CN Normal" w:eastAsia="思源黑体 CN Normal" w:hAnsi="思源黑体 CN Normal" w:hint="eastAsia"/>
+                <w:rFonts w:ascii="思源黑体 CN Normal" w:eastAsia="思源黑体 CN Normal" w:hAnsi="思源黑体 CN Normal"/>
                 <w:color w:val="000000" w:themeColor="text1"/>
                 <w:sz w:val="17"/>
                 <w:szCs w:val="17"/>
@@ -3423,7 +3423,7 @@
         <w:widowControl/>
         <w:jc w:val="left"/>
         <w:rPr>
-          <w:rFonts w:ascii="微软雅黑" w:eastAsia="微软雅黑" w:hAnsi="微软雅黑" w:hint="eastAsia"/>
+          <w:rFonts w:ascii="微软雅黑" w:eastAsia="微软雅黑" w:hAnsi="微软雅黑"/>
           <w:b/>
           <w:bCs/>
           <w:color w:val="1E7648"/>
@@ -3451,7 +3451,7 @@
         </w:tabs>
         <w:outlineLvl w:val="1"/>
         <w:rPr>
-          <w:rFonts w:ascii="思源黑体 CN Bold" w:eastAsia="思源黑体 CN Bold" w:hAnsi="思源黑体 CN Bold" w:hint="eastAsia"/>
+          <w:rFonts w:ascii="思源黑体 CN Bold" w:eastAsia="思源黑体 CN Bold" w:hAnsi="思源黑体 CN Bold"/>
           <w:b/>
           <w:bCs/>
           <w:color w:val="1E7648"/>
@@ -3513,7 +3513,9 @@
         <w:jc w:val="center"/>
         <w:outlineLvl w:val="1"/>
         <w:rPr>
-          <w:rFonts w:ascii="思源黑体 CN Bold" w:eastAsia="思源黑体 CN Bold" w:hAnsi="思源黑体 CN Bold" w:hint="eastAsia"/>
+          <w:rFonts w:ascii="思源黑体 CN Bold" w:eastAsia="思源黑体 CN Bold" w:hAnsi="思源黑体 CN Bold"/>
+          <w:b/>
+          <w:bCs/>
           <w:color w:val="1E7648"/>
           <w:szCs w:val="21"/>
         </w:rPr>
@@ -3521,6 +3523,8 @@
       <w:r>
         <w:rPr>
           <w:rFonts w:ascii="思源黑体 CN Bold" w:eastAsia="思源黑体 CN Bold" w:hAnsi="思源黑体 CN Bold" w:hint="eastAsia"/>
+          <w:b/>
+          <w:bCs/>
           <w:color w:val="1E7648"/>
           <w:szCs w:val="21"/>
         </w:rPr>
@@ -3529,6 +3533,8 @@
       <w:r>
         <w:rPr>
           <w:rFonts w:ascii="思源黑体 CN Bold" w:eastAsia="思源黑体 CN Bold" w:hAnsi="思源黑体 CN Bold" w:hint="eastAsia"/>
+          <w:b/>
+          <w:bCs/>
           <w:color w:val="1E7648"/>
           <w:szCs w:val="21"/>
         </w:rPr>
@@ -3537,6 +3543,8 @@
       <w:r>
         <w:rPr>
           <w:rFonts w:ascii="思源黑体 CN Bold" w:eastAsia="思源黑体 CN Bold" w:hAnsi="思源黑体 CN Bold" w:hint="eastAsia"/>
+          <w:b/>
+          <w:bCs/>
           <w:color w:val="1E7648"/>
           <w:szCs w:val="21"/>
         </w:rPr>
@@ -3545,6 +3553,8 @@
       <w:r>
         <w:rPr>
           <w:rFonts w:ascii="思源黑体 CN Bold" w:eastAsia="思源黑体 CN Bold" w:hAnsi="思源黑体 CN Bold" w:hint="eastAsia"/>
+          <w:b/>
+          <w:bCs/>
           <w:color w:val="1E7648"/>
           <w:szCs w:val="21"/>
         </w:rPr>
@@ -3553,6 +3563,8 @@
       <w:r>
         <w:rPr>
           <w:rFonts w:ascii="思源黑体 CN Bold" w:eastAsia="思源黑体 CN Bold" w:hAnsi="思源黑体 CN Bold" w:hint="eastAsia"/>
+          <w:b/>
+          <w:bCs/>
           <w:color w:val="1E7648"/>
           <w:szCs w:val="21"/>
         </w:rPr>
@@ -3565,7 +3577,7 @@
         <w:snapToGrid w:val="0"/>
         <w:spacing w:line="240" w:lineRule="exact"/>
         <w:rPr>
-          <w:rFonts w:ascii="思源黑体 CN Bold" w:eastAsia="思源黑体 CN Bold" w:hAnsi="思源黑体 CN Bold" w:hint="eastAsia"/>
+          <w:rFonts w:ascii="思源黑体 CN Bold" w:eastAsia="思源黑体 CN Bold" w:hAnsi="思源黑体 CN Bold"/>
           <w:color w:val="1E7648"/>
           <w:szCs w:val="21"/>
         </w:rPr>
@@ -3602,7 +3614,7 @@
               <w:spacing w:line="360" w:lineRule="exact"/>
               <w:jc w:val="center"/>
               <w:rPr>
-                <w:rFonts w:ascii="思源黑体 CN Bold" w:eastAsia="思源黑体 CN Bold" w:hAnsi="思源黑体 CN Bold" w:hint="eastAsia"/>
+                <w:rFonts w:ascii="思源黑体 CN Bold" w:eastAsia="思源黑体 CN Bold" w:hAnsi="思源黑体 CN Bold"/>
                 <w:b/>
                 <w:bCs/>
                 <w:color w:val="FFFFFF" w:themeColor="background1"/>
@@ -3631,7 +3643,7 @@
               <w:spacing w:line="360" w:lineRule="exact"/>
               <w:jc w:val="center"/>
               <w:rPr>
-                <w:rFonts w:ascii="思源黑体 CN Normal" w:eastAsia="思源黑体 CN Normal" w:hAnsi="思源黑体 CN Normal" w:hint="eastAsia"/>
+                <w:rFonts w:ascii="思源黑体 CN Normal" w:eastAsia="思源黑体 CN Normal" w:hAnsi="思源黑体 CN Normal"/>
                 <w:bCs/>
                 <w:iCs/>
                 <w:color w:val="FFFFFF" w:themeColor="background1"/>
@@ -3670,7 +3682,7 @@
               <w:spacing w:line="360" w:lineRule="exact"/>
               <w:jc w:val="center"/>
               <w:rPr>
-                <w:rFonts w:ascii="思源黑体 CN Normal" w:eastAsia="思源黑体 CN Normal" w:hAnsi="思源黑体 CN Normal" w:hint="eastAsia"/>
+                <w:rFonts w:ascii="思源黑体 CN Normal" w:eastAsia="思源黑体 CN Normal" w:hAnsi="思源黑体 CN Normal"/>
                 <w:color w:val="FFFFFF" w:themeColor="background1"/>
                 <w:kern w:val="0"/>
                 <w:sz w:val="17"/>
@@ -3766,7 +3778,7 @@
               <w:spacing w:line="320" w:lineRule="exact"/>
               <w:jc w:val="center"/>
               <w:rPr>
-                <w:rFonts w:ascii="思源黑体 CN Bold" w:eastAsia="思源黑体 CN Bold" w:hAnsi="思源黑体 CN Bold" w:hint="eastAsia"/>
+                <w:rFonts w:ascii="思源黑体 CN Bold" w:eastAsia="思源黑体 CN Bold" w:hAnsi="思源黑体 CN Bold"/>
                 <w:bCs/>
                 <w:color w:val="FFFFFF" w:themeColor="background1"/>
                 <w:sz w:val="18"/>
@@ -3789,7 +3801,7 @@
               <w:spacing w:line="360" w:lineRule="exact"/>
               <w:jc w:val="center"/>
               <w:rPr>
-                <w:rFonts w:ascii="思源黑体 CN Normal" w:eastAsia="思源黑体 CN Normal" w:hAnsi="思源黑体 CN Normal" w:cs="思源黑体 CN Light" w:hint="eastAsia"/>
+                <w:rFonts w:ascii="思源黑体 CN Normal" w:eastAsia="思源黑体 CN Normal" w:hAnsi="思源黑体 CN Normal" w:cs="思源黑体 CN Light"/>
                 <w:iCs/>
                 <w:color w:val="FFFFFF" w:themeColor="background1"/>
                 <w:sz w:val="17"/>
@@ -3819,7 +3831,7 @@
               <w:spacing w:line="320" w:lineRule="exact"/>
               <w:jc w:val="center"/>
               <w:rPr>
-                <w:rFonts w:ascii="思源黑体 CN Bold" w:eastAsia="思源黑体 CN Bold" w:hAnsi="思源黑体 CN Bold" w:hint="eastAsia"/>
+                <w:rFonts w:ascii="思源黑体 CN Bold" w:eastAsia="思源黑体 CN Bold" w:hAnsi="思源黑体 CN Bold"/>
                 <w:bCs/>
                 <w:color w:val="FFFFFF" w:themeColor="background1"/>
                 <w:sz w:val="18"/>
@@ -3844,7 +3856,7 @@
               <w:spacing w:line="360" w:lineRule="exact"/>
               <w:jc w:val="center"/>
               <w:rPr>
-                <w:rFonts w:ascii="思源黑体 CN Normal" w:eastAsia="思源黑体 CN Normal" w:hAnsi="思源黑体 CN Normal" w:hint="eastAsia"/>
+                <w:rFonts w:ascii="思源黑体 CN Normal" w:eastAsia="思源黑体 CN Normal" w:hAnsi="思源黑体 CN Normal"/>
                 <w:iCs/>
                 <w:color w:val="FFFFFF" w:themeColor="background1"/>
                 <w:sz w:val="17"/>
@@ -3880,7 +3892,7 @@
               <w:spacing w:beforeLines="10" w:before="31" w:afterLines="10" w:after="31"/>
               <w:jc w:val="center"/>
               <w:rPr>
-                <w:rFonts w:ascii="思源黑体 CN Normal" w:eastAsia="思源黑体 CN Normal" w:hAnsi="思源黑体 CN Normal" w:hint="eastAsia"/>
+                <w:rFonts w:ascii="思源黑体 CN Normal" w:eastAsia="思源黑体 CN Normal" w:hAnsi="思源黑体 CN Normal"/>
                 <w:iCs/>
                 <w:sz w:val="17"/>
                 <w:szCs w:val="17"/>
@@ -3934,7 +3946,7 @@
               <w:spacing w:beforeLines="10" w:before="31" w:afterLines="10" w:after="31"/>
               <w:jc w:val="center"/>
               <w:rPr>
-                <w:rFonts w:ascii="思源黑体 CN Bold" w:eastAsia="思源黑体 CN Bold" w:hAnsi="思源黑体 CN Bold" w:cs="思源黑体 CN Light" w:hint="eastAsia"/>
+                <w:rFonts w:ascii="思源黑体 CN Bold" w:eastAsia="思源黑体 CN Bold" w:hAnsi="思源黑体 CN Bold" w:cs="思源黑体 CN Light"/>
                 <w:b/>
                 <w:i/>
                 <w:iCs/>
@@ -3961,7 +3973,7 @@
               <w:spacing w:beforeLines="10" w:before="31" w:afterLines="10" w:after="31"/>
               <w:jc w:val="center"/>
               <w:rPr>
-                <w:rFonts w:ascii="思源黑体 CN Bold" w:eastAsia="思源黑体 CN Bold" w:hAnsi="思源黑体 CN Bold" w:cs="思源黑体 CN Light" w:hint="eastAsia"/>
+                <w:rFonts w:ascii="思源黑体 CN Bold" w:eastAsia="思源黑体 CN Bold" w:hAnsi="思源黑体 CN Bold" w:cs="思源黑体 CN Light"/>
                 <w:b/>
                 <w:i/>
                 <w:iCs/>
@@ -3988,7 +4000,7 @@
               <w:spacing w:beforeLines="10" w:before="31" w:afterLines="10" w:after="31"/>
               <w:jc w:val="center"/>
               <w:rPr>
-                <w:rFonts w:ascii="思源黑体 CN Bold" w:eastAsia="思源黑体 CN Bold" w:hAnsi="思源黑体 CN Bold" w:cs="思源黑体 CN Light" w:hint="eastAsia"/>
+                <w:rFonts w:ascii="思源黑体 CN Bold" w:eastAsia="思源黑体 CN Bold" w:hAnsi="思源黑体 CN Bold" w:cs="思源黑体 CN Light"/>
                 <w:b/>
                 <w:i/>
                 <w:iCs/>
@@ -4027,7 +4039,7 @@
               <w:spacing w:beforeLines="10" w:before="31" w:afterLines="10" w:after="31"/>
               <w:jc w:val="center"/>
               <w:rPr>
-                <w:rFonts w:ascii="思源黑体 CN Normal" w:eastAsia="思源黑体 CN Normal" w:hAnsi="思源黑体 CN Normal" w:hint="eastAsia"/>
+                <w:rFonts w:ascii="思源黑体 CN Normal" w:eastAsia="思源黑体 CN Normal" w:hAnsi="思源黑体 CN Normal"/>
                 <w:bCs/>
                 <w:iCs/>
                 <w:color w:val="000000" w:themeColor="text1"/>
@@ -4057,7 +4069,7 @@
               <w:spacing w:beforeLines="10" w:before="31" w:afterLines="10" w:after="31"/>
               <w:jc w:val="center"/>
               <w:rPr>
-                <w:rFonts w:ascii="思源黑体 CN Normal" w:eastAsia="思源黑体 CN Normal" w:hAnsi="思源黑体 CN Normal" w:hint="eastAsia"/>
+                <w:rFonts w:ascii="思源黑体 CN Normal" w:eastAsia="思源黑体 CN Normal" w:hAnsi="思源黑体 CN Normal"/>
                 <w:kern w:val="0"/>
                 <w:sz w:val="17"/>
                 <w:szCs w:val="17"/>
@@ -4083,7 +4095,7 @@
               <w:spacing w:beforeLines="10" w:before="31" w:afterLines="10" w:after="31"/>
               <w:jc w:val="center"/>
               <w:rPr>
-                <w:rFonts w:ascii="思源黑体 CN Normal" w:eastAsia="思源黑体 CN Normal" w:hAnsi="思源黑体 CN Normal" w:cs="思源黑体 CN Light" w:hint="eastAsia"/>
+                <w:rFonts w:ascii="思源黑体 CN Normal" w:eastAsia="思源黑体 CN Normal" w:hAnsi="思源黑体 CN Normal" w:cs="思源黑体 CN Light"/>
                 <w:iCs/>
                 <w:sz w:val="17"/>
                 <w:szCs w:val="17"/>
@@ -4111,7 +4123,7 @@
               <w:spacing w:beforeLines="10" w:before="31" w:afterLines="10" w:after="31"/>
               <w:jc w:val="center"/>
               <w:rPr>
-                <w:rFonts w:ascii="思源黑体 CN Normal" w:eastAsia="思源黑体 CN Normal" w:hAnsi="思源黑体 CN Normal" w:hint="eastAsia"/>
+                <w:rFonts w:ascii="思源黑体 CN Normal" w:eastAsia="思源黑体 CN Normal" w:hAnsi="思源黑体 CN Normal"/>
                 <w:iCs/>
                 <w:sz w:val="17"/>
                 <w:szCs w:val="17"/>
@@ -4165,7 +4177,7 @@
               <w:spacing w:beforeLines="10" w:before="31" w:afterLines="10" w:after="31"/>
               <w:jc w:val="center"/>
               <w:rPr>
-                <w:rFonts w:ascii="思源黑体 CN Normal" w:eastAsia="思源黑体 CN Normal" w:hAnsi="思源黑体 CN Normal" w:hint="eastAsia"/>
+                <w:rFonts w:ascii="思源黑体 CN Normal" w:eastAsia="思源黑体 CN Normal" w:hAnsi="思源黑体 CN Normal"/>
                 <w:iCs/>
                 <w:sz w:val="17"/>
                 <w:szCs w:val="17"/>
@@ -4219,7 +4231,7 @@
               <w:spacing w:beforeLines="10" w:before="31" w:afterLines="10" w:after="31"/>
               <w:jc w:val="center"/>
               <w:rPr>
-                <w:rFonts w:ascii="思源黑体 CN Normal" w:eastAsia="思源黑体 CN Normal" w:hAnsi="思源黑体 CN Normal" w:hint="eastAsia"/>
+                <w:rFonts w:ascii="思源黑体 CN Normal" w:eastAsia="思源黑体 CN Normal" w:hAnsi="思源黑体 CN Normal"/>
                 <w:iCs/>
                 <w:sz w:val="17"/>
                 <w:szCs w:val="17"/>
@@ -4302,7 +4314,7 @@
               <w:spacing w:beforeLines="10" w:before="31" w:afterLines="10" w:after="31"/>
               <w:jc w:val="center"/>
               <w:rPr>
-                <w:rFonts w:ascii="思源黑体 CN Normal" w:eastAsia="思源黑体 CN Normal" w:hAnsi="思源黑体 CN Normal" w:hint="eastAsia"/>
+                <w:rFonts w:ascii="思源黑体 CN Normal" w:eastAsia="思源黑体 CN Normal" w:hAnsi="思源黑体 CN Normal"/>
                 <w:iCs/>
                 <w:sz w:val="17"/>
                 <w:szCs w:val="17"/>
@@ -4345,7 +4357,7 @@
               <w:spacing w:beforeLines="10" w:before="31" w:afterLines="10" w:after="31"/>
               <w:jc w:val="center"/>
               <w:rPr>
-                <w:rFonts w:ascii="思源黑体 CN Normal" w:eastAsia="思源黑体 CN Normal" w:hAnsi="思源黑体 CN Normal" w:hint="eastAsia"/>
+                <w:rFonts w:ascii="思源黑体 CN Normal" w:eastAsia="思源黑体 CN Normal" w:hAnsi="思源黑体 CN Normal"/>
                 <w:iCs/>
                 <w:sz w:val="17"/>
                 <w:szCs w:val="17"/>
@@ -4368,7 +4380,7 @@
               <w:spacing w:beforeLines="10" w:before="31" w:afterLines="10" w:after="31"/>
               <w:jc w:val="center"/>
               <w:rPr>
-                <w:rFonts w:ascii="思源黑体 CN Normal" w:eastAsia="思源黑体 CN Normal" w:hAnsi="思源黑体 CN Normal" w:hint="eastAsia"/>
+                <w:rFonts w:ascii="思源黑体 CN Normal" w:eastAsia="思源黑体 CN Normal" w:hAnsi="思源黑体 CN Normal"/>
                 <w:iCs/>
                 <w:sz w:val="17"/>
                 <w:szCs w:val="17"/>
@@ -4422,7 +4434,7 @@
               <w:spacing w:beforeLines="10" w:before="31" w:afterLines="10" w:after="31"/>
               <w:jc w:val="center"/>
               <w:rPr>
-                <w:rFonts w:ascii="思源黑体 CN Normal" w:eastAsia="思源黑体 CN Normal" w:hAnsi="思源黑体 CN Normal" w:hint="eastAsia"/>
+                <w:rFonts w:ascii="思源黑体 CN Normal" w:eastAsia="思源黑体 CN Normal" w:hAnsi="思源黑体 CN Normal"/>
                 <w:iCs/>
                 <w:sz w:val="17"/>
                 <w:szCs w:val="17"/>
@@ -4476,7 +4488,7 @@
               <w:spacing w:beforeLines="10" w:before="31" w:afterLines="10" w:after="31"/>
               <w:jc w:val="center"/>
               <w:rPr>
-                <w:rFonts w:ascii="思源黑体 CN Normal" w:eastAsia="思源黑体 CN Normal" w:hAnsi="思源黑体 CN Normal" w:hint="eastAsia"/>
+                <w:rFonts w:ascii="思源黑体 CN Normal" w:eastAsia="思源黑体 CN Normal" w:hAnsi="思源黑体 CN Normal"/>
                 <w:iCs/>
                 <w:sz w:val="17"/>
                 <w:szCs w:val="17"/>
@@ -4539,7 +4551,7 @@
               <w:spacing w:beforeLines="10" w:before="31" w:afterLines="10" w:after="31"/>
               <w:jc w:val="center"/>
               <w:rPr>
-                <w:rFonts w:ascii="思源黑体 CN Normal" w:eastAsia="思源黑体 CN Normal" w:hAnsi="思源黑体 CN Normal" w:hint="eastAsia"/>
+                <w:rFonts w:ascii="思源黑体 CN Normal" w:eastAsia="思源黑体 CN Normal" w:hAnsi="思源黑体 CN Normal"/>
                 <w:iCs/>
                 <w:sz w:val="17"/>
                 <w:szCs w:val="17"/>
@@ -4582,7 +4594,7 @@
               <w:spacing w:beforeLines="10" w:before="31" w:afterLines="10" w:after="31"/>
               <w:jc w:val="center"/>
               <w:rPr>
-                <w:rFonts w:ascii="思源黑体 CN Normal" w:eastAsia="思源黑体 CN Normal" w:hAnsi="思源黑体 CN Normal" w:hint="eastAsia"/>
+                <w:rFonts w:ascii="思源黑体 CN Normal" w:eastAsia="思源黑体 CN Normal" w:hAnsi="思源黑体 CN Normal"/>
                 <w:iCs/>
                 <w:sz w:val="17"/>
                 <w:szCs w:val="17"/>
@@ -4605,7 +4617,7 @@
               <w:spacing w:beforeLines="10" w:before="31" w:afterLines="10" w:after="31"/>
               <w:jc w:val="center"/>
               <w:rPr>
-                <w:rFonts w:ascii="思源黑体 CN Normal" w:eastAsia="思源黑体 CN Normal" w:hAnsi="思源黑体 CN Normal" w:hint="eastAsia"/>
+                <w:rFonts w:ascii="思源黑体 CN Normal" w:eastAsia="思源黑体 CN Normal" w:hAnsi="思源黑体 CN Normal"/>
                 <w:iCs/>
                 <w:sz w:val="17"/>
                 <w:szCs w:val="17"/>
@@ -4659,7 +4671,7 @@
               <w:spacing w:beforeLines="10" w:before="31" w:afterLines="10" w:after="31"/>
               <w:jc w:val="center"/>
               <w:rPr>
-                <w:rFonts w:ascii="思源黑体 CN Normal" w:eastAsia="思源黑体 CN Normal" w:hAnsi="思源黑体 CN Normal" w:hint="eastAsia"/>
+                <w:rFonts w:ascii="思源黑体 CN Normal" w:eastAsia="思源黑体 CN Normal" w:hAnsi="思源黑体 CN Normal"/>
                 <w:iCs/>
                 <w:sz w:val="17"/>
                 <w:szCs w:val="17"/>
@@ -4713,7 +4725,7 @@
               <w:spacing w:beforeLines="10" w:before="31" w:afterLines="10" w:after="31"/>
               <w:jc w:val="center"/>
               <w:rPr>
-                <w:rFonts w:ascii="思源黑体 CN Normal" w:eastAsia="思源黑体 CN Normal" w:hAnsi="思源黑体 CN Normal" w:hint="eastAsia"/>
+                <w:rFonts w:ascii="思源黑体 CN Normal" w:eastAsia="思源黑体 CN Normal" w:hAnsi="思源黑体 CN Normal"/>
                 <w:iCs/>
                 <w:sz w:val="17"/>
                 <w:szCs w:val="17"/>
@@ -4756,7 +4768,7 @@
               <w:spacing w:beforeLines="10" w:before="31" w:afterLines="10" w:after="31"/>
               <w:jc w:val="center"/>
               <w:rPr>
-                <w:rFonts w:ascii="思源黑体 CN Normal" w:eastAsia="思源黑体 CN Normal" w:hAnsi="思源黑体 CN Normal" w:hint="eastAsia"/>
+                <w:rFonts w:ascii="思源黑体 CN Normal" w:eastAsia="思源黑体 CN Normal" w:hAnsi="思源黑体 CN Normal"/>
                 <w:iCs/>
                 <w:sz w:val="17"/>
                 <w:szCs w:val="17"/>
@@ -4799,7 +4811,7 @@
               <w:spacing w:beforeLines="10" w:before="31" w:afterLines="10" w:after="31"/>
               <w:jc w:val="center"/>
               <w:rPr>
-                <w:rFonts w:ascii="思源黑体 CN Normal" w:eastAsia="思源黑体 CN Normal" w:hAnsi="思源黑体 CN Normal" w:hint="eastAsia"/>
+                <w:rFonts w:ascii="思源黑体 CN Normal" w:eastAsia="思源黑体 CN Normal" w:hAnsi="思源黑体 CN Normal"/>
                 <w:iCs/>
                 <w:sz w:val="17"/>
                 <w:szCs w:val="17"/>
@@ -4833,7 +4845,7 @@
               <w:spacing w:beforeLines="10" w:before="31" w:afterLines="10" w:after="31"/>
               <w:jc w:val="center"/>
               <w:rPr>
-                <w:rFonts w:ascii="思源黑体 CN Normal" w:eastAsia="思源黑体 CN Normal" w:hAnsi="思源黑体 CN Normal" w:hint="eastAsia"/>
+                <w:rFonts w:ascii="思源黑体 CN Normal" w:eastAsia="思源黑体 CN Normal" w:hAnsi="思源黑体 CN Normal"/>
                 <w:iCs/>
                 <w:sz w:val="17"/>
                 <w:szCs w:val="17"/>
@@ -4868,7 +4880,7 @@
               <w:spacing w:beforeLines="10" w:before="31" w:afterLines="10" w:after="31"/>
               <w:jc w:val="center"/>
               <w:rPr>
-                <w:rFonts w:ascii="思源黑体 CN Normal" w:eastAsia="思源黑体 CN Normal" w:hAnsi="思源黑体 CN Normal" w:hint="eastAsia"/>
+                <w:rFonts w:ascii="思源黑体 CN Normal" w:eastAsia="思源黑体 CN Normal" w:hAnsi="思源黑体 CN Normal"/>
                 <w:iCs/>
                 <w:sz w:val="17"/>
                 <w:szCs w:val="17"/>
@@ -4971,7 +4983,7 @@
               <w:spacing w:beforeLines="10" w:before="31" w:afterLines="10" w:after="31"/>
               <w:jc w:val="center"/>
               <w:rPr>
-                <w:rFonts w:ascii="思源黑体 CN Normal" w:eastAsia="思源黑体 CN Normal" w:hAnsi="思源黑体 CN Normal" w:hint="eastAsia"/>
+                <w:rFonts w:ascii="思源黑体 CN Normal" w:eastAsia="思源黑体 CN Normal" w:hAnsi="思源黑体 CN Normal"/>
                 <w:iCs/>
                 <w:sz w:val="17"/>
                 <w:szCs w:val="17"/>
@@ -5083,7 +5095,7 @@
               <w:spacing w:beforeLines="10" w:before="31" w:afterLines="10" w:after="31"/>
               <w:jc w:val="center"/>
               <w:rPr>
-                <w:rFonts w:ascii="思源黑体 CN Bold" w:eastAsia="思源黑体 CN Bold" w:hAnsi="思源黑体 CN Bold" w:cs="思源黑体 CN Light" w:hint="eastAsia"/>
+                <w:rFonts w:ascii="思源黑体 CN Bold" w:eastAsia="思源黑体 CN Bold" w:hAnsi="思源黑体 CN Bold" w:cs="思源黑体 CN Light"/>
                 <w:b/>
                 <w:sz w:val="17"/>
                 <w:szCs w:val="17"/>
@@ -5227,7 +5239,7 @@
               <w:spacing w:beforeLines="10" w:before="31" w:afterLines="10" w:after="31"/>
               <w:jc w:val="center"/>
               <w:rPr>
-                <w:rFonts w:ascii="思源黑体 CN Bold" w:eastAsia="思源黑体 CN Bold" w:hAnsi="思源黑体 CN Bold" w:cs="思源黑体 CN Light" w:hint="eastAsia"/>
+                <w:rFonts w:ascii="思源黑体 CN Bold" w:eastAsia="思源黑体 CN Bold" w:hAnsi="思源黑体 CN Bold" w:cs="思源黑体 CN Light"/>
                 <w:b/>
                 <w:sz w:val="17"/>
                 <w:szCs w:val="17"/>
@@ -5301,7 +5313,7 @@
               <w:spacing w:beforeLines="10" w:before="31" w:afterLines="10" w:after="31"/>
               <w:jc w:val="center"/>
               <w:rPr>
-                <w:rFonts w:ascii="思源黑体 CN Bold" w:eastAsia="思源黑体 CN Bold" w:hAnsi="思源黑体 CN Bold" w:cs="思源黑体 CN Light" w:hint="eastAsia"/>
+                <w:rFonts w:ascii="思源黑体 CN Bold" w:eastAsia="思源黑体 CN Bold" w:hAnsi="思源黑体 CN Bold" w:cs="思源黑体 CN Light"/>
                 <w:b/>
                 <w:i/>
                 <w:iCs/>
@@ -5365,7 +5377,7 @@
               <w:spacing w:beforeLines="10" w:before="31" w:afterLines="10" w:after="31"/>
               <w:jc w:val="center"/>
               <w:rPr>
-                <w:rFonts w:ascii="思源黑体 CN Bold" w:eastAsia="思源黑体 CN Bold" w:hAnsi="思源黑体 CN Bold" w:cs="思源黑体 CN Light" w:hint="eastAsia"/>
+                <w:rFonts w:ascii="思源黑体 CN Bold" w:eastAsia="思源黑体 CN Bold" w:hAnsi="思源黑体 CN Bold" w:cs="思源黑体 CN Light"/>
                 <w:b/>
                 <w:i/>
                 <w:iCs/>
@@ -5429,7 +5441,7 @@
               <w:spacing w:beforeLines="10" w:before="31" w:afterLines="10" w:after="31"/>
               <w:jc w:val="center"/>
               <w:rPr>
-                <w:rFonts w:ascii="思源黑体 CN Bold" w:eastAsia="思源黑体 CN Bold" w:hAnsi="思源黑体 CN Bold" w:cs="思源黑体 CN Light" w:hint="eastAsia"/>
+                <w:rFonts w:ascii="思源黑体 CN Bold" w:eastAsia="思源黑体 CN Bold" w:hAnsi="思源黑体 CN Bold" w:cs="思源黑体 CN Light"/>
                 <w:b/>
                 <w:sz w:val="17"/>
                 <w:szCs w:val="17"/>
@@ -5452,7 +5464,7 @@
               <w:spacing w:beforeLines="10" w:before="31" w:afterLines="10" w:after="31"/>
               <w:jc w:val="center"/>
               <w:rPr>
-                <w:rFonts w:ascii="思源黑体 CN Bold" w:eastAsia="思源黑体 CN Bold" w:hAnsi="思源黑体 CN Bold" w:cs="思源黑体 CN Light" w:hint="eastAsia"/>
+                <w:rFonts w:ascii="思源黑体 CN Bold" w:eastAsia="思源黑体 CN Bold" w:hAnsi="思源黑体 CN Bold" w:cs="思源黑体 CN Light"/>
                 <w:b/>
                 <w:i/>
                 <w:iCs/>
@@ -5516,7 +5528,7 @@
               <w:spacing w:beforeLines="10" w:before="31" w:afterLines="10" w:after="31"/>
               <w:jc w:val="center"/>
               <w:rPr>
-                <w:rFonts w:ascii="思源黑体 CN Bold" w:eastAsia="思源黑体 CN Bold" w:hAnsi="思源黑体 CN Bold" w:cs="思源黑体 CN Light" w:hint="eastAsia"/>
+                <w:rFonts w:ascii="思源黑体 CN Bold" w:eastAsia="思源黑体 CN Bold" w:hAnsi="思源黑体 CN Bold" w:cs="思源黑体 CN Light"/>
                 <w:b/>
                 <w:sz w:val="17"/>
                 <w:szCs w:val="17"/>
@@ -5539,7 +5551,7 @@
               <w:spacing w:beforeLines="10" w:before="31" w:afterLines="10" w:after="31"/>
               <w:jc w:val="center"/>
               <w:rPr>
-                <w:rFonts w:ascii="思源黑体 CN Bold" w:eastAsia="思源黑体 CN Bold" w:hAnsi="思源黑体 CN Bold" w:cs="思源黑体 CN Light" w:hint="eastAsia"/>
+                <w:rFonts w:ascii="思源黑体 CN Bold" w:eastAsia="思源黑体 CN Bold" w:hAnsi="思源黑体 CN Bold" w:cs="思源黑体 CN Light"/>
                 <w:b/>
                 <w:sz w:val="17"/>
                 <w:szCs w:val="17"/>
@@ -5562,7 +5574,7 @@
               <w:spacing w:beforeLines="10" w:before="31" w:afterLines="10" w:after="31"/>
               <w:jc w:val="center"/>
               <w:rPr>
-                <w:rFonts w:ascii="思源黑体 CN Bold" w:eastAsia="思源黑体 CN Bold" w:hAnsi="思源黑体 CN Bold" w:cs="思源黑体 CN Light" w:hint="eastAsia"/>
+                <w:rFonts w:ascii="思源黑体 CN Bold" w:eastAsia="思源黑体 CN Bold" w:hAnsi="思源黑体 CN Bold" w:cs="思源黑体 CN Light"/>
                 <w:b/>
                 <w:i/>
                 <w:iCs/>
@@ -5626,7 +5638,7 @@
               <w:spacing w:beforeLines="10" w:before="31" w:afterLines="10" w:after="31"/>
               <w:jc w:val="center"/>
               <w:rPr>
-                <w:rFonts w:ascii="思源黑体 CN Bold" w:eastAsia="思源黑体 CN Bold" w:hAnsi="思源黑体 CN Bold" w:cs="思源黑体 CN Light" w:hint="eastAsia"/>
+                <w:rFonts w:ascii="思源黑体 CN Bold" w:eastAsia="思源黑体 CN Bold" w:hAnsi="思源黑体 CN Bold" w:cs="思源黑体 CN Light"/>
                 <w:b/>
                 <w:i/>
                 <w:iCs/>
@@ -5654,7 +5666,7 @@
               <w:spacing w:beforeLines="10" w:before="31" w:afterLines="10" w:after="31"/>
               <w:jc w:val="center"/>
               <w:rPr>
-                <w:rFonts w:ascii="思源黑体 CN Normal" w:eastAsia="思源黑体 CN Normal" w:hAnsi="思源黑体 CN Normal" w:hint="eastAsia"/>
+                <w:rFonts w:ascii="思源黑体 CN Normal" w:eastAsia="思源黑体 CN Normal" w:hAnsi="思源黑体 CN Normal"/>
                 <w:bCs/>
                 <w:iCs/>
                 <w:color w:val="000000" w:themeColor="text1"/>
@@ -5741,7 +5753,7 @@
               <w:spacing w:beforeLines="10" w:before="31" w:afterLines="10" w:after="31"/>
               <w:jc w:val="center"/>
               <w:rPr>
-                <w:rFonts w:ascii="思源黑体 CN Normal" w:eastAsia="思源黑体 CN Normal" w:hAnsi="思源黑体 CN Normal" w:hint="eastAsia"/>
+                <w:rFonts w:ascii="思源黑体 CN Normal" w:eastAsia="思源黑体 CN Normal" w:hAnsi="思源黑体 CN Normal"/>
                 <w:bCs/>
                 <w:iCs/>
                 <w:color w:val="000000" w:themeColor="text1"/>
@@ -5803,7 +5815,7 @@
               <w:spacing w:beforeLines="10" w:before="31" w:afterLines="10" w:after="31"/>
               <w:jc w:val="center"/>
               <w:rPr>
-                <w:rFonts w:ascii="思源黑体 CN Normal" w:eastAsia="思源黑体 CN Normal" w:hAnsi="思源黑体 CN Normal" w:hint="eastAsia"/>
+                <w:rFonts w:ascii="思源黑体 CN Normal" w:eastAsia="思源黑体 CN Normal" w:hAnsi="思源黑体 CN Normal"/>
                 <w:bCs/>
                 <w:iCs/>
                 <w:color w:val="000000" w:themeColor="text1"/>
@@ -5957,6 +5969,27 @@
               <w:spacing w:beforeLines="10" w:before="31" w:afterLines="10" w:after="31"/>
               <w:jc w:val="center"/>
               <w:rPr>
+                <w:rFonts w:ascii="思源黑体 CN Normal" w:eastAsia="思源黑体 CN Normal" w:hAnsi="思源黑体 CN Normal"/>
+                <w:bCs/>
+                <w:iCs/>
+                <w:color w:val="000000" w:themeColor="text1"/>
+                <w:sz w:val="17"/>
+                <w:szCs w:val="17"/>
+              </w:rPr>
+            </w:pPr>
+            <w:r>
+              <w:rPr>
+                <w:rFonts w:ascii="思源黑体 CN Normal" w:eastAsia="思源黑体 CN Normal" w:hAnsi="思源黑体 CN Normal"/>
+                <w:bCs/>
+                <w:iCs/>
+                <w:color w:val="000000" w:themeColor="text1"/>
+                <w:sz w:val="17"/>
+                <w:szCs w:val="17"/>
+              </w:rPr>
+              <w:t xml:space="preserve">{%p </w:t>
+            </w:r>
+            <w:r>
+              <w:rPr>
                 <w:rFonts w:ascii="思源黑体 CN Normal" w:eastAsia="思源黑体 CN Normal" w:hAnsi="思源黑体 CN Normal" w:hint="eastAsia"/>
                 <w:bCs/>
                 <w:iCs/>
@@ -5964,27 +5997,6 @@
                 <w:sz w:val="17"/>
                 <w:szCs w:val="17"/>
               </w:rPr>
-            </w:pPr>
-            <w:r>
-              <w:rPr>
-                <w:rFonts w:ascii="思源黑体 CN Normal" w:eastAsia="思源黑体 CN Normal" w:hAnsi="思源黑体 CN Normal"/>
-                <w:bCs/>
-                <w:iCs/>
-                <w:color w:val="000000" w:themeColor="text1"/>
-                <w:sz w:val="17"/>
-                <w:szCs w:val="17"/>
-              </w:rPr>
-              <w:t xml:space="preserve">{%p </w:t>
-            </w:r>
-            <w:r>
-              <w:rPr>
-                <w:rFonts w:ascii="思源黑体 CN Normal" w:eastAsia="思源黑体 CN Normal" w:hAnsi="思源黑体 CN Normal" w:hint="eastAsia"/>
-                <w:bCs/>
-                <w:iCs/>
-                <w:color w:val="000000" w:themeColor="text1"/>
-                <w:sz w:val="17"/>
-                <w:szCs w:val="17"/>
-              </w:rPr>
               <w:t>else</w:t>
             </w:r>
             <w:r>
@@ -6004,7 +6016,7 @@
               <w:spacing w:beforeLines="10" w:before="31" w:afterLines="10" w:after="31"/>
               <w:jc w:val="center"/>
               <w:rPr>
-                <w:rFonts w:ascii="思源黑体 CN Normal" w:eastAsia="思源黑体 CN Normal" w:hAnsi="思源黑体 CN Normal" w:hint="eastAsia"/>
+                <w:rFonts w:ascii="思源黑体 CN Normal" w:eastAsia="思源黑体 CN Normal" w:hAnsi="思源黑体 CN Normal"/>
                 <w:bCs/>
                 <w:iCs/>
                 <w:color w:val="000000" w:themeColor="text1"/>
@@ -6112,6 +6124,16 @@
               <w:spacing w:beforeLines="10" w:before="31" w:afterLines="10" w:after="31"/>
               <w:jc w:val="center"/>
               <w:rPr>
+                <w:rFonts w:ascii="思源黑体 CN Normal" w:eastAsia="思源黑体 CN Normal" w:hAnsi="思源黑体 CN Normal"/>
+                <w:bCs/>
+                <w:iCs/>
+                <w:color w:val="000000" w:themeColor="text1"/>
+                <w:sz w:val="17"/>
+                <w:szCs w:val="17"/>
+              </w:rPr>
+            </w:pPr>
+            <w:r>
+              <w:rPr>
                 <w:rFonts w:ascii="思源黑体 CN Normal" w:eastAsia="思源黑体 CN Normal" w:hAnsi="思源黑体 CN Normal" w:hint="eastAsia"/>
                 <w:bCs/>
                 <w:iCs/>
@@ -6119,7 +6141,19 @@
                 <w:sz w:val="17"/>
                 <w:szCs w:val="17"/>
               </w:rPr>
-            </w:pPr>
+              <w:t>{%p</w:t>
+            </w:r>
+            <w:r>
+              <w:rPr>
+                <w:rFonts w:ascii="思源黑体 CN Normal" w:eastAsia="思源黑体 CN Normal" w:hAnsi="思源黑体 CN Normal"/>
+                <w:bCs/>
+                <w:iCs/>
+                <w:color w:val="000000" w:themeColor="text1"/>
+                <w:sz w:val="17"/>
+                <w:szCs w:val="17"/>
+              </w:rPr>
+              <w:t xml:space="preserve"> endif</w:t>
+            </w:r>
             <w:r>
               <w:rPr>
                 <w:rFonts w:ascii="思源黑体 CN Normal" w:eastAsia="思源黑体 CN Normal" w:hAnsi="思源黑体 CN Normal" w:hint="eastAsia"/>
@@ -6129,28 +6163,6 @@
                 <w:sz w:val="17"/>
                 <w:szCs w:val="17"/>
               </w:rPr>
-              <w:t>{%p</w:t>
-            </w:r>
-            <w:r>
-              <w:rPr>
-                <w:rFonts w:ascii="思源黑体 CN Normal" w:eastAsia="思源黑体 CN Normal" w:hAnsi="思源黑体 CN Normal"/>
-                <w:bCs/>
-                <w:iCs/>
-                <w:color w:val="000000" w:themeColor="text1"/>
-                <w:sz w:val="17"/>
-                <w:szCs w:val="17"/>
-              </w:rPr>
-              <w:t xml:space="preserve"> endif</w:t>
-            </w:r>
-            <w:r>
-              <w:rPr>
-                <w:rFonts w:ascii="思源黑体 CN Normal" w:eastAsia="思源黑体 CN Normal" w:hAnsi="思源黑体 CN Normal" w:hint="eastAsia"/>
-                <w:bCs/>
-                <w:iCs/>
-                <w:color w:val="000000" w:themeColor="text1"/>
-                <w:sz w:val="17"/>
-                <w:szCs w:val="17"/>
-              </w:rPr>
               <w:t>%}</w:t>
             </w:r>
           </w:p>
@@ -6159,7 +6171,7 @@
               <w:spacing w:beforeLines="10" w:before="31" w:afterLines="10" w:after="31"/>
               <w:jc w:val="center"/>
               <w:rPr>
-                <w:rFonts w:ascii="思源黑体 CN Normal" w:eastAsia="思源黑体 CN Normal" w:hAnsi="思源黑体 CN Normal" w:hint="eastAsia"/>
+                <w:rFonts w:ascii="思源黑体 CN Normal" w:eastAsia="思源黑体 CN Normal" w:hAnsi="思源黑体 CN Normal"/>
                 <w:bCs/>
                 <w:iCs/>
                 <w:color w:val="000000" w:themeColor="text1"/>
@@ -6222,7 +6234,7 @@
               <w:spacing w:beforeLines="10" w:before="31" w:afterLines="10" w:after="31"/>
               <w:jc w:val="center"/>
               <w:rPr>
-                <w:rFonts w:ascii="思源黑体 CN Normal" w:eastAsia="思源黑体 CN Normal" w:hAnsi="思源黑体 CN Normal" w:hint="eastAsia"/>
+                <w:rFonts w:ascii="思源黑体 CN Normal" w:eastAsia="思源黑体 CN Normal" w:hAnsi="思源黑体 CN Normal"/>
                 <w:bCs/>
                 <w:iCs/>
                 <w:color w:val="000000" w:themeColor="text1"/>
@@ -6284,6 +6296,16 @@
               <w:spacing w:beforeLines="10" w:before="31" w:afterLines="10" w:after="31"/>
               <w:jc w:val="center"/>
               <w:rPr>
+                <w:rFonts w:ascii="思源黑体 CN Normal" w:eastAsia="思源黑体 CN Normal" w:hAnsi="思源黑体 CN Normal"/>
+                <w:bCs/>
+                <w:iCs/>
+                <w:color w:val="000000" w:themeColor="text1"/>
+                <w:sz w:val="17"/>
+                <w:szCs w:val="17"/>
+              </w:rPr>
+            </w:pPr>
+            <w:r>
+              <w:rPr>
                 <w:rFonts w:ascii="思源黑体 CN Normal" w:eastAsia="思源黑体 CN Normal" w:hAnsi="思源黑体 CN Normal" w:hint="eastAsia"/>
                 <w:bCs/>
                 <w:iCs/>
@@ -6291,16 +6313,6 @@
                 <w:sz w:val="17"/>
                 <w:szCs w:val="17"/>
               </w:rPr>
-            </w:pPr>
-            <w:r>
-              <w:rPr>
-                <w:rFonts w:ascii="思源黑体 CN Normal" w:eastAsia="思源黑体 CN Normal" w:hAnsi="思源黑体 CN Normal" w:hint="eastAsia"/>
-                <w:bCs/>
-                <w:iCs/>
-                <w:color w:val="000000" w:themeColor="text1"/>
-                <w:sz w:val="17"/>
-                <w:szCs w:val="17"/>
-              </w:rPr>
               <w:t>（MET exon14 skipping）</w:t>
             </w:r>
           </w:p>
@@ -6309,7 +6321,7 @@
               <w:spacing w:beforeLines="10" w:before="31" w:afterLines="10" w:after="31"/>
               <w:jc w:val="center"/>
               <w:rPr>
-                <w:rFonts w:ascii="思源黑体 CN Normal" w:eastAsia="思源黑体 CN Normal" w:hAnsi="思源黑体 CN Normal" w:hint="eastAsia"/>
+                <w:rFonts w:ascii="思源黑体 CN Normal" w:eastAsia="思源黑体 CN Normal" w:hAnsi="思源黑体 CN Normal"/>
                 <w:bCs/>
                 <w:iCs/>
                 <w:color w:val="000000" w:themeColor="text1"/>
@@ -6334,7 +6346,7 @@
               <w:spacing w:beforeLines="10" w:before="31" w:afterLines="10" w:after="31"/>
               <w:jc w:val="center"/>
               <w:rPr>
-                <w:rFonts w:ascii="思源黑体 CN Normal" w:eastAsia="思源黑体 CN Normal" w:hAnsi="思源黑体 CN Normal" w:hint="eastAsia"/>
+                <w:rFonts w:ascii="思源黑体 CN Normal" w:eastAsia="思源黑体 CN Normal" w:hAnsi="思源黑体 CN Normal"/>
                 <w:bCs/>
                 <w:iCs/>
                 <w:color w:val="000000" w:themeColor="text1"/>
@@ -6444,6 +6456,16 @@
               <w:spacing w:beforeLines="10" w:before="31" w:afterLines="10" w:after="31"/>
               <w:jc w:val="center"/>
               <w:rPr>
+                <w:rFonts w:ascii="思源黑体 CN Normal" w:eastAsia="思源黑体 CN Normal" w:hAnsi="思源黑体 CN Normal"/>
+                <w:bCs/>
+                <w:iCs/>
+                <w:color w:val="000000" w:themeColor="text1"/>
+                <w:sz w:val="17"/>
+                <w:szCs w:val="17"/>
+              </w:rPr>
+            </w:pPr>
+            <w:r>
+              <w:rPr>
                 <w:rFonts w:ascii="思源黑体 CN Normal" w:eastAsia="思源黑体 CN Normal" w:hAnsi="思源黑体 CN Normal" w:hint="eastAsia"/>
                 <w:bCs/>
                 <w:iCs/>
@@ -6451,16 +6473,6 @@
                 <w:sz w:val="17"/>
                 <w:szCs w:val="17"/>
               </w:rPr>
-            </w:pPr>
-            <w:r>
-              <w:rPr>
-                <w:rFonts w:ascii="思源黑体 CN Normal" w:eastAsia="思源黑体 CN Normal" w:hAnsi="思源黑体 CN Normal" w:hint="eastAsia"/>
-                <w:bCs/>
-                <w:iCs/>
-                <w:color w:val="000000" w:themeColor="text1"/>
-                <w:sz w:val="17"/>
-                <w:szCs w:val="17"/>
-              </w:rPr>
               <w:t>扩增</w:t>
             </w:r>
           </w:p>
@@ -6469,7 +6481,7 @@
               <w:spacing w:beforeLines="10" w:before="31" w:afterLines="10" w:after="31"/>
               <w:jc w:val="center"/>
               <w:rPr>
-                <w:rFonts w:ascii="思源黑体 CN Normal" w:eastAsia="思源黑体 CN Normal" w:hAnsi="思源黑体 CN Normal" w:hint="eastAsia"/>
+                <w:rFonts w:ascii="思源黑体 CN Normal" w:eastAsia="思源黑体 CN Normal" w:hAnsi="思源黑体 CN Normal"/>
                 <w:bCs/>
                 <w:iCs/>
                 <w:color w:val="000000" w:themeColor="text1"/>
@@ -6579,6 +6591,16 @@
               <w:spacing w:beforeLines="10" w:before="31" w:afterLines="10" w:after="31"/>
               <w:jc w:val="center"/>
               <w:rPr>
+                <w:rFonts w:ascii="思源黑体 CN Normal" w:eastAsia="思源黑体 CN Normal" w:hAnsi="思源黑体 CN Normal"/>
+                <w:bCs/>
+                <w:iCs/>
+                <w:color w:val="000000" w:themeColor="text1"/>
+                <w:sz w:val="17"/>
+                <w:szCs w:val="17"/>
+              </w:rPr>
+            </w:pPr>
+            <w:r>
+              <w:rPr>
                 <w:rFonts w:ascii="思源黑体 CN Normal" w:eastAsia="思源黑体 CN Normal" w:hAnsi="思源黑体 CN Normal" w:hint="eastAsia"/>
                 <w:bCs/>
                 <w:iCs/>
@@ -6586,7 +6608,8 @@
                 <w:sz w:val="17"/>
                 <w:szCs w:val="17"/>
               </w:rPr>
-            </w:pPr>
+              <w:t>{{a.five_prime_gene}}</w:t>
+            </w:r>
             <w:r>
               <w:rPr>
                 <w:rFonts w:ascii="思源黑体 CN Normal" w:eastAsia="思源黑体 CN Normal" w:hAnsi="思源黑体 CN Normal" w:hint="eastAsia"/>
@@ -6596,7 +6619,18 @@
                 <w:sz w:val="17"/>
                 <w:szCs w:val="17"/>
               </w:rPr>
-              <w:t>{{a.five_prime_gene}}</w:t>
+              <w:t>:</w:t>
+            </w:r>
+            <w:r>
+              <w:rPr>
+                <w:rFonts w:ascii="思源黑体 CN Normal" w:eastAsia="思源黑体 CN Normal" w:hAnsi="思源黑体 CN Normal"/>
+                <w:bCs/>
+                <w:iCs/>
+                <w:color w:val="000000" w:themeColor="text1"/>
+                <w:sz w:val="17"/>
+                <w:szCs w:val="17"/>
+              </w:rPr>
+              <w:t>{{a.five_prime_cds}}</w:t>
             </w:r>
             <w:r>
               <w:rPr>
@@ -6607,6 +6641,17 @@
                 <w:sz w:val="17"/>
                 <w:szCs w:val="17"/>
               </w:rPr>
+              <w:t>-{{a.three_prime_gene}}</w:t>
+            </w:r>
+            <w:r>
+              <w:rPr>
+                <w:rFonts w:ascii="思源黑体 CN Normal" w:eastAsia="思源黑体 CN Normal" w:hAnsi="思源黑体 CN Normal"/>
+                <w:bCs/>
+                <w:iCs/>
+                <w:color w:val="000000" w:themeColor="text1"/>
+                <w:sz w:val="17"/>
+                <w:szCs w:val="17"/>
+              </w:rPr>
               <w:t>:</w:t>
             </w:r>
             <w:r>
@@ -6618,7 +6663,7 @@
                 <w:sz w:val="17"/>
                 <w:szCs w:val="17"/>
               </w:rPr>
-              <w:t>{{a.five_prime_cds}}</w:t>
+              <w:t>{{a.three_prime_cds}}</w:t>
             </w:r>
             <w:r>
               <w:rPr>
@@ -6629,39 +6674,6 @@
                 <w:sz w:val="17"/>
                 <w:szCs w:val="17"/>
               </w:rPr>
-              <w:t>-{{a.three_prime_gene}}</w:t>
-            </w:r>
-            <w:r>
-              <w:rPr>
-                <w:rFonts w:ascii="思源黑体 CN Normal" w:eastAsia="思源黑体 CN Normal" w:hAnsi="思源黑体 CN Normal"/>
-                <w:bCs/>
-                <w:iCs/>
-                <w:color w:val="000000" w:themeColor="text1"/>
-                <w:sz w:val="17"/>
-                <w:szCs w:val="17"/>
-              </w:rPr>
-              <w:t>:</w:t>
-            </w:r>
-            <w:r>
-              <w:rPr>
-                <w:rFonts w:ascii="思源黑体 CN Normal" w:eastAsia="思源黑体 CN Normal" w:hAnsi="思源黑体 CN Normal"/>
-                <w:bCs/>
-                <w:iCs/>
-                <w:color w:val="000000" w:themeColor="text1"/>
-                <w:sz w:val="17"/>
-                <w:szCs w:val="17"/>
-              </w:rPr>
-              <w:t>{{a.three_prime_cds}}</w:t>
-            </w:r>
-            <w:r>
-              <w:rPr>
-                <w:rFonts w:ascii="思源黑体 CN Normal" w:eastAsia="思源黑体 CN Normal" w:hAnsi="思源黑体 CN Normal" w:hint="eastAsia"/>
-                <w:bCs/>
-                <w:iCs/>
-                <w:color w:val="000000" w:themeColor="text1"/>
-                <w:sz w:val="17"/>
-                <w:szCs w:val="17"/>
-              </w:rPr>
               <w:t>融合</w:t>
             </w:r>
           </w:p>
@@ -6670,7 +6682,7 @@
               <w:spacing w:beforeLines="10" w:before="31" w:afterLines="10" w:after="31"/>
               <w:jc w:val="center"/>
               <w:rPr>
-                <w:rFonts w:ascii="思源黑体 CN Normal" w:eastAsia="思源黑体 CN Normal" w:hAnsi="思源黑体 CN Normal" w:hint="eastAsia"/>
+                <w:rFonts w:ascii="思源黑体 CN Normal" w:eastAsia="思源黑体 CN Normal" w:hAnsi="思源黑体 CN Normal"/>
                 <w:bCs/>
                 <w:iCs/>
                 <w:color w:val="000000" w:themeColor="text1"/>
@@ -6756,7 +6768,7 @@
               <w:spacing w:beforeLines="10" w:before="31" w:afterLines="10" w:after="31"/>
               <w:jc w:val="center"/>
               <w:rPr>
-                <w:rFonts w:ascii="思源黑体 CN Normal" w:eastAsia="思源黑体 CN Normal" w:hAnsi="思源黑体 CN Normal" w:hint="eastAsia"/>
+                <w:rFonts w:ascii="思源黑体 CN Normal" w:eastAsia="思源黑体 CN Normal" w:hAnsi="思源黑体 CN Normal"/>
                 <w:bCs/>
                 <w:iCs/>
                 <w:color w:val="000000" w:themeColor="text1"/>
@@ -6786,72 +6798,496 @@
               <w:spacing w:beforeLines="10" w:before="31" w:afterLines="10" w:after="31"/>
               <w:jc w:val="center"/>
               <w:rPr>
+                <w:rFonts w:ascii="思源黑体 CN Normal" w:eastAsia="思源黑体 CN Normal" w:hAnsi="思源黑体 CN Normal"/>
+                <w:kern w:val="0"/>
+                <w:sz w:val="17"/>
+                <w:szCs w:val="17"/>
+              </w:rPr>
+            </w:pPr>
+            <w:r>
+              <w:rPr>
+                <w:rFonts w:ascii="思源黑体 CN Normal" w:eastAsia="思源黑体 CN Normal" w:hAnsi="思源黑体 CN Normal"/>
+                <w:kern w:val="0"/>
+                <w:sz w:val="17"/>
+                <w:szCs w:val="17"/>
+              </w:rPr>
+              <w:lastRenderedPageBreak/>
+              <w:t xml:space="preserve">{%p if </w:t>
+            </w:r>
+            <w:proofErr w:type="spellStart"/>
+            <w:r>
+              <w:rPr>
+                <w:rFonts w:ascii="思源黑体 CN Normal" w:eastAsia="思源黑体 CN Normal" w:hAnsi="思源黑体 CN Normal"/>
+                <w:kern w:val="0"/>
+                <w:sz w:val="17"/>
+                <w:szCs w:val="17"/>
+              </w:rPr>
+              <w:t>a.bio_category</w:t>
+            </w:r>
+            <w:proofErr w:type="spellEnd"/>
+            <w:r>
+              <w:rPr>
+                <w:rFonts w:ascii="思源黑体 CN Normal" w:eastAsia="思源黑体 CN Normal" w:hAnsi="思源黑体 CN Normal"/>
+                <w:kern w:val="0"/>
+                <w:sz w:val="17"/>
+                <w:szCs w:val="17"/>
+              </w:rPr>
+              <w:t>=</w:t>
+            </w:r>
+            <w:proofErr w:type="gramStart"/>
+            <w:r>
+              <w:rPr>
+                <w:rFonts w:ascii="思源黑体 CN Normal" w:eastAsia="思源黑体 CN Normal" w:hAnsi="思源黑体 CN Normal"/>
+                <w:kern w:val="0"/>
+                <w:sz w:val="17"/>
+                <w:szCs w:val="17"/>
+              </w:rPr>
+              <w:t>=”</w:t>
+            </w:r>
+            <w:proofErr w:type="spellStart"/>
+            <w:r>
+              <w:rPr>
+                <w:rFonts w:ascii="思源黑体 CN Normal" w:eastAsia="思源黑体 CN Normal" w:hAnsi="思源黑体 CN Normal"/>
+                <w:kern w:val="0"/>
+                <w:sz w:val="17"/>
+                <w:szCs w:val="17"/>
+              </w:rPr>
+              <w:t>Snvindel</w:t>
+            </w:r>
+            <w:proofErr w:type="spellEnd"/>
+            <w:proofErr w:type="gramEnd"/>
+            <w:r>
+              <w:rPr>
+                <w:rFonts w:ascii="思源黑体 CN Normal" w:eastAsia="思源黑体 CN Normal" w:hAnsi="思源黑体 CN Normal"/>
+                <w:kern w:val="0"/>
+                <w:sz w:val="17"/>
+                <w:szCs w:val="17"/>
+              </w:rPr>
+              <w:t>”%}</w:t>
+            </w:r>
+          </w:p>
+          <w:p>
+            <w:pPr>
+              <w:spacing w:beforeLines="10" w:before="31" w:afterLines="10" w:after="31"/>
+              <w:jc w:val="center"/>
+              <w:rPr>
+                <w:rFonts w:ascii="思源黑体 CN Normal" w:eastAsia="思源黑体 CN Normal" w:hAnsi="思源黑体 CN Normal"/>
+                <w:kern w:val="0"/>
+                <w:sz w:val="17"/>
+                <w:szCs w:val="17"/>
+              </w:rPr>
+            </w:pPr>
+            <w:r>
+              <w:rPr>
+                <w:rFonts w:ascii="思源黑体 CN Normal" w:eastAsia="思源黑体 CN Normal" w:hAnsi="思源黑体 CN Normal"/>
+                <w:kern w:val="0"/>
+                <w:sz w:val="17"/>
+                <w:szCs w:val="17"/>
+              </w:rPr>
+              <w:t>{{</w:t>
+            </w:r>
+            <w:proofErr w:type="spellStart"/>
+            <w:proofErr w:type="gramStart"/>
+            <w:r>
+              <w:rPr>
+                <w:rFonts w:ascii="思源黑体 CN Normal" w:eastAsia="思源黑体 CN Normal" w:hAnsi="思源黑体 CN Normal"/>
+                <w:kern w:val="0"/>
+                <w:sz w:val="17"/>
+                <w:szCs w:val="17"/>
+              </w:rPr>
+              <w:t>a.freq</w:t>
+            </w:r>
+            <w:proofErr w:type="gramEnd"/>
+            <w:r>
+              <w:rPr>
+                <w:rFonts w:ascii="思源黑体 CN Normal" w:eastAsia="思源黑体 CN Normal" w:hAnsi="思源黑体 CN Normal"/>
+                <w:kern w:val="0"/>
+                <w:sz w:val="17"/>
+                <w:szCs w:val="17"/>
+              </w:rPr>
+              <w:t>_str</w:t>
+            </w:r>
+            <w:proofErr w:type="spellEnd"/>
+            <w:r>
+              <w:rPr>
+                <w:rFonts w:ascii="思源黑体 CN Normal" w:eastAsia="思源黑体 CN Normal" w:hAnsi="思源黑体 CN Normal"/>
+                <w:kern w:val="0"/>
+                <w:sz w:val="17"/>
+                <w:szCs w:val="17"/>
+              </w:rPr>
+              <w:t>}}</w:t>
+            </w:r>
+          </w:p>
+          <w:p>
+            <w:pPr>
+              <w:spacing w:beforeLines="10" w:before="31" w:afterLines="10" w:after="31"/>
+              <w:jc w:val="center"/>
+              <w:rPr>
+                <w:rFonts w:ascii="思源黑体 CN Normal" w:eastAsia="思源黑体 CN Normal" w:hAnsi="思源黑体 CN Normal"/>
+                <w:kern w:val="0"/>
+                <w:sz w:val="17"/>
+                <w:szCs w:val="17"/>
+              </w:rPr>
+            </w:pPr>
+            <w:r>
+              <w:rPr>
+                <w:rFonts w:ascii="思源黑体 CN Normal" w:eastAsia="思源黑体 CN Normal" w:hAnsi="思源黑体 CN Normal"/>
+                <w:kern w:val="0"/>
+                <w:sz w:val="17"/>
+                <w:szCs w:val="17"/>
+              </w:rPr>
+              <w:t xml:space="preserve">{%p </w:t>
+            </w:r>
+            <w:proofErr w:type="spellStart"/>
+            <w:r>
+              <w:rPr>
+                <w:rFonts w:ascii="思源黑体 CN Normal" w:eastAsia="思源黑体 CN Normal" w:hAnsi="思源黑体 CN Normal"/>
+                <w:kern w:val="0"/>
+                <w:sz w:val="17"/>
+                <w:szCs w:val="17"/>
+              </w:rPr>
+              <w:t>elif</w:t>
+            </w:r>
+            <w:proofErr w:type="spellEnd"/>
+            <w:r>
+              <w:rPr>
+                <w:rFonts w:ascii="思源黑体 CN Normal" w:eastAsia="思源黑体 CN Normal" w:hAnsi="思源黑体 CN Normal"/>
+                <w:kern w:val="0"/>
+                <w:sz w:val="17"/>
+                <w:szCs w:val="17"/>
+              </w:rPr>
+              <w:t xml:space="preserve"> </w:t>
+            </w:r>
+            <w:proofErr w:type="spellStart"/>
+            <w:r>
+              <w:rPr>
+                <w:rFonts w:ascii="思源黑体 CN Normal" w:eastAsia="思源黑体 CN Normal" w:hAnsi="思源黑体 CN Normal"/>
+                <w:kern w:val="0"/>
+                <w:sz w:val="17"/>
+                <w:szCs w:val="17"/>
+              </w:rPr>
+              <w:t>a.bio_category</w:t>
+            </w:r>
+            <w:proofErr w:type="spellEnd"/>
+            <w:r>
+              <w:rPr>
+                <w:rFonts w:ascii="思源黑体 CN Normal" w:eastAsia="思源黑体 CN Normal" w:hAnsi="思源黑体 CN Normal"/>
+                <w:kern w:val="0"/>
+                <w:sz w:val="17"/>
+                <w:szCs w:val="17"/>
+              </w:rPr>
+              <w:t>=</w:t>
+            </w:r>
+            <w:proofErr w:type="gramStart"/>
+            <w:r>
+              <w:rPr>
+                <w:rFonts w:ascii="思源黑体 CN Normal" w:eastAsia="思源黑体 CN Normal" w:hAnsi="思源黑体 CN Normal"/>
+                <w:kern w:val="0"/>
+                <w:sz w:val="17"/>
+                <w:szCs w:val="17"/>
+              </w:rPr>
+              <w:t>=”</w:t>
+            </w:r>
+            <w:proofErr w:type="spellStart"/>
+            <w:r>
+              <w:rPr>
+                <w:rFonts w:ascii="思源黑体 CN Normal" w:eastAsia="思源黑体 CN Normal" w:hAnsi="思源黑体 CN Normal"/>
+                <w:kern w:val="0"/>
+                <w:sz w:val="17"/>
+                <w:szCs w:val="17"/>
+              </w:rPr>
+              <w:t>Cnv</w:t>
+            </w:r>
+            <w:proofErr w:type="spellEnd"/>
+            <w:proofErr w:type="gramEnd"/>
+            <w:r>
+              <w:rPr>
+                <w:rFonts w:ascii="思源黑体 CN Normal" w:eastAsia="思源黑体 CN Normal" w:hAnsi="思源黑体 CN Normal"/>
+                <w:kern w:val="0"/>
+                <w:sz w:val="17"/>
+                <w:szCs w:val="17"/>
+              </w:rPr>
+              <w:t>”%}</w:t>
+            </w:r>
+          </w:p>
+          <w:p>
+            <w:pPr>
+              <w:spacing w:beforeLines="10" w:before="31" w:afterLines="10" w:after="31"/>
+              <w:jc w:val="center"/>
+              <w:rPr>
+                <w:rFonts w:ascii="思源黑体 CN Normal" w:eastAsia="思源黑体 CN Normal" w:hAnsi="思源黑体 CN Normal"/>
+                <w:kern w:val="0"/>
+                <w:sz w:val="17"/>
+                <w:szCs w:val="17"/>
+              </w:rPr>
+            </w:pPr>
+            <w:r>
+              <w:rPr>
+                <w:rFonts w:ascii="思源黑体 CN Normal" w:eastAsia="思源黑体 CN Normal" w:hAnsi="思源黑体 CN Normal"/>
+                <w:kern w:val="0"/>
+                <w:sz w:val="17"/>
+                <w:szCs w:val="17"/>
+              </w:rPr>
+              <w:lastRenderedPageBreak/>
+              <w:t>{{</w:t>
+            </w:r>
+            <w:proofErr w:type="spellStart"/>
+            <w:r>
+              <w:rPr>
+                <w:rFonts w:ascii="思源黑体 CN Normal" w:eastAsia="思源黑体 CN Normal" w:hAnsi="思源黑体 CN Normal"/>
+                <w:kern w:val="0"/>
+                <w:sz w:val="17"/>
+                <w:szCs w:val="17"/>
+              </w:rPr>
+              <w:t>a.cn_mean</w:t>
+            </w:r>
+            <w:proofErr w:type="spellEnd"/>
+            <w:r>
+              <w:rPr>
+                <w:rFonts w:ascii="思源黑体 CN Normal" w:eastAsia="思源黑体 CN Normal" w:hAnsi="思源黑体 CN Normal"/>
+                <w:kern w:val="0"/>
+                <w:sz w:val="17"/>
+                <w:szCs w:val="17"/>
+              </w:rPr>
+              <w:t>}}</w:t>
+            </w:r>
+          </w:p>
+          <w:p>
+            <w:pPr>
+              <w:spacing w:beforeLines="10" w:before="31" w:afterLines="10" w:after="31"/>
+              <w:jc w:val="center"/>
+              <w:rPr>
+                <w:rFonts w:ascii="思源黑体 CN Normal" w:eastAsia="思源黑体 CN Normal" w:hAnsi="思源黑体 CN Normal"/>
+                <w:kern w:val="0"/>
+                <w:sz w:val="17"/>
+                <w:szCs w:val="17"/>
+              </w:rPr>
+            </w:pPr>
+            <w:r>
+              <w:rPr>
+                <w:rFonts w:ascii="思源黑体 CN Normal" w:eastAsia="思源黑体 CN Normal" w:hAnsi="思源黑体 CN Normal"/>
+                <w:kern w:val="0"/>
+                <w:sz w:val="17"/>
+                <w:szCs w:val="17"/>
+              </w:rPr>
+              <w:t xml:space="preserve">{%p </w:t>
+            </w:r>
+            <w:proofErr w:type="spellStart"/>
+            <w:r>
+              <w:rPr>
+                <w:rFonts w:ascii="思源黑体 CN Normal" w:eastAsia="思源黑体 CN Normal" w:hAnsi="思源黑体 CN Normal"/>
+                <w:kern w:val="0"/>
+                <w:sz w:val="17"/>
+                <w:szCs w:val="17"/>
+              </w:rPr>
+              <w:t>elif</w:t>
+            </w:r>
+            <w:proofErr w:type="spellEnd"/>
+            <w:r>
+              <w:rPr>
+                <w:rFonts w:ascii="思源黑体 CN Normal" w:eastAsia="思源黑体 CN Normal" w:hAnsi="思源黑体 CN Normal"/>
+                <w:kern w:val="0"/>
+                <w:sz w:val="17"/>
+                <w:szCs w:val="17"/>
+              </w:rPr>
+              <w:t xml:space="preserve"> </w:t>
+            </w:r>
+            <w:proofErr w:type="spellStart"/>
+            <w:r>
+              <w:rPr>
+                <w:rFonts w:ascii="思源黑体 CN Normal" w:eastAsia="思源黑体 CN Normal" w:hAnsi="思源黑体 CN Normal"/>
+                <w:kern w:val="0"/>
+                <w:sz w:val="17"/>
+                <w:szCs w:val="17"/>
+              </w:rPr>
+              <w:t>a.bio_category</w:t>
+            </w:r>
+            <w:proofErr w:type="spellEnd"/>
+            <w:r>
+              <w:rPr>
+                <w:rFonts w:ascii="思源黑体 CN Normal" w:eastAsia="思源黑体 CN Normal" w:hAnsi="思源黑体 CN Normal"/>
+                <w:kern w:val="0"/>
+                <w:sz w:val="17"/>
+                <w:szCs w:val="17"/>
+              </w:rPr>
+              <w:t>=</w:t>
+            </w:r>
+            <w:proofErr w:type="gramStart"/>
+            <w:r>
+              <w:rPr>
+                <w:rFonts w:ascii="思源黑体 CN Normal" w:eastAsia="思源黑体 CN Normal" w:hAnsi="思源黑体 CN Normal"/>
+                <w:kern w:val="0"/>
+                <w:sz w:val="17"/>
+                <w:szCs w:val="17"/>
+              </w:rPr>
+              <w:t>=”</w:t>
+            </w:r>
+            <w:proofErr w:type="spellStart"/>
+            <w:r>
+              <w:rPr>
+                <w:rFonts w:ascii="思源黑体 CN Normal" w:eastAsia="思源黑体 CN Normal" w:hAnsi="思源黑体 CN Normal"/>
+                <w:kern w:val="0"/>
+                <w:sz w:val="17"/>
+                <w:szCs w:val="17"/>
+              </w:rPr>
+              <w:t>Sv</w:t>
+            </w:r>
+            <w:proofErr w:type="spellEnd"/>
+            <w:proofErr w:type="gramEnd"/>
+            <w:r>
+              <w:rPr>
+                <w:rFonts w:ascii="思源黑体 CN Normal" w:eastAsia="思源黑体 CN Normal" w:hAnsi="思源黑体 CN Normal"/>
+                <w:kern w:val="0"/>
+                <w:sz w:val="17"/>
+                <w:szCs w:val="17"/>
+              </w:rPr>
+              <w:t>”%}</w:t>
+            </w:r>
+          </w:p>
+          <w:p>
+            <w:pPr>
+              <w:spacing w:beforeLines="10" w:before="31" w:afterLines="10" w:after="31"/>
+              <w:jc w:val="center"/>
+              <w:rPr>
+                <w:rFonts w:ascii="思源黑体 CN Normal" w:eastAsia="思源黑体 CN Normal" w:hAnsi="思源黑体 CN Normal"/>
+                <w:kern w:val="0"/>
+                <w:sz w:val="17"/>
+                <w:szCs w:val="17"/>
+              </w:rPr>
+            </w:pPr>
+            <w:r>
+              <w:rPr>
+                <w:rFonts w:ascii="思源黑体 CN Normal" w:eastAsia="思源黑体 CN Normal" w:hAnsi="思源黑体 CN Normal"/>
+                <w:kern w:val="0"/>
+                <w:sz w:val="17"/>
+                <w:szCs w:val="17"/>
+              </w:rPr>
+              <w:t>{{</w:t>
+            </w:r>
+            <w:proofErr w:type="spellStart"/>
+            <w:proofErr w:type="gramStart"/>
+            <w:r>
+              <w:rPr>
+                <w:rFonts w:ascii="思源黑体 CN Normal" w:eastAsia="思源黑体 CN Normal" w:hAnsi="思源黑体 CN Normal"/>
+                <w:kern w:val="0"/>
+                <w:sz w:val="17"/>
+                <w:szCs w:val="17"/>
+              </w:rPr>
+              <w:t>a.freq</w:t>
+            </w:r>
+            <w:proofErr w:type="gramEnd"/>
+            <w:r>
+              <w:rPr>
+                <w:rFonts w:ascii="思源黑体 CN Normal" w:eastAsia="思源黑体 CN Normal" w:hAnsi="思源黑体 CN Normal"/>
+                <w:kern w:val="0"/>
+                <w:sz w:val="17"/>
+                <w:szCs w:val="17"/>
+              </w:rPr>
+              <w:t>_str</w:t>
+            </w:r>
+            <w:proofErr w:type="spellEnd"/>
+            <w:r>
+              <w:rPr>
+                <w:rFonts w:ascii="思源黑体 CN Normal" w:eastAsia="思源黑体 CN Normal" w:hAnsi="思源黑体 CN Normal"/>
+                <w:kern w:val="0"/>
+                <w:sz w:val="17"/>
+                <w:szCs w:val="17"/>
+              </w:rPr>
+              <w:t>}}</w:t>
+            </w:r>
+          </w:p>
+          <w:p>
+            <w:pPr>
+              <w:spacing w:beforeLines="10" w:before="31" w:afterLines="10" w:after="31"/>
+              <w:jc w:val="center"/>
+              <w:rPr>
+                <w:rFonts w:ascii="思源黑体 CN Normal" w:eastAsia="思源黑体 CN Normal" w:hAnsi="思源黑体 CN Normal"/>
+                <w:kern w:val="0"/>
+                <w:sz w:val="17"/>
+                <w:szCs w:val="17"/>
+              </w:rPr>
+            </w:pPr>
+            <w:r>
+              <w:rPr>
+                <w:rFonts w:ascii="思源黑体 CN Normal" w:eastAsia="思源黑体 CN Normal" w:hAnsi="思源黑体 CN Normal"/>
+                <w:kern w:val="0"/>
+                <w:sz w:val="17"/>
+                <w:szCs w:val="17"/>
+              </w:rPr>
+              <w:t>{%p endif%}</w:t>
+            </w:r>
+          </w:p>
+          <w:p>
+            <w:pPr>
+              <w:spacing w:beforeLines="10" w:before="31" w:afterLines="10" w:after="31"/>
+              <w:jc w:val="center"/>
+              <w:rPr>
+                <w:rFonts w:ascii="思源黑体 CN Normal" w:eastAsia="思源黑体 CN Normal" w:hAnsi="思源黑体 CN Normal"/>
+                <w:kern w:val="0"/>
+                <w:sz w:val="17"/>
+                <w:szCs w:val="17"/>
+              </w:rPr>
+            </w:pPr>
+            <w:r>
+              <w:rPr>
+                <w:rFonts w:ascii="思源黑体 CN Normal" w:eastAsia="思源黑体 CN Normal" w:hAnsi="思源黑体 CN Normal"/>
+                <w:kern w:val="0"/>
+                <w:sz w:val="17"/>
+                <w:szCs w:val="17"/>
+              </w:rPr>
+              <w:t xml:space="preserve">{%p if </w:t>
+            </w:r>
+            <w:proofErr w:type="spellStart"/>
+            <w:proofErr w:type="gramStart"/>
+            <w:r>
+              <w:rPr>
+                <w:rFonts w:ascii="思源黑体 CN Normal" w:eastAsia="思源黑体 CN Normal" w:hAnsi="思源黑体 CN Normal"/>
+                <w:kern w:val="0"/>
+                <w:sz w:val="17"/>
+                <w:szCs w:val="17"/>
+              </w:rPr>
+              <w:t>a.judge</w:t>
+            </w:r>
+            <w:proofErr w:type="gramEnd"/>
+            <w:r>
+              <w:rPr>
+                <w:rFonts w:ascii="思源黑体 CN Normal" w:eastAsia="思源黑体 CN Normal" w:hAnsi="思源黑体 CN Normal"/>
+                <w:kern w:val="0"/>
+                <w:sz w:val="17"/>
+                <w:szCs w:val="17"/>
+              </w:rPr>
+              <w:t>_mergeMET</w:t>
+            </w:r>
+            <w:proofErr w:type="spellEnd"/>
+            <w:r>
+              <w:rPr>
+                <w:rFonts w:ascii="思源黑体 CN Normal" w:eastAsia="思源黑体 CN Normal" w:hAnsi="思源黑体 CN Normal"/>
+                <w:kern w:val="0"/>
+                <w:sz w:val="17"/>
+                <w:szCs w:val="17"/>
+              </w:rPr>
+              <w:t>%}</w:t>
+            </w:r>
+          </w:p>
+          <w:p>
+            <w:pPr>
+              <w:spacing w:beforeLines="10" w:before="31" w:afterLines="10" w:after="31"/>
+              <w:jc w:val="center"/>
+              <w:rPr>
+                <w:rFonts w:ascii="思源黑体 CN Normal" w:eastAsia="思源黑体 CN Normal" w:hAnsi="思源黑体 CN Normal"/>
+                <w:kern w:val="0"/>
+                <w:sz w:val="17"/>
+                <w:szCs w:val="17"/>
+              </w:rPr>
+            </w:pPr>
+            <w:r>
+              <w:rPr>
                 <w:rFonts w:ascii="思源黑体 CN Normal" w:eastAsia="思源黑体 CN Normal" w:hAnsi="思源黑体 CN Normal" w:hint="eastAsia"/>
                 <w:kern w:val="0"/>
                 <w:sz w:val="17"/>
                 <w:szCs w:val="17"/>
               </w:rPr>
-            </w:pPr>
-            <w:r>
-              <w:rPr>
-                <w:rFonts w:ascii="思源黑体 CN Normal" w:eastAsia="思源黑体 CN Normal" w:hAnsi="思源黑体 CN Normal"/>
-                <w:kern w:val="0"/>
-                <w:sz w:val="17"/>
-                <w:szCs w:val="17"/>
-              </w:rPr>
-              <w:lastRenderedPageBreak/>
-              <w:t xml:space="preserve">{%p if </w:t>
-            </w:r>
-            <w:proofErr w:type="spellStart"/>
-            <w:r>
-              <w:rPr>
-                <w:rFonts w:ascii="思源黑体 CN Normal" w:eastAsia="思源黑体 CN Normal" w:hAnsi="思源黑体 CN Normal"/>
-                <w:kern w:val="0"/>
-                <w:sz w:val="17"/>
-                <w:szCs w:val="17"/>
-              </w:rPr>
-              <w:t>a.bio_category</w:t>
-            </w:r>
-            <w:proofErr w:type="spellEnd"/>
-            <w:r>
-              <w:rPr>
-                <w:rFonts w:ascii="思源黑体 CN Normal" w:eastAsia="思源黑体 CN Normal" w:hAnsi="思源黑体 CN Normal"/>
-                <w:kern w:val="0"/>
-                <w:sz w:val="17"/>
-                <w:szCs w:val="17"/>
-              </w:rPr>
-              <w:t>=</w:t>
-            </w:r>
-            <w:proofErr w:type="gramStart"/>
-            <w:r>
-              <w:rPr>
-                <w:rFonts w:ascii="思源黑体 CN Normal" w:eastAsia="思源黑体 CN Normal" w:hAnsi="思源黑体 CN Normal"/>
-                <w:kern w:val="0"/>
-                <w:sz w:val="17"/>
-                <w:szCs w:val="17"/>
-              </w:rPr>
-              <w:t>=”</w:t>
-            </w:r>
-            <w:proofErr w:type="spellStart"/>
-            <w:r>
-              <w:rPr>
-                <w:rFonts w:ascii="思源黑体 CN Normal" w:eastAsia="思源黑体 CN Normal" w:hAnsi="思源黑体 CN Normal"/>
-                <w:kern w:val="0"/>
-                <w:sz w:val="17"/>
-                <w:szCs w:val="17"/>
-              </w:rPr>
-              <w:t>Snvindel</w:t>
-            </w:r>
-            <w:proofErr w:type="spellEnd"/>
-            <w:proofErr w:type="gramEnd"/>
-            <w:r>
-              <w:rPr>
-                <w:rFonts w:ascii="思源黑体 CN Normal" w:eastAsia="思源黑体 CN Normal" w:hAnsi="思源黑体 CN Normal"/>
-                <w:kern w:val="0"/>
-                <w:sz w:val="17"/>
-                <w:szCs w:val="17"/>
-              </w:rPr>
-              <w:t>”%}</w:t>
+              <w:t>（{{a.freq_2}}）</w:t>
             </w:r>
           </w:p>
           <w:p>
@@ -6859,431 +7295,7 @@
               <w:spacing w:beforeLines="10" w:before="31" w:afterLines="10" w:after="31"/>
               <w:jc w:val="center"/>
               <w:rPr>
-                <w:rFonts w:ascii="思源黑体 CN Normal" w:eastAsia="思源黑体 CN Normal" w:hAnsi="思源黑体 CN Normal" w:hint="eastAsia"/>
-                <w:kern w:val="0"/>
-                <w:sz w:val="17"/>
-                <w:szCs w:val="17"/>
-              </w:rPr>
-            </w:pPr>
-            <w:r>
-              <w:rPr>
-                <w:rFonts w:ascii="思源黑体 CN Normal" w:eastAsia="思源黑体 CN Normal" w:hAnsi="思源黑体 CN Normal"/>
-                <w:kern w:val="0"/>
-                <w:sz w:val="17"/>
-                <w:szCs w:val="17"/>
-              </w:rPr>
-              <w:t>{{</w:t>
-            </w:r>
-            <w:proofErr w:type="spellStart"/>
-            <w:proofErr w:type="gramStart"/>
-            <w:r>
-              <w:rPr>
-                <w:rFonts w:ascii="思源黑体 CN Normal" w:eastAsia="思源黑体 CN Normal" w:hAnsi="思源黑体 CN Normal"/>
-                <w:kern w:val="0"/>
-                <w:sz w:val="17"/>
-                <w:szCs w:val="17"/>
-              </w:rPr>
-              <w:t>a.freq</w:t>
-            </w:r>
-            <w:proofErr w:type="gramEnd"/>
-            <w:r>
-              <w:rPr>
-                <w:rFonts w:ascii="思源黑体 CN Normal" w:eastAsia="思源黑体 CN Normal" w:hAnsi="思源黑体 CN Normal"/>
-                <w:kern w:val="0"/>
-                <w:sz w:val="17"/>
-                <w:szCs w:val="17"/>
-              </w:rPr>
-              <w:t>_str</w:t>
-            </w:r>
-            <w:proofErr w:type="spellEnd"/>
-            <w:r>
-              <w:rPr>
-                <w:rFonts w:ascii="思源黑体 CN Normal" w:eastAsia="思源黑体 CN Normal" w:hAnsi="思源黑体 CN Normal"/>
-                <w:kern w:val="0"/>
-                <w:sz w:val="17"/>
-                <w:szCs w:val="17"/>
-              </w:rPr>
-              <w:t>}}</w:t>
-            </w:r>
-          </w:p>
-          <w:p>
-            <w:pPr>
-              <w:spacing w:beforeLines="10" w:before="31" w:afterLines="10" w:after="31"/>
-              <w:jc w:val="center"/>
-              <w:rPr>
-                <w:rFonts w:ascii="思源黑体 CN Normal" w:eastAsia="思源黑体 CN Normal" w:hAnsi="思源黑体 CN Normal" w:hint="eastAsia"/>
-                <w:kern w:val="0"/>
-                <w:sz w:val="17"/>
-                <w:szCs w:val="17"/>
-              </w:rPr>
-            </w:pPr>
-            <w:r>
-              <w:rPr>
-                <w:rFonts w:ascii="思源黑体 CN Normal" w:eastAsia="思源黑体 CN Normal" w:hAnsi="思源黑体 CN Normal"/>
-                <w:kern w:val="0"/>
-                <w:sz w:val="17"/>
-                <w:szCs w:val="17"/>
-              </w:rPr>
-              <w:t xml:space="preserve">{%p </w:t>
-            </w:r>
-            <w:proofErr w:type="spellStart"/>
-            <w:r>
-              <w:rPr>
-                <w:rFonts w:ascii="思源黑体 CN Normal" w:eastAsia="思源黑体 CN Normal" w:hAnsi="思源黑体 CN Normal"/>
-                <w:kern w:val="0"/>
-                <w:sz w:val="17"/>
-                <w:szCs w:val="17"/>
-              </w:rPr>
-              <w:t>elif</w:t>
-            </w:r>
-            <w:proofErr w:type="spellEnd"/>
-            <w:r>
-              <w:rPr>
-                <w:rFonts w:ascii="思源黑体 CN Normal" w:eastAsia="思源黑体 CN Normal" w:hAnsi="思源黑体 CN Normal"/>
-                <w:kern w:val="0"/>
-                <w:sz w:val="17"/>
-                <w:szCs w:val="17"/>
-              </w:rPr>
-              <w:t xml:space="preserve"> </w:t>
-            </w:r>
-            <w:proofErr w:type="spellStart"/>
-            <w:r>
-              <w:rPr>
-                <w:rFonts w:ascii="思源黑体 CN Normal" w:eastAsia="思源黑体 CN Normal" w:hAnsi="思源黑体 CN Normal"/>
-                <w:kern w:val="0"/>
-                <w:sz w:val="17"/>
-                <w:szCs w:val="17"/>
-              </w:rPr>
-              <w:t>a.bio_category</w:t>
-            </w:r>
-            <w:proofErr w:type="spellEnd"/>
-            <w:r>
-              <w:rPr>
-                <w:rFonts w:ascii="思源黑体 CN Normal" w:eastAsia="思源黑体 CN Normal" w:hAnsi="思源黑体 CN Normal"/>
-                <w:kern w:val="0"/>
-                <w:sz w:val="17"/>
-                <w:szCs w:val="17"/>
-              </w:rPr>
-              <w:t>=</w:t>
-            </w:r>
-            <w:proofErr w:type="gramStart"/>
-            <w:r>
-              <w:rPr>
-                <w:rFonts w:ascii="思源黑体 CN Normal" w:eastAsia="思源黑体 CN Normal" w:hAnsi="思源黑体 CN Normal"/>
-                <w:kern w:val="0"/>
-                <w:sz w:val="17"/>
-                <w:szCs w:val="17"/>
-              </w:rPr>
-              <w:t>=”</w:t>
-            </w:r>
-            <w:proofErr w:type="spellStart"/>
-            <w:r>
-              <w:rPr>
-                <w:rFonts w:ascii="思源黑体 CN Normal" w:eastAsia="思源黑体 CN Normal" w:hAnsi="思源黑体 CN Normal"/>
-                <w:kern w:val="0"/>
-                <w:sz w:val="17"/>
-                <w:szCs w:val="17"/>
-              </w:rPr>
-              <w:t>Cnv</w:t>
-            </w:r>
-            <w:proofErr w:type="spellEnd"/>
-            <w:proofErr w:type="gramEnd"/>
-            <w:r>
-              <w:rPr>
-                <w:rFonts w:ascii="思源黑体 CN Normal" w:eastAsia="思源黑体 CN Normal" w:hAnsi="思源黑体 CN Normal"/>
-                <w:kern w:val="0"/>
-                <w:sz w:val="17"/>
-                <w:szCs w:val="17"/>
-              </w:rPr>
-              <w:t>”%}</w:t>
-            </w:r>
-          </w:p>
-          <w:p>
-            <w:pPr>
-              <w:spacing w:beforeLines="10" w:before="31" w:afterLines="10" w:after="31"/>
-              <w:jc w:val="center"/>
-              <w:rPr>
-                <w:rFonts w:ascii="思源黑体 CN Normal" w:eastAsia="思源黑体 CN Normal" w:hAnsi="思源黑体 CN Normal" w:hint="eastAsia"/>
-                <w:kern w:val="0"/>
-                <w:sz w:val="17"/>
-                <w:szCs w:val="17"/>
-              </w:rPr>
-            </w:pPr>
-            <w:r>
-              <w:rPr>
-                <w:rFonts w:ascii="思源黑体 CN Normal" w:eastAsia="思源黑体 CN Normal" w:hAnsi="思源黑体 CN Normal"/>
-                <w:kern w:val="0"/>
-                <w:sz w:val="17"/>
-                <w:szCs w:val="17"/>
-              </w:rPr>
-              <w:lastRenderedPageBreak/>
-              <w:t>{{</w:t>
-            </w:r>
-            <w:proofErr w:type="spellStart"/>
-            <w:r>
-              <w:rPr>
-                <w:rFonts w:ascii="思源黑体 CN Normal" w:eastAsia="思源黑体 CN Normal" w:hAnsi="思源黑体 CN Normal"/>
-                <w:kern w:val="0"/>
-                <w:sz w:val="17"/>
-                <w:szCs w:val="17"/>
-              </w:rPr>
-              <w:t>a.cn_mean</w:t>
-            </w:r>
-            <w:proofErr w:type="spellEnd"/>
-            <w:r>
-              <w:rPr>
-                <w:rFonts w:ascii="思源黑体 CN Normal" w:eastAsia="思源黑体 CN Normal" w:hAnsi="思源黑体 CN Normal"/>
-                <w:kern w:val="0"/>
-                <w:sz w:val="17"/>
-                <w:szCs w:val="17"/>
-              </w:rPr>
-              <w:t>}}</w:t>
-            </w:r>
-          </w:p>
-          <w:p>
-            <w:pPr>
-              <w:spacing w:beforeLines="10" w:before="31" w:afterLines="10" w:after="31"/>
-              <w:jc w:val="center"/>
-              <w:rPr>
-                <w:rFonts w:ascii="思源黑体 CN Normal" w:eastAsia="思源黑体 CN Normal" w:hAnsi="思源黑体 CN Normal" w:hint="eastAsia"/>
-                <w:kern w:val="0"/>
-                <w:sz w:val="17"/>
-                <w:szCs w:val="17"/>
-              </w:rPr>
-            </w:pPr>
-            <w:r>
-              <w:rPr>
-                <w:rFonts w:ascii="思源黑体 CN Normal" w:eastAsia="思源黑体 CN Normal" w:hAnsi="思源黑体 CN Normal"/>
-                <w:kern w:val="0"/>
-                <w:sz w:val="17"/>
-                <w:szCs w:val="17"/>
-              </w:rPr>
-              <w:t xml:space="preserve">{%p </w:t>
-            </w:r>
-            <w:proofErr w:type="spellStart"/>
-            <w:r>
-              <w:rPr>
-                <w:rFonts w:ascii="思源黑体 CN Normal" w:eastAsia="思源黑体 CN Normal" w:hAnsi="思源黑体 CN Normal"/>
-                <w:kern w:val="0"/>
-                <w:sz w:val="17"/>
-                <w:szCs w:val="17"/>
-              </w:rPr>
-              <w:t>elif</w:t>
-            </w:r>
-            <w:proofErr w:type="spellEnd"/>
-            <w:r>
-              <w:rPr>
-                <w:rFonts w:ascii="思源黑体 CN Normal" w:eastAsia="思源黑体 CN Normal" w:hAnsi="思源黑体 CN Normal"/>
-                <w:kern w:val="0"/>
-                <w:sz w:val="17"/>
-                <w:szCs w:val="17"/>
-              </w:rPr>
-              <w:t xml:space="preserve"> </w:t>
-            </w:r>
-            <w:proofErr w:type="spellStart"/>
-            <w:r>
-              <w:rPr>
-                <w:rFonts w:ascii="思源黑体 CN Normal" w:eastAsia="思源黑体 CN Normal" w:hAnsi="思源黑体 CN Normal"/>
-                <w:kern w:val="0"/>
-                <w:sz w:val="17"/>
-                <w:szCs w:val="17"/>
-              </w:rPr>
-              <w:t>a.bio_category</w:t>
-            </w:r>
-            <w:proofErr w:type="spellEnd"/>
-            <w:r>
-              <w:rPr>
-                <w:rFonts w:ascii="思源黑体 CN Normal" w:eastAsia="思源黑体 CN Normal" w:hAnsi="思源黑体 CN Normal"/>
-                <w:kern w:val="0"/>
-                <w:sz w:val="17"/>
-                <w:szCs w:val="17"/>
-              </w:rPr>
-              <w:t>=</w:t>
-            </w:r>
-            <w:proofErr w:type="gramStart"/>
-            <w:r>
-              <w:rPr>
-                <w:rFonts w:ascii="思源黑体 CN Normal" w:eastAsia="思源黑体 CN Normal" w:hAnsi="思源黑体 CN Normal"/>
-                <w:kern w:val="0"/>
-                <w:sz w:val="17"/>
-                <w:szCs w:val="17"/>
-              </w:rPr>
-              <w:t>=”</w:t>
-            </w:r>
-            <w:proofErr w:type="spellStart"/>
-            <w:r>
-              <w:rPr>
-                <w:rFonts w:ascii="思源黑体 CN Normal" w:eastAsia="思源黑体 CN Normal" w:hAnsi="思源黑体 CN Normal"/>
-                <w:kern w:val="0"/>
-                <w:sz w:val="17"/>
-                <w:szCs w:val="17"/>
-              </w:rPr>
-              <w:t>Sv</w:t>
-            </w:r>
-            <w:proofErr w:type="spellEnd"/>
-            <w:proofErr w:type="gramEnd"/>
-            <w:r>
-              <w:rPr>
-                <w:rFonts w:ascii="思源黑体 CN Normal" w:eastAsia="思源黑体 CN Normal" w:hAnsi="思源黑体 CN Normal"/>
-                <w:kern w:val="0"/>
-                <w:sz w:val="17"/>
-                <w:szCs w:val="17"/>
-              </w:rPr>
-              <w:t>”%}</w:t>
-            </w:r>
-          </w:p>
-          <w:p>
-            <w:pPr>
-              <w:spacing w:beforeLines="10" w:before="31" w:afterLines="10" w:after="31"/>
-              <w:jc w:val="center"/>
-              <w:rPr>
-                <w:rFonts w:ascii="思源黑体 CN Normal" w:eastAsia="思源黑体 CN Normal" w:hAnsi="思源黑体 CN Normal" w:hint="eastAsia"/>
-                <w:kern w:val="0"/>
-                <w:sz w:val="17"/>
-                <w:szCs w:val="17"/>
-              </w:rPr>
-            </w:pPr>
-            <w:r>
-              <w:rPr>
-                <w:rFonts w:ascii="思源黑体 CN Normal" w:eastAsia="思源黑体 CN Normal" w:hAnsi="思源黑体 CN Normal"/>
-                <w:kern w:val="0"/>
-                <w:sz w:val="17"/>
-                <w:szCs w:val="17"/>
-              </w:rPr>
-              <w:t>{{</w:t>
-            </w:r>
-            <w:proofErr w:type="spellStart"/>
-            <w:proofErr w:type="gramStart"/>
-            <w:r>
-              <w:rPr>
-                <w:rFonts w:ascii="思源黑体 CN Normal" w:eastAsia="思源黑体 CN Normal" w:hAnsi="思源黑体 CN Normal"/>
-                <w:kern w:val="0"/>
-                <w:sz w:val="17"/>
-                <w:szCs w:val="17"/>
-              </w:rPr>
-              <w:t>a.freq</w:t>
-            </w:r>
-            <w:proofErr w:type="gramEnd"/>
-            <w:r>
-              <w:rPr>
-                <w:rFonts w:ascii="思源黑体 CN Normal" w:eastAsia="思源黑体 CN Normal" w:hAnsi="思源黑体 CN Normal"/>
-                <w:kern w:val="0"/>
-                <w:sz w:val="17"/>
-                <w:szCs w:val="17"/>
-              </w:rPr>
-              <w:t>_str</w:t>
-            </w:r>
-            <w:proofErr w:type="spellEnd"/>
-            <w:r>
-              <w:rPr>
-                <w:rFonts w:ascii="思源黑体 CN Normal" w:eastAsia="思源黑体 CN Normal" w:hAnsi="思源黑体 CN Normal"/>
-                <w:kern w:val="0"/>
-                <w:sz w:val="17"/>
-                <w:szCs w:val="17"/>
-              </w:rPr>
-              <w:t>}}</w:t>
-            </w:r>
-          </w:p>
-          <w:p>
-            <w:pPr>
-              <w:spacing w:beforeLines="10" w:before="31" w:afterLines="10" w:after="31"/>
-              <w:jc w:val="center"/>
-              <w:rPr>
-                <w:rFonts w:ascii="思源黑体 CN Normal" w:eastAsia="思源黑体 CN Normal" w:hAnsi="思源黑体 CN Normal" w:hint="eastAsia"/>
-                <w:kern w:val="0"/>
-                <w:sz w:val="17"/>
-                <w:szCs w:val="17"/>
-              </w:rPr>
-            </w:pPr>
-            <w:r>
-              <w:rPr>
-                <w:rFonts w:ascii="思源黑体 CN Normal" w:eastAsia="思源黑体 CN Normal" w:hAnsi="思源黑体 CN Normal"/>
-                <w:kern w:val="0"/>
-                <w:sz w:val="17"/>
-                <w:szCs w:val="17"/>
-              </w:rPr>
-              <w:t>{%p endif%}</w:t>
-            </w:r>
-          </w:p>
-          <w:p>
-            <w:pPr>
-              <w:spacing w:beforeLines="10" w:before="31" w:afterLines="10" w:after="31"/>
-              <w:jc w:val="center"/>
-              <w:rPr>
-                <w:rFonts w:ascii="思源黑体 CN Normal" w:eastAsia="思源黑体 CN Normal" w:hAnsi="思源黑体 CN Normal" w:hint="eastAsia"/>
-                <w:kern w:val="0"/>
-                <w:sz w:val="17"/>
-                <w:szCs w:val="17"/>
-              </w:rPr>
-            </w:pPr>
-            <w:r>
-              <w:rPr>
-                <w:rFonts w:ascii="思源黑体 CN Normal" w:eastAsia="思源黑体 CN Normal" w:hAnsi="思源黑体 CN Normal"/>
-                <w:kern w:val="0"/>
-                <w:sz w:val="17"/>
-                <w:szCs w:val="17"/>
-              </w:rPr>
-              <w:t xml:space="preserve">{%p if </w:t>
-            </w:r>
-            <w:proofErr w:type="spellStart"/>
-            <w:proofErr w:type="gramStart"/>
-            <w:r>
-              <w:rPr>
-                <w:rFonts w:ascii="思源黑体 CN Normal" w:eastAsia="思源黑体 CN Normal" w:hAnsi="思源黑体 CN Normal"/>
-                <w:kern w:val="0"/>
-                <w:sz w:val="17"/>
-                <w:szCs w:val="17"/>
-              </w:rPr>
-              <w:t>a.judge</w:t>
-            </w:r>
-            <w:proofErr w:type="gramEnd"/>
-            <w:r>
-              <w:rPr>
-                <w:rFonts w:ascii="思源黑体 CN Normal" w:eastAsia="思源黑体 CN Normal" w:hAnsi="思源黑体 CN Normal"/>
-                <w:kern w:val="0"/>
-                <w:sz w:val="17"/>
-                <w:szCs w:val="17"/>
-              </w:rPr>
-              <w:t>_mergeMET</w:t>
-            </w:r>
-            <w:proofErr w:type="spellEnd"/>
-            <w:r>
-              <w:rPr>
-                <w:rFonts w:ascii="思源黑体 CN Normal" w:eastAsia="思源黑体 CN Normal" w:hAnsi="思源黑体 CN Normal"/>
-                <w:kern w:val="0"/>
-                <w:sz w:val="17"/>
-                <w:szCs w:val="17"/>
-              </w:rPr>
-              <w:t>%}</w:t>
-            </w:r>
-          </w:p>
-          <w:p>
-            <w:pPr>
-              <w:spacing w:beforeLines="10" w:before="31" w:afterLines="10" w:after="31"/>
-              <w:jc w:val="center"/>
-              <w:rPr>
-                <w:rFonts w:ascii="思源黑体 CN Normal" w:eastAsia="思源黑体 CN Normal" w:hAnsi="思源黑体 CN Normal" w:hint="eastAsia"/>
-                <w:kern w:val="0"/>
-                <w:sz w:val="17"/>
-                <w:szCs w:val="17"/>
-              </w:rPr>
-            </w:pPr>
-            <w:r>
-              <w:rPr>
-                <w:rFonts w:ascii="思源黑体 CN Normal" w:eastAsia="思源黑体 CN Normal" w:hAnsi="思源黑体 CN Normal" w:hint="eastAsia"/>
-                <w:kern w:val="0"/>
-                <w:sz w:val="17"/>
-                <w:szCs w:val="17"/>
-              </w:rPr>
-              <w:t>（{{a.freq_2}}）</w:t>
-            </w:r>
-          </w:p>
-          <w:p>
-            <w:pPr>
-              <w:spacing w:beforeLines="10" w:before="31" w:afterLines="10" w:after="31"/>
-              <w:jc w:val="center"/>
-              <w:rPr>
-                <w:rFonts w:ascii="思源黑体 CN Normal" w:eastAsia="思源黑体 CN Normal" w:hAnsi="思源黑体 CN Normal" w:hint="eastAsia"/>
+                <w:rFonts w:ascii="思源黑体 CN Normal" w:eastAsia="思源黑体 CN Normal" w:hAnsi="思源黑体 CN Normal"/>
                 <w:kern w:val="0"/>
                 <w:sz w:val="17"/>
                 <w:szCs w:val="17"/>
@@ -7309,7 +7321,7 @@
               <w:spacing w:beforeLines="10" w:before="31" w:afterLines="10" w:after="31"/>
               <w:jc w:val="center"/>
               <w:rPr>
-                <w:rFonts w:ascii="思源黑体 CN Normal" w:eastAsia="思源黑体 CN Normal" w:hAnsi="思源黑体 CN Normal" w:cs="思源黑体 CN Light" w:hint="eastAsia"/>
+                <w:rFonts w:ascii="思源黑体 CN Normal" w:eastAsia="思源黑体 CN Normal" w:hAnsi="思源黑体 CN Normal" w:cs="思源黑体 CN Light"/>
                 <w:iCs/>
                 <w:sz w:val="17"/>
                 <w:szCs w:val="17"/>
@@ -7362,19 +7374,19 @@
               <w:spacing w:beforeLines="10" w:before="31" w:afterLines="10" w:after="31"/>
               <w:jc w:val="center"/>
               <w:rPr>
+                <w:rFonts w:ascii="思源黑体 CN Normal" w:eastAsia="思源黑体 CN Normal" w:hAnsi="思源黑体 CN Normal" w:cs="思源黑体 CN Light"/>
+                <w:iCs/>
+                <w:sz w:val="17"/>
+                <w:szCs w:val="17"/>
+              </w:rPr>
+            </w:pPr>
+            <w:r>
+              <w:rPr>
                 <w:rFonts w:ascii="思源黑体 CN Normal" w:eastAsia="思源黑体 CN Normal" w:hAnsi="思源黑体 CN Normal" w:cs="思源黑体 CN Light" w:hint="eastAsia"/>
                 <w:iCs/>
                 <w:sz w:val="17"/>
                 <w:szCs w:val="17"/>
               </w:rPr>
-            </w:pPr>
-            <w:r>
-              <w:rPr>
-                <w:rFonts w:ascii="思源黑体 CN Normal" w:eastAsia="思源黑体 CN Normal" w:hAnsi="思源黑体 CN Normal" w:cs="思源黑体 CN Light" w:hint="eastAsia"/>
-                <w:iCs/>
-                <w:sz w:val="17"/>
-                <w:szCs w:val="17"/>
-              </w:rPr>
               <w:t>I类</w:t>
             </w:r>
           </w:p>
@@ -7383,7 +7395,7 @@
               <w:spacing w:beforeLines="10" w:before="31" w:afterLines="10" w:after="31"/>
               <w:jc w:val="center"/>
               <w:rPr>
-                <w:rFonts w:ascii="思源黑体 CN Normal" w:eastAsia="思源黑体 CN Normal" w:hAnsi="思源黑体 CN Normal" w:cs="思源黑体 CN Light" w:hint="eastAsia"/>
+                <w:rFonts w:ascii="思源黑体 CN Normal" w:eastAsia="思源黑体 CN Normal" w:hAnsi="思源黑体 CN Normal" w:cs="思源黑体 CN Light"/>
                 <w:iCs/>
                 <w:sz w:val="17"/>
                 <w:szCs w:val="17"/>
@@ -7414,19 +7426,19 @@
               <w:spacing w:beforeLines="10" w:before="31" w:afterLines="10" w:after="31"/>
               <w:jc w:val="center"/>
               <w:rPr>
+                <w:rFonts w:ascii="思源黑体 CN Normal" w:eastAsia="思源黑体 CN Normal" w:hAnsi="思源黑体 CN Normal" w:cs="思源黑体 CN Light"/>
+                <w:iCs/>
+                <w:sz w:val="17"/>
+                <w:szCs w:val="17"/>
+              </w:rPr>
+            </w:pPr>
+            <w:r>
+              <w:rPr>
                 <w:rFonts w:ascii="思源黑体 CN Normal" w:eastAsia="思源黑体 CN Normal" w:hAnsi="思源黑体 CN Normal" w:cs="思源黑体 CN Light" w:hint="eastAsia"/>
                 <w:iCs/>
                 <w:sz w:val="17"/>
                 <w:szCs w:val="17"/>
               </w:rPr>
-            </w:pPr>
-            <w:r>
-              <w:rPr>
-                <w:rFonts w:ascii="思源黑体 CN Normal" w:eastAsia="思源黑体 CN Normal" w:hAnsi="思源黑体 CN Normal" w:cs="思源黑体 CN Light" w:hint="eastAsia"/>
-                <w:iCs/>
-                <w:sz w:val="17"/>
-                <w:szCs w:val="17"/>
-              </w:rPr>
               <w:t>II类</w:t>
             </w:r>
           </w:p>
@@ -7435,7 +7447,7 @@
               <w:spacing w:beforeLines="10" w:before="31" w:afterLines="10" w:after="31"/>
               <w:jc w:val="center"/>
               <w:rPr>
-                <w:rFonts w:ascii="思源黑体 CN Normal" w:eastAsia="思源黑体 CN Normal" w:hAnsi="思源黑体 CN Normal" w:cs="思源黑体 CN Light" w:hint="eastAsia"/>
+                <w:rFonts w:ascii="思源黑体 CN Normal" w:eastAsia="思源黑体 CN Normal" w:hAnsi="思源黑体 CN Normal" w:cs="思源黑体 CN Light"/>
                 <w:iCs/>
                 <w:sz w:val="17"/>
                 <w:szCs w:val="17"/>
@@ -7463,7 +7475,7 @@
               <w:spacing w:beforeLines="10" w:before="31" w:afterLines="10" w:after="31"/>
               <w:jc w:val="center"/>
               <w:rPr>
-                <w:rFonts w:ascii="思源黑体 CN Normal" w:eastAsia="思源黑体 CN Normal" w:hAnsi="思源黑体 CN Normal" w:hint="eastAsia"/>
+                <w:rFonts w:ascii="思源黑体 CN Normal" w:eastAsia="思源黑体 CN Normal" w:hAnsi="思源黑体 CN Normal"/>
                 <w:iCs/>
                 <w:sz w:val="17"/>
                 <w:szCs w:val="17"/>
@@ -7527,7 +7539,7 @@
               <w:spacing w:beforeLines="10" w:before="31" w:afterLines="10" w:after="31"/>
               <w:jc w:val="center"/>
               <w:rPr>
-                <w:rFonts w:ascii="思源黑体 CN Normal" w:eastAsia="思源黑体 CN Normal" w:hAnsi="思源黑体 CN Normal" w:hint="eastAsia"/>
+                <w:rFonts w:ascii="思源黑体 CN Normal" w:eastAsia="思源黑体 CN Normal" w:hAnsi="思源黑体 CN Normal"/>
                 <w:iCs/>
                 <w:sz w:val="17"/>
                 <w:szCs w:val="17"/>
@@ -7590,7 +7602,7 @@
               <w:spacing w:beforeLines="10" w:before="31" w:afterLines="10" w:after="31"/>
               <w:jc w:val="center"/>
               <w:rPr>
-                <w:rFonts w:ascii="思源黑体 CN Normal" w:eastAsia="思源黑体 CN Normal" w:hAnsi="思源黑体 CN Normal" w:hint="eastAsia"/>
+                <w:rFonts w:ascii="思源黑体 CN Normal" w:eastAsia="思源黑体 CN Normal" w:hAnsi="思源黑体 CN Normal"/>
                 <w:iCs/>
                 <w:sz w:val="17"/>
                 <w:szCs w:val="17"/>
@@ -7736,7 +7748,7 @@
               <w:spacing w:beforeLines="10" w:before="31" w:afterLines="10" w:after="31"/>
               <w:jc w:val="center"/>
               <w:rPr>
-                <w:rFonts w:ascii="思源黑体 CN Normal" w:eastAsia="思源黑体 CN Normal" w:hAnsi="思源黑体 CN Normal" w:hint="eastAsia"/>
+                <w:rFonts w:ascii="思源黑体 CN Normal" w:eastAsia="思源黑体 CN Normal" w:hAnsi="思源黑体 CN Normal"/>
                 <w:iCs/>
                 <w:sz w:val="17"/>
                 <w:szCs w:val="17"/>
@@ -7788,7 +7800,7 @@
               <w:spacing w:beforeLines="10" w:before="31" w:afterLines="10" w:after="31"/>
               <w:jc w:val="center"/>
               <w:rPr>
-                <w:rFonts w:ascii="思源黑体 CN Normal" w:eastAsia="思源黑体 CN Normal" w:hAnsi="思源黑体 CN Normal" w:hint="eastAsia"/>
+                <w:rFonts w:ascii="思源黑体 CN Normal" w:eastAsia="思源黑体 CN Normal" w:hAnsi="思源黑体 CN Normal"/>
                 <w:iCs/>
                 <w:sz w:val="17"/>
                 <w:szCs w:val="17"/>
@@ -7829,7 +7841,7 @@
               <w:spacing w:beforeLines="10" w:before="31" w:afterLines="10" w:after="31"/>
               <w:jc w:val="center"/>
               <w:rPr>
-                <w:rFonts w:ascii="思源黑体 CN Normal" w:eastAsia="思源黑体 CN Normal" w:hAnsi="思源黑体 CN Normal" w:hint="eastAsia"/>
+                <w:rFonts w:ascii="思源黑体 CN Normal" w:eastAsia="思源黑体 CN Normal" w:hAnsi="思源黑体 CN Normal"/>
                 <w:iCs/>
                 <w:sz w:val="17"/>
                 <w:szCs w:val="17"/>
@@ -7901,7 +7913,7 @@
               <w:spacing w:beforeLines="10" w:before="31" w:afterLines="10" w:after="31"/>
               <w:jc w:val="center"/>
               <w:rPr>
-                <w:rFonts w:ascii="思源黑体 CN Normal" w:eastAsia="思源黑体 CN Normal" w:hAnsi="思源黑体 CN Normal" w:hint="eastAsia"/>
+                <w:rFonts w:ascii="思源黑体 CN Normal" w:eastAsia="思源黑体 CN Normal" w:hAnsi="思源黑体 CN Normal"/>
                 <w:iCs/>
                 <w:sz w:val="17"/>
                 <w:szCs w:val="17"/>
@@ -7974,7 +7986,7 @@
               <w:spacing w:beforeLines="10" w:before="31" w:afterLines="10" w:after="31"/>
               <w:jc w:val="center"/>
               <w:rPr>
-                <w:rFonts w:ascii="思源黑体 CN Normal" w:eastAsia="思源黑体 CN Normal" w:hAnsi="思源黑体 CN Normal" w:hint="eastAsia"/>
+                <w:rFonts w:ascii="思源黑体 CN Normal" w:eastAsia="思源黑体 CN Normal" w:hAnsi="思源黑体 CN Normal"/>
                 <w:iCs/>
                 <w:sz w:val="17"/>
                 <w:szCs w:val="17"/>
@@ -8109,7 +8121,7 @@
               <w:spacing w:beforeLines="10" w:before="31" w:afterLines="10" w:after="31"/>
               <w:jc w:val="center"/>
               <w:rPr>
-                <w:rFonts w:ascii="思源黑体 CN Normal" w:eastAsia="思源黑体 CN Normal" w:hAnsi="思源黑体 CN Normal" w:hint="eastAsia"/>
+                <w:rFonts w:ascii="思源黑体 CN Normal" w:eastAsia="思源黑体 CN Normal" w:hAnsi="思源黑体 CN Normal"/>
                 <w:iCs/>
                 <w:sz w:val="17"/>
                 <w:szCs w:val="17"/>
@@ -8161,7 +8173,7 @@
               <w:spacing w:beforeLines="10" w:before="31" w:afterLines="10" w:after="31"/>
               <w:jc w:val="center"/>
               <w:rPr>
-                <w:rFonts w:ascii="思源黑体 CN Normal" w:eastAsia="思源黑体 CN Normal" w:hAnsi="思源黑体 CN Normal" w:hint="eastAsia"/>
+                <w:rFonts w:ascii="思源黑体 CN Normal" w:eastAsia="思源黑体 CN Normal" w:hAnsi="思源黑体 CN Normal"/>
                 <w:iCs/>
                 <w:sz w:val="17"/>
                 <w:szCs w:val="17"/>
@@ -8202,7 +8214,7 @@
               <w:spacing w:beforeLines="10" w:before="31" w:afterLines="10" w:after="31"/>
               <w:jc w:val="center"/>
               <w:rPr>
-                <w:rFonts w:ascii="思源黑体 CN Normal" w:eastAsia="思源黑体 CN Normal" w:hAnsi="思源黑体 CN Normal" w:hint="eastAsia"/>
+                <w:rFonts w:ascii="思源黑体 CN Normal" w:eastAsia="思源黑体 CN Normal" w:hAnsi="思源黑体 CN Normal"/>
                 <w:iCs/>
                 <w:sz w:val="17"/>
                 <w:szCs w:val="17"/>
@@ -8274,7 +8286,7 @@
               <w:spacing w:beforeLines="10" w:before="31" w:afterLines="10" w:after="31"/>
               <w:jc w:val="center"/>
               <w:rPr>
-                <w:rFonts w:ascii="思源黑体 CN Normal" w:eastAsia="思源黑体 CN Normal" w:hAnsi="思源黑体 CN Normal" w:hint="eastAsia"/>
+                <w:rFonts w:ascii="思源黑体 CN Normal" w:eastAsia="思源黑体 CN Normal" w:hAnsi="思源黑体 CN Normal"/>
                 <w:iCs/>
                 <w:sz w:val="17"/>
                 <w:szCs w:val="17"/>
@@ -8346,7 +8358,7 @@
               <w:spacing w:beforeLines="10" w:before="31" w:afterLines="10" w:after="31"/>
               <w:jc w:val="center"/>
               <w:rPr>
-                <w:rFonts w:ascii="思源黑体 CN Normal" w:eastAsia="思源黑体 CN Normal" w:hAnsi="思源黑体 CN Normal" w:hint="eastAsia"/>
+                <w:rFonts w:ascii="思源黑体 CN Normal" w:eastAsia="思源黑体 CN Normal" w:hAnsi="思源黑体 CN Normal"/>
                 <w:iCs/>
                 <w:sz w:val="17"/>
                 <w:szCs w:val="17"/>
@@ -8425,7 +8437,7 @@
               <w:spacing w:beforeLines="10" w:before="31" w:afterLines="10" w:after="31"/>
               <w:jc w:val="center"/>
               <w:rPr>
-                <w:rFonts w:ascii="思源黑体 CN Normal" w:eastAsia="思源黑体 CN Normal" w:hAnsi="思源黑体 CN Normal" w:hint="eastAsia"/>
+                <w:rFonts w:ascii="思源黑体 CN Normal" w:eastAsia="思源黑体 CN Normal" w:hAnsi="思源黑体 CN Normal"/>
                 <w:iCs/>
                 <w:sz w:val="17"/>
                 <w:szCs w:val="17"/>
@@ -8477,7 +8489,7 @@
               <w:spacing w:beforeLines="10" w:before="31" w:afterLines="10" w:after="31"/>
               <w:jc w:val="center"/>
               <w:rPr>
-                <w:rFonts w:ascii="思源黑体 CN Normal" w:eastAsia="思源黑体 CN Normal" w:hAnsi="思源黑体 CN Normal" w:hint="eastAsia"/>
+                <w:rFonts w:ascii="思源黑体 CN Normal" w:eastAsia="思源黑体 CN Normal" w:hAnsi="思源黑体 CN Normal"/>
                 <w:iCs/>
                 <w:sz w:val="17"/>
                 <w:szCs w:val="17"/>
@@ -8529,7 +8541,7 @@
               <w:spacing w:beforeLines="10" w:before="31" w:afterLines="10" w:after="31"/>
               <w:jc w:val="center"/>
               <w:rPr>
-                <w:rFonts w:ascii="思源黑体 CN Normal" w:eastAsia="思源黑体 CN Normal" w:hAnsi="思源黑体 CN Normal" w:hint="eastAsia"/>
+                <w:rFonts w:ascii="思源黑体 CN Normal" w:eastAsia="思源黑体 CN Normal" w:hAnsi="思源黑体 CN Normal"/>
                 <w:iCs/>
                 <w:sz w:val="17"/>
                 <w:szCs w:val="17"/>
@@ -8585,7 +8597,7 @@
               <w:spacing w:beforeLines="10" w:before="31" w:afterLines="10" w:after="31"/>
               <w:jc w:val="center"/>
               <w:rPr>
-                <w:rFonts w:ascii="思源黑体 CN Normal" w:eastAsia="思源黑体 CN Normal" w:hAnsi="思源黑体 CN Normal" w:hint="eastAsia"/>
+                <w:rFonts w:ascii="思源黑体 CN Normal" w:eastAsia="思源黑体 CN Normal" w:hAnsi="思源黑体 CN Normal"/>
                 <w:iCs/>
                 <w:sz w:val="17"/>
                 <w:szCs w:val="17"/>
@@ -8619,7 +8631,7 @@
               <w:spacing w:beforeLines="10" w:before="31" w:afterLines="10" w:after="31"/>
               <w:jc w:val="center"/>
               <w:rPr>
-                <w:rFonts w:ascii="思源黑体 CN Normal" w:eastAsia="思源黑体 CN Normal" w:hAnsi="思源黑体 CN Normal" w:hint="eastAsia"/>
+                <w:rFonts w:ascii="思源黑体 CN Normal" w:eastAsia="思源黑体 CN Normal" w:hAnsi="思源黑体 CN Normal"/>
                 <w:iCs/>
                 <w:sz w:val="17"/>
                 <w:szCs w:val="17"/>
@@ -8655,7 +8667,7 @@
               <w:spacing w:beforeLines="10" w:before="31" w:afterLines="10" w:after="31"/>
               <w:jc w:val="center"/>
               <w:rPr>
-                <w:rFonts w:ascii="思源黑体 CN Normal" w:eastAsia="思源黑体 CN Normal" w:hAnsi="思源黑体 CN Normal" w:hint="eastAsia"/>
+                <w:rFonts w:ascii="思源黑体 CN Normal" w:eastAsia="思源黑体 CN Normal" w:hAnsi="思源黑体 CN Normal"/>
                 <w:iCs/>
                 <w:sz w:val="17"/>
                 <w:szCs w:val="17"/>
@@ -8690,7 +8702,7 @@
               <w:spacing w:beforeLines="10" w:before="31" w:afterLines="10" w:after="31"/>
               <w:jc w:val="center"/>
               <w:rPr>
-                <w:rFonts w:ascii="思源黑体 CN Normal" w:eastAsia="思源黑体 CN Normal" w:hAnsi="思源黑体 CN Normal" w:hint="eastAsia"/>
+                <w:rFonts w:ascii="思源黑体 CN Normal" w:eastAsia="思源黑体 CN Normal" w:hAnsi="思源黑体 CN Normal"/>
                 <w:iCs/>
                 <w:sz w:val="17"/>
                 <w:szCs w:val="17"/>
@@ -8758,7 +8770,7 @@
               <w:spacing w:beforeLines="10" w:before="31" w:afterLines="10" w:after="31"/>
               <w:jc w:val="center"/>
               <w:rPr>
-                <w:rFonts w:ascii="思源黑体 CN Normal" w:eastAsia="思源黑体 CN Normal" w:hAnsi="思源黑体 CN Normal" w:hint="eastAsia"/>
+                <w:rFonts w:ascii="思源黑体 CN Normal" w:eastAsia="思源黑体 CN Normal" w:hAnsi="思源黑体 CN Normal"/>
                 <w:iCs/>
                 <w:sz w:val="17"/>
                 <w:szCs w:val="17"/>
@@ -8829,7 +8841,7 @@
               <w:spacing w:beforeLines="10" w:before="31" w:afterLines="10" w:after="31"/>
               <w:jc w:val="center"/>
               <w:rPr>
-                <w:rFonts w:ascii="思源黑体 CN Bold" w:eastAsia="思源黑体 CN Bold" w:hAnsi="思源黑体 CN Bold" w:cs="思源黑体 CN Light" w:hint="eastAsia"/>
+                <w:rFonts w:ascii="思源黑体 CN Bold" w:eastAsia="思源黑体 CN Bold" w:hAnsi="思源黑体 CN Bold" w:cs="思源黑体 CN Light"/>
                 <w:b/>
                 <w:i/>
                 <w:iCs/>
@@ -8870,7 +8882,7 @@
               <w:spacing w:beforeLines="10" w:before="31" w:afterLines="10" w:after="31"/>
               <w:jc w:val="center"/>
               <w:rPr>
-                <w:rFonts w:ascii="思源黑体 CN Normal" w:eastAsia="思源黑体 CN Normal" w:hAnsi="思源黑体 CN Normal" w:hint="eastAsia"/>
+                <w:rFonts w:ascii="思源黑体 CN Normal" w:eastAsia="思源黑体 CN Normal" w:hAnsi="思源黑体 CN Normal"/>
                 <w:bCs/>
                 <w:iCs/>
                 <w:color w:val="000000" w:themeColor="text1"/>
@@ -8910,7 +8922,7 @@
               <w:spacing w:beforeLines="10" w:before="31" w:afterLines="10" w:after="31"/>
               <w:jc w:val="center"/>
               <w:rPr>
-                <w:rFonts w:ascii="思源黑体 CN Normal" w:eastAsia="思源黑体 CN Normal" w:hAnsi="思源黑体 CN Normal" w:hint="eastAsia"/>
+                <w:rFonts w:ascii="思源黑体 CN Normal" w:eastAsia="思源黑体 CN Normal" w:hAnsi="思源黑体 CN Normal"/>
                 <w:kern w:val="0"/>
                 <w:sz w:val="17"/>
                 <w:szCs w:val="17"/>
@@ -8937,7 +8949,7 @@
               <w:spacing w:beforeLines="10" w:before="31" w:afterLines="10" w:after="31"/>
               <w:jc w:val="center"/>
               <w:rPr>
-                <w:rFonts w:ascii="思源黑体 CN Normal" w:eastAsia="思源黑体 CN Normal" w:hAnsi="思源黑体 CN Normal" w:cs="思源黑体 CN Light" w:hint="eastAsia"/>
+                <w:rFonts w:ascii="思源黑体 CN Normal" w:eastAsia="思源黑体 CN Normal" w:hAnsi="思源黑体 CN Normal" w:cs="思源黑体 CN Light"/>
                 <w:iCs/>
                 <w:sz w:val="17"/>
                 <w:szCs w:val="17"/>
@@ -8965,7 +8977,7 @@
               <w:spacing w:beforeLines="10" w:before="31" w:afterLines="10" w:after="31"/>
               <w:jc w:val="center"/>
               <w:rPr>
-                <w:rFonts w:ascii="思源黑体 CN Normal" w:eastAsia="思源黑体 CN Normal" w:hAnsi="思源黑体 CN Normal" w:hint="eastAsia"/>
+                <w:rFonts w:ascii="思源黑体 CN Normal" w:eastAsia="思源黑体 CN Normal" w:hAnsi="思源黑体 CN Normal"/>
                 <w:iCs/>
                 <w:sz w:val="17"/>
                 <w:szCs w:val="17"/>
@@ -9000,7 +9012,7 @@
               <w:spacing w:beforeLines="10" w:before="31" w:afterLines="10" w:after="31"/>
               <w:jc w:val="center"/>
               <w:rPr>
-                <w:rFonts w:ascii="思源黑体 CN Normal" w:eastAsia="思源黑体 CN Normal" w:hAnsi="思源黑体 CN Normal" w:hint="eastAsia"/>
+                <w:rFonts w:ascii="思源黑体 CN Normal" w:eastAsia="思源黑体 CN Normal" w:hAnsi="思源黑体 CN Normal"/>
                 <w:iCs/>
                 <w:sz w:val="17"/>
                 <w:szCs w:val="17"/>
@@ -9043,7 +9055,7 @@
               <w:spacing w:beforeLines="10" w:before="31" w:afterLines="10" w:after="31"/>
               <w:jc w:val="center"/>
               <w:rPr>
-                <w:rFonts w:ascii="思源黑体 CN Normal" w:eastAsia="思源黑体 CN Normal" w:hAnsi="思源黑体 CN Normal" w:hint="eastAsia"/>
+                <w:rFonts w:ascii="思源黑体 CN Normal" w:eastAsia="思源黑体 CN Normal" w:hAnsi="思源黑体 CN Normal"/>
                 <w:iCs/>
                 <w:sz w:val="17"/>
                 <w:szCs w:val="17"/>
@@ -9108,7 +9120,7 @@
               <w:spacing w:beforeLines="10" w:before="31" w:afterLines="10" w:after="31"/>
               <w:jc w:val="center"/>
               <w:rPr>
-                <w:rFonts w:ascii="思源黑体 CN Bold" w:eastAsia="思源黑体 CN Bold" w:hAnsi="思源黑体 CN Bold" w:cs="思源黑体 CN Light" w:hint="eastAsia"/>
+                <w:rFonts w:ascii="思源黑体 CN Bold" w:eastAsia="思源黑体 CN Bold" w:hAnsi="思源黑体 CN Bold" w:cs="思源黑体 CN Light"/>
                 <w:b/>
                 <w:i/>
                 <w:iCs/>
@@ -9149,7 +9161,7 @@
               <w:spacing w:beforeLines="10" w:before="31" w:afterLines="10" w:after="31"/>
               <w:jc w:val="center"/>
               <w:rPr>
-                <w:rFonts w:ascii="思源黑体 CN Normal" w:eastAsia="思源黑体 CN Normal" w:hAnsi="思源黑体 CN Normal" w:cs="思源黑体 CN Light" w:hint="eastAsia"/>
+                <w:rFonts w:ascii="思源黑体 CN Normal" w:eastAsia="思源黑体 CN Normal" w:hAnsi="思源黑体 CN Normal" w:cs="思源黑体 CN Light"/>
                 <w:color w:val="000000" w:themeColor="text1"/>
                 <w:kern w:val="0"/>
                 <w:sz w:val="17"/>
@@ -9188,7 +9200,7 @@
               <w:spacing w:beforeLines="10" w:before="31" w:afterLines="10" w:after="31"/>
               <w:jc w:val="center"/>
               <w:rPr>
-                <w:rFonts w:ascii="思源黑体 CN Normal" w:eastAsia="思源黑体 CN Normal" w:hAnsi="思源黑体 CN Normal" w:cs="思源黑体 CN Light" w:hint="eastAsia"/>
+                <w:rFonts w:ascii="思源黑体 CN Normal" w:eastAsia="思源黑体 CN Normal" w:hAnsi="思源黑体 CN Normal" w:cs="思源黑体 CN Light"/>
                 <w:color w:val="000000" w:themeColor="text1"/>
                 <w:kern w:val="0"/>
                 <w:sz w:val="17"/>
@@ -9216,7 +9228,7 @@
               <w:spacing w:beforeLines="10" w:before="31" w:afterLines="10" w:after="31"/>
               <w:jc w:val="center"/>
               <w:rPr>
-                <w:rFonts w:ascii="思源黑体 CN Normal" w:eastAsia="思源黑体 CN Normal" w:hAnsi="思源黑体 CN Normal" w:cs="思源黑体 CN Light" w:hint="eastAsia"/>
+                <w:rFonts w:ascii="思源黑体 CN Normal" w:eastAsia="思源黑体 CN Normal" w:hAnsi="思源黑体 CN Normal" w:cs="思源黑体 CN Light"/>
                 <w:iCs/>
                 <w:sz w:val="17"/>
                 <w:szCs w:val="17"/>
@@ -9244,7 +9256,7 @@
               <w:spacing w:beforeLines="10" w:before="31" w:afterLines="10" w:after="31"/>
               <w:jc w:val="center"/>
               <w:rPr>
-                <w:rFonts w:ascii="思源黑体 CN Normal" w:eastAsia="思源黑体 CN Normal" w:hAnsi="思源黑体 CN Normal" w:hint="eastAsia"/>
+                <w:rFonts w:ascii="思源黑体 CN Normal" w:eastAsia="思源黑体 CN Normal" w:hAnsi="思源黑体 CN Normal"/>
                 <w:iCs/>
                 <w:sz w:val="17"/>
                 <w:szCs w:val="17"/>
@@ -9278,7 +9290,7 @@
               <w:spacing w:beforeLines="10" w:before="31" w:afterLines="10" w:after="31"/>
               <w:jc w:val="center"/>
               <w:rPr>
-                <w:rFonts w:ascii="思源黑体 CN Normal" w:eastAsia="思源黑体 CN Normal" w:hAnsi="思源黑体 CN Normal" w:hint="eastAsia"/>
+                <w:rFonts w:ascii="思源黑体 CN Normal" w:eastAsia="思源黑体 CN Normal" w:hAnsi="思源黑体 CN Normal"/>
                 <w:iCs/>
                 <w:sz w:val="17"/>
                 <w:szCs w:val="17"/>
@@ -9324,7 +9336,7 @@
               <w:spacing w:beforeLines="10" w:before="31" w:afterLines="10" w:after="31"/>
               <w:jc w:val="center"/>
               <w:rPr>
-                <w:rFonts w:ascii="思源黑体 CN Normal" w:eastAsia="思源黑体 CN Normal" w:hAnsi="思源黑体 CN Normal" w:hint="eastAsia"/>
+                <w:rFonts w:ascii="思源黑体 CN Normal" w:eastAsia="思源黑体 CN Normal" w:hAnsi="思源黑体 CN Normal"/>
                 <w:iCs/>
                 <w:sz w:val="17"/>
                 <w:szCs w:val="17"/>
@@ -9378,7 +9390,7 @@
               <w:spacing w:beforeLines="10" w:before="31" w:afterLines="10" w:after="31"/>
               <w:jc w:val="center"/>
               <w:rPr>
-                <w:rFonts w:ascii="思源黑体 CN Normal" w:eastAsia="思源黑体 CN Normal" w:hAnsi="思源黑体 CN Normal" w:hint="eastAsia"/>
+                <w:rFonts w:ascii="思源黑体 CN Normal" w:eastAsia="思源黑体 CN Normal" w:hAnsi="思源黑体 CN Normal"/>
                 <w:iCs/>
                 <w:sz w:val="17"/>
                 <w:szCs w:val="17"/>
@@ -9403,7 +9415,7 @@
         <w:snapToGrid w:val="0"/>
         <w:spacing w:line="240" w:lineRule="exact"/>
         <w:rPr>
-          <w:rFonts w:ascii="思源黑体 CN Normal" w:eastAsia="思源黑体 CN Normal" w:hAnsi="思源黑体 CN Normal" w:hint="eastAsia"/>
+          <w:rFonts w:ascii="思源黑体 CN Normal" w:eastAsia="思源黑体 CN Normal" w:hAnsi="思源黑体 CN Normal"/>
           <w:b/>
           <w:bCs/>
           <w:color w:val="595959" w:themeColor="text1" w:themeTint="A6"/>
@@ -9418,7 +9430,7 @@
         <w:snapToGrid w:val="0"/>
         <w:spacing w:line="240" w:lineRule="exact"/>
         <w:rPr>
-          <w:rFonts w:ascii="思源黑体 CN Normal" w:eastAsia="思源黑体 CN Normal" w:hAnsi="思源黑体 CN Normal" w:hint="eastAsia"/>
+          <w:rFonts w:ascii="思源黑体 CN Normal" w:eastAsia="思源黑体 CN Normal" w:hAnsi="思源黑体 CN Normal"/>
           <w:b/>
           <w:bCs/>
           <w:color w:val="595959" w:themeColor="text1" w:themeTint="A6"/>
@@ -9448,7 +9460,7 @@
         <w:spacing w:line="240" w:lineRule="exact"/>
         <w:ind w:firstLineChars="0"/>
         <w:rPr>
-          <w:rFonts w:ascii="思源黑体 CN Normal" w:eastAsia="思源黑体 CN Normal" w:hAnsi="思源黑体 CN Normal" w:hint="eastAsia"/>
+          <w:rFonts w:ascii="思源黑体 CN Normal" w:eastAsia="思源黑体 CN Normal" w:hAnsi="思源黑体 CN Normal"/>
           <w:color w:val="595959" w:themeColor="text1" w:themeTint="A6"/>
           <w:sz w:val="15"/>
           <w:szCs w:val="15"/>
@@ -9708,7 +9720,7 @@
         <w:spacing w:line="240" w:lineRule="exact"/>
         <w:ind w:firstLineChars="0"/>
         <w:rPr>
-          <w:rFonts w:ascii="思源黑体 CN Normal" w:eastAsia="思源黑体 CN Normal" w:hAnsi="思源黑体 CN Normal" w:hint="eastAsia"/>
+          <w:rFonts w:ascii="思源黑体 CN Normal" w:eastAsia="思源黑体 CN Normal" w:hAnsi="思源黑体 CN Normal"/>
           <w:color w:val="595959" w:themeColor="text1" w:themeTint="A6"/>
           <w:sz w:val="15"/>
           <w:szCs w:val="15"/>
@@ -9923,7 +9935,7 @@
         <w:spacing w:line="240" w:lineRule="exact"/>
         <w:ind w:firstLineChars="0"/>
         <w:rPr>
-          <w:rFonts w:ascii="思源黑体 CN Normal" w:eastAsia="思源黑体 CN Normal" w:hAnsi="思源黑体 CN Normal" w:hint="eastAsia"/>
+          <w:rFonts w:ascii="思源黑体 CN Normal" w:eastAsia="思源黑体 CN Normal" w:hAnsi="思源黑体 CN Normal"/>
           <w:color w:val="595959" w:themeColor="text1" w:themeTint="A6"/>
           <w:sz w:val="15"/>
           <w:szCs w:val="15"/>
@@ -10183,7 +10195,7 @@
         <w:widowControl/>
         <w:jc w:val="left"/>
         <w:rPr>
-          <w:rFonts w:ascii="思源黑体 CN Normal" w:eastAsia="思源黑体 CN Normal" w:hAnsi="思源黑体 CN Normal" w:hint="eastAsia"/>
+          <w:rFonts w:ascii="思源黑体 CN Normal" w:eastAsia="思源黑体 CN Normal" w:hAnsi="思源黑体 CN Normal"/>
           <w:color w:val="595959" w:themeColor="text1" w:themeTint="A6"/>
           <w:sz w:val="15"/>
           <w:szCs w:val="15"/>
@@ -10207,7 +10219,7 @@
         <w:ind w:firstLineChars="50" w:firstLine="105"/>
         <w:jc w:val="center"/>
         <w:rPr>
-          <w:rFonts w:ascii="思源黑体 CN Bold" w:eastAsia="思源黑体 CN Bold" w:hAnsi="思源黑体 CN Bold" w:cstheme="minorBidi" w:hint="eastAsia"/>
+          <w:rFonts w:ascii="思源黑体 CN Bold" w:eastAsia="思源黑体 CN Bold" w:hAnsi="思源黑体 CN Bold" w:cstheme="minorBidi"/>
           <w:color w:val="1E7648"/>
           <w:sz w:val="21"/>
           <w:szCs w:val="21"/>
@@ -10291,7 +10303,7 @@
               <w:spacing w:line="320" w:lineRule="exact"/>
               <w:jc w:val="center"/>
               <w:rPr>
-                <w:rFonts w:ascii="微软雅黑" w:eastAsia="微软雅黑" w:hAnsi="微软雅黑" w:cs="思源黑体 CN Light" w:hint="eastAsia"/>
+                <w:rFonts w:ascii="微软雅黑" w:eastAsia="微软雅黑" w:hAnsi="微软雅黑" w:cs="思源黑体 CN Light"/>
                 <w:color w:val="000000" w:themeColor="text1"/>
                 <w:kern w:val="0"/>
                 <w:sz w:val="18"/>
@@ -10330,7 +10342,7 @@
               <w:snapToGrid w:val="0"/>
               <w:jc w:val="center"/>
               <w:rPr>
-                <w:rFonts w:ascii="思源黑体 CN Bold" w:eastAsia="思源黑体 CN Bold" w:hAnsi="思源黑体 CN Bold" w:cs="思源黑体 CN Light" w:hint="eastAsia"/>
+                <w:rFonts w:ascii="思源黑体 CN Bold" w:eastAsia="思源黑体 CN Bold" w:hAnsi="思源黑体 CN Bold" w:cs="思源黑体 CN Light"/>
                 <w:b/>
                 <w:i/>
                 <w:iCs/>
@@ -10359,7 +10371,7 @@
             <w:pPr>
               <w:jc w:val="center"/>
               <w:rPr>
-                <w:rFonts w:ascii="思源黑体 CN Normal" w:eastAsia="思源黑体 CN Normal" w:hAnsi="思源黑体 CN Normal" w:hint="eastAsia"/>
+                <w:rFonts w:ascii="思源黑体 CN Normal" w:eastAsia="思源黑体 CN Normal" w:hAnsi="思源黑体 CN Normal"/>
                 <w:bCs/>
                 <w:iCs/>
                 <w:color w:val="000000" w:themeColor="text1"/>
@@ -10388,7 +10400,7 @@
             <w:pPr>
               <w:jc w:val="center"/>
               <w:rPr>
-                <w:rFonts w:ascii="思源黑体 CN Normal" w:eastAsia="思源黑体 CN Normal" w:hAnsi="思源黑体 CN Normal" w:hint="eastAsia"/>
+                <w:rFonts w:ascii="思源黑体 CN Normal" w:eastAsia="思源黑体 CN Normal" w:hAnsi="思源黑体 CN Normal"/>
                 <w:kern w:val="0"/>
                 <w:sz w:val="17"/>
                 <w:szCs w:val="17"/>
@@ -10486,7 +10498,7 @@
             <w:pPr>
               <w:jc w:val="center"/>
               <w:rPr>
-                <w:rFonts w:ascii="思源黑体 CN Normal" w:eastAsia="思源黑体 CN Normal" w:hAnsi="思源黑体 CN Normal" w:hint="eastAsia"/>
+                <w:rFonts w:ascii="思源黑体 CN Normal" w:eastAsia="思源黑体 CN Normal" w:hAnsi="思源黑体 CN Normal"/>
                 <w:color w:val="FFFFFF" w:themeColor="background1"/>
                 <w:sz w:val="18"/>
                 <w:szCs w:val="18"/>
@@ -10553,7 +10565,7 @@
             <w:pPr>
               <w:jc w:val="center"/>
               <w:rPr>
-                <w:rFonts w:ascii="思源黑体 CN Normal" w:eastAsia="思源黑体 CN Normal" w:hAnsi="思源黑体 CN Normal" w:hint="eastAsia"/>
+                <w:rFonts w:ascii="思源黑体 CN Normal" w:eastAsia="思源黑体 CN Normal" w:hAnsi="思源黑体 CN Normal"/>
                 <w:sz w:val="18"/>
                 <w:szCs w:val="18"/>
               </w:rPr>
@@ -10620,7 +10632,7 @@
               <w:spacing w:beforeLines="10" w:before="31" w:afterLines="10" w:after="31"/>
               <w:jc w:val="center"/>
               <w:rPr>
-                <w:rFonts w:ascii="思源黑体 CN Bold" w:eastAsia="思源黑体 CN Bold" w:hAnsi="思源黑体 CN Bold" w:cs="思源黑体 CN Light" w:hint="eastAsia"/>
+                <w:rFonts w:ascii="思源黑体 CN Bold" w:eastAsia="思源黑体 CN Bold" w:hAnsi="思源黑体 CN Bold" w:cs="思源黑体 CN Light"/>
                 <w:b/>
                 <w:sz w:val="17"/>
                 <w:szCs w:val="17"/>
@@ -10754,7 +10766,7 @@
               <w:spacing w:beforeLines="10" w:before="31" w:afterLines="10" w:after="31"/>
               <w:jc w:val="center"/>
               <w:rPr>
-                <w:rFonts w:ascii="思源黑体 CN Bold" w:eastAsia="思源黑体 CN Bold" w:hAnsi="思源黑体 CN Bold" w:cs="思源黑体 CN Light" w:hint="eastAsia"/>
+                <w:rFonts w:ascii="思源黑体 CN Bold" w:eastAsia="思源黑体 CN Bold" w:hAnsi="思源黑体 CN Bold" w:cs="思源黑体 CN Light"/>
                 <w:b/>
                 <w:sz w:val="17"/>
                 <w:szCs w:val="17"/>
@@ -10828,7 +10840,7 @@
               <w:spacing w:beforeLines="10" w:before="31" w:afterLines="10" w:after="31"/>
               <w:jc w:val="center"/>
               <w:rPr>
-                <w:rFonts w:ascii="思源黑体 CN Bold" w:eastAsia="思源黑体 CN Bold" w:hAnsi="思源黑体 CN Bold" w:cs="思源黑体 CN Light" w:hint="eastAsia"/>
+                <w:rFonts w:ascii="思源黑体 CN Bold" w:eastAsia="思源黑体 CN Bold" w:hAnsi="思源黑体 CN Bold" w:cs="思源黑体 CN Light"/>
                 <w:b/>
                 <w:i/>
                 <w:iCs/>
@@ -10892,7 +10904,7 @@
               <w:spacing w:beforeLines="10" w:before="31" w:afterLines="10" w:after="31"/>
               <w:jc w:val="center"/>
               <w:rPr>
-                <w:rFonts w:ascii="思源黑体 CN Bold" w:eastAsia="思源黑体 CN Bold" w:hAnsi="思源黑体 CN Bold" w:cs="思源黑体 CN Light" w:hint="eastAsia"/>
+                <w:rFonts w:ascii="思源黑体 CN Bold" w:eastAsia="思源黑体 CN Bold" w:hAnsi="思源黑体 CN Bold" w:cs="思源黑体 CN Light"/>
                 <w:b/>
                 <w:i/>
                 <w:iCs/>
@@ -10956,7 +10968,7 @@
               <w:spacing w:beforeLines="10" w:before="31" w:afterLines="10" w:after="31"/>
               <w:jc w:val="center"/>
               <w:rPr>
-                <w:rFonts w:ascii="思源黑体 CN Bold" w:eastAsia="思源黑体 CN Bold" w:hAnsi="思源黑体 CN Bold" w:cs="思源黑体 CN Light" w:hint="eastAsia"/>
+                <w:rFonts w:ascii="思源黑体 CN Bold" w:eastAsia="思源黑体 CN Bold" w:hAnsi="思源黑体 CN Bold" w:cs="思源黑体 CN Light"/>
                 <w:b/>
                 <w:sz w:val="17"/>
                 <w:szCs w:val="17"/>
@@ -10979,7 +10991,7 @@
               <w:spacing w:beforeLines="10" w:before="31" w:afterLines="10" w:after="31"/>
               <w:jc w:val="center"/>
               <w:rPr>
-                <w:rFonts w:ascii="思源黑体 CN Bold" w:eastAsia="思源黑体 CN Bold" w:hAnsi="思源黑体 CN Bold" w:cs="思源黑体 CN Light" w:hint="eastAsia"/>
+                <w:rFonts w:ascii="思源黑体 CN Bold" w:eastAsia="思源黑体 CN Bold" w:hAnsi="思源黑体 CN Bold" w:cs="思源黑体 CN Light"/>
                 <w:b/>
                 <w:i/>
                 <w:iCs/>
@@ -11043,7 +11055,7 @@
               <w:spacing w:beforeLines="10" w:before="31" w:afterLines="10" w:after="31"/>
               <w:jc w:val="center"/>
               <w:rPr>
-                <w:rFonts w:ascii="思源黑体 CN Bold" w:eastAsia="思源黑体 CN Bold" w:hAnsi="思源黑体 CN Bold" w:cs="思源黑体 CN Light" w:hint="eastAsia"/>
+                <w:rFonts w:ascii="思源黑体 CN Bold" w:eastAsia="思源黑体 CN Bold" w:hAnsi="思源黑体 CN Bold" w:cs="思源黑体 CN Light"/>
                 <w:b/>
                 <w:sz w:val="17"/>
                 <w:szCs w:val="17"/>
@@ -11066,7 +11078,7 @@
               <w:spacing w:beforeLines="10" w:before="31" w:afterLines="10" w:after="31"/>
               <w:jc w:val="center"/>
               <w:rPr>
-                <w:rFonts w:ascii="思源黑体 CN Bold" w:eastAsia="思源黑体 CN Bold" w:hAnsi="思源黑体 CN Bold" w:cs="思源黑体 CN Light" w:hint="eastAsia"/>
+                <w:rFonts w:ascii="思源黑体 CN Bold" w:eastAsia="思源黑体 CN Bold" w:hAnsi="思源黑体 CN Bold" w:cs="思源黑体 CN Light"/>
                 <w:b/>
                 <w:sz w:val="17"/>
                 <w:szCs w:val="17"/>
@@ -11089,7 +11101,7 @@
               <w:spacing w:beforeLines="10" w:before="31" w:afterLines="10" w:after="31"/>
               <w:jc w:val="center"/>
               <w:rPr>
-                <w:rFonts w:ascii="思源黑体 CN Bold" w:eastAsia="思源黑体 CN Bold" w:hAnsi="思源黑体 CN Bold" w:cs="思源黑体 CN Light" w:hint="eastAsia"/>
+                <w:rFonts w:ascii="思源黑体 CN Bold" w:eastAsia="思源黑体 CN Bold" w:hAnsi="思源黑体 CN Bold" w:cs="思源黑体 CN Light"/>
                 <w:b/>
                 <w:i/>
                 <w:iCs/>
@@ -11152,7 +11164,7 @@
               <w:snapToGrid w:val="0"/>
               <w:jc w:val="center"/>
               <w:rPr>
-                <w:rFonts w:ascii="思源黑体 CN Bold" w:eastAsia="思源黑体 CN Bold" w:hAnsi="思源黑体 CN Bold" w:cs="思源黑体 CN Light" w:hint="eastAsia"/>
+                <w:rFonts w:ascii="思源黑体 CN Bold" w:eastAsia="思源黑体 CN Bold" w:hAnsi="思源黑体 CN Bold" w:cs="思源黑体 CN Light"/>
                 <w:b/>
                 <w:i/>
                 <w:iCs/>
@@ -11180,7 +11192,7 @@
               <w:spacing w:beforeLines="10" w:before="31" w:afterLines="10" w:after="31"/>
               <w:jc w:val="center"/>
               <w:rPr>
-                <w:rFonts w:ascii="思源黑体 CN Normal" w:eastAsia="思源黑体 CN Normal" w:hAnsi="思源黑体 CN Normal" w:hint="eastAsia"/>
+                <w:rFonts w:ascii="思源黑体 CN Normal" w:eastAsia="思源黑体 CN Normal" w:hAnsi="思源黑体 CN Normal"/>
                 <w:bCs/>
                 <w:iCs/>
                 <w:color w:val="000000" w:themeColor="text1"/>
@@ -11266,7 +11278,7 @@
               <w:spacing w:beforeLines="10" w:before="31" w:afterLines="10" w:after="31"/>
               <w:jc w:val="center"/>
               <w:rPr>
-                <w:rFonts w:ascii="思源黑体 CN Normal" w:eastAsia="思源黑体 CN Normal" w:hAnsi="思源黑体 CN Normal" w:hint="eastAsia"/>
+                <w:rFonts w:ascii="思源黑体 CN Normal" w:eastAsia="思源黑体 CN Normal" w:hAnsi="思源黑体 CN Normal"/>
                 <w:bCs/>
                 <w:iCs/>
                 <w:color w:val="000000" w:themeColor="text1"/>
@@ -11328,7 +11340,7 @@
               <w:spacing w:beforeLines="10" w:before="31" w:afterLines="10" w:after="31"/>
               <w:jc w:val="center"/>
               <w:rPr>
-                <w:rFonts w:ascii="思源黑体 CN Normal" w:eastAsia="思源黑体 CN Normal" w:hAnsi="思源黑体 CN Normal" w:hint="eastAsia"/>
+                <w:rFonts w:ascii="思源黑体 CN Normal" w:eastAsia="思源黑体 CN Normal" w:hAnsi="思源黑体 CN Normal"/>
                 <w:bCs/>
                 <w:iCs/>
                 <w:color w:val="000000" w:themeColor="text1"/>
@@ -11482,7 +11494,7 @@
               <w:spacing w:beforeLines="10" w:before="31" w:afterLines="10" w:after="31"/>
               <w:jc w:val="center"/>
               <w:rPr>
-                <w:rFonts w:ascii="思源黑体 CN Normal" w:eastAsia="思源黑体 CN Normal" w:hAnsi="思源黑体 CN Normal" w:hint="eastAsia"/>
+                <w:rFonts w:ascii="思源黑体 CN Normal" w:eastAsia="思源黑体 CN Normal" w:hAnsi="思源黑体 CN Normal"/>
                 <w:bCs/>
                 <w:iCs/>
                 <w:color w:val="000000" w:themeColor="text1"/>
@@ -11529,7 +11541,7 @@
               <w:spacing w:beforeLines="10" w:before="31" w:afterLines="10" w:after="31"/>
               <w:jc w:val="center"/>
               <w:rPr>
-                <w:rFonts w:ascii="思源黑体 CN Normal" w:eastAsia="思源黑体 CN Normal" w:hAnsi="思源黑体 CN Normal" w:hint="eastAsia"/>
+                <w:rFonts w:ascii="思源黑体 CN Normal" w:eastAsia="思源黑体 CN Normal" w:hAnsi="思源黑体 CN Normal"/>
                 <w:bCs/>
                 <w:iCs/>
                 <w:color w:val="000000" w:themeColor="text1"/>
@@ -11637,6 +11649,16 @@
               <w:spacing w:beforeLines="10" w:before="31" w:afterLines="10" w:after="31"/>
               <w:jc w:val="center"/>
               <w:rPr>
+                <w:rFonts w:ascii="思源黑体 CN Normal" w:eastAsia="思源黑体 CN Normal" w:hAnsi="思源黑体 CN Normal"/>
+                <w:bCs/>
+                <w:iCs/>
+                <w:color w:val="000000" w:themeColor="text1"/>
+                <w:sz w:val="17"/>
+                <w:szCs w:val="17"/>
+              </w:rPr>
+            </w:pPr>
+            <w:r>
+              <w:rPr>
                 <w:rFonts w:ascii="思源黑体 CN Normal" w:eastAsia="思源黑体 CN Normal" w:hAnsi="思源黑体 CN Normal" w:hint="eastAsia"/>
                 <w:bCs/>
                 <w:iCs/>
@@ -11644,16 +11666,6 @@
                 <w:sz w:val="17"/>
                 <w:szCs w:val="17"/>
               </w:rPr>
-            </w:pPr>
-            <w:r>
-              <w:rPr>
-                <w:rFonts w:ascii="思源黑体 CN Normal" w:eastAsia="思源黑体 CN Normal" w:hAnsi="思源黑体 CN Normal" w:hint="eastAsia"/>
-                <w:bCs/>
-                <w:iCs/>
-                <w:color w:val="000000" w:themeColor="text1"/>
-                <w:sz w:val="17"/>
-                <w:szCs w:val="17"/>
-              </w:rPr>
               <w:t>{</w:t>
             </w:r>
             <w:r>
@@ -11673,7 +11685,7 @@
               <w:spacing w:beforeLines="10" w:before="31" w:afterLines="10" w:after="31"/>
               <w:jc w:val="center"/>
               <w:rPr>
-                <w:rFonts w:ascii="思源黑体 CN Normal" w:eastAsia="思源黑体 CN Normal" w:hAnsi="思源黑体 CN Normal" w:hint="eastAsia"/>
+                <w:rFonts w:ascii="思源黑体 CN Normal" w:eastAsia="思源黑体 CN Normal" w:hAnsi="思源黑体 CN Normal"/>
                 <w:bCs/>
                 <w:iCs/>
                 <w:color w:val="000000" w:themeColor="text1"/>
@@ -11735,7 +11747,7 @@
               <w:spacing w:beforeLines="10" w:before="31" w:afterLines="10" w:after="31"/>
               <w:jc w:val="center"/>
               <w:rPr>
-                <w:rFonts w:ascii="思源黑体 CN Normal" w:eastAsia="思源黑体 CN Normal" w:hAnsi="思源黑体 CN Normal" w:hint="eastAsia"/>
+                <w:rFonts w:ascii="思源黑体 CN Normal" w:eastAsia="思源黑体 CN Normal" w:hAnsi="思源黑体 CN Normal"/>
                 <w:bCs/>
                 <w:iCs/>
                 <w:color w:val="000000" w:themeColor="text1"/>
@@ -11845,6 +11857,16 @@
               <w:spacing w:beforeLines="10" w:before="31" w:afterLines="10" w:after="31"/>
               <w:jc w:val="center"/>
               <w:rPr>
+                <w:rFonts w:ascii="思源黑体 CN Normal" w:eastAsia="思源黑体 CN Normal" w:hAnsi="思源黑体 CN Normal"/>
+                <w:bCs/>
+                <w:iCs/>
+                <w:color w:val="000000" w:themeColor="text1"/>
+                <w:sz w:val="17"/>
+                <w:szCs w:val="17"/>
+              </w:rPr>
+            </w:pPr>
+            <w:r>
+              <w:rPr>
                 <w:rFonts w:ascii="思源黑体 CN Normal" w:eastAsia="思源黑体 CN Normal" w:hAnsi="思源黑体 CN Normal" w:hint="eastAsia"/>
                 <w:bCs/>
                 <w:iCs/>
@@ -11852,16 +11874,6 @@
                 <w:sz w:val="17"/>
                 <w:szCs w:val="17"/>
               </w:rPr>
-            </w:pPr>
-            <w:r>
-              <w:rPr>
-                <w:rFonts w:ascii="思源黑体 CN Normal" w:eastAsia="思源黑体 CN Normal" w:hAnsi="思源黑体 CN Normal" w:hint="eastAsia"/>
-                <w:bCs/>
-                <w:iCs/>
-                <w:color w:val="000000" w:themeColor="text1"/>
-                <w:sz w:val="17"/>
-                <w:szCs w:val="17"/>
-              </w:rPr>
               <w:t>扩增</w:t>
             </w:r>
           </w:p>
@@ -11870,7 +11882,7 @@
               <w:spacing w:beforeLines="10" w:before="31" w:afterLines="10" w:after="31"/>
               <w:jc w:val="center"/>
               <w:rPr>
-                <w:rFonts w:ascii="思源黑体 CN Normal" w:eastAsia="思源黑体 CN Normal" w:hAnsi="思源黑体 CN Normal" w:hint="eastAsia"/>
+                <w:rFonts w:ascii="思源黑体 CN Normal" w:eastAsia="思源黑体 CN Normal" w:hAnsi="思源黑体 CN Normal"/>
                 <w:bCs/>
                 <w:iCs/>
                 <w:color w:val="000000" w:themeColor="text1"/>
@@ -11980,6 +11992,16 @@
               <w:spacing w:beforeLines="10" w:before="31" w:afterLines="10" w:after="31"/>
               <w:jc w:val="center"/>
               <w:rPr>
+                <w:rFonts w:ascii="思源黑体 CN Normal" w:eastAsia="思源黑体 CN Normal" w:hAnsi="思源黑体 CN Normal"/>
+                <w:bCs/>
+                <w:iCs/>
+                <w:color w:val="000000" w:themeColor="text1"/>
+                <w:sz w:val="17"/>
+                <w:szCs w:val="17"/>
+              </w:rPr>
+            </w:pPr>
+            <w:r>
+              <w:rPr>
                 <w:rFonts w:ascii="思源黑体 CN Normal" w:eastAsia="思源黑体 CN Normal" w:hAnsi="思源黑体 CN Normal" w:hint="eastAsia"/>
                 <w:bCs/>
                 <w:iCs/>
@@ -11987,7 +12009,30 @@
                 <w:sz w:val="17"/>
                 <w:szCs w:val="17"/>
               </w:rPr>
-            </w:pPr>
+              <w:t>{{a.five_prime_gene}}</w:t>
+            </w:r>
+            <w:r>
+              <w:rPr>
+                <w:rFonts w:ascii="思源黑体 CN Normal" w:eastAsia="思源黑体 CN Normal" w:hAnsi="思源黑体 CN Normal"/>
+                <w:bCs/>
+                <w:iCs/>
+                <w:color w:val="000000" w:themeColor="text1"/>
+                <w:sz w:val="17"/>
+                <w:szCs w:val="17"/>
+              </w:rPr>
+              <w:t>:</w:t>
+            </w:r>
+            <w:r>
+              <w:rPr>
+                <w:rFonts w:ascii="思源黑体 CN Normal" w:eastAsia="思源黑体 CN Normal" w:hAnsi="思源黑体 CN Normal"/>
+                <w:bCs/>
+                <w:iCs/>
+                <w:color w:val="000000" w:themeColor="text1"/>
+                <w:sz w:val="17"/>
+                <w:szCs w:val="17"/>
+              </w:rPr>
+              <w:t>{{a.five_prime_cds}}</w:t>
+            </w:r>
             <w:r>
               <w:rPr>
                 <w:rFonts w:ascii="思源黑体 CN Normal" w:eastAsia="思源黑体 CN Normal" w:hAnsi="思源黑体 CN Normal" w:hint="eastAsia"/>
@@ -11997,7 +12042,7 @@
                 <w:sz w:val="17"/>
                 <w:szCs w:val="17"/>
               </w:rPr>
-              <w:t>{{a.five_prime_gene}}</w:t>
+              <w:t>-{{a.three_prime_gene}}</w:t>
             </w:r>
             <w:r>
               <w:rPr>
@@ -12019,7 +12064,7 @@
                 <w:sz w:val="17"/>
                 <w:szCs w:val="17"/>
               </w:rPr>
-              <w:t>{{a.five_prime_cds}}</w:t>
+              <w:t>{{a.three_prime_cds}}</w:t>
             </w:r>
             <w:r>
               <w:rPr>
@@ -12030,39 +12075,6 @@
                 <w:sz w:val="17"/>
                 <w:szCs w:val="17"/>
               </w:rPr>
-              <w:t>-{{a.three_prime_gene}}</w:t>
-            </w:r>
-            <w:r>
-              <w:rPr>
-                <w:rFonts w:ascii="思源黑体 CN Normal" w:eastAsia="思源黑体 CN Normal" w:hAnsi="思源黑体 CN Normal"/>
-                <w:bCs/>
-                <w:iCs/>
-                <w:color w:val="000000" w:themeColor="text1"/>
-                <w:sz w:val="17"/>
-                <w:szCs w:val="17"/>
-              </w:rPr>
-              <w:t>:</w:t>
-            </w:r>
-            <w:r>
-              <w:rPr>
-                <w:rFonts w:ascii="思源黑体 CN Normal" w:eastAsia="思源黑体 CN Normal" w:hAnsi="思源黑体 CN Normal"/>
-                <w:bCs/>
-                <w:iCs/>
-                <w:color w:val="000000" w:themeColor="text1"/>
-                <w:sz w:val="17"/>
-                <w:szCs w:val="17"/>
-              </w:rPr>
-              <w:t>{{a.three_prime_cds}}</w:t>
-            </w:r>
-            <w:r>
-              <w:rPr>
-                <w:rFonts w:ascii="思源黑体 CN Normal" w:eastAsia="思源黑体 CN Normal" w:hAnsi="思源黑体 CN Normal" w:hint="eastAsia"/>
-                <w:bCs/>
-                <w:iCs/>
-                <w:color w:val="000000" w:themeColor="text1"/>
-                <w:sz w:val="17"/>
-                <w:szCs w:val="17"/>
-              </w:rPr>
               <w:t>融合</w:t>
             </w:r>
           </w:p>
@@ -12071,7 +12083,7 @@
               <w:spacing w:beforeLines="10" w:before="31" w:afterLines="10" w:after="31"/>
               <w:jc w:val="center"/>
               <w:rPr>
-                <w:rFonts w:ascii="思源黑体 CN Normal" w:eastAsia="思源黑体 CN Normal" w:hAnsi="思源黑体 CN Normal" w:hint="eastAsia"/>
+                <w:rFonts w:ascii="思源黑体 CN Normal" w:eastAsia="思源黑体 CN Normal" w:hAnsi="思源黑体 CN Normal"/>
                 <w:bCs/>
                 <w:iCs/>
                 <w:color w:val="000000" w:themeColor="text1"/>
@@ -12157,7 +12169,7 @@
               <w:spacing w:beforeLines="10" w:before="31" w:afterLines="10" w:after="31"/>
               <w:jc w:val="center"/>
               <w:rPr>
-                <w:rFonts w:ascii="思源黑体 CN Normal" w:eastAsia="思源黑体 CN Normal" w:hAnsi="思源黑体 CN Normal" w:hint="eastAsia"/>
+                <w:rFonts w:ascii="思源黑体 CN Normal" w:eastAsia="思源黑体 CN Normal" w:hAnsi="思源黑体 CN Normal"/>
                 <w:bCs/>
                 <w:iCs/>
                 <w:color w:val="000000" w:themeColor="text1"/>
@@ -12187,7 +12199,7 @@
               <w:spacing w:beforeLines="10" w:before="31" w:afterLines="10" w:after="31"/>
               <w:jc w:val="center"/>
               <w:rPr>
-                <w:rFonts w:ascii="思源黑体 CN Normal" w:eastAsia="思源黑体 CN Normal" w:hAnsi="思源黑体 CN Normal" w:hint="eastAsia"/>
+                <w:rFonts w:ascii="思源黑体 CN Normal" w:eastAsia="思源黑体 CN Normal" w:hAnsi="思源黑体 CN Normal"/>
                 <w:bCs/>
                 <w:iCs/>
                 <w:color w:val="000000" w:themeColor="text1"/>
@@ -12273,7 +12285,7 @@
               <w:spacing w:beforeLines="10" w:before="31" w:afterLines="10" w:after="31"/>
               <w:jc w:val="center"/>
               <w:rPr>
-                <w:rFonts w:ascii="思源黑体 CN Normal" w:eastAsia="思源黑体 CN Normal" w:hAnsi="思源黑体 CN Normal" w:hint="eastAsia"/>
+                <w:rFonts w:ascii="思源黑体 CN Normal" w:eastAsia="思源黑体 CN Normal" w:hAnsi="思源黑体 CN Normal"/>
                 <w:bCs/>
                 <w:iCs/>
                 <w:color w:val="000000" w:themeColor="text1"/>
@@ -12335,7 +12347,7 @@
               <w:spacing w:beforeLines="10" w:before="31" w:afterLines="10" w:after="31"/>
               <w:jc w:val="center"/>
               <w:rPr>
-                <w:rFonts w:ascii="思源黑体 CN Normal" w:eastAsia="思源黑体 CN Normal" w:hAnsi="思源黑体 CN Normal" w:hint="eastAsia"/>
+                <w:rFonts w:ascii="思源黑体 CN Normal" w:eastAsia="思源黑体 CN Normal" w:hAnsi="思源黑体 CN Normal"/>
                 <w:bCs/>
                 <w:iCs/>
                 <w:color w:val="000000" w:themeColor="text1"/>
@@ -12456,7 +12468,7 @@
               <w:spacing w:beforeLines="10" w:before="31" w:afterLines="10" w:after="31"/>
               <w:jc w:val="center"/>
               <w:rPr>
-                <w:rFonts w:ascii="思源黑体 CN Normal" w:eastAsia="思源黑体 CN Normal" w:hAnsi="思源黑体 CN Normal" w:hint="eastAsia"/>
+                <w:rFonts w:ascii="思源黑体 CN Normal" w:eastAsia="思源黑体 CN Normal" w:hAnsi="思源黑体 CN Normal"/>
                 <w:bCs/>
                 <w:iCs/>
                 <w:color w:val="000000" w:themeColor="text1"/>
@@ -12505,7 +12517,7 @@
               <w:spacing w:beforeLines="10" w:before="31" w:afterLines="10" w:after="31"/>
               <w:jc w:val="center"/>
               <w:rPr>
-                <w:rFonts w:ascii="思源黑体 CN Normal" w:eastAsia="思源黑体 CN Normal" w:hAnsi="思源黑体 CN Normal" w:hint="eastAsia"/>
+                <w:rFonts w:ascii="思源黑体 CN Normal" w:eastAsia="思源黑体 CN Normal" w:hAnsi="思源黑体 CN Normal"/>
                 <w:bCs/>
                 <w:iCs/>
                 <w:color w:val="000000" w:themeColor="text1"/>
@@ -12626,7 +12638,7 @@
               <w:spacing w:beforeLines="10" w:before="31" w:afterLines="10" w:after="31"/>
               <w:jc w:val="center"/>
               <w:rPr>
-                <w:rFonts w:ascii="思源黑体 CN Normal" w:eastAsia="思源黑体 CN Normal" w:hAnsi="思源黑体 CN Normal" w:hint="eastAsia"/>
+                <w:rFonts w:ascii="思源黑体 CN Normal" w:eastAsia="思源黑体 CN Normal" w:hAnsi="思源黑体 CN Normal"/>
                 <w:bCs/>
                 <w:iCs/>
                 <w:color w:val="000000" w:themeColor="text1"/>
@@ -12688,7 +12700,7 @@
               <w:spacing w:beforeLines="10" w:before="31" w:afterLines="10" w:after="31"/>
               <w:jc w:val="center"/>
               <w:rPr>
-                <w:rFonts w:ascii="思源黑体 CN Normal" w:eastAsia="思源黑体 CN Normal" w:hAnsi="思源黑体 CN Normal" w:hint="eastAsia"/>
+                <w:rFonts w:ascii="思源黑体 CN Normal" w:eastAsia="思源黑体 CN Normal" w:hAnsi="思源黑体 CN Normal"/>
                 <w:bCs/>
                 <w:iCs/>
                 <w:color w:val="000000" w:themeColor="text1"/>
@@ -12725,7 +12737,7 @@
               <w:spacing w:beforeLines="10" w:before="31" w:afterLines="10" w:after="31"/>
               <w:jc w:val="center"/>
               <w:rPr>
-                <w:rFonts w:ascii="思源黑体 CN Normal" w:eastAsia="思源黑体 CN Normal" w:hAnsi="思源黑体 CN Normal" w:hint="eastAsia"/>
+                <w:rFonts w:ascii="思源黑体 CN Normal" w:eastAsia="思源黑体 CN Normal" w:hAnsi="思源黑体 CN Normal"/>
                 <w:bCs/>
                 <w:iCs/>
                 <w:color w:val="000000" w:themeColor="text1"/>
@@ -12785,7 +12797,7 @@
               <w:spacing w:beforeLines="10" w:before="31" w:afterLines="10" w:after="31"/>
               <w:jc w:val="center"/>
               <w:rPr>
-                <w:rFonts w:ascii="思源黑体 CN Normal" w:eastAsia="思源黑体 CN Normal" w:hAnsi="思源黑体 CN Normal" w:hint="eastAsia"/>
+                <w:rFonts w:ascii="思源黑体 CN Normal" w:eastAsia="思源黑体 CN Normal" w:hAnsi="思源黑体 CN Normal"/>
                 <w:bCs/>
                 <w:iCs/>
                 <w:color w:val="000000" w:themeColor="text1"/>
@@ -12822,7 +12834,7 @@
               <w:spacing w:beforeLines="10" w:before="31" w:afterLines="10" w:after="31"/>
               <w:jc w:val="center"/>
               <w:rPr>
-                <w:rFonts w:ascii="思源黑体 CN Normal" w:eastAsia="思源黑体 CN Normal" w:hAnsi="思源黑体 CN Normal" w:hint="eastAsia"/>
+                <w:rFonts w:ascii="思源黑体 CN Normal" w:eastAsia="思源黑体 CN Normal" w:hAnsi="思源黑体 CN Normal"/>
                 <w:bCs/>
                 <w:iCs/>
                 <w:color w:val="000000" w:themeColor="text1"/>
@@ -12857,7 +12869,7 @@
               <w:spacing w:beforeLines="10" w:before="31" w:afterLines="10" w:after="31"/>
               <w:jc w:val="center"/>
               <w:rPr>
-                <w:rFonts w:ascii="思源黑体 CN Normal" w:eastAsia="思源黑体 CN Normal" w:hAnsi="思源黑体 CN Normal" w:hint="eastAsia"/>
+                <w:rFonts w:ascii="思源黑体 CN Normal" w:eastAsia="思源黑体 CN Normal" w:hAnsi="思源黑体 CN Normal"/>
                 <w:bCs/>
                 <w:iCs/>
                 <w:color w:val="000000" w:themeColor="text1"/>
@@ -12884,6 +12896,16 @@
       <w:pPr>
         <w:spacing w:afterLines="20" w:after="62" w:line="200" w:lineRule="exact"/>
         <w:rPr>
+          <w:rFonts w:ascii="思源黑体 CN Normal" w:eastAsia="思源黑体 CN Normal" w:hAnsi="思源黑体 CN Normal"/>
+          <w:b/>
+          <w:bCs/>
+          <w:color w:val="595959" w:themeColor="text1" w:themeTint="A6"/>
+          <w:sz w:val="15"/>
+          <w:szCs w:val="15"/>
+        </w:rPr>
+      </w:pPr>
+      <w:r>
+        <w:rPr>
           <w:rFonts w:ascii="思源黑体 CN Normal" w:eastAsia="思源黑体 CN Normal" w:hAnsi="思源黑体 CN Normal" w:hint="eastAsia"/>
           <w:b/>
           <w:bCs/>
@@ -12891,16 +12913,6 @@
           <w:sz w:val="15"/>
           <w:szCs w:val="15"/>
         </w:rPr>
-      </w:pPr>
-      <w:r>
-        <w:rPr>
-          <w:rFonts w:ascii="思源黑体 CN Normal" w:eastAsia="思源黑体 CN Normal" w:hAnsi="思源黑体 CN Normal" w:hint="eastAsia"/>
-          <w:b/>
-          <w:bCs/>
-          <w:color w:val="595959" w:themeColor="text1" w:themeTint="A6"/>
-          <w:sz w:val="15"/>
-          <w:szCs w:val="15"/>
-        </w:rPr>
         <w:t>注：</w:t>
       </w:r>
     </w:p>
@@ -12909,7 +12921,7 @@
         <w:spacing w:afterLines="20" w:after="62" w:line="200" w:lineRule="exact"/>
         <w:ind w:leftChars="150" w:left="315"/>
         <w:rPr>
-          <w:rFonts w:ascii="思源黑体 CN Normal" w:eastAsia="思源黑体 CN Normal" w:hAnsi="思源黑体 CN Normal" w:hint="eastAsia"/>
+          <w:rFonts w:ascii="思源黑体 CN Normal" w:eastAsia="思源黑体 CN Normal" w:hAnsi="思源黑体 CN Normal"/>
           <w:color w:val="595959" w:themeColor="text1" w:themeTint="A6"/>
           <w:sz w:val="15"/>
           <w:szCs w:val="15"/>
@@ -12945,7 +12957,7 @@
         <w:ind w:firstLineChars="50" w:firstLine="105"/>
         <w:jc w:val="center"/>
         <w:rPr>
-          <w:rFonts w:ascii="思源黑体 CN Bold" w:eastAsia="思源黑体 CN Bold" w:hAnsi="思源黑体 CN Bold" w:cstheme="minorBidi" w:hint="eastAsia"/>
+          <w:rFonts w:ascii="思源黑体 CN Bold" w:eastAsia="思源黑体 CN Bold" w:hAnsi="思源黑体 CN Bold" w:cstheme="minorBidi"/>
           <w:color w:val="1E7648"/>
           <w:sz w:val="21"/>
           <w:szCs w:val="21"/>
@@ -13007,7 +13019,7 @@
               <w:snapToGrid w:val="0"/>
               <w:jc w:val="center"/>
               <w:rPr>
-                <w:rFonts w:ascii="思源黑体 CN Bold" w:eastAsia="思源黑体 CN Bold" w:hAnsi="思源黑体 CN Bold" w:cs="思源黑体 CN Light" w:hint="eastAsia"/>
+                <w:rFonts w:ascii="思源黑体 CN Bold" w:eastAsia="思源黑体 CN Bold" w:hAnsi="思源黑体 CN Bold" w:cs="思源黑体 CN Light"/>
                 <w:b/>
                 <w:i/>
                 <w:iCs/>
@@ -13039,7 +13051,7 @@
               <w:snapToGrid w:val="0"/>
               <w:jc w:val="center"/>
               <w:rPr>
-                <w:rFonts w:ascii="思源黑体 CN Bold" w:eastAsia="思源黑体 CN Bold" w:hAnsi="思源黑体 CN Bold" w:hint="eastAsia"/>
+                <w:rFonts w:ascii="思源黑体 CN Bold" w:eastAsia="思源黑体 CN Bold" w:hAnsi="思源黑体 CN Bold"/>
                 <w:b/>
                 <w:bCs/>
                 <w:color w:val="FFFFFF" w:themeColor="background1"/>
@@ -13070,7 +13082,7 @@
               <w:snapToGrid w:val="0"/>
               <w:jc w:val="center"/>
               <w:rPr>
-                <w:rFonts w:ascii="思源黑体 CN Bold" w:eastAsia="思源黑体 CN Bold" w:hAnsi="思源黑体 CN Bold" w:hint="eastAsia"/>
+                <w:rFonts w:ascii="思源黑体 CN Bold" w:eastAsia="思源黑体 CN Bold" w:hAnsi="思源黑体 CN Bold"/>
                 <w:b/>
                 <w:bCs/>
                 <w:color w:val="FFFFFF" w:themeColor="background1"/>
@@ -13171,7 +13183,7 @@
               <w:spacing w:beforeLines="10" w:before="31" w:afterLines="10" w:after="31"/>
               <w:jc w:val="center"/>
               <w:rPr>
-                <w:rFonts w:ascii="思源黑体 CN Normal" w:eastAsia="思源黑体 CN Normal" w:hAnsi="思源黑体 CN Normal" w:hint="eastAsia"/>
+                <w:rFonts w:ascii="思源黑体 CN Normal" w:eastAsia="思源黑体 CN Normal" w:hAnsi="思源黑体 CN Normal"/>
                 <w:bCs/>
                 <w:iCs/>
                 <w:color w:val="000000" w:themeColor="text1"/>
@@ -13268,7 +13280,7 @@
               <w:spacing w:beforeLines="10" w:before="31" w:afterLines="10" w:after="31"/>
               <w:jc w:val="center"/>
               <w:rPr>
-                <w:rFonts w:ascii="思源黑体 CN Normal" w:eastAsia="思源黑体 CN Normal" w:hAnsi="思源黑体 CN Normal" w:hint="eastAsia"/>
+                <w:rFonts w:ascii="思源黑体 CN Normal" w:eastAsia="思源黑体 CN Normal" w:hAnsi="思源黑体 CN Normal"/>
                 <w:bCs/>
                 <w:iCs/>
                 <w:color w:val="000000" w:themeColor="text1"/>
@@ -13364,7 +13376,7 @@
               <w:spacing w:beforeLines="10" w:before="31" w:afterLines="10" w:after="31"/>
               <w:jc w:val="center"/>
               <w:rPr>
-                <w:rFonts w:ascii="思源黑体 CN Bold" w:eastAsia="思源黑体 CN Bold" w:hAnsi="思源黑体 CN Bold" w:cs="思源黑体 CN Light" w:hint="eastAsia"/>
+                <w:rFonts w:ascii="思源黑体 CN Bold" w:eastAsia="思源黑体 CN Bold" w:hAnsi="思源黑体 CN Bold" w:cs="思源黑体 CN Light"/>
                 <w:b/>
                 <w:sz w:val="17"/>
                 <w:szCs w:val="17"/>
@@ -13498,7 +13510,7 @@
               <w:spacing w:beforeLines="10" w:before="31" w:afterLines="10" w:after="31"/>
               <w:jc w:val="center"/>
               <w:rPr>
-                <w:rFonts w:ascii="思源黑体 CN Bold" w:eastAsia="思源黑体 CN Bold" w:hAnsi="思源黑体 CN Bold" w:cs="思源黑体 CN Light" w:hint="eastAsia"/>
+                <w:rFonts w:ascii="思源黑体 CN Bold" w:eastAsia="思源黑体 CN Bold" w:hAnsi="思源黑体 CN Bold" w:cs="思源黑体 CN Light"/>
                 <w:b/>
                 <w:sz w:val="17"/>
                 <w:szCs w:val="17"/>
@@ -13572,7 +13584,7 @@
               <w:spacing w:beforeLines="10" w:before="31" w:afterLines="10" w:after="31"/>
               <w:jc w:val="center"/>
               <w:rPr>
-                <w:rFonts w:ascii="思源黑体 CN Bold" w:eastAsia="思源黑体 CN Bold" w:hAnsi="思源黑体 CN Bold" w:cs="思源黑体 CN Light" w:hint="eastAsia"/>
+                <w:rFonts w:ascii="思源黑体 CN Bold" w:eastAsia="思源黑体 CN Bold" w:hAnsi="思源黑体 CN Bold" w:cs="思源黑体 CN Light"/>
                 <w:b/>
                 <w:i/>
                 <w:iCs/>
@@ -13636,7 +13648,7 @@
               <w:spacing w:beforeLines="10" w:before="31" w:afterLines="10" w:after="31"/>
               <w:jc w:val="center"/>
               <w:rPr>
-                <w:rFonts w:ascii="思源黑体 CN Bold" w:eastAsia="思源黑体 CN Bold" w:hAnsi="思源黑体 CN Bold" w:cs="思源黑体 CN Light" w:hint="eastAsia"/>
+                <w:rFonts w:ascii="思源黑体 CN Bold" w:eastAsia="思源黑体 CN Bold" w:hAnsi="思源黑体 CN Bold" w:cs="思源黑体 CN Light"/>
                 <w:b/>
                 <w:i/>
                 <w:iCs/>
@@ -13700,7 +13712,7 @@
               <w:spacing w:beforeLines="10" w:before="31" w:afterLines="10" w:after="31"/>
               <w:jc w:val="center"/>
               <w:rPr>
-                <w:rFonts w:ascii="思源黑体 CN Bold" w:eastAsia="思源黑体 CN Bold" w:hAnsi="思源黑体 CN Bold" w:cs="思源黑体 CN Light" w:hint="eastAsia"/>
+                <w:rFonts w:ascii="思源黑体 CN Bold" w:eastAsia="思源黑体 CN Bold" w:hAnsi="思源黑体 CN Bold" w:cs="思源黑体 CN Light"/>
                 <w:b/>
                 <w:sz w:val="17"/>
                 <w:szCs w:val="17"/>
@@ -13723,7 +13735,7 @@
               <w:spacing w:beforeLines="10" w:before="31" w:afterLines="10" w:after="31"/>
               <w:jc w:val="center"/>
               <w:rPr>
-                <w:rFonts w:ascii="思源黑体 CN Bold" w:eastAsia="思源黑体 CN Bold" w:hAnsi="思源黑体 CN Bold" w:cs="思源黑体 CN Light" w:hint="eastAsia"/>
+                <w:rFonts w:ascii="思源黑体 CN Bold" w:eastAsia="思源黑体 CN Bold" w:hAnsi="思源黑体 CN Bold" w:cs="思源黑体 CN Light"/>
                 <w:b/>
                 <w:i/>
                 <w:iCs/>
@@ -13787,7 +13799,7 @@
               <w:spacing w:beforeLines="10" w:before="31" w:afterLines="10" w:after="31"/>
               <w:jc w:val="center"/>
               <w:rPr>
-                <w:rFonts w:ascii="思源黑体 CN Bold" w:eastAsia="思源黑体 CN Bold" w:hAnsi="思源黑体 CN Bold" w:cs="思源黑体 CN Light" w:hint="eastAsia"/>
+                <w:rFonts w:ascii="思源黑体 CN Bold" w:eastAsia="思源黑体 CN Bold" w:hAnsi="思源黑体 CN Bold" w:cs="思源黑体 CN Light"/>
                 <w:b/>
                 <w:sz w:val="17"/>
                 <w:szCs w:val="17"/>
@@ -13810,7 +13822,7 @@
               <w:spacing w:beforeLines="10" w:before="31" w:afterLines="10" w:after="31"/>
               <w:jc w:val="center"/>
               <w:rPr>
-                <w:rFonts w:ascii="思源黑体 CN Bold" w:eastAsia="思源黑体 CN Bold" w:hAnsi="思源黑体 CN Bold" w:cs="思源黑体 CN Light" w:hint="eastAsia"/>
+                <w:rFonts w:ascii="思源黑体 CN Bold" w:eastAsia="思源黑体 CN Bold" w:hAnsi="思源黑体 CN Bold" w:cs="思源黑体 CN Light"/>
                 <w:b/>
                 <w:sz w:val="17"/>
                 <w:szCs w:val="17"/>
@@ -13833,7 +13845,7 @@
               <w:spacing w:beforeLines="10" w:before="31" w:afterLines="10" w:after="31"/>
               <w:jc w:val="center"/>
               <w:rPr>
-                <w:rFonts w:ascii="思源黑体 CN Bold" w:eastAsia="思源黑体 CN Bold" w:hAnsi="思源黑体 CN Bold" w:cs="思源黑体 CN Light" w:hint="eastAsia"/>
+                <w:rFonts w:ascii="思源黑体 CN Bold" w:eastAsia="思源黑体 CN Bold" w:hAnsi="思源黑体 CN Bold" w:cs="思源黑体 CN Light"/>
                 <w:b/>
                 <w:i/>
                 <w:iCs/>
@@ -13896,7 +13908,7 @@
               <w:snapToGrid w:val="0"/>
               <w:jc w:val="center"/>
               <w:rPr>
-                <w:rFonts w:ascii="思源黑体 CN Bold" w:eastAsia="思源黑体 CN Bold" w:hAnsi="思源黑体 CN Bold" w:cs="思源黑体 CN Light" w:hint="eastAsia"/>
+                <w:rFonts w:ascii="思源黑体 CN Bold" w:eastAsia="思源黑体 CN Bold" w:hAnsi="思源黑体 CN Bold" w:cs="思源黑体 CN Light"/>
                 <w:b/>
                 <w:i/>
                 <w:iCs/>
@@ -13926,7 +13938,7 @@
               <w:spacing w:beforeLines="10" w:before="31" w:afterLines="10" w:after="31"/>
               <w:jc w:val="center"/>
               <w:rPr>
-                <w:rFonts w:ascii="思源黑体 CN Normal" w:eastAsia="思源黑体 CN Normal" w:hAnsi="思源黑体 CN Normal" w:hint="eastAsia"/>
+                <w:rFonts w:ascii="思源黑体 CN Normal" w:eastAsia="思源黑体 CN Normal" w:hAnsi="思源黑体 CN Normal"/>
                 <w:bCs/>
                 <w:iCs/>
                 <w:color w:val="000000" w:themeColor="text1"/>
@@ -14012,7 +14024,7 @@
               <w:spacing w:beforeLines="10" w:before="31" w:afterLines="10" w:after="31"/>
               <w:jc w:val="center"/>
               <w:rPr>
-                <w:rFonts w:ascii="思源黑体 CN Normal" w:eastAsia="思源黑体 CN Normal" w:hAnsi="思源黑体 CN Normal" w:hint="eastAsia"/>
+                <w:rFonts w:ascii="思源黑体 CN Normal" w:eastAsia="思源黑体 CN Normal" w:hAnsi="思源黑体 CN Normal"/>
                 <w:bCs/>
                 <w:iCs/>
                 <w:color w:val="000000" w:themeColor="text1"/>
@@ -14074,7 +14086,7 @@
               <w:spacing w:beforeLines="10" w:before="31" w:afterLines="10" w:after="31"/>
               <w:jc w:val="center"/>
               <w:rPr>
-                <w:rFonts w:ascii="思源黑体 CN Normal" w:eastAsia="思源黑体 CN Normal" w:hAnsi="思源黑体 CN Normal" w:hint="eastAsia"/>
+                <w:rFonts w:ascii="思源黑体 CN Normal" w:eastAsia="思源黑体 CN Normal" w:hAnsi="思源黑体 CN Normal"/>
                 <w:bCs/>
                 <w:iCs/>
                 <w:color w:val="000000" w:themeColor="text1"/>
@@ -14228,6 +14240,16 @@
               <w:spacing w:beforeLines="10" w:before="31" w:afterLines="10" w:after="31"/>
               <w:jc w:val="center"/>
               <w:rPr>
+                <w:rFonts w:ascii="思源黑体 CN Normal" w:eastAsia="思源黑体 CN Normal" w:hAnsi="思源黑体 CN Normal"/>
+                <w:bCs/>
+                <w:iCs/>
+                <w:color w:val="000000" w:themeColor="text1"/>
+                <w:sz w:val="17"/>
+                <w:szCs w:val="17"/>
+              </w:rPr>
+            </w:pPr>
+            <w:r>
+              <w:rPr>
                 <w:rFonts w:ascii="思源黑体 CN Normal" w:eastAsia="思源黑体 CN Normal" w:hAnsi="思源黑体 CN Normal" w:hint="eastAsia"/>
                 <w:bCs/>
                 <w:iCs/>
@@ -14235,16 +14257,6 @@
                 <w:sz w:val="17"/>
                 <w:szCs w:val="17"/>
               </w:rPr>
-            </w:pPr>
-            <w:r>
-              <w:rPr>
-                <w:rFonts w:ascii="思源黑体 CN Normal" w:eastAsia="思源黑体 CN Normal" w:hAnsi="思源黑体 CN Normal" w:hint="eastAsia"/>
-                <w:bCs/>
-                <w:iCs/>
-                <w:color w:val="000000" w:themeColor="text1"/>
-                <w:sz w:val="17"/>
-                <w:szCs w:val="17"/>
-              </w:rPr>
               <w:t>{</w:t>
             </w:r>
             <w:r>
@@ -14264,7 +14276,7 @@
               <w:spacing w:beforeLines="10" w:before="31" w:afterLines="10" w:after="31"/>
               <w:jc w:val="center"/>
               <w:rPr>
-                <w:rFonts w:ascii="思源黑体 CN Normal" w:eastAsia="思源黑体 CN Normal" w:hAnsi="思源黑体 CN Normal" w:hint="eastAsia"/>
+                <w:rFonts w:ascii="思源黑体 CN Normal" w:eastAsia="思源黑体 CN Normal" w:hAnsi="思源黑体 CN Normal"/>
                 <w:bCs/>
                 <w:iCs/>
                 <w:color w:val="000000" w:themeColor="text1"/>
@@ -14372,7 +14384,7 @@
               <w:spacing w:beforeLines="10" w:before="31" w:afterLines="10" w:after="31"/>
               <w:jc w:val="center"/>
               <w:rPr>
-                <w:rFonts w:ascii="思源黑体 CN Normal" w:eastAsia="思源黑体 CN Normal" w:hAnsi="思源黑体 CN Normal" w:hint="eastAsia"/>
+                <w:rFonts w:ascii="思源黑体 CN Normal" w:eastAsia="思源黑体 CN Normal" w:hAnsi="思源黑体 CN Normal"/>
                 <w:bCs/>
                 <w:iCs/>
                 <w:color w:val="000000" w:themeColor="text1"/>
@@ -14397,7 +14409,7 @@
               <w:spacing w:beforeLines="10" w:before="31" w:afterLines="10" w:after="31"/>
               <w:jc w:val="center"/>
               <w:rPr>
-                <w:rFonts w:ascii="思源黑体 CN Normal" w:eastAsia="思源黑体 CN Normal" w:hAnsi="思源黑体 CN Normal" w:hint="eastAsia"/>
+                <w:rFonts w:ascii="思源黑体 CN Normal" w:eastAsia="思源黑体 CN Normal" w:hAnsi="思源黑体 CN Normal"/>
                 <w:bCs/>
                 <w:iCs/>
                 <w:color w:val="000000" w:themeColor="text1"/>
@@ -14459,7 +14471,7 @@
               <w:spacing w:beforeLines="10" w:before="31" w:afterLines="10" w:after="31"/>
               <w:jc w:val="center"/>
               <w:rPr>
-                <w:rFonts w:ascii="思源黑体 CN Normal" w:eastAsia="思源黑体 CN Normal" w:hAnsi="思源黑体 CN Normal" w:hint="eastAsia"/>
+                <w:rFonts w:ascii="思源黑体 CN Normal" w:eastAsia="思源黑体 CN Normal" w:hAnsi="思源黑体 CN Normal"/>
                 <w:bCs/>
                 <w:iCs/>
                 <w:color w:val="000000" w:themeColor="text1"/>
@@ -14580,6 +14592,16 @@
               <w:spacing w:beforeLines="10" w:before="31" w:afterLines="10" w:after="31"/>
               <w:jc w:val="center"/>
               <w:rPr>
+                <w:rFonts w:ascii="思源黑体 CN Normal" w:eastAsia="思源黑体 CN Normal" w:hAnsi="思源黑体 CN Normal"/>
+                <w:bCs/>
+                <w:iCs/>
+                <w:color w:val="000000" w:themeColor="text1"/>
+                <w:sz w:val="17"/>
+                <w:szCs w:val="17"/>
+              </w:rPr>
+            </w:pPr>
+            <w:r>
+              <w:rPr>
                 <w:rFonts w:ascii="思源黑体 CN Normal" w:eastAsia="思源黑体 CN Normal" w:hAnsi="思源黑体 CN Normal" w:hint="eastAsia"/>
                 <w:bCs/>
                 <w:iCs/>
@@ -14587,16 +14609,6 @@
                 <w:sz w:val="17"/>
                 <w:szCs w:val="17"/>
               </w:rPr>
-            </w:pPr>
-            <w:r>
-              <w:rPr>
-                <w:rFonts w:ascii="思源黑体 CN Normal" w:eastAsia="思源黑体 CN Normal" w:hAnsi="思源黑体 CN Normal" w:hint="eastAsia"/>
-                <w:bCs/>
-                <w:iCs/>
-                <w:color w:val="000000" w:themeColor="text1"/>
-                <w:sz w:val="17"/>
-                <w:szCs w:val="17"/>
-              </w:rPr>
               <w:t>扩增</w:t>
             </w:r>
           </w:p>
@@ -14605,7 +14617,7 @@
               <w:spacing w:beforeLines="10" w:before="31" w:afterLines="10" w:after="31"/>
               <w:jc w:val="center"/>
               <w:rPr>
-                <w:rFonts w:ascii="思源黑体 CN Normal" w:eastAsia="思源黑体 CN Normal" w:hAnsi="思源黑体 CN Normal" w:hint="eastAsia"/>
+                <w:rFonts w:ascii="思源黑体 CN Normal" w:eastAsia="思源黑体 CN Normal" w:hAnsi="思源黑体 CN Normal"/>
                 <w:bCs/>
                 <w:iCs/>
                 <w:color w:val="000000" w:themeColor="text1"/>
@@ -14726,6 +14738,16 @@
               <w:spacing w:beforeLines="10" w:before="31" w:afterLines="10" w:after="31"/>
               <w:jc w:val="center"/>
               <w:rPr>
+                <w:rFonts w:ascii="思源黑体 CN Normal" w:eastAsia="思源黑体 CN Normal" w:hAnsi="思源黑体 CN Normal"/>
+                <w:bCs/>
+                <w:iCs/>
+                <w:color w:val="000000" w:themeColor="text1"/>
+                <w:sz w:val="17"/>
+                <w:szCs w:val="17"/>
+              </w:rPr>
+            </w:pPr>
+            <w:r>
+              <w:rPr>
                 <w:rFonts w:ascii="思源黑体 CN Normal" w:eastAsia="思源黑体 CN Normal" w:hAnsi="思源黑体 CN Normal" w:hint="eastAsia"/>
                 <w:bCs/>
                 <w:iCs/>
@@ -14733,7 +14755,30 @@
                 <w:sz w:val="17"/>
                 <w:szCs w:val="17"/>
               </w:rPr>
-            </w:pPr>
+              <w:t>{{a.five_prime_gene}}</w:t>
+            </w:r>
+            <w:r>
+              <w:rPr>
+                <w:rFonts w:ascii="思源黑体 CN Normal" w:eastAsia="思源黑体 CN Normal" w:hAnsi="思源黑体 CN Normal"/>
+                <w:bCs/>
+                <w:iCs/>
+                <w:color w:val="000000" w:themeColor="text1"/>
+                <w:sz w:val="17"/>
+                <w:szCs w:val="17"/>
+              </w:rPr>
+              <w:t>:</w:t>
+            </w:r>
+            <w:r>
+              <w:rPr>
+                <w:rFonts w:ascii="思源黑体 CN Normal" w:eastAsia="思源黑体 CN Normal" w:hAnsi="思源黑体 CN Normal"/>
+                <w:bCs/>
+                <w:iCs/>
+                <w:color w:val="000000" w:themeColor="text1"/>
+                <w:sz w:val="17"/>
+                <w:szCs w:val="17"/>
+              </w:rPr>
+              <w:t>{{a.five_prime_cds}}</w:t>
+            </w:r>
             <w:r>
               <w:rPr>
                 <w:rFonts w:ascii="思源黑体 CN Normal" w:eastAsia="思源黑体 CN Normal" w:hAnsi="思源黑体 CN Normal" w:hint="eastAsia"/>
@@ -14743,7 +14788,7 @@
                 <w:sz w:val="17"/>
                 <w:szCs w:val="17"/>
               </w:rPr>
-              <w:t>{{a.five_prime_gene}}</w:t>
+              <w:t>-{{a.three_prime_gene}}</w:t>
             </w:r>
             <w:r>
               <w:rPr>
@@ -14765,7 +14810,7 @@
                 <w:sz w:val="17"/>
                 <w:szCs w:val="17"/>
               </w:rPr>
-              <w:t>{{a.five_prime_cds}}</w:t>
+              <w:t>{{a.three_prime_cds}}</w:t>
             </w:r>
             <w:r>
               <w:rPr>
@@ -14776,39 +14821,6 @@
                 <w:sz w:val="17"/>
                 <w:szCs w:val="17"/>
               </w:rPr>
-              <w:t>-{{a.three_prime_gene}}</w:t>
-            </w:r>
-            <w:r>
-              <w:rPr>
-                <w:rFonts w:ascii="思源黑体 CN Normal" w:eastAsia="思源黑体 CN Normal" w:hAnsi="思源黑体 CN Normal"/>
-                <w:bCs/>
-                <w:iCs/>
-                <w:color w:val="000000" w:themeColor="text1"/>
-                <w:sz w:val="17"/>
-                <w:szCs w:val="17"/>
-              </w:rPr>
-              <w:t>:</w:t>
-            </w:r>
-            <w:r>
-              <w:rPr>
-                <w:rFonts w:ascii="思源黑体 CN Normal" w:eastAsia="思源黑体 CN Normal" w:hAnsi="思源黑体 CN Normal"/>
-                <w:bCs/>
-                <w:iCs/>
-                <w:color w:val="000000" w:themeColor="text1"/>
-                <w:sz w:val="17"/>
-                <w:szCs w:val="17"/>
-              </w:rPr>
-              <w:t>{{a.three_prime_cds}}</w:t>
-            </w:r>
-            <w:r>
-              <w:rPr>
-                <w:rFonts w:ascii="思源黑体 CN Normal" w:eastAsia="思源黑体 CN Normal" w:hAnsi="思源黑体 CN Normal" w:hint="eastAsia"/>
-                <w:bCs/>
-                <w:iCs/>
-                <w:color w:val="000000" w:themeColor="text1"/>
-                <w:sz w:val="17"/>
-                <w:szCs w:val="17"/>
-              </w:rPr>
               <w:t>融合</w:t>
             </w:r>
           </w:p>
@@ -14817,7 +14829,7 @@
               <w:spacing w:beforeLines="10" w:before="31" w:afterLines="10" w:after="31"/>
               <w:jc w:val="center"/>
               <w:rPr>
-                <w:rFonts w:ascii="思源黑体 CN Normal" w:eastAsia="思源黑体 CN Normal" w:hAnsi="思源黑体 CN Normal" w:hint="eastAsia"/>
+                <w:rFonts w:ascii="思源黑体 CN Normal" w:eastAsia="思源黑体 CN Normal" w:hAnsi="思源黑体 CN Normal"/>
                 <w:bCs/>
                 <w:iCs/>
                 <w:color w:val="000000" w:themeColor="text1"/>
@@ -14903,7 +14915,7 @@
               <w:spacing w:beforeLines="10" w:before="31" w:afterLines="10" w:after="31"/>
               <w:jc w:val="center"/>
               <w:rPr>
-                <w:rFonts w:ascii="思源黑体 CN Normal" w:eastAsia="思源黑体 CN Normal" w:hAnsi="思源黑体 CN Normal" w:hint="eastAsia"/>
+                <w:rFonts w:ascii="思源黑体 CN Normal" w:eastAsia="思源黑体 CN Normal" w:hAnsi="思源黑体 CN Normal"/>
                 <w:bCs/>
                 <w:iCs/>
                 <w:color w:val="000000" w:themeColor="text1"/>
@@ -14933,7 +14945,7 @@
               <w:spacing w:beforeLines="10" w:before="31" w:afterLines="10" w:after="31"/>
               <w:jc w:val="center"/>
               <w:rPr>
-                <w:rFonts w:ascii="思源黑体 CN Normal" w:eastAsia="思源黑体 CN Normal" w:hAnsi="思源黑体 CN Normal" w:hint="eastAsia"/>
+                <w:rFonts w:ascii="思源黑体 CN Normal" w:eastAsia="思源黑体 CN Normal" w:hAnsi="思源黑体 CN Normal"/>
                 <w:bCs/>
                 <w:iCs/>
                 <w:color w:val="000000" w:themeColor="text1"/>
@@ -15019,7 +15031,7 @@
               <w:spacing w:beforeLines="10" w:before="31" w:afterLines="10" w:after="31"/>
               <w:jc w:val="center"/>
               <w:rPr>
-                <w:rFonts w:ascii="思源黑体 CN Normal" w:eastAsia="思源黑体 CN Normal" w:hAnsi="思源黑体 CN Normal" w:hint="eastAsia"/>
+                <w:rFonts w:ascii="思源黑体 CN Normal" w:eastAsia="思源黑体 CN Normal" w:hAnsi="思源黑体 CN Normal"/>
                 <w:bCs/>
                 <w:iCs/>
                 <w:color w:val="000000" w:themeColor="text1"/>
@@ -15081,7 +15093,7 @@
               <w:spacing w:beforeLines="10" w:before="31" w:afterLines="10" w:after="31"/>
               <w:jc w:val="center"/>
               <w:rPr>
-                <w:rFonts w:ascii="思源黑体 CN Normal" w:eastAsia="思源黑体 CN Normal" w:hAnsi="思源黑体 CN Normal" w:hint="eastAsia"/>
+                <w:rFonts w:ascii="思源黑体 CN Normal" w:eastAsia="思源黑体 CN Normal" w:hAnsi="思源黑体 CN Normal"/>
                 <w:bCs/>
                 <w:iCs/>
                 <w:color w:val="000000" w:themeColor="text1"/>
@@ -15202,7 +15214,7 @@
               <w:spacing w:beforeLines="10" w:before="31" w:afterLines="10" w:after="31"/>
               <w:jc w:val="center"/>
               <w:rPr>
-                <w:rFonts w:ascii="思源黑体 CN Normal" w:eastAsia="思源黑体 CN Normal" w:hAnsi="思源黑体 CN Normal" w:hint="eastAsia"/>
+                <w:rFonts w:ascii="思源黑体 CN Normal" w:eastAsia="思源黑体 CN Normal" w:hAnsi="思源黑体 CN Normal"/>
                 <w:bCs/>
                 <w:iCs/>
                 <w:color w:val="000000" w:themeColor="text1"/>
@@ -15251,7 +15263,7 @@
               <w:spacing w:beforeLines="10" w:before="31" w:afterLines="10" w:after="31"/>
               <w:jc w:val="center"/>
               <w:rPr>
-                <w:rFonts w:ascii="思源黑体 CN Normal" w:eastAsia="思源黑体 CN Normal" w:hAnsi="思源黑体 CN Normal" w:hint="eastAsia"/>
+                <w:rFonts w:ascii="思源黑体 CN Normal" w:eastAsia="思源黑体 CN Normal" w:hAnsi="思源黑体 CN Normal"/>
                 <w:bCs/>
                 <w:iCs/>
                 <w:color w:val="000000" w:themeColor="text1"/>
@@ -15372,7 +15384,7 @@
               <w:spacing w:beforeLines="10" w:before="31" w:afterLines="10" w:after="31"/>
               <w:jc w:val="center"/>
               <w:rPr>
-                <w:rFonts w:ascii="思源黑体 CN Normal" w:eastAsia="思源黑体 CN Normal" w:hAnsi="思源黑体 CN Normal" w:hint="eastAsia"/>
+                <w:rFonts w:ascii="思源黑体 CN Normal" w:eastAsia="思源黑体 CN Normal" w:hAnsi="思源黑体 CN Normal"/>
                 <w:bCs/>
                 <w:iCs/>
                 <w:color w:val="000000" w:themeColor="text1"/>
@@ -15434,7 +15446,7 @@
               <w:spacing w:beforeLines="10" w:before="31" w:afterLines="10" w:after="31"/>
               <w:jc w:val="center"/>
               <w:rPr>
-                <w:rFonts w:ascii="思源黑体 CN Normal" w:eastAsia="思源黑体 CN Normal" w:hAnsi="思源黑体 CN Normal" w:hint="eastAsia"/>
+                <w:rFonts w:ascii="思源黑体 CN Normal" w:eastAsia="思源黑体 CN Normal" w:hAnsi="思源黑体 CN Normal"/>
                 <w:bCs/>
                 <w:iCs/>
                 <w:color w:val="000000" w:themeColor="text1"/>
@@ -15471,7 +15483,7 @@
               <w:spacing w:beforeLines="10" w:before="31" w:afterLines="10" w:after="31"/>
               <w:jc w:val="center"/>
               <w:rPr>
-                <w:rFonts w:ascii="思源黑体 CN Normal" w:eastAsia="思源黑体 CN Normal" w:hAnsi="思源黑体 CN Normal" w:hint="eastAsia"/>
+                <w:rFonts w:ascii="思源黑体 CN Normal" w:eastAsia="思源黑体 CN Normal" w:hAnsi="思源黑体 CN Normal"/>
                 <w:bCs/>
                 <w:iCs/>
                 <w:color w:val="000000" w:themeColor="text1"/>
@@ -15542,7 +15554,7 @@
               <w:spacing w:beforeLines="10" w:before="31" w:afterLines="10" w:after="31"/>
               <w:jc w:val="center"/>
               <w:rPr>
-                <w:rFonts w:ascii="思源黑体 CN Normal" w:eastAsia="思源黑体 CN Normal" w:hAnsi="思源黑体 CN Normal" w:hint="eastAsia"/>
+                <w:rFonts w:ascii="思源黑体 CN Normal" w:eastAsia="思源黑体 CN Normal" w:hAnsi="思源黑体 CN Normal"/>
                 <w:bCs/>
                 <w:iCs/>
                 <w:color w:val="000000" w:themeColor="text1"/>
@@ -15590,7 +15602,7 @@
               <w:spacing w:beforeLines="10" w:before="31" w:afterLines="10" w:after="31"/>
               <w:jc w:val="center"/>
               <w:rPr>
-                <w:rFonts w:ascii="思源黑体 CN Normal" w:eastAsia="思源黑体 CN Normal" w:hAnsi="思源黑体 CN Normal" w:hint="eastAsia"/>
+                <w:rFonts w:ascii="思源黑体 CN Normal" w:eastAsia="思源黑体 CN Normal" w:hAnsi="思源黑体 CN Normal"/>
                 <w:bCs/>
                 <w:iCs/>
                 <w:color w:val="000000" w:themeColor="text1"/>
@@ -15625,7 +15637,7 @@
               <w:spacing w:beforeLines="10" w:before="31" w:afterLines="10" w:after="31"/>
               <w:jc w:val="center"/>
               <w:rPr>
-                <w:rFonts w:ascii="思源黑体 CN Normal" w:eastAsia="思源黑体 CN Normal" w:hAnsi="思源黑体 CN Normal" w:hint="eastAsia"/>
+                <w:rFonts w:ascii="思源黑体 CN Normal" w:eastAsia="思源黑体 CN Normal" w:hAnsi="思源黑体 CN Normal"/>
                 <w:bCs/>
                 <w:iCs/>
                 <w:color w:val="000000" w:themeColor="text1"/>
@@ -15674,6 +15686,18 @@
       <w:pPr>
         <w:spacing w:afterLines="20" w:after="62" w:line="200" w:lineRule="exact"/>
         <w:rPr>
+          <w:rFonts w:ascii="思源黑体 CN Normal" w:eastAsia="思源黑体 CN Normal" w:hAnsi="思源黑体 CN Normal"/>
+          <w:b/>
+          <w:bCs/>
+          <w:color w:val="595959" w:themeColor="text1" w:themeTint="A6"/>
+          <w:sz w:val="15"/>
+          <w:szCs w:val="15"/>
+        </w:rPr>
+      </w:pPr>
+      <w:bookmarkStart w:id="10" w:name="_Hlk110927482"/>
+      <w:bookmarkEnd w:id="9"/>
+      <w:r>
+        <w:rPr>
           <w:rFonts w:ascii="思源黑体 CN Normal" w:eastAsia="思源黑体 CN Normal" w:hAnsi="思源黑体 CN Normal" w:hint="eastAsia"/>
           <w:b/>
           <w:bCs/>
@@ -15681,18 +15705,6 @@
           <w:sz w:val="15"/>
           <w:szCs w:val="15"/>
         </w:rPr>
-      </w:pPr>
-      <w:bookmarkStart w:id="10" w:name="_Hlk110927482"/>
-      <w:bookmarkEnd w:id="9"/>
-      <w:r>
-        <w:rPr>
-          <w:rFonts w:ascii="思源黑体 CN Normal" w:eastAsia="思源黑体 CN Normal" w:hAnsi="思源黑体 CN Normal" w:hint="eastAsia"/>
-          <w:b/>
-          <w:bCs/>
-          <w:color w:val="595959" w:themeColor="text1" w:themeTint="A6"/>
-          <w:sz w:val="15"/>
-          <w:szCs w:val="15"/>
-        </w:rPr>
         <w:t>注：</w:t>
       </w:r>
     </w:p>
@@ -15701,12 +15713,21 @@
         <w:spacing w:afterLines="20" w:after="62" w:line="200" w:lineRule="exact"/>
         <w:ind w:leftChars="150" w:left="315"/>
         <w:rPr>
+          <w:rFonts w:ascii="思源黑体 CN Normal" w:eastAsia="思源黑体 CN Normal" w:hAnsi="思源黑体 CN Normal"/>
+          <w:color w:val="000000" w:themeColor="text1"/>
+          <w:sz w:val="15"/>
+          <w:szCs w:val="15"/>
+        </w:rPr>
+      </w:pPr>
+      <w:r>
+        <w:rPr>
           <w:rFonts w:ascii="思源黑体 CN Normal" w:eastAsia="思源黑体 CN Normal" w:hAnsi="思源黑体 CN Normal" w:hint="eastAsia"/>
           <w:color w:val="000000" w:themeColor="text1"/>
           <w:sz w:val="15"/>
           <w:szCs w:val="15"/>
         </w:rPr>
-      </w:pPr>
+        <w:t>上表</w:t>
+      </w:r>
       <w:r>
         <w:rPr>
           <w:rFonts w:ascii="思源黑体 CN Normal" w:eastAsia="思源黑体 CN Normal" w:hAnsi="思源黑体 CN Normal" w:hint="eastAsia"/>
@@ -15714,7 +15735,7 @@
           <w:sz w:val="15"/>
           <w:szCs w:val="15"/>
         </w:rPr>
-        <w:t>上表</w:t>
+        <w:t>所列变异为意义未明</w:t>
       </w:r>
       <w:r>
         <w:rPr>
@@ -15723,7 +15744,7 @@
           <w:sz w:val="15"/>
           <w:szCs w:val="15"/>
         </w:rPr>
-        <w:t>所列变异为意义未明</w:t>
+        <w:t>变异，</w:t>
       </w:r>
       <w:r>
         <w:rPr>
@@ -15732,7 +15753,7 @@
           <w:sz w:val="15"/>
           <w:szCs w:val="15"/>
         </w:rPr>
-        <w:t>变异，</w:t>
+        <w:t>根据现阶段可及的参考资料，无</w:t>
       </w:r>
       <w:r>
         <w:rPr>
@@ -15741,7 +15762,7 @@
           <w:sz w:val="15"/>
           <w:szCs w:val="15"/>
         </w:rPr>
-        <w:t>根据现阶段可及的参考资料，无</w:t>
+        <w:t>此类变异</w:t>
       </w:r>
       <w:r>
         <w:rPr>
@@ -15750,15 +15771,6 @@
           <w:sz w:val="15"/>
           <w:szCs w:val="15"/>
         </w:rPr>
-        <w:t>此类变异</w:t>
-      </w:r>
-      <w:r>
-        <w:rPr>
-          <w:rFonts w:ascii="思源黑体 CN Normal" w:eastAsia="思源黑体 CN Normal" w:hAnsi="思源黑体 CN Normal" w:hint="eastAsia"/>
-          <w:color w:val="000000" w:themeColor="text1"/>
-          <w:sz w:val="15"/>
-          <w:szCs w:val="15"/>
-        </w:rPr>
         <w:t>的功能学和临床研究证据，不排除随着研究进展此类变异的功能学或临床意义的改变。</w:t>
       </w:r>
     </w:p>
@@ -15766,7 +15778,7 @@
     <w:p>
       <w:pPr>
         <w:rPr>
-          <w:rFonts w:ascii="思源黑体 CN Light" w:eastAsia="思源黑体 CN Light" w:hAnsi="思源黑体 CN Light" w:hint="eastAsia"/>
+          <w:rFonts w:ascii="思源黑体 CN Light" w:eastAsia="思源黑体 CN Light" w:hAnsi="思源黑体 CN Light"/>
           <w:color w:val="595959" w:themeColor="text1" w:themeTint="A6"/>
           <w:sz w:val="13"/>
           <w:szCs w:val="13"/>
@@ -15835,7 +15847,7 @@
                           <w:p>
                             <w:pPr>
                               <w:rPr>
-                                <w:rFonts w:ascii="思源黑体 CN Light" w:eastAsia="思源黑体 CN Light" w:hAnsi="思源黑体 CN Light" w:hint="eastAsia"/>
+                                <w:rFonts w:ascii="思源黑体 CN Light" w:eastAsia="思源黑体 CN Light" w:hAnsi="思源黑体 CN Light"/>
                                 <w:sz w:val="28"/>
                                 <w:szCs w:val="28"/>
                               </w:rPr>
@@ -15890,13 +15902,13 @@
           </mc:Choice>
           <mc:Fallback>
             <w:pict>
-              <v:shape w14:anchorId="533D9B12" id="文本框 56" o:spid="_x0000_s1027" type="#_x0000_t202" style="position:absolute;left:0;text-align:left;margin-left:183.55pt;margin-top:0;width:160.1pt;height:34.1pt;z-index:252301312;visibility:visible;mso-wrap-style:square;mso-wrap-distance-left:9pt;mso-wrap-distance-top:0;mso-wrap-distance-right:9pt;mso-wrap-distance-bottom:0;mso-position-horizontal:absolute;mso-position-horizontal-relative:text;mso-position-vertical:absolute;mso-position-vertical-relative:text;v-text-anchor:top" o:gfxdata="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" filled="f" stroked="f" strokeweight=".5pt">
+              <v:shape w14:anchorId="533D9B12" id="文本框 56" o:spid="_x0000_s1027" type="#_x0000_t202" style="position:absolute;left:0;text-align:left;margin-left:183.55pt;margin-top:0;width:160.1pt;height:34.1pt;z-index:252301312;visibility:visible;mso-wrap-style:square;mso-wrap-distance-left:9pt;mso-wrap-distance-top:0;mso-wrap-distance-right:9pt;mso-wrap-distance-bottom:0;mso-position-horizontal:absolute;mso-position-horizontal-relative:text;mso-position-vertical:absolute;mso-position-vertical-relative:text;v-text-anchor:top" o:gfxdata="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" filled="f" stroked="f" strokeweight=".5pt">
                 <v:textbox>
                   <w:txbxContent>
                     <w:p>
                       <w:pPr>
                         <w:rPr>
-                          <w:rFonts w:ascii="思源黑体 CN Light" w:eastAsia="思源黑体 CN Light" w:hAnsi="思源黑体 CN Light" w:hint="eastAsia"/>
+                          <w:rFonts w:ascii="思源黑体 CN Light" w:eastAsia="思源黑体 CN Light" w:hAnsi="思源黑体 CN Light"/>
                           <w:sz w:val="28"/>
                           <w:szCs w:val="28"/>
                         </w:rPr>
@@ -16029,7 +16041,7 @@
               </wp:anchor>
             </w:drawing>
           </mc:Choice>
-          <mc:Fallback xmlns:w16du="http://schemas.microsoft.com/office/word/2023/wordml/word16du" xmlns:wpsCustomData="http://www.wps.cn/officeDocument/2013/wpsCustomData">
+          <mc:Fallback xmlns:wpsCustomData="http://www.wps.cn/officeDocument/2013/wpsCustomData" xmlns:w16du="http://schemas.microsoft.com/office/word/2023/wordml/word16du" xmlns:oel="http://schemas.microsoft.com/office/2019/extlst">
             <w:pict>
               <v:roundrect id="矩形: 圆角 65" o:spid="_x0000_s1026" o:spt="2" style="position:absolute;left:0pt;margin-left:214.4pt;margin-top:-8.45pt;height:27.7pt;width:125.25pt;mso-position-horizontal-relative:margin;z-index:-251243520;v-text-anchor:middle;mso-width-relative:page;mso-height-relative:page;" fillcolor="#F2F2F2 [3052]" filled="t" stroked="f" coordsize="21600,21600" arcsize="0.166666666666667" o:gfxdata="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">
                 <v:fill on="t" focussize="0,0"/>
@@ -16119,7 +16131,7 @@
               </wp:anchor>
             </w:drawing>
           </mc:Choice>
-          <mc:Fallback xmlns:w16du="http://schemas.microsoft.com/office/word/2023/wordml/word16du" xmlns:wpsCustomData="http://www.wps.cn/officeDocument/2013/wpsCustomData">
+          <mc:Fallback xmlns:wpsCustomData="http://www.wps.cn/officeDocument/2013/wpsCustomData" xmlns:w16du="http://schemas.microsoft.com/office/word/2023/wordml/word16du" xmlns:oel="http://schemas.microsoft.com/office/2019/extlst">
             <w:pict>
               <v:shape id="流程图: 接点 62" o:spid="_x0000_s1026" o:spt="120" type="#_x0000_t120" style="position:absolute;left:0pt;margin-left:183.65pt;margin-top:-5.8pt;height:23.75pt;width:22.85pt;z-index:-251194368;v-text-anchor:middle;mso-width-relative:page;mso-height-relative:page;" fillcolor="#1E7648" filled="t" stroked="f" coordsize="21600,21600" o:gfxdata="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">
                 <v:fill on="t" focussize="0,0"/>
@@ -16138,7 +16150,7 @@
         <w:pStyle w:val="2"/>
         <w:spacing w:before="0" w:after="0" w:line="240" w:lineRule="auto"/>
         <w:rPr>
-          <w:rFonts w:ascii="思源黑体 CN Bold" w:eastAsia="思源黑体 CN Bold" w:hAnsi="思源黑体 CN Bold" w:hint="eastAsia"/>
+          <w:rFonts w:ascii="思源黑体 CN Bold" w:eastAsia="思源黑体 CN Bold" w:hAnsi="思源黑体 CN Bold"/>
           <w:color w:val="1E7648"/>
           <w:sz w:val="24"/>
           <w:szCs w:val="24"/>
@@ -16330,7 +16342,7 @@
               <w:ind w:firstLineChars="30" w:firstLine="54"/>
               <w:jc w:val="center"/>
               <w:rPr>
-                <w:rFonts w:ascii="思源黑体 CN Bold" w:eastAsia="思源黑体 CN Bold" w:hAnsi="思源黑体 CN Bold" w:hint="eastAsia"/>
+                <w:rFonts w:ascii="思源黑体 CN Bold" w:eastAsia="思源黑体 CN Bold" w:hAnsi="思源黑体 CN Bold"/>
                 <w:b/>
                 <w:bCs/>
                 <w:color w:val="FFFFFF" w:themeColor="background1"/>
@@ -16399,7 +16411,7 @@
               <w:snapToGrid w:val="0"/>
               <w:ind w:leftChars="50" w:left="105"/>
               <w:rPr>
-                <w:rFonts w:ascii="思源黑体 CN Light" w:eastAsia="思源黑体 CN Light" w:hAnsi="思源黑体 CN Light" w:cs="思源黑体 CN Light" w:hint="eastAsia"/>
+                <w:rFonts w:ascii="思源黑体 CN Light" w:eastAsia="思源黑体 CN Light" w:hAnsi="思源黑体 CN Light" w:cs="思源黑体 CN Light"/>
                 <w:sz w:val="20"/>
                 <w:szCs w:val="16"/>
               </w:rPr>
@@ -16430,7 +16442,7 @@
               <w:ind w:firstLineChars="50" w:firstLine="87"/>
               <w:jc w:val="center"/>
               <w:rPr>
-                <w:rFonts w:ascii="思源黑体 CN Normal" w:eastAsia="思源黑体 CN Normal" w:hAnsi="思源黑体 CN Normal" w:hint="eastAsia"/>
+                <w:rFonts w:ascii="思源黑体 CN Normal" w:eastAsia="思源黑体 CN Normal" w:hAnsi="思源黑体 CN Normal"/>
                 <w:b/>
                 <w:bCs/>
                 <w:color w:val="000000" w:themeColor="text1"/>
@@ -16468,7 +16480,7 @@
               <w:adjustRightInd w:val="0"/>
               <w:snapToGrid w:val="0"/>
               <w:rPr>
-                <w:rFonts w:ascii="思源黑体 CN Normal" w:eastAsia="思源黑体 CN Normal" w:hAnsi="思源黑体 CN Normal" w:hint="eastAsia"/>
+                <w:rFonts w:ascii="思源黑体 CN Normal" w:eastAsia="思源黑体 CN Normal" w:hAnsi="思源黑体 CN Normal"/>
                 <w:color w:val="0190B2"/>
                 <w:sz w:val="17"/>
                 <w:szCs w:val="17"/>
@@ -16581,7 +16593,7 @@
               <w:ind w:firstLineChars="50" w:firstLine="87"/>
               <w:jc w:val="center"/>
               <w:rPr>
-                <w:rFonts w:ascii="思源黑体 CN Normal" w:eastAsia="思源黑体 CN Normal" w:hAnsi="思源黑体 CN Normal" w:hint="eastAsia"/>
+                <w:rFonts w:ascii="思源黑体 CN Normal" w:eastAsia="思源黑体 CN Normal" w:hAnsi="思源黑体 CN Normal"/>
                 <w:b/>
                 <w:bCs/>
                 <w:color w:val="000000" w:themeColor="text1"/>
@@ -16619,7 +16631,7 @@
               <w:adjustRightInd w:val="0"/>
               <w:snapToGrid w:val="0"/>
               <w:rPr>
-                <w:rFonts w:ascii="思源黑体 CN Normal" w:eastAsia="思源黑体 CN Normal" w:hAnsi="思源黑体 CN Normal" w:cs="思源黑体 CN Light" w:hint="eastAsia"/>
+                <w:rFonts w:ascii="思源黑体 CN Normal" w:eastAsia="思源黑体 CN Normal" w:hAnsi="思源黑体 CN Normal" w:cs="思源黑体 CN Light"/>
                 <w:sz w:val="17"/>
                 <w:szCs w:val="17"/>
               </w:rPr>
@@ -16658,7 +16670,7 @@
               <w:ind w:firstLineChars="50" w:firstLine="87"/>
               <w:jc w:val="center"/>
               <w:rPr>
-                <w:rFonts w:ascii="思源黑体 CN Normal" w:eastAsia="思源黑体 CN Normal" w:hAnsi="思源黑体 CN Normal" w:hint="eastAsia"/>
+                <w:rFonts w:ascii="思源黑体 CN Normal" w:eastAsia="思源黑体 CN Normal" w:hAnsi="思源黑体 CN Normal"/>
                 <w:b/>
                 <w:bCs/>
                 <w:color w:val="000000" w:themeColor="text1"/>
@@ -16696,7 +16708,7 @@
               <w:adjustRightInd w:val="0"/>
               <w:snapToGrid w:val="0"/>
               <w:rPr>
-                <w:rFonts w:ascii="思源黑体 CN Normal" w:eastAsia="思源黑体 CN Normal" w:hAnsi="思源黑体 CN Normal" w:hint="eastAsia"/>
+                <w:rFonts w:ascii="思源黑体 CN Normal" w:eastAsia="思源黑体 CN Normal" w:hAnsi="思源黑体 CN Normal"/>
                 <w:color w:val="000000" w:themeColor="text1"/>
                 <w:sz w:val="17"/>
                 <w:szCs w:val="17"/>
@@ -16764,7 +16776,7 @@
               <w:adjustRightInd w:val="0"/>
               <w:snapToGrid w:val="0"/>
               <w:rPr>
-                <w:rFonts w:ascii="思源黑体 CN Normal" w:eastAsia="思源黑体 CN Normal" w:hAnsi="思源黑体 CN Normal" w:hint="eastAsia"/>
+                <w:rFonts w:ascii="思源黑体 CN Normal" w:eastAsia="思源黑体 CN Normal" w:hAnsi="思源黑体 CN Normal"/>
                 <w:color w:val="000000" w:themeColor="text1"/>
                 <w:sz w:val="17"/>
                 <w:szCs w:val="17"/>
@@ -16852,7 +16864,7 @@
               <w:adjustRightInd w:val="0"/>
               <w:snapToGrid w:val="0"/>
               <w:rPr>
-                <w:rFonts w:ascii="思源黑体 CN Normal" w:eastAsia="思源黑体 CN Normal" w:hAnsi="思源黑体 CN Normal" w:hint="eastAsia"/>
+                <w:rFonts w:ascii="思源黑体 CN Normal" w:eastAsia="思源黑体 CN Normal" w:hAnsi="思源黑体 CN Normal"/>
                 <w:color w:val="000000" w:themeColor="text1"/>
                 <w:sz w:val="17"/>
                 <w:szCs w:val="17"/>
@@ -16940,7 +16952,7 @@
               <w:adjustRightInd w:val="0"/>
               <w:snapToGrid w:val="0"/>
               <w:rPr>
-                <w:rFonts w:ascii="思源黑体 CN Bold" w:eastAsia="思源黑体 CN Bold" w:hAnsi="思源黑体 CN Bold" w:hint="eastAsia"/>
+                <w:rFonts w:ascii="思源黑体 CN Bold" w:eastAsia="思源黑体 CN Bold" w:hAnsi="思源黑体 CN Bold"/>
                 <w:b/>
                 <w:bCs/>
                 <w:color w:val="2193B0"/>
@@ -16989,7 +17001,7 @@
               <w:adjustRightInd w:val="0"/>
               <w:snapToGrid w:val="0"/>
               <w:rPr>
-                <w:rFonts w:ascii="思源黑体 CN Normal" w:eastAsia="思源黑体 CN Normal" w:hAnsi="思源黑体 CN Normal" w:hint="eastAsia"/>
+                <w:rFonts w:ascii="思源黑体 CN Normal" w:eastAsia="思源黑体 CN Normal" w:hAnsi="思源黑体 CN Normal"/>
                 <w:color w:val="000000" w:themeColor="text1"/>
                 <w:sz w:val="17"/>
                 <w:szCs w:val="17"/>
@@ -17048,7 +17060,7 @@
               <w:adjustRightInd w:val="0"/>
               <w:snapToGrid w:val="0"/>
               <w:rPr>
-                <w:rFonts w:ascii="思源黑体 CN Normal" w:eastAsia="思源黑体 CN Normal" w:hAnsi="思源黑体 CN Normal" w:hint="eastAsia"/>
+                <w:rFonts w:ascii="思源黑体 CN Normal" w:eastAsia="思源黑体 CN Normal" w:hAnsi="思源黑体 CN Normal"/>
                 <w:color w:val="000000" w:themeColor="text1"/>
                 <w:sz w:val="17"/>
                 <w:szCs w:val="17"/>
@@ -17089,7 +17101,7 @@
               <w:adjustRightInd w:val="0"/>
               <w:snapToGrid w:val="0"/>
               <w:rPr>
-                <w:rFonts w:ascii="思源黑体 CN Normal" w:eastAsia="思源黑体 CN Normal" w:hAnsi="思源黑体 CN Normal" w:hint="eastAsia"/>
+                <w:rFonts w:ascii="思源黑体 CN Normal" w:eastAsia="思源黑体 CN Normal" w:hAnsi="思源黑体 CN Normal"/>
                 <w:color w:val="000000" w:themeColor="text1"/>
                 <w:sz w:val="17"/>
                 <w:szCs w:val="17"/>
@@ -17110,7 +17122,7 @@
               <w:adjustRightInd w:val="0"/>
               <w:snapToGrid w:val="0"/>
               <w:rPr>
-                <w:rFonts w:ascii="思源黑体 CN Normal" w:eastAsia="思源黑体 CN Normal" w:hAnsi="思源黑体 CN Normal" w:hint="eastAsia"/>
+                <w:rFonts w:ascii="思源黑体 CN Normal" w:eastAsia="思源黑体 CN Normal" w:hAnsi="思源黑体 CN Normal"/>
                 <w:color w:val="000000" w:themeColor="text1"/>
                 <w:sz w:val="17"/>
                 <w:szCs w:val="17"/>
@@ -17189,7 +17201,7 @@
               <w:adjustRightInd w:val="0"/>
               <w:snapToGrid w:val="0"/>
               <w:rPr>
-                <w:rFonts w:ascii="思源黑体 CN Normal" w:eastAsia="思源黑体 CN Normal" w:hAnsi="思源黑体 CN Normal" w:hint="eastAsia"/>
+                <w:rFonts w:ascii="思源黑体 CN Normal" w:eastAsia="思源黑体 CN Normal" w:hAnsi="思源黑体 CN Normal"/>
                 <w:color w:val="000000" w:themeColor="text1"/>
                 <w:sz w:val="17"/>
                 <w:szCs w:val="17"/>
@@ -17268,7 +17280,7 @@
               <w:adjustRightInd w:val="0"/>
               <w:snapToGrid w:val="0"/>
               <w:rPr>
-                <w:rFonts w:ascii="思源黑体 CN Bold" w:eastAsia="思源黑体 CN Bold" w:hAnsi="思源黑体 CN Bold" w:hint="eastAsia"/>
+                <w:rFonts w:ascii="思源黑体 CN Bold" w:eastAsia="思源黑体 CN Bold" w:hAnsi="思源黑体 CN Bold"/>
                 <w:b/>
                 <w:bCs/>
                 <w:color w:val="2193B0"/>
@@ -17293,7 +17305,7 @@
               <w:adjustRightInd w:val="0"/>
               <w:snapToGrid w:val="0"/>
               <w:rPr>
-                <w:rFonts w:ascii="思源黑体 CN Normal" w:eastAsia="思源黑体 CN Normal" w:hAnsi="思源黑体 CN Normal" w:hint="eastAsia"/>
+                <w:rFonts w:ascii="思源黑体 CN Normal" w:eastAsia="思源黑体 CN Normal" w:hAnsi="思源黑体 CN Normal"/>
                 <w:color w:val="000000" w:themeColor="text1"/>
                 <w:sz w:val="17"/>
                 <w:szCs w:val="17"/>
@@ -17352,7 +17364,7 @@
               <w:adjustRightInd w:val="0"/>
               <w:snapToGrid w:val="0"/>
               <w:rPr>
-                <w:rFonts w:ascii="思源黑体 CN Normal" w:eastAsia="思源黑体 CN Normal" w:hAnsi="思源黑体 CN Normal" w:hint="eastAsia"/>
+                <w:rFonts w:ascii="思源黑体 CN Normal" w:eastAsia="思源黑体 CN Normal" w:hAnsi="思源黑体 CN Normal"/>
                 <w:color w:val="000000" w:themeColor="text1"/>
                 <w:sz w:val="17"/>
                 <w:szCs w:val="17"/>
@@ -17393,7 +17405,7 @@
               <w:adjustRightInd w:val="0"/>
               <w:snapToGrid w:val="0"/>
               <w:rPr>
-                <w:rFonts w:ascii="思源黑体 CN Normal" w:eastAsia="思源黑体 CN Normal" w:hAnsi="思源黑体 CN Normal" w:hint="eastAsia"/>
+                <w:rFonts w:ascii="思源黑体 CN Normal" w:eastAsia="思源黑体 CN Normal" w:hAnsi="思源黑体 CN Normal"/>
                 <w:color w:val="000000" w:themeColor="text1"/>
                 <w:sz w:val="17"/>
                 <w:szCs w:val="17"/>
@@ -17414,7 +17426,7 @@
               <w:adjustRightInd w:val="0"/>
               <w:snapToGrid w:val="0"/>
               <w:rPr>
-                <w:rFonts w:ascii="思源黑体 CN Normal" w:eastAsia="思源黑体 CN Normal" w:hAnsi="思源黑体 CN Normal" w:hint="eastAsia"/>
+                <w:rFonts w:ascii="思源黑体 CN Normal" w:eastAsia="思源黑体 CN Normal" w:hAnsi="思源黑体 CN Normal"/>
                 <w:color w:val="000000" w:themeColor="text1"/>
                 <w:sz w:val="17"/>
                 <w:szCs w:val="17"/>
@@ -17493,7 +17505,7 @@
               <w:adjustRightInd w:val="0"/>
               <w:snapToGrid w:val="0"/>
               <w:rPr>
-                <w:rFonts w:ascii="思源黑体 CN Normal" w:eastAsia="思源黑体 CN Normal" w:hAnsi="思源黑体 CN Normal" w:hint="eastAsia"/>
+                <w:rFonts w:ascii="思源黑体 CN Normal" w:eastAsia="思源黑体 CN Normal" w:hAnsi="思源黑体 CN Normal"/>
                 <w:color w:val="000000" w:themeColor="text1"/>
                 <w:sz w:val="17"/>
                 <w:szCs w:val="17"/>
@@ -17572,7 +17584,7 @@
               <w:adjustRightInd w:val="0"/>
               <w:snapToGrid w:val="0"/>
               <w:rPr>
-                <w:rFonts w:ascii="思源黑体 CN Bold" w:eastAsia="思源黑体 CN Bold" w:hAnsi="思源黑体 CN Bold" w:hint="eastAsia"/>
+                <w:rFonts w:ascii="思源黑体 CN Bold" w:eastAsia="思源黑体 CN Bold" w:hAnsi="思源黑体 CN Bold"/>
                 <w:b/>
                 <w:bCs/>
                 <w:color w:val="2193B0"/>
@@ -17597,7 +17609,7 @@
               <w:adjustRightInd w:val="0"/>
               <w:snapToGrid w:val="0"/>
               <w:rPr>
-                <w:rFonts w:ascii="思源黑体 CN Normal" w:eastAsia="思源黑体 CN Normal" w:hAnsi="思源黑体 CN Normal" w:hint="eastAsia"/>
+                <w:rFonts w:ascii="思源黑体 CN Normal" w:eastAsia="思源黑体 CN Normal" w:hAnsi="思源黑体 CN Normal"/>
                 <w:color w:val="000000" w:themeColor="text1"/>
                 <w:sz w:val="17"/>
                 <w:szCs w:val="17"/>
@@ -17656,7 +17668,7 @@
               <w:adjustRightInd w:val="0"/>
               <w:snapToGrid w:val="0"/>
               <w:rPr>
-                <w:rFonts w:ascii="思源黑体 CN Normal" w:eastAsia="思源黑体 CN Normal" w:hAnsi="思源黑体 CN Normal" w:hint="eastAsia"/>
+                <w:rFonts w:ascii="思源黑体 CN Normal" w:eastAsia="思源黑体 CN Normal" w:hAnsi="思源黑体 CN Normal"/>
                 <w:color w:val="000000" w:themeColor="text1"/>
                 <w:sz w:val="17"/>
                 <w:szCs w:val="17"/>
@@ -17697,7 +17709,7 @@
               <w:adjustRightInd w:val="0"/>
               <w:snapToGrid w:val="0"/>
               <w:rPr>
-                <w:rFonts w:ascii="思源黑体 CN Normal" w:eastAsia="思源黑体 CN Normal" w:hAnsi="思源黑体 CN Normal" w:hint="eastAsia"/>
+                <w:rFonts w:ascii="思源黑体 CN Normal" w:eastAsia="思源黑体 CN Normal" w:hAnsi="思源黑体 CN Normal"/>
                 <w:color w:val="000000" w:themeColor="text1"/>
                 <w:sz w:val="17"/>
                 <w:szCs w:val="17"/>
@@ -17718,7 +17730,7 @@
               <w:adjustRightInd w:val="0"/>
               <w:snapToGrid w:val="0"/>
               <w:rPr>
-                <w:rFonts w:ascii="思源黑体 CN Normal" w:eastAsia="思源黑体 CN Normal" w:hAnsi="思源黑体 CN Normal" w:hint="eastAsia"/>
+                <w:rFonts w:ascii="思源黑体 CN Normal" w:eastAsia="思源黑体 CN Normal" w:hAnsi="思源黑体 CN Normal"/>
                 <w:color w:val="000000" w:themeColor="text1"/>
                 <w:sz w:val="17"/>
                 <w:szCs w:val="17"/>
@@ -17748,7 +17760,7 @@
               <w:adjustRightInd w:val="0"/>
               <w:snapToGrid w:val="0"/>
               <w:rPr>
-                <w:rFonts w:ascii="思源黑体 CN Normal" w:eastAsia="思源黑体 CN Normal" w:hAnsi="思源黑体 CN Normal" w:cs="思源黑体 CN Light" w:hint="eastAsia"/>
+                <w:rFonts w:ascii="思源黑体 CN Normal" w:eastAsia="思源黑体 CN Normal" w:hAnsi="思源黑体 CN Normal" w:cs="思源黑体 CN Light"/>
                 <w:sz w:val="17"/>
                 <w:szCs w:val="17"/>
               </w:rPr>
@@ -17767,7 +17779,7 @@
               <w:adjustRightInd w:val="0"/>
               <w:snapToGrid w:val="0"/>
               <w:rPr>
-                <w:rFonts w:ascii="思源黑体 CN Normal" w:eastAsia="思源黑体 CN Normal" w:hAnsi="思源黑体 CN Normal" w:cs="思源黑体 CN Light" w:hint="eastAsia"/>
+                <w:rFonts w:ascii="思源黑体 CN Normal" w:eastAsia="思源黑体 CN Normal" w:hAnsi="思源黑体 CN Normal" w:cs="思源黑体 CN Light"/>
                 <w:sz w:val="17"/>
                 <w:szCs w:val="17"/>
               </w:rPr>
@@ -17892,7 +17904,7 @@
               <w:ind w:firstLineChars="30" w:firstLine="54"/>
               <w:jc w:val="center"/>
               <w:rPr>
-                <w:rFonts w:ascii="思源黑体 CN Bold" w:eastAsia="思源黑体 CN Bold" w:hAnsi="思源黑体 CN Bold" w:hint="eastAsia"/>
+                <w:rFonts w:ascii="思源黑体 CN Bold" w:eastAsia="思源黑体 CN Bold" w:hAnsi="思源黑体 CN Bold"/>
                 <w:b/>
                 <w:bCs/>
                 <w:color w:val="FFFFFF" w:themeColor="background1"/>
@@ -17980,7 +17992,7 @@
               <w:ind w:firstLineChars="30" w:firstLine="54"/>
               <w:jc w:val="center"/>
               <w:rPr>
-                <w:rFonts w:ascii="思源黑体 CN Bold" w:eastAsia="思源黑体 CN Bold" w:hAnsi="思源黑体 CN Bold" w:hint="eastAsia"/>
+                <w:rFonts w:ascii="思源黑体 CN Bold" w:eastAsia="思源黑体 CN Bold" w:hAnsi="思源黑体 CN Bold"/>
                 <w:b/>
                 <w:bCs/>
                 <w:color w:val="FFFFFF" w:themeColor="background1"/>
@@ -18135,7 +18147,7 @@
               <w:ind w:firstLineChars="30" w:firstLine="54"/>
               <w:jc w:val="center"/>
               <w:rPr>
-                <w:rFonts w:ascii="思源黑体 CN Bold" w:eastAsia="思源黑体 CN Bold" w:hAnsi="思源黑体 CN Bold" w:hint="eastAsia"/>
+                <w:rFonts w:ascii="思源黑体 CN Bold" w:eastAsia="思源黑体 CN Bold" w:hAnsi="思源黑体 CN Bold"/>
                 <w:b/>
                 <w:bCs/>
                 <w:color w:val="FFFFFF" w:themeColor="background1"/>
@@ -18247,7 +18259,7 @@
               <w:ind w:firstLineChars="30" w:firstLine="54"/>
               <w:jc w:val="center"/>
               <w:rPr>
-                <w:rFonts w:ascii="思源黑体 CN Bold" w:eastAsia="思源黑体 CN Bold" w:hAnsi="思源黑体 CN Bold" w:hint="eastAsia"/>
+                <w:rFonts w:ascii="思源黑体 CN Bold" w:eastAsia="思源黑体 CN Bold" w:hAnsi="思源黑体 CN Bold"/>
                 <w:b/>
                 <w:bCs/>
                 <w:color w:val="FFFFFF" w:themeColor="background1"/>
@@ -18316,7 +18328,7 @@
               <w:ind w:firstLineChars="30" w:firstLine="54"/>
               <w:jc w:val="center"/>
               <w:rPr>
-                <w:rFonts w:ascii="思源黑体 CN Bold" w:eastAsia="思源黑体 CN Bold" w:hAnsi="思源黑体 CN Bold" w:hint="eastAsia"/>
+                <w:rFonts w:ascii="思源黑体 CN Bold" w:eastAsia="思源黑体 CN Bold" w:hAnsi="思源黑体 CN Bold"/>
                 <w:b/>
                 <w:bCs/>
                 <w:color w:val="FFFFFF" w:themeColor="background1"/>
@@ -18476,7 +18488,7 @@
               <w:ind w:firstLineChars="30" w:firstLine="54"/>
               <w:jc w:val="center"/>
               <w:rPr>
-                <w:rFonts w:ascii="思源黑体 CN Bold" w:eastAsia="思源黑体 CN Bold" w:hAnsi="思源黑体 CN Bold" w:hint="eastAsia"/>
+                <w:rFonts w:ascii="思源黑体 CN Bold" w:eastAsia="思源黑体 CN Bold" w:hAnsi="思源黑体 CN Bold"/>
                 <w:b/>
                 <w:bCs/>
                 <w:i/>
@@ -18542,7 +18554,7 @@
               <w:ind w:firstLineChars="30" w:firstLine="54"/>
               <w:jc w:val="center"/>
               <w:rPr>
-                <w:rFonts w:ascii="思源黑体 CN Bold" w:eastAsia="思源黑体 CN Bold" w:hAnsi="思源黑体 CN Bold" w:hint="eastAsia"/>
+                <w:rFonts w:ascii="思源黑体 CN Bold" w:eastAsia="思源黑体 CN Bold" w:hAnsi="思源黑体 CN Bold"/>
                 <w:b/>
                 <w:bCs/>
                 <w:color w:val="FFFFFF" w:themeColor="background1"/>
@@ -18591,7 +18603,7 @@
               <w:ind w:firstLineChars="30" w:firstLine="54"/>
               <w:jc w:val="center"/>
               <w:rPr>
-                <w:rFonts w:ascii="思源黑体 CN Bold" w:eastAsia="思源黑体 CN Bold" w:hAnsi="思源黑体 CN Bold" w:hint="eastAsia"/>
+                <w:rFonts w:ascii="思源黑体 CN Bold" w:eastAsia="思源黑体 CN Bold" w:hAnsi="思源黑体 CN Bold"/>
                 <w:b/>
                 <w:bCs/>
                 <w:color w:val="FFFFFF" w:themeColor="background1"/>
@@ -18655,7 +18667,7 @@
               <w:ind w:firstLineChars="30" w:firstLine="54"/>
               <w:jc w:val="center"/>
               <w:rPr>
-                <w:rFonts w:ascii="思源黑体 CN Bold" w:eastAsia="思源黑体 CN Bold" w:hAnsi="思源黑体 CN Bold" w:hint="eastAsia"/>
+                <w:rFonts w:ascii="思源黑体 CN Bold" w:eastAsia="思源黑体 CN Bold" w:hAnsi="思源黑体 CN Bold"/>
                 <w:b/>
                 <w:bCs/>
                 <w:color w:val="FFFFFF" w:themeColor="background1"/>
@@ -18682,7 +18694,7 @@
               <w:ind w:firstLineChars="30" w:firstLine="54"/>
               <w:jc w:val="center"/>
               <w:rPr>
-                <w:rFonts w:ascii="思源黑体 CN Bold" w:eastAsia="思源黑体 CN Bold" w:hAnsi="思源黑体 CN Bold" w:hint="eastAsia"/>
+                <w:rFonts w:ascii="思源黑体 CN Bold" w:eastAsia="思源黑体 CN Bold" w:hAnsi="思源黑体 CN Bold"/>
                 <w:b/>
                 <w:bCs/>
                 <w:color w:val="FFFFFF" w:themeColor="background1"/>
@@ -18727,7 +18739,7 @@
               <w:snapToGrid w:val="0"/>
               <w:ind w:leftChars="50" w:left="105"/>
               <w:rPr>
-                <w:rFonts w:ascii="思源黑体 CN Light" w:eastAsia="思源黑体 CN Light" w:hAnsi="思源黑体 CN Light" w:cs="思源黑体 CN Light" w:hint="eastAsia"/>
+                <w:rFonts w:ascii="思源黑体 CN Light" w:eastAsia="思源黑体 CN Light" w:hAnsi="思源黑体 CN Light" w:cs="思源黑体 CN Light"/>
                 <w:sz w:val="20"/>
                 <w:szCs w:val="16"/>
               </w:rPr>
@@ -18758,7 +18770,7 @@
               <w:ind w:firstLineChars="50" w:firstLine="87"/>
               <w:jc w:val="center"/>
               <w:rPr>
-                <w:rFonts w:ascii="思源黑体 CN Normal" w:eastAsia="思源黑体 CN Normal" w:hAnsi="思源黑体 CN Normal" w:hint="eastAsia"/>
+                <w:rFonts w:ascii="思源黑体 CN Normal" w:eastAsia="思源黑体 CN Normal" w:hAnsi="思源黑体 CN Normal"/>
                 <w:b/>
                 <w:bCs/>
                 <w:color w:val="000000" w:themeColor="text1"/>
@@ -18796,7 +18808,7 @@
               <w:adjustRightInd w:val="0"/>
               <w:snapToGrid w:val="0"/>
               <w:rPr>
-                <w:rFonts w:ascii="思源黑体 CN Normal" w:eastAsia="思源黑体 CN Normal" w:hAnsi="思源黑体 CN Normal" w:cs="思源黑体 CN Light" w:hint="eastAsia"/>
+                <w:rFonts w:ascii="思源黑体 CN Normal" w:eastAsia="思源黑体 CN Normal" w:hAnsi="思源黑体 CN Normal" w:cs="思源黑体 CN Light"/>
                 <w:sz w:val="17"/>
                 <w:szCs w:val="17"/>
               </w:rPr>
@@ -18915,7 +18927,7 @@
               <w:adjustRightInd w:val="0"/>
               <w:snapToGrid w:val="0"/>
               <w:rPr>
-                <w:rFonts w:ascii="思源黑体 CN Normal" w:eastAsia="思源黑体 CN Normal" w:hAnsi="思源黑体 CN Normal" w:cs="思源黑体 CN Light" w:hint="eastAsia"/>
+                <w:rFonts w:ascii="思源黑体 CN Normal" w:eastAsia="思源黑体 CN Normal" w:hAnsi="思源黑体 CN Normal" w:cs="思源黑体 CN Light"/>
                 <w:sz w:val="17"/>
                 <w:szCs w:val="17"/>
               </w:rPr>
@@ -18980,7 +18992,7 @@
               <w:adjustRightInd w:val="0"/>
               <w:snapToGrid w:val="0"/>
               <w:rPr>
-                <w:rFonts w:ascii="思源黑体 CN Normal" w:eastAsia="思源黑体 CN Normal" w:hAnsi="思源黑体 CN Normal" w:cs="思源黑体 CN Light" w:hint="eastAsia"/>
+                <w:rFonts w:ascii="思源黑体 CN Normal" w:eastAsia="思源黑体 CN Normal" w:hAnsi="思源黑体 CN Normal" w:cs="思源黑体 CN Light"/>
                 <w:sz w:val="17"/>
                 <w:szCs w:val="17"/>
               </w:rPr>
@@ -19027,7 +19039,7 @@
               <w:adjustRightInd w:val="0"/>
               <w:snapToGrid w:val="0"/>
               <w:rPr>
-                <w:rFonts w:ascii="思源黑体 CN Normal" w:eastAsia="思源黑体 CN Normal" w:hAnsi="思源黑体 CN Normal" w:cs="思源黑体 CN Light" w:hint="eastAsia"/>
+                <w:rFonts w:ascii="思源黑体 CN Normal" w:eastAsia="思源黑体 CN Normal" w:hAnsi="思源黑体 CN Normal" w:cs="思源黑体 CN Light"/>
                 <w:sz w:val="17"/>
                 <w:szCs w:val="17"/>
               </w:rPr>
@@ -19074,7 +19086,7 @@
               <w:adjustRightInd w:val="0"/>
               <w:snapToGrid w:val="0"/>
               <w:rPr>
-                <w:rFonts w:ascii="思源黑体 CN Normal" w:eastAsia="思源黑体 CN Normal" w:hAnsi="思源黑体 CN Normal" w:cs="思源黑体 CN Light" w:hint="eastAsia"/>
+                <w:rFonts w:ascii="思源黑体 CN Normal" w:eastAsia="思源黑体 CN Normal" w:hAnsi="思源黑体 CN Normal" w:cs="思源黑体 CN Light"/>
                 <w:sz w:val="17"/>
                 <w:szCs w:val="17"/>
               </w:rPr>
@@ -19093,7 +19105,7 @@
               <w:adjustRightInd w:val="0"/>
               <w:snapToGrid w:val="0"/>
               <w:rPr>
-                <w:rFonts w:ascii="思源黑体 CN Normal" w:eastAsia="思源黑体 CN Normal" w:hAnsi="思源黑体 CN Normal" w:cs="思源黑体 CN Light" w:hint="eastAsia"/>
+                <w:rFonts w:ascii="思源黑体 CN Normal" w:eastAsia="思源黑体 CN Normal" w:hAnsi="思源黑体 CN Normal" w:cs="思源黑体 CN Light"/>
                 <w:sz w:val="17"/>
                 <w:szCs w:val="17"/>
               </w:rPr>
@@ -19140,7 +19152,7 @@
               <w:adjustRightInd w:val="0"/>
               <w:snapToGrid w:val="0"/>
               <w:rPr>
-                <w:rFonts w:ascii="思源黑体 CN Normal" w:eastAsia="思源黑体 CN Normal" w:hAnsi="思源黑体 CN Normal" w:cs="思源黑体 CN Light" w:hint="eastAsia"/>
+                <w:rFonts w:ascii="思源黑体 CN Normal" w:eastAsia="思源黑体 CN Normal" w:hAnsi="思源黑体 CN Normal" w:cs="思源黑体 CN Light"/>
                 <w:sz w:val="17"/>
                 <w:szCs w:val="17"/>
               </w:rPr>
@@ -19159,7 +19171,7 @@
               <w:adjustRightInd w:val="0"/>
               <w:snapToGrid w:val="0"/>
               <w:rPr>
-                <w:rFonts w:ascii="思源黑体 CN Normal" w:eastAsia="思源黑体 CN Normal" w:hAnsi="思源黑体 CN Normal" w:cs="思源黑体 CN Light" w:hint="eastAsia"/>
+                <w:rFonts w:ascii="思源黑体 CN Normal" w:eastAsia="思源黑体 CN Normal" w:hAnsi="思源黑体 CN Normal" w:cs="思源黑体 CN Light"/>
                 <w:sz w:val="17"/>
                 <w:szCs w:val="17"/>
               </w:rPr>
@@ -19179,7 +19191,7 @@
               <w:snapToGrid w:val="0"/>
               <w:jc w:val="left"/>
               <w:rPr>
-                <w:rFonts w:ascii="思源黑体 CN Normal" w:eastAsia="思源黑体 CN Normal" w:hAnsi="思源黑体 CN Normal" w:hint="eastAsia"/>
+                <w:rFonts w:ascii="思源黑体 CN Normal" w:eastAsia="思源黑体 CN Normal" w:hAnsi="思源黑体 CN Normal"/>
                 <w:color w:val="000000" w:themeColor="text1"/>
                 <w:sz w:val="17"/>
                 <w:szCs w:val="17"/>
@@ -19240,7 +19252,7 @@
               <w:adjustRightInd w:val="0"/>
               <w:snapToGrid w:val="0"/>
               <w:rPr>
-                <w:rFonts w:ascii="思源黑体 CN Normal" w:eastAsia="思源黑体 CN Normal" w:hAnsi="思源黑体 CN Normal" w:hint="eastAsia"/>
+                <w:rFonts w:ascii="思源黑体 CN Normal" w:eastAsia="思源黑体 CN Normal" w:hAnsi="思源黑体 CN Normal"/>
                 <w:color w:val="0190B2"/>
                 <w:sz w:val="17"/>
                 <w:szCs w:val="17"/>
@@ -19280,7 +19292,7 @@
               <w:ind w:firstLineChars="50" w:firstLine="87"/>
               <w:jc w:val="center"/>
               <w:rPr>
-                <w:rFonts w:ascii="思源黑体 CN Normal" w:eastAsia="思源黑体 CN Normal" w:hAnsi="思源黑体 CN Normal" w:hint="eastAsia"/>
+                <w:rFonts w:ascii="思源黑体 CN Normal" w:eastAsia="思源黑体 CN Normal" w:hAnsi="思源黑体 CN Normal"/>
                 <w:b/>
                 <w:bCs/>
                 <w:color w:val="000000" w:themeColor="text1"/>
@@ -19318,7 +19330,7 @@
               <w:adjustRightInd w:val="0"/>
               <w:snapToGrid w:val="0"/>
               <w:rPr>
-                <w:rFonts w:ascii="思源黑体 CN Normal" w:eastAsia="思源黑体 CN Normal" w:hAnsi="思源黑体 CN Normal" w:cs="思源黑体 CN Light" w:hint="eastAsia"/>
+                <w:rFonts w:ascii="思源黑体 CN Normal" w:eastAsia="思源黑体 CN Normal" w:hAnsi="思源黑体 CN Normal" w:cs="思源黑体 CN Light"/>
                 <w:sz w:val="17"/>
                 <w:szCs w:val="17"/>
               </w:rPr>
@@ -19409,7 +19421,7 @@
               <w:ind w:firstLineChars="50" w:firstLine="87"/>
               <w:jc w:val="center"/>
               <w:rPr>
-                <w:rFonts w:ascii="思源黑体 CN Normal" w:eastAsia="思源黑体 CN Normal" w:hAnsi="思源黑体 CN Normal" w:hint="eastAsia"/>
+                <w:rFonts w:ascii="思源黑体 CN Normal" w:eastAsia="思源黑体 CN Normal" w:hAnsi="思源黑体 CN Normal"/>
                 <w:b/>
                 <w:bCs/>
                 <w:color w:val="000000" w:themeColor="text1"/>
@@ -19447,7 +19459,7 @@
               <w:adjustRightInd w:val="0"/>
               <w:snapToGrid w:val="0"/>
               <w:rPr>
-                <w:rFonts w:ascii="思源黑体 CN Normal" w:eastAsia="思源黑体 CN Normal" w:hAnsi="思源黑体 CN Normal" w:hint="eastAsia"/>
+                <w:rFonts w:ascii="思源黑体 CN Normal" w:eastAsia="思源黑体 CN Normal" w:hAnsi="思源黑体 CN Normal"/>
                 <w:color w:val="000000" w:themeColor="text1"/>
                 <w:sz w:val="17"/>
                 <w:szCs w:val="17"/>
@@ -19488,7 +19500,7 @@
               <w:adjustRightInd w:val="0"/>
               <w:snapToGrid w:val="0"/>
               <w:rPr>
-                <w:rFonts w:ascii="思源黑体 CN Normal" w:eastAsia="思源黑体 CN Normal" w:hAnsi="思源黑体 CN Normal" w:hint="eastAsia"/>
+                <w:rFonts w:ascii="思源黑体 CN Normal" w:eastAsia="思源黑体 CN Normal" w:hAnsi="思源黑体 CN Normal"/>
                 <w:color w:val="000000" w:themeColor="text1"/>
                 <w:sz w:val="17"/>
                 <w:szCs w:val="17"/>
@@ -19549,7 +19561,7 @@
               <w:adjustRightInd w:val="0"/>
               <w:snapToGrid w:val="0"/>
               <w:rPr>
-                <w:rFonts w:ascii="思源黑体 CN Normal" w:eastAsia="思源黑体 CN Normal" w:hAnsi="思源黑体 CN Normal" w:hint="eastAsia"/>
+                <w:rFonts w:ascii="思源黑体 CN Normal" w:eastAsia="思源黑体 CN Normal" w:hAnsi="思源黑体 CN Normal"/>
                 <w:color w:val="000000" w:themeColor="text1"/>
                 <w:sz w:val="17"/>
                 <w:szCs w:val="17"/>
@@ -19610,7 +19622,7 @@
               <w:adjustRightInd w:val="0"/>
               <w:snapToGrid w:val="0"/>
               <w:rPr>
-                <w:rFonts w:ascii="思源黑体 CN Bold" w:eastAsia="思源黑体 CN Bold" w:hAnsi="思源黑体 CN Bold" w:hint="eastAsia"/>
+                <w:rFonts w:ascii="思源黑体 CN Bold" w:eastAsia="思源黑体 CN Bold" w:hAnsi="思源黑体 CN Bold"/>
                 <w:b/>
                 <w:bCs/>
                 <w:color w:val="2193B0"/>
@@ -19659,7 +19671,7 @@
               <w:adjustRightInd w:val="0"/>
               <w:snapToGrid w:val="0"/>
               <w:rPr>
-                <w:rFonts w:ascii="思源黑体 CN Normal" w:eastAsia="思源黑体 CN Normal" w:hAnsi="思源黑体 CN Normal" w:hint="eastAsia"/>
+                <w:rFonts w:ascii="思源黑体 CN Normal" w:eastAsia="思源黑体 CN Normal" w:hAnsi="思源黑体 CN Normal"/>
                 <w:color w:val="000000" w:themeColor="text1"/>
                 <w:sz w:val="17"/>
                 <w:szCs w:val="17"/>
@@ -19700,7 +19712,7 @@
               <w:adjustRightInd w:val="0"/>
               <w:snapToGrid w:val="0"/>
               <w:rPr>
-                <w:rFonts w:ascii="思源黑体 CN Normal" w:eastAsia="思源黑体 CN Normal" w:hAnsi="思源黑体 CN Normal" w:hint="eastAsia"/>
+                <w:rFonts w:ascii="思源黑体 CN Normal" w:eastAsia="思源黑体 CN Normal" w:hAnsi="思源黑体 CN Normal"/>
                 <w:color w:val="000000" w:themeColor="text1"/>
                 <w:sz w:val="17"/>
                 <w:szCs w:val="17"/>
@@ -19741,7 +19753,7 @@
               <w:adjustRightInd w:val="0"/>
               <w:snapToGrid w:val="0"/>
               <w:rPr>
-                <w:rFonts w:ascii="思源黑体 CN Normal" w:eastAsia="思源黑体 CN Normal" w:hAnsi="思源黑体 CN Normal" w:hint="eastAsia"/>
+                <w:rFonts w:ascii="思源黑体 CN Normal" w:eastAsia="思源黑体 CN Normal" w:hAnsi="思源黑体 CN Normal"/>
                 <w:color w:val="000000" w:themeColor="text1"/>
                 <w:sz w:val="17"/>
                 <w:szCs w:val="17"/>
@@ -19762,7 +19774,7 @@
               <w:adjustRightInd w:val="0"/>
               <w:snapToGrid w:val="0"/>
               <w:rPr>
-                <w:rFonts w:ascii="思源黑体 CN Normal" w:eastAsia="思源黑体 CN Normal" w:hAnsi="思源黑体 CN Normal" w:hint="eastAsia"/>
+                <w:rFonts w:ascii="思源黑体 CN Normal" w:eastAsia="思源黑体 CN Normal" w:hAnsi="思源黑体 CN Normal"/>
                 <w:color w:val="000000" w:themeColor="text1"/>
                 <w:sz w:val="17"/>
                 <w:szCs w:val="17"/>
@@ -19814,7 +19826,7 @@
               <w:adjustRightInd w:val="0"/>
               <w:snapToGrid w:val="0"/>
               <w:rPr>
-                <w:rFonts w:ascii="思源黑体 CN Normal" w:eastAsia="思源黑体 CN Normal" w:hAnsi="思源黑体 CN Normal" w:hint="eastAsia"/>
+                <w:rFonts w:ascii="思源黑体 CN Normal" w:eastAsia="思源黑体 CN Normal" w:hAnsi="思源黑体 CN Normal"/>
                 <w:color w:val="000000" w:themeColor="text1"/>
                 <w:sz w:val="17"/>
                 <w:szCs w:val="17"/>
@@ -19866,7 +19878,7 @@
               <w:adjustRightInd w:val="0"/>
               <w:snapToGrid w:val="0"/>
               <w:rPr>
-                <w:rFonts w:ascii="思源黑体 CN Bold" w:eastAsia="思源黑体 CN Bold" w:hAnsi="思源黑体 CN Bold" w:hint="eastAsia"/>
+                <w:rFonts w:ascii="思源黑体 CN Bold" w:eastAsia="思源黑体 CN Bold" w:hAnsi="思源黑体 CN Bold"/>
                 <w:b/>
                 <w:bCs/>
                 <w:color w:val="2193B0"/>
@@ -19891,7 +19903,7 @@
               <w:adjustRightInd w:val="0"/>
               <w:snapToGrid w:val="0"/>
               <w:rPr>
-                <w:rFonts w:ascii="思源黑体 CN Normal" w:eastAsia="思源黑体 CN Normal" w:hAnsi="思源黑体 CN Normal" w:hint="eastAsia"/>
+                <w:rFonts w:ascii="思源黑体 CN Normal" w:eastAsia="思源黑体 CN Normal" w:hAnsi="思源黑体 CN Normal"/>
                 <w:color w:val="000000" w:themeColor="text1"/>
                 <w:sz w:val="17"/>
                 <w:szCs w:val="17"/>
@@ -19932,7 +19944,7 @@
               <w:adjustRightInd w:val="0"/>
               <w:snapToGrid w:val="0"/>
               <w:rPr>
-                <w:rFonts w:ascii="思源黑体 CN Normal" w:eastAsia="思源黑体 CN Normal" w:hAnsi="思源黑体 CN Normal" w:hint="eastAsia"/>
+                <w:rFonts w:ascii="思源黑体 CN Normal" w:eastAsia="思源黑体 CN Normal" w:hAnsi="思源黑体 CN Normal"/>
                 <w:color w:val="000000" w:themeColor="text1"/>
                 <w:sz w:val="17"/>
                 <w:szCs w:val="17"/>
@@ -19973,7 +19985,7 @@
               <w:adjustRightInd w:val="0"/>
               <w:snapToGrid w:val="0"/>
               <w:rPr>
-                <w:rFonts w:ascii="思源黑体 CN Normal" w:eastAsia="思源黑体 CN Normal" w:hAnsi="思源黑体 CN Normal" w:hint="eastAsia"/>
+                <w:rFonts w:ascii="思源黑体 CN Normal" w:eastAsia="思源黑体 CN Normal" w:hAnsi="思源黑体 CN Normal"/>
                 <w:color w:val="000000" w:themeColor="text1"/>
                 <w:sz w:val="17"/>
                 <w:szCs w:val="17"/>
@@ -19994,7 +20006,7 @@
               <w:adjustRightInd w:val="0"/>
               <w:snapToGrid w:val="0"/>
               <w:rPr>
-                <w:rFonts w:ascii="思源黑体 CN Normal" w:eastAsia="思源黑体 CN Normal" w:hAnsi="思源黑体 CN Normal" w:hint="eastAsia"/>
+                <w:rFonts w:ascii="思源黑体 CN Normal" w:eastAsia="思源黑体 CN Normal" w:hAnsi="思源黑体 CN Normal"/>
                 <w:color w:val="000000" w:themeColor="text1"/>
                 <w:sz w:val="17"/>
                 <w:szCs w:val="17"/>
@@ -20046,7 +20058,7 @@
               <w:adjustRightInd w:val="0"/>
               <w:snapToGrid w:val="0"/>
               <w:rPr>
-                <w:rFonts w:ascii="思源黑体 CN Normal" w:eastAsia="思源黑体 CN Normal" w:hAnsi="思源黑体 CN Normal" w:hint="eastAsia"/>
+                <w:rFonts w:ascii="思源黑体 CN Normal" w:eastAsia="思源黑体 CN Normal" w:hAnsi="思源黑体 CN Normal"/>
                 <w:color w:val="000000" w:themeColor="text1"/>
                 <w:sz w:val="17"/>
                 <w:szCs w:val="17"/>
@@ -20098,7 +20110,7 @@
               <w:adjustRightInd w:val="0"/>
               <w:snapToGrid w:val="0"/>
               <w:rPr>
-                <w:rFonts w:ascii="思源黑体 CN Bold" w:eastAsia="思源黑体 CN Bold" w:hAnsi="思源黑体 CN Bold" w:hint="eastAsia"/>
+                <w:rFonts w:ascii="思源黑体 CN Bold" w:eastAsia="思源黑体 CN Bold" w:hAnsi="思源黑体 CN Bold"/>
                 <w:b/>
                 <w:bCs/>
                 <w:color w:val="2193B0"/>
@@ -20123,7 +20135,7 @@
               <w:adjustRightInd w:val="0"/>
               <w:snapToGrid w:val="0"/>
               <w:rPr>
-                <w:rFonts w:ascii="思源黑体 CN Normal" w:eastAsia="思源黑体 CN Normal" w:hAnsi="思源黑体 CN Normal" w:hint="eastAsia"/>
+                <w:rFonts w:ascii="思源黑体 CN Normal" w:eastAsia="思源黑体 CN Normal" w:hAnsi="思源黑体 CN Normal"/>
                 <w:color w:val="000000" w:themeColor="text1"/>
                 <w:sz w:val="17"/>
                 <w:szCs w:val="17"/>
@@ -20164,7 +20176,7 @@
               <w:adjustRightInd w:val="0"/>
               <w:snapToGrid w:val="0"/>
               <w:rPr>
-                <w:rFonts w:ascii="思源黑体 CN Normal" w:eastAsia="思源黑体 CN Normal" w:hAnsi="思源黑体 CN Normal" w:hint="eastAsia"/>
+                <w:rFonts w:ascii="思源黑体 CN Normal" w:eastAsia="思源黑体 CN Normal" w:hAnsi="思源黑体 CN Normal"/>
                 <w:color w:val="000000" w:themeColor="text1"/>
                 <w:sz w:val="17"/>
                 <w:szCs w:val="17"/>
@@ -20205,7 +20217,7 @@
               <w:adjustRightInd w:val="0"/>
               <w:snapToGrid w:val="0"/>
               <w:rPr>
-                <w:rFonts w:ascii="思源黑体 CN Normal" w:eastAsia="思源黑体 CN Normal" w:hAnsi="思源黑体 CN Normal" w:hint="eastAsia"/>
+                <w:rFonts w:ascii="思源黑体 CN Normal" w:eastAsia="思源黑体 CN Normal" w:hAnsi="思源黑体 CN Normal"/>
                 <w:color w:val="000000" w:themeColor="text1"/>
                 <w:sz w:val="17"/>
                 <w:szCs w:val="17"/>
@@ -20226,7 +20238,7 @@
               <w:adjustRightInd w:val="0"/>
               <w:snapToGrid w:val="0"/>
               <w:rPr>
-                <w:rFonts w:ascii="思源黑体 CN Normal" w:eastAsia="思源黑体 CN Normal" w:hAnsi="思源黑体 CN Normal" w:hint="eastAsia"/>
+                <w:rFonts w:ascii="思源黑体 CN Normal" w:eastAsia="思源黑体 CN Normal" w:hAnsi="思源黑体 CN Normal"/>
                 <w:color w:val="000000" w:themeColor="text1"/>
                 <w:sz w:val="17"/>
                 <w:szCs w:val="17"/>
@@ -20247,7 +20259,7 @@
               <w:adjustRightInd w:val="0"/>
               <w:snapToGrid w:val="0"/>
               <w:rPr>
-                <w:rFonts w:ascii="思源黑体 CN Normal" w:eastAsia="思源黑体 CN Normal" w:hAnsi="思源黑体 CN Normal" w:hint="eastAsia"/>
+                <w:rFonts w:ascii="思源黑体 CN Normal" w:eastAsia="思源黑体 CN Normal" w:hAnsi="思源黑体 CN Normal"/>
                 <w:color w:val="000000" w:themeColor="text1"/>
                 <w:sz w:val="17"/>
                 <w:szCs w:val="17"/>
@@ -20268,7 +20280,7 @@
               <w:adjustRightInd w:val="0"/>
               <w:snapToGrid w:val="0"/>
               <w:rPr>
-                <w:rFonts w:ascii="思源黑体 CN Normal" w:eastAsia="思源黑体 CN Normal" w:hAnsi="思源黑体 CN Normal" w:hint="eastAsia"/>
+                <w:rFonts w:ascii="思源黑体 CN Normal" w:eastAsia="思源黑体 CN Normal" w:hAnsi="思源黑体 CN Normal"/>
                 <w:color w:val="000000" w:themeColor="text1"/>
                 <w:sz w:val="17"/>
                 <w:szCs w:val="17"/>
@@ -20387,7 +20399,7 @@
               <w:ind w:firstLineChars="30" w:firstLine="54"/>
               <w:jc w:val="center"/>
               <w:rPr>
-                <w:rFonts w:ascii="思源黑体 CN Bold" w:eastAsia="思源黑体 CN Bold" w:hAnsi="思源黑体 CN Bold" w:hint="eastAsia"/>
+                <w:rFonts w:ascii="思源黑体 CN Bold" w:eastAsia="思源黑体 CN Bold" w:hAnsi="思源黑体 CN Bold"/>
                 <w:b/>
                 <w:bCs/>
                 <w:color w:val="FFFFFF" w:themeColor="background1"/>
@@ -20432,7 +20444,7 @@
               <w:snapToGrid w:val="0"/>
               <w:ind w:leftChars="50" w:left="105"/>
               <w:rPr>
-                <w:rFonts w:ascii="思源黑体 CN Light" w:eastAsia="思源黑体 CN Light" w:hAnsi="思源黑体 CN Light" w:cs="思源黑体 CN Light" w:hint="eastAsia"/>
+                <w:rFonts w:ascii="思源黑体 CN Light" w:eastAsia="思源黑体 CN Light" w:hAnsi="思源黑体 CN Light" w:cs="思源黑体 CN Light"/>
                 <w:sz w:val="20"/>
                 <w:szCs w:val="16"/>
               </w:rPr>
@@ -20463,7 +20475,7 @@
               <w:ind w:firstLineChars="50" w:firstLine="87"/>
               <w:jc w:val="center"/>
               <w:rPr>
-                <w:rFonts w:ascii="思源黑体 CN Normal" w:eastAsia="思源黑体 CN Normal" w:hAnsi="思源黑体 CN Normal" w:hint="eastAsia"/>
+                <w:rFonts w:ascii="思源黑体 CN Normal" w:eastAsia="思源黑体 CN Normal" w:hAnsi="思源黑体 CN Normal"/>
                 <w:b/>
                 <w:bCs/>
                 <w:color w:val="000000" w:themeColor="text1"/>
@@ -20502,7 +20514,7 @@
               <w:adjustRightInd w:val="0"/>
               <w:snapToGrid w:val="0"/>
               <w:rPr>
-                <w:rFonts w:ascii="思源黑体 CN Normal" w:eastAsia="思源黑体 CN Normal" w:hAnsi="思源黑体 CN Normal" w:hint="eastAsia"/>
+                <w:rFonts w:ascii="思源黑体 CN Normal" w:eastAsia="思源黑体 CN Normal" w:hAnsi="思源黑体 CN Normal"/>
                 <w:color w:val="0190B2"/>
                 <w:sz w:val="17"/>
                 <w:szCs w:val="17"/>
@@ -20542,7 +20554,7 @@
               <w:ind w:firstLineChars="50" w:firstLine="87"/>
               <w:jc w:val="center"/>
               <w:rPr>
-                <w:rFonts w:ascii="思源黑体 CN Normal" w:eastAsia="思源黑体 CN Normal" w:hAnsi="思源黑体 CN Normal" w:hint="eastAsia"/>
+                <w:rFonts w:ascii="思源黑体 CN Normal" w:eastAsia="思源黑体 CN Normal" w:hAnsi="思源黑体 CN Normal"/>
                 <w:b/>
                 <w:bCs/>
                 <w:color w:val="000000" w:themeColor="text1"/>
@@ -20580,7 +20592,7 @@
               <w:adjustRightInd w:val="0"/>
               <w:snapToGrid w:val="0"/>
               <w:rPr>
-                <w:rFonts w:ascii="思源黑体 CN Normal" w:eastAsia="思源黑体 CN Normal" w:hAnsi="思源黑体 CN Normal" w:cs="思源黑体 CN Light" w:hint="eastAsia"/>
+                <w:rFonts w:ascii="思源黑体 CN Normal" w:eastAsia="思源黑体 CN Normal" w:hAnsi="思源黑体 CN Normal" w:cs="思源黑体 CN Light"/>
                 <w:sz w:val="17"/>
                 <w:szCs w:val="17"/>
               </w:rPr>
@@ -20620,7 +20632,7 @@
               <w:ind w:firstLineChars="50" w:firstLine="87"/>
               <w:jc w:val="center"/>
               <w:rPr>
-                <w:rFonts w:ascii="思源黑体 CN Normal" w:eastAsia="思源黑体 CN Normal" w:hAnsi="思源黑体 CN Normal" w:hint="eastAsia"/>
+                <w:rFonts w:ascii="思源黑体 CN Normal" w:eastAsia="思源黑体 CN Normal" w:hAnsi="思源黑体 CN Normal"/>
                 <w:b/>
                 <w:bCs/>
                 <w:color w:val="000000" w:themeColor="text1"/>
@@ -20658,7 +20670,7 @@
               <w:adjustRightInd w:val="0"/>
               <w:snapToGrid w:val="0"/>
               <w:rPr>
-                <w:rFonts w:ascii="思源黑体 CN Normal" w:eastAsia="思源黑体 CN Normal" w:hAnsi="思源黑体 CN Normal" w:hint="eastAsia"/>
+                <w:rFonts w:ascii="思源黑体 CN Normal" w:eastAsia="思源黑体 CN Normal" w:hAnsi="思源黑体 CN Normal"/>
                 <w:color w:val="000000" w:themeColor="text1"/>
                 <w:sz w:val="17"/>
                 <w:szCs w:val="17"/>
@@ -20694,7 +20706,7 @@
         <w:pStyle w:val="2"/>
         <w:spacing w:before="0" w:after="0" w:line="240" w:lineRule="auto"/>
         <w:rPr>
-          <w:rFonts w:ascii="思源黑体 CN Bold" w:eastAsia="思源黑体 CN Bold" w:hAnsi="思源黑体 CN Bold" w:hint="eastAsia"/>
+          <w:rFonts w:ascii="思源黑体 CN Bold" w:eastAsia="思源黑体 CN Bold" w:hAnsi="思源黑体 CN Bold"/>
           <w:color w:val="1E7648"/>
           <w:sz w:val="24"/>
           <w:szCs w:val="24"/>
@@ -20840,7 +20852,7 @@
               <w:ind w:firstLineChars="30" w:firstLine="54"/>
               <w:jc w:val="center"/>
               <w:rPr>
-                <w:rFonts w:ascii="思源黑体 CN Bold" w:eastAsia="思源黑体 CN Bold" w:hAnsi="思源黑体 CN Bold" w:hint="eastAsia"/>
+                <w:rFonts w:ascii="思源黑体 CN Bold" w:eastAsia="思源黑体 CN Bold" w:hAnsi="思源黑体 CN Bold"/>
                 <w:b/>
                 <w:bCs/>
                 <w:color w:val="FFFFFF" w:themeColor="background1"/>
@@ -20928,7 +20940,7 @@
               <w:ind w:firstLineChars="30" w:firstLine="54"/>
               <w:jc w:val="center"/>
               <w:rPr>
-                <w:rFonts w:ascii="思源黑体 CN Bold" w:eastAsia="思源黑体 CN Bold" w:hAnsi="思源黑体 CN Bold" w:hint="eastAsia"/>
+                <w:rFonts w:ascii="思源黑体 CN Bold" w:eastAsia="思源黑体 CN Bold" w:hAnsi="思源黑体 CN Bold"/>
                 <w:b/>
                 <w:bCs/>
                 <w:color w:val="FFFFFF" w:themeColor="background1"/>
@@ -21083,7 +21095,7 @@
               <w:ind w:firstLineChars="30" w:firstLine="54"/>
               <w:jc w:val="center"/>
               <w:rPr>
-                <w:rFonts w:ascii="思源黑体 CN Bold" w:eastAsia="思源黑体 CN Bold" w:hAnsi="思源黑体 CN Bold" w:hint="eastAsia"/>
+                <w:rFonts w:ascii="思源黑体 CN Bold" w:eastAsia="思源黑体 CN Bold" w:hAnsi="思源黑体 CN Bold"/>
                 <w:b/>
                 <w:bCs/>
                 <w:color w:val="FFFFFF" w:themeColor="background1"/>
@@ -21195,7 +21207,7 @@
               <w:ind w:firstLineChars="30" w:firstLine="54"/>
               <w:jc w:val="center"/>
               <w:rPr>
-                <w:rFonts w:ascii="思源黑体 CN Bold" w:eastAsia="思源黑体 CN Bold" w:hAnsi="思源黑体 CN Bold" w:hint="eastAsia"/>
+                <w:rFonts w:ascii="思源黑体 CN Bold" w:eastAsia="思源黑体 CN Bold" w:hAnsi="思源黑体 CN Bold"/>
                 <w:b/>
                 <w:bCs/>
                 <w:color w:val="FFFFFF" w:themeColor="background1"/>
@@ -21263,7 +21275,7 @@
               <w:ind w:firstLineChars="30" w:firstLine="54"/>
               <w:jc w:val="center"/>
               <w:rPr>
-                <w:rFonts w:ascii="思源黑体 CN Bold" w:eastAsia="思源黑体 CN Bold" w:hAnsi="思源黑体 CN Bold" w:hint="eastAsia"/>
+                <w:rFonts w:ascii="思源黑体 CN Bold" w:eastAsia="思源黑体 CN Bold" w:hAnsi="思源黑体 CN Bold"/>
                 <w:b/>
                 <w:bCs/>
                 <w:color w:val="FFFFFF" w:themeColor="background1"/>
@@ -21423,7 +21435,7 @@
               <w:ind w:firstLineChars="30" w:firstLine="54"/>
               <w:jc w:val="center"/>
               <w:rPr>
-                <w:rFonts w:ascii="思源黑体 CN Bold" w:eastAsia="思源黑体 CN Bold" w:hAnsi="思源黑体 CN Bold" w:hint="eastAsia"/>
+                <w:rFonts w:ascii="思源黑体 CN Bold" w:eastAsia="思源黑体 CN Bold" w:hAnsi="思源黑体 CN Bold"/>
                 <w:b/>
                 <w:bCs/>
                 <w:color w:val="FFFFFF" w:themeColor="background1"/>
@@ -21519,7 +21531,7 @@
               <w:ind w:firstLineChars="30" w:firstLine="54"/>
               <w:jc w:val="center"/>
               <w:rPr>
-                <w:rFonts w:ascii="思源黑体 CN Bold" w:eastAsia="思源黑体 CN Bold" w:hAnsi="思源黑体 CN Bold" w:hint="eastAsia"/>
+                <w:rFonts w:ascii="思源黑体 CN Bold" w:eastAsia="思源黑体 CN Bold" w:hAnsi="思源黑体 CN Bold"/>
                 <w:b/>
                 <w:bCs/>
                 <w:color w:val="FFFFFF" w:themeColor="background1"/>
@@ -21568,7 +21580,7 @@
               <w:ind w:firstLineChars="30" w:firstLine="54"/>
               <w:jc w:val="center"/>
               <w:rPr>
-                <w:rFonts w:ascii="思源黑体 CN Bold" w:eastAsia="思源黑体 CN Bold" w:hAnsi="思源黑体 CN Bold" w:hint="eastAsia"/>
+                <w:rFonts w:ascii="思源黑体 CN Bold" w:eastAsia="思源黑体 CN Bold" w:hAnsi="思源黑体 CN Bold"/>
                 <w:b/>
                 <w:bCs/>
                 <w:color w:val="FFFFFF" w:themeColor="background1"/>
@@ -21632,7 +21644,7 @@
               <w:ind w:firstLineChars="30" w:firstLine="54"/>
               <w:jc w:val="center"/>
               <w:rPr>
-                <w:rFonts w:ascii="思源黑体 CN Bold" w:eastAsia="思源黑体 CN Bold" w:hAnsi="思源黑体 CN Bold" w:hint="eastAsia"/>
+                <w:rFonts w:ascii="思源黑体 CN Bold" w:eastAsia="思源黑体 CN Bold" w:hAnsi="思源黑体 CN Bold"/>
                 <w:b/>
                 <w:bCs/>
                 <w:color w:val="FFFFFF" w:themeColor="background1"/>
@@ -21659,7 +21671,7 @@
               <w:ind w:firstLineChars="30" w:firstLine="54"/>
               <w:jc w:val="center"/>
               <w:rPr>
-                <w:rFonts w:ascii="思源黑体 CN Bold" w:eastAsia="思源黑体 CN Bold" w:hAnsi="思源黑体 CN Bold" w:hint="eastAsia"/>
+                <w:rFonts w:ascii="思源黑体 CN Bold" w:eastAsia="思源黑体 CN Bold" w:hAnsi="思源黑体 CN Bold"/>
                 <w:b/>
                 <w:bCs/>
                 <w:color w:val="FFFFFF" w:themeColor="background1"/>
@@ -21704,7 +21716,7 @@
               <w:snapToGrid w:val="0"/>
               <w:ind w:leftChars="50" w:left="105"/>
               <w:rPr>
-                <w:rFonts w:ascii="思源黑体 CN Light" w:eastAsia="思源黑体 CN Light" w:hAnsi="思源黑体 CN Light" w:cs="思源黑体 CN Light" w:hint="eastAsia"/>
+                <w:rFonts w:ascii="思源黑体 CN Light" w:eastAsia="思源黑体 CN Light" w:hAnsi="思源黑体 CN Light" w:cs="思源黑体 CN Light"/>
                 <w:sz w:val="20"/>
                 <w:szCs w:val="16"/>
               </w:rPr>
@@ -21735,7 +21747,7 @@
               <w:ind w:firstLineChars="50" w:firstLine="87"/>
               <w:jc w:val="center"/>
               <w:rPr>
-                <w:rFonts w:ascii="思源黑体 CN Normal" w:eastAsia="思源黑体 CN Normal" w:hAnsi="思源黑体 CN Normal" w:hint="eastAsia"/>
+                <w:rFonts w:ascii="思源黑体 CN Normal" w:eastAsia="思源黑体 CN Normal" w:hAnsi="思源黑体 CN Normal"/>
                 <w:b/>
                 <w:bCs/>
                 <w:color w:val="000000" w:themeColor="text1"/>
@@ -21773,7 +21785,7 @@
               <w:adjustRightInd w:val="0"/>
               <w:snapToGrid w:val="0"/>
               <w:rPr>
-                <w:rFonts w:ascii="思源黑体 CN Normal" w:eastAsia="思源黑体 CN Normal" w:hAnsi="思源黑体 CN Normal" w:cs="思源黑体 CN Light" w:hint="eastAsia"/>
+                <w:rFonts w:ascii="思源黑体 CN Normal" w:eastAsia="思源黑体 CN Normal" w:hAnsi="思源黑体 CN Normal" w:cs="思源黑体 CN Light"/>
                 <w:sz w:val="17"/>
                 <w:szCs w:val="17"/>
               </w:rPr>
@@ -21892,7 +21904,7 @@
               <w:adjustRightInd w:val="0"/>
               <w:snapToGrid w:val="0"/>
               <w:rPr>
-                <w:rFonts w:ascii="思源黑体 CN Normal" w:eastAsia="思源黑体 CN Normal" w:hAnsi="思源黑体 CN Normal" w:cs="思源黑体 CN Light" w:hint="eastAsia"/>
+                <w:rFonts w:ascii="思源黑体 CN Normal" w:eastAsia="思源黑体 CN Normal" w:hAnsi="思源黑体 CN Normal" w:cs="思源黑体 CN Light"/>
                 <w:sz w:val="17"/>
                 <w:szCs w:val="17"/>
               </w:rPr>
@@ -21957,7 +21969,7 @@
               <w:adjustRightInd w:val="0"/>
               <w:snapToGrid w:val="0"/>
               <w:rPr>
-                <w:rFonts w:ascii="思源黑体 CN Normal" w:eastAsia="思源黑体 CN Normal" w:hAnsi="思源黑体 CN Normal" w:cs="思源黑体 CN Light" w:hint="eastAsia"/>
+                <w:rFonts w:ascii="思源黑体 CN Normal" w:eastAsia="思源黑体 CN Normal" w:hAnsi="思源黑体 CN Normal" w:cs="思源黑体 CN Light"/>
                 <w:sz w:val="17"/>
                 <w:szCs w:val="17"/>
               </w:rPr>
@@ -22004,7 +22016,7 @@
               <w:adjustRightInd w:val="0"/>
               <w:snapToGrid w:val="0"/>
               <w:rPr>
-                <w:rFonts w:ascii="思源黑体 CN Normal" w:eastAsia="思源黑体 CN Normal" w:hAnsi="思源黑体 CN Normal" w:cs="思源黑体 CN Light" w:hint="eastAsia"/>
+                <w:rFonts w:ascii="思源黑体 CN Normal" w:eastAsia="思源黑体 CN Normal" w:hAnsi="思源黑体 CN Normal" w:cs="思源黑体 CN Light"/>
                 <w:sz w:val="17"/>
                 <w:szCs w:val="17"/>
               </w:rPr>
@@ -22051,7 +22063,7 @@
               <w:adjustRightInd w:val="0"/>
               <w:snapToGrid w:val="0"/>
               <w:rPr>
-                <w:rFonts w:ascii="思源黑体 CN Normal" w:eastAsia="思源黑体 CN Normal" w:hAnsi="思源黑体 CN Normal" w:cs="思源黑体 CN Light" w:hint="eastAsia"/>
+                <w:rFonts w:ascii="思源黑体 CN Normal" w:eastAsia="思源黑体 CN Normal" w:hAnsi="思源黑体 CN Normal" w:cs="思源黑体 CN Light"/>
                 <w:sz w:val="17"/>
                 <w:szCs w:val="17"/>
               </w:rPr>
@@ -22070,7 +22082,7 @@
               <w:adjustRightInd w:val="0"/>
               <w:snapToGrid w:val="0"/>
               <w:rPr>
-                <w:rFonts w:ascii="思源黑体 CN Normal" w:eastAsia="思源黑体 CN Normal" w:hAnsi="思源黑体 CN Normal" w:cs="思源黑体 CN Light" w:hint="eastAsia"/>
+                <w:rFonts w:ascii="思源黑体 CN Normal" w:eastAsia="思源黑体 CN Normal" w:hAnsi="思源黑体 CN Normal" w:cs="思源黑体 CN Light"/>
                 <w:sz w:val="17"/>
                 <w:szCs w:val="17"/>
               </w:rPr>
@@ -22117,7 +22129,7 @@
               <w:adjustRightInd w:val="0"/>
               <w:snapToGrid w:val="0"/>
               <w:rPr>
-                <w:rFonts w:ascii="思源黑体 CN Normal" w:eastAsia="思源黑体 CN Normal" w:hAnsi="思源黑体 CN Normal" w:cs="思源黑体 CN Light" w:hint="eastAsia"/>
+                <w:rFonts w:ascii="思源黑体 CN Normal" w:eastAsia="思源黑体 CN Normal" w:hAnsi="思源黑体 CN Normal" w:cs="思源黑体 CN Light"/>
                 <w:sz w:val="17"/>
                 <w:szCs w:val="17"/>
               </w:rPr>
@@ -22136,7 +22148,7 @@
               <w:adjustRightInd w:val="0"/>
               <w:snapToGrid w:val="0"/>
               <w:rPr>
-                <w:rFonts w:ascii="思源黑体 CN Normal" w:eastAsia="思源黑体 CN Normal" w:hAnsi="思源黑体 CN Normal" w:cs="思源黑体 CN Light" w:hint="eastAsia"/>
+                <w:rFonts w:ascii="思源黑体 CN Normal" w:eastAsia="思源黑体 CN Normal" w:hAnsi="思源黑体 CN Normal" w:cs="思源黑体 CN Light"/>
                 <w:sz w:val="17"/>
                 <w:szCs w:val="17"/>
               </w:rPr>
@@ -22156,7 +22168,7 @@
               <w:snapToGrid w:val="0"/>
               <w:jc w:val="left"/>
               <w:rPr>
-                <w:rFonts w:ascii="思源黑体 CN Normal" w:eastAsia="思源黑体 CN Normal" w:hAnsi="思源黑体 CN Normal" w:hint="eastAsia"/>
+                <w:rFonts w:ascii="思源黑体 CN Normal" w:eastAsia="思源黑体 CN Normal" w:hAnsi="思源黑体 CN Normal"/>
                 <w:color w:val="000000" w:themeColor="text1"/>
                 <w:sz w:val="17"/>
                 <w:szCs w:val="17"/>
@@ -22217,7 +22229,7 @@
               <w:adjustRightInd w:val="0"/>
               <w:snapToGrid w:val="0"/>
               <w:rPr>
-                <w:rFonts w:ascii="思源黑体 CN Normal" w:eastAsia="思源黑体 CN Normal" w:hAnsi="思源黑体 CN Normal" w:hint="eastAsia"/>
+                <w:rFonts w:ascii="思源黑体 CN Normal" w:eastAsia="思源黑体 CN Normal" w:hAnsi="思源黑体 CN Normal"/>
                 <w:color w:val="0190B2"/>
                 <w:sz w:val="17"/>
                 <w:szCs w:val="17"/>
@@ -22257,7 +22269,7 @@
               <w:ind w:firstLineChars="50" w:firstLine="87"/>
               <w:jc w:val="center"/>
               <w:rPr>
-                <w:rFonts w:ascii="思源黑体 CN Normal" w:eastAsia="思源黑体 CN Normal" w:hAnsi="思源黑体 CN Normal" w:hint="eastAsia"/>
+                <w:rFonts w:ascii="思源黑体 CN Normal" w:eastAsia="思源黑体 CN Normal" w:hAnsi="思源黑体 CN Normal"/>
                 <w:b/>
                 <w:bCs/>
                 <w:color w:val="000000" w:themeColor="text1"/>
@@ -22295,7 +22307,7 @@
               <w:adjustRightInd w:val="0"/>
               <w:snapToGrid w:val="0"/>
               <w:rPr>
-                <w:rFonts w:ascii="思源黑体 CN Normal" w:eastAsia="思源黑体 CN Normal" w:hAnsi="思源黑体 CN Normal" w:cs="思源黑体 CN Light" w:hint="eastAsia"/>
+                <w:rFonts w:ascii="思源黑体 CN Normal" w:eastAsia="思源黑体 CN Normal" w:hAnsi="思源黑体 CN Normal" w:cs="思源黑体 CN Light"/>
                 <w:sz w:val="17"/>
                 <w:szCs w:val="17"/>
               </w:rPr>
@@ -22439,7 +22451,7 @@
               <w:ind w:firstLineChars="30" w:firstLine="54"/>
               <w:jc w:val="center"/>
               <w:rPr>
-                <w:rFonts w:ascii="思源黑体 CN Bold" w:eastAsia="思源黑体 CN Bold" w:hAnsi="思源黑体 CN Bold" w:hint="eastAsia"/>
+                <w:rFonts w:ascii="思源黑体 CN Bold" w:eastAsia="思源黑体 CN Bold" w:hAnsi="思源黑体 CN Bold"/>
                 <w:b/>
                 <w:bCs/>
                 <w:color w:val="FFFFFF" w:themeColor="background1"/>
@@ -22484,7 +22496,7 @@
               <w:snapToGrid w:val="0"/>
               <w:ind w:leftChars="50" w:left="105"/>
               <w:rPr>
-                <w:rFonts w:ascii="思源黑体 CN Light" w:eastAsia="思源黑体 CN Light" w:hAnsi="思源黑体 CN Light" w:cs="思源黑体 CN Light" w:hint="eastAsia"/>
+                <w:rFonts w:ascii="思源黑体 CN Light" w:eastAsia="思源黑体 CN Light" w:hAnsi="思源黑体 CN Light" w:cs="思源黑体 CN Light"/>
                 <w:sz w:val="20"/>
                 <w:szCs w:val="16"/>
               </w:rPr>
@@ -22515,7 +22527,7 @@
               <w:ind w:firstLineChars="50" w:firstLine="87"/>
               <w:jc w:val="center"/>
               <w:rPr>
-                <w:rFonts w:ascii="思源黑体 CN Normal" w:eastAsia="思源黑体 CN Normal" w:hAnsi="思源黑体 CN Normal" w:hint="eastAsia"/>
+                <w:rFonts w:ascii="思源黑体 CN Normal" w:eastAsia="思源黑体 CN Normal" w:hAnsi="思源黑体 CN Normal"/>
                 <w:b/>
                 <w:bCs/>
                 <w:color w:val="000000" w:themeColor="text1"/>
@@ -22553,7 +22565,7 @@
               <w:adjustRightInd w:val="0"/>
               <w:snapToGrid w:val="0"/>
               <w:rPr>
-                <w:rFonts w:ascii="思源黑体 CN Normal" w:eastAsia="思源黑体 CN Normal" w:hAnsi="思源黑体 CN Normal" w:hint="eastAsia"/>
+                <w:rFonts w:ascii="思源黑体 CN Normal" w:eastAsia="思源黑体 CN Normal" w:hAnsi="思源黑体 CN Normal"/>
                 <w:color w:val="0190B2"/>
                 <w:sz w:val="17"/>
                 <w:szCs w:val="17"/>
@@ -22594,7 +22606,7 @@
               <w:ind w:firstLineChars="50" w:firstLine="87"/>
               <w:jc w:val="center"/>
               <w:rPr>
-                <w:rFonts w:ascii="思源黑体 CN Normal" w:eastAsia="思源黑体 CN Normal" w:hAnsi="思源黑体 CN Normal" w:hint="eastAsia"/>
+                <w:rFonts w:ascii="思源黑体 CN Normal" w:eastAsia="思源黑体 CN Normal" w:hAnsi="思源黑体 CN Normal"/>
                 <w:b/>
                 <w:bCs/>
                 <w:color w:val="000000" w:themeColor="text1"/>
@@ -22632,7 +22644,7 @@
               <w:adjustRightInd w:val="0"/>
               <w:snapToGrid w:val="0"/>
               <w:rPr>
-                <w:rFonts w:ascii="思源黑体 CN Normal" w:eastAsia="思源黑体 CN Normal" w:hAnsi="思源黑体 CN Normal" w:cs="思源黑体 CN Light" w:hint="eastAsia"/>
+                <w:rFonts w:ascii="思源黑体 CN Normal" w:eastAsia="思源黑体 CN Normal" w:hAnsi="思源黑体 CN Normal" w:cs="思源黑体 CN Light"/>
                 <w:sz w:val="17"/>
                 <w:szCs w:val="17"/>
               </w:rPr>
@@ -22655,7 +22667,7 @@
         <w:widowControl/>
         <w:jc w:val="left"/>
         <w:rPr>
-          <w:rFonts w:ascii="思源黑体 CN Light" w:eastAsia="思源黑体 CN Light" w:hAnsi="思源黑体 CN Light" w:hint="eastAsia"/>
+          <w:rFonts w:ascii="思源黑体 CN Light" w:eastAsia="思源黑体 CN Light" w:hAnsi="思源黑体 CN Light"/>
           <w:color w:val="000000" w:themeColor="text1"/>
           <w:sz w:val="15"/>
           <w:szCs w:val="15"/>
@@ -22685,7 +22697,7 @@
         <w:adjustRightInd w:val="0"/>
         <w:snapToGrid w:val="0"/>
         <w:rPr>
-          <w:rFonts w:ascii="思源黑体 CN Light" w:eastAsia="思源黑体 CN Light" w:hAnsi="思源黑体 CN Light" w:hint="eastAsia"/>
+          <w:rFonts w:ascii="思源黑体 CN Light" w:eastAsia="思源黑体 CN Light" w:hAnsi="思源黑体 CN Light"/>
           <w:color w:val="000000" w:themeColor="text1"/>
           <w:sz w:val="15"/>
           <w:szCs w:val="15"/>
@@ -22715,7 +22727,7 @@
         <w:spacing w:line="240" w:lineRule="atLeast"/>
         <w:jc w:val="left"/>
         <w:rPr>
-          <w:rFonts w:ascii="思源黑体 CN Normal" w:eastAsia="思源黑体 CN Normal" w:hAnsi="思源黑体 CN Normal" w:hint="eastAsia"/>
+          <w:rFonts w:ascii="思源黑体 CN Normal" w:eastAsia="思源黑体 CN Normal" w:hAnsi="思源黑体 CN Normal"/>
           <w:b/>
           <w:color w:val="595959" w:themeColor="text1" w:themeTint="A6"/>
           <w:sz w:val="13"/>
@@ -22740,7 +22752,7 @@
         <w:spacing w:line="240" w:lineRule="atLeast"/>
         <w:jc w:val="left"/>
         <w:rPr>
-          <w:rFonts w:ascii="思源黑体 CN Normal" w:eastAsia="思源黑体 CN Normal" w:hAnsi="思源黑体 CN Normal" w:hint="eastAsia"/>
+          <w:rFonts w:ascii="思源黑体 CN Normal" w:eastAsia="思源黑体 CN Normal" w:hAnsi="思源黑体 CN Normal"/>
           <w:b/>
           <w:color w:val="595959" w:themeColor="text1" w:themeTint="A6"/>
           <w:sz w:val="15"/>
@@ -22865,7 +22877,7 @@
           </mc:Choice>
           <mc:Fallback>
             <w:pict>
-              <v:shape w14:anchorId="62C140C6" id="文本框 33" o:spid="_x0000_s1028" type="#_x0000_t202" style="position:absolute;margin-left:150.7pt;margin-top:-17.45pt;width:189.5pt;height:34.1pt;z-index:252748800;visibility:visible;mso-wrap-style:square;mso-wrap-distance-left:9pt;mso-wrap-distance-top:0;mso-wrap-distance-right:9pt;mso-wrap-distance-bottom:0;mso-position-horizontal:absolute;mso-position-horizontal-relative:margin;mso-position-vertical:absolute;mso-position-vertical-relative:text;v-text-anchor:top" o:gfxdata="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" filled="f" stroked="f" strokeweight=".5pt">
+              <v:shape w14:anchorId="62C140C6" id="文本框 33" o:spid="_x0000_s1028" type="#_x0000_t202" style="position:absolute;margin-left:150.7pt;margin-top:-17.45pt;width:189.5pt;height:34.1pt;z-index:252748800;visibility:visible;mso-wrap-style:square;mso-wrap-distance-left:9pt;mso-wrap-distance-top:0;mso-wrap-distance-right:9pt;mso-wrap-distance-bottom:0;mso-position-horizontal:absolute;mso-position-horizontal-relative:margin;mso-position-vertical:absolute;mso-position-vertical-relative:text;v-text-anchor:top" o:gfxdata="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" filled="f" stroked="f" strokeweight=".5pt">
                 <v:textbox>
                   <w:txbxContent>
                     <w:p>
@@ -23012,7 +23024,7 @@
               </wp:anchor>
             </w:drawing>
           </mc:Choice>
-          <mc:Fallback xmlns:w16du="http://schemas.microsoft.com/office/word/2023/wordml/word16du" xmlns:wpsCustomData="http://www.wps.cn/officeDocument/2013/wpsCustomData">
+          <mc:Fallback xmlns:wpsCustomData="http://www.wps.cn/officeDocument/2013/wpsCustomData" xmlns:w16du="http://schemas.microsoft.com/office/word/2023/wordml/word16du" xmlns:oel="http://schemas.microsoft.com/office/2019/extlst">
             <w:pict>
               <v:shape id="流程图: 接点 50" o:spid="_x0000_s1026" o:spt="120" type="#_x0000_t120" style="position:absolute;left:0pt;margin-left:150.4pt;margin-top:-9.45pt;height:23.35pt;width:24.05pt;z-index:-250566656;v-text-anchor:middle;mso-width-relative:page;mso-height-relative:page;" fillcolor="#1E7648" filled="t" stroked="f" coordsize="21600,21600" o:gfxdata="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">
                 <v:fill on="t" focussize="0,0"/>
@@ -23103,7 +23115,7 @@
               </wp:anchor>
             </w:drawing>
           </mc:Choice>
-          <mc:Fallback xmlns:w16du="http://schemas.microsoft.com/office/word/2023/wordml/word16du" xmlns:wpsCustomData="http://www.wps.cn/officeDocument/2013/wpsCustomData">
+          <mc:Fallback xmlns:wpsCustomData="http://www.wps.cn/officeDocument/2013/wpsCustomData" xmlns:w16du="http://schemas.microsoft.com/office/word/2023/wordml/word16du" xmlns:oel="http://schemas.microsoft.com/office/2019/extlst">
             <w:pict>
               <v:roundrect id="矩形: 圆角 51" o:spid="_x0000_s1026" o:spt="2" style="position:absolute;left:0pt;margin-left:182.55pt;margin-top:-8.35pt;height:23.2pt;width:149.85pt;mso-position-horizontal-relative:margin;z-index:-250565632;v-text-anchor:middle;mso-width-relative:page;mso-height-relative:page;" fillcolor="#F2F2F2 [3052]" filled="t" stroked="f" coordsize="21600,21600" arcsize="0.166666666666667" o:gfxdata="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">
                 <v:fill on="t" focussize="0,0"/>
@@ -23123,7 +23135,7 @@
         <w:snapToGrid w:val="0"/>
         <w:spacing w:line="240" w:lineRule="exact"/>
         <w:rPr>
-          <w:rFonts w:ascii="思源黑体 CN Normal" w:eastAsia="思源黑体 CN Normal" w:hAnsi="思源黑体 CN Normal" w:hint="eastAsia"/>
+          <w:rFonts w:ascii="思源黑体 CN Normal" w:eastAsia="思源黑体 CN Normal" w:hAnsi="思源黑体 CN Normal"/>
           <w:b/>
           <w:color w:val="595959" w:themeColor="text1" w:themeTint="A6"/>
           <w:sz w:val="15"/>
@@ -23161,7 +23173,7 @@
               <w:spacing w:afterLines="20" w:after="62" w:line="440" w:lineRule="exact"/>
               <w:jc w:val="center"/>
               <w:rPr>
-                <w:rFonts w:ascii="思源黑体 CN Bold" w:eastAsia="思源黑体 CN Bold" w:hAnsi="思源黑体 CN Bold" w:hint="eastAsia"/>
+                <w:rFonts w:ascii="思源黑体 CN Bold" w:eastAsia="思源黑体 CN Bold" w:hAnsi="思源黑体 CN Bold"/>
                 <w:bCs/>
                 <w:color w:val="FFFFFF" w:themeColor="background1"/>
                 <w:sz w:val="18"/>
@@ -23192,7 +23204,7 @@
               <w:spacing w:line="340" w:lineRule="exact"/>
               <w:jc w:val="center"/>
               <w:rPr>
-                <w:rFonts w:ascii="思源黑体 CN Bold" w:eastAsia="思源黑体 CN Bold" w:hAnsi="思源黑体 CN Bold" w:hint="eastAsia"/>
+                <w:rFonts w:ascii="思源黑体 CN Bold" w:eastAsia="思源黑体 CN Bold" w:hAnsi="思源黑体 CN Bold"/>
                 <w:bCs/>
                 <w:color w:val="FFFFFF" w:themeColor="background1"/>
                 <w:sz w:val="18"/>
@@ -23222,7 +23234,7 @@
               <w:spacing w:line="340" w:lineRule="exact"/>
               <w:jc w:val="center"/>
               <w:rPr>
-                <w:rFonts w:ascii="思源黑体 CN Bold" w:eastAsia="思源黑体 CN Bold" w:hAnsi="思源黑体 CN Bold" w:hint="eastAsia"/>
+                <w:rFonts w:ascii="思源黑体 CN Bold" w:eastAsia="思源黑体 CN Bold" w:hAnsi="思源黑体 CN Bold"/>
                 <w:bCs/>
                 <w:color w:val="FFFFFF" w:themeColor="background1"/>
                 <w:sz w:val="18"/>
@@ -23252,7 +23264,7 @@
               <w:spacing w:line="340" w:lineRule="exact"/>
               <w:jc w:val="center"/>
               <w:rPr>
-                <w:rFonts w:ascii="思源黑体 CN Bold" w:eastAsia="思源黑体 CN Bold" w:hAnsi="思源黑体 CN Bold" w:hint="eastAsia"/>
+                <w:rFonts w:ascii="思源黑体 CN Bold" w:eastAsia="思源黑体 CN Bold" w:hAnsi="思源黑体 CN Bold"/>
                 <w:bCs/>
                 <w:color w:val="FFFFFF" w:themeColor="background1"/>
                 <w:sz w:val="18"/>
@@ -23282,7 +23294,7 @@
               <w:spacing w:line="340" w:lineRule="exact"/>
               <w:jc w:val="center"/>
               <w:rPr>
-                <w:rFonts w:ascii="思源黑体 CN Bold" w:eastAsia="思源黑体 CN Bold" w:hAnsi="思源黑体 CN Bold" w:hint="eastAsia"/>
+                <w:rFonts w:ascii="思源黑体 CN Bold" w:eastAsia="思源黑体 CN Bold" w:hAnsi="思源黑体 CN Bold"/>
                 <w:bCs/>
                 <w:color w:val="FFFFFF" w:themeColor="background1"/>
                 <w:sz w:val="18"/>
@@ -23318,7 +23330,7 @@
               <w:spacing w:line="340" w:lineRule="exact"/>
               <w:jc w:val="center"/>
               <w:rPr>
-                <w:rFonts w:ascii="思源黑体 CN Normal" w:eastAsia="思源黑体 CN Normal" w:hAnsi="思源黑体 CN Normal" w:hint="eastAsia"/>
+                <w:rFonts w:ascii="思源黑体 CN Normal" w:eastAsia="思源黑体 CN Normal" w:hAnsi="思源黑体 CN Normal"/>
                 <w:b/>
                 <w:bCs/>
                 <w:color w:val="FFFFFF" w:themeColor="background1"/>
@@ -23381,7 +23393,7 @@
               <w:spacing w:line="340" w:lineRule="exact"/>
               <w:jc w:val="center"/>
               <w:rPr>
-                <w:rFonts w:ascii="思源黑体 CN Normal" w:eastAsia="思源黑体 CN Normal" w:hAnsi="思源黑体 CN Normal" w:hint="eastAsia"/>
+                <w:rFonts w:ascii="思源黑体 CN Normal" w:eastAsia="思源黑体 CN Normal" w:hAnsi="思源黑体 CN Normal"/>
                 <w:b/>
                 <w:bCs/>
                 <w:color w:val="000000" w:themeColor="text1"/>
@@ -23464,7 +23476,7 @@
               <w:spacing w:line="340" w:lineRule="exact"/>
               <w:jc w:val="center"/>
               <w:rPr>
-                <w:rFonts w:ascii="思源黑体 CN Bold" w:eastAsia="思源黑体 CN Bold" w:hAnsi="思源黑体 CN Bold" w:cs="思源黑体 CN Normal" w:hint="eastAsia"/>
+                <w:rFonts w:ascii="思源黑体 CN Bold" w:eastAsia="思源黑体 CN Bold" w:hAnsi="思源黑体 CN Bold" w:cs="思源黑体 CN Normal"/>
                 <w:i/>
                 <w:iCs/>
                 <w:sz w:val="17"/>
@@ -23528,7 +23540,7 @@
               <w:spacing w:line="340" w:lineRule="exact"/>
               <w:jc w:val="center"/>
               <w:rPr>
-                <w:rFonts w:ascii="思源黑体 CN Normal" w:eastAsia="思源黑体 CN Normal" w:hAnsi="思源黑体 CN Normal" w:hint="eastAsia"/>
+                <w:rFonts w:ascii="思源黑体 CN Normal" w:eastAsia="思源黑体 CN Normal" w:hAnsi="思源黑体 CN Normal"/>
                 <w:sz w:val="17"/>
                 <w:szCs w:val="17"/>
               </w:rPr>
@@ -23582,7 +23594,7 @@
               <w:spacing w:line="340" w:lineRule="exact"/>
               <w:jc w:val="left"/>
               <w:rPr>
-                <w:rFonts w:ascii="思源黑体 CN Normal" w:eastAsia="思源黑体 CN Normal" w:hAnsi="思源黑体 CN Normal" w:cs="思源黑体 CN Light" w:hint="eastAsia"/>
+                <w:rFonts w:ascii="思源黑体 CN Normal" w:eastAsia="思源黑体 CN Normal" w:hAnsi="思源黑体 CN Normal" w:cs="思源黑体 CN Light"/>
                 <w:sz w:val="17"/>
                 <w:szCs w:val="17"/>
               </w:rPr>
@@ -23636,7 +23648,7 @@
               <w:spacing w:line="340" w:lineRule="exact"/>
               <w:jc w:val="center"/>
               <w:rPr>
-                <w:rFonts w:ascii="思源黑体 CN Normal" w:eastAsia="思源黑体 CN Normal" w:hAnsi="思源黑体 CN Normal" w:hint="eastAsia"/>
+                <w:rFonts w:ascii="思源黑体 CN Normal" w:eastAsia="思源黑体 CN Normal" w:hAnsi="思源黑体 CN Normal"/>
                 <w:sz w:val="17"/>
                 <w:szCs w:val="17"/>
               </w:rPr>
@@ -23677,7 +23689,7 @@
               <w:spacing w:line="340" w:lineRule="exact"/>
               <w:jc w:val="center"/>
               <w:rPr>
-                <w:rFonts w:ascii="思源黑体 CN Normal" w:eastAsia="思源黑体 CN Normal" w:hAnsi="思源黑体 CN Normal" w:hint="eastAsia"/>
+                <w:rFonts w:ascii="思源黑体 CN Normal" w:eastAsia="思源黑体 CN Normal" w:hAnsi="思源黑体 CN Normal"/>
                 <w:sz w:val="17"/>
                 <w:szCs w:val="17"/>
               </w:rPr>
@@ -23698,7 +23710,7 @@
               <w:spacing w:line="340" w:lineRule="exact"/>
               <w:jc w:val="center"/>
               <w:rPr>
-                <w:rFonts w:ascii="思源黑体 CN Normal" w:eastAsia="思源黑体 CN Normal" w:hAnsi="思源黑体 CN Normal" w:hint="eastAsia"/>
+                <w:rFonts w:ascii="思源黑体 CN Normal" w:eastAsia="思源黑体 CN Normal" w:hAnsi="思源黑体 CN Normal"/>
                 <w:sz w:val="17"/>
                 <w:szCs w:val="17"/>
               </w:rPr>
@@ -23742,7 +23754,7 @@
               <w:spacing w:line="340" w:lineRule="exact"/>
               <w:jc w:val="center"/>
               <w:rPr>
-                <w:rFonts w:ascii="思源黑体 CN Normal" w:eastAsia="思源黑体 CN Normal" w:hAnsi="思源黑体 CN Normal" w:cs="思源黑体 CN Light" w:hint="eastAsia"/>
+                <w:rFonts w:ascii="思源黑体 CN Normal" w:eastAsia="思源黑体 CN Normal" w:hAnsi="思源黑体 CN Normal" w:cs="思源黑体 CN Light"/>
                 <w:bCs/>
                 <w:iCs/>
                 <w:sz w:val="17"/>
@@ -23803,7 +23815,7 @@
               <w:spacing w:line="340" w:lineRule="exact"/>
               <w:jc w:val="center"/>
               <w:rPr>
-                <w:rFonts w:ascii="思源黑体 CN Normal" w:eastAsia="思源黑体 CN Normal" w:hAnsi="思源黑体 CN Normal" w:cs="思源黑体 CN Light" w:hint="eastAsia"/>
+                <w:rFonts w:ascii="思源黑体 CN Normal" w:eastAsia="思源黑体 CN Normal" w:hAnsi="思源黑体 CN Normal" w:cs="思源黑体 CN Light"/>
                 <w:bCs/>
                 <w:iCs/>
                 <w:sz w:val="17"/>
@@ -23861,7 +23873,7 @@
               <w:spacing w:line="340" w:lineRule="exact"/>
               <w:jc w:val="center"/>
               <w:rPr>
-                <w:rFonts w:ascii="思源黑体 CN Normal" w:eastAsia="思源黑体 CN Normal" w:hAnsi="思源黑体 CN Normal" w:cs="思源黑体 CN Light" w:hint="eastAsia"/>
+                <w:rFonts w:ascii="思源黑体 CN Normal" w:eastAsia="思源黑体 CN Normal" w:hAnsi="思源黑体 CN Normal" w:cs="思源黑体 CN Light"/>
                 <w:bCs/>
                 <w:iCs/>
                 <w:sz w:val="17"/>
@@ -23898,7 +23910,7 @@
               <w:spacing w:line="340" w:lineRule="exact"/>
               <w:jc w:val="center"/>
               <w:rPr>
-                <w:rFonts w:ascii="思源黑体 CN Normal" w:eastAsia="思源黑体 CN Normal" w:hAnsi="思源黑体 CN Normal" w:cs="思源黑体 CN Light" w:hint="eastAsia"/>
+                <w:rFonts w:ascii="思源黑体 CN Normal" w:eastAsia="思源黑体 CN Normal" w:hAnsi="思源黑体 CN Normal" w:cs="思源黑体 CN Light"/>
                 <w:bCs/>
                 <w:iCs/>
                 <w:sz w:val="17"/>
@@ -23932,7 +23944,7 @@
               <w:spacing w:line="340" w:lineRule="exact"/>
               <w:jc w:val="center"/>
               <w:rPr>
-                <w:rFonts w:ascii="思源黑体 CN Normal" w:eastAsia="思源黑体 CN Normal" w:hAnsi="思源黑体 CN Normal" w:cs="思源黑体 CN Light" w:hint="eastAsia"/>
+                <w:rFonts w:ascii="思源黑体 CN Normal" w:eastAsia="思源黑体 CN Normal" w:hAnsi="思源黑体 CN Normal" w:cs="思源黑体 CN Light"/>
                 <w:bCs/>
                 <w:iCs/>
                 <w:sz w:val="17"/>
@@ -23960,7 +23972,7 @@
         <w:snapToGrid w:val="0"/>
         <w:spacing w:line="240" w:lineRule="exact"/>
         <w:rPr>
-          <w:rFonts w:ascii="思源黑体 CN Normal" w:eastAsia="思源黑体 CN Normal" w:hAnsi="思源黑体 CN Normal" w:hint="eastAsia"/>
+          <w:rFonts w:ascii="思源黑体 CN Normal" w:eastAsia="思源黑体 CN Normal" w:hAnsi="思源黑体 CN Normal"/>
           <w:b/>
           <w:color w:val="595959" w:themeColor="text1" w:themeTint="A6"/>
           <w:sz w:val="15"/>
@@ -23974,7 +23986,7 @@
         <w:snapToGrid w:val="0"/>
         <w:spacing w:line="240" w:lineRule="exact"/>
         <w:rPr>
-          <w:rFonts w:ascii="思源黑体 CN Normal" w:eastAsia="思源黑体 CN Normal" w:hAnsi="思源黑体 CN Normal" w:hint="eastAsia"/>
+          <w:rFonts w:ascii="思源黑体 CN Normal" w:eastAsia="思源黑体 CN Normal" w:hAnsi="思源黑体 CN Normal"/>
           <w:b/>
           <w:color w:val="595959" w:themeColor="text1" w:themeTint="A6"/>
           <w:sz w:val="15"/>
@@ -23999,7 +24011,7 @@
         <w:spacing w:line="240" w:lineRule="exact"/>
         <w:ind w:leftChars="150" w:left="315"/>
         <w:rPr>
-          <w:rFonts w:ascii="思源黑体 CN Normal" w:eastAsia="思源黑体 CN Normal" w:hAnsi="思源黑体 CN Normal" w:hint="eastAsia"/>
+          <w:rFonts w:ascii="思源黑体 CN Normal" w:eastAsia="思源黑体 CN Normal" w:hAnsi="思源黑体 CN Normal"/>
           <w:color w:val="595959" w:themeColor="text1" w:themeTint="A6"/>
           <w:sz w:val="15"/>
           <w:szCs w:val="15"/>
@@ -24078,7 +24090,7 @@
         <w:snapToGrid w:val="0"/>
         <w:spacing w:line="240" w:lineRule="exact"/>
         <w:rPr>
-          <w:rFonts w:ascii="思源黑体 CN Normal" w:eastAsia="思源黑体 CN Normal" w:hAnsi="思源黑体 CN Normal" w:hint="eastAsia"/>
+          <w:rFonts w:ascii="思源黑体 CN Normal" w:eastAsia="思源黑体 CN Normal" w:hAnsi="思源黑体 CN Normal"/>
           <w:b/>
           <w:color w:val="595959" w:themeColor="text1" w:themeTint="A6"/>
           <w:sz w:val="15"/>
@@ -24148,7 +24160,7 @@
                             <w:pPr>
                               <w:ind w:firstLineChars="50" w:firstLine="140"/>
                               <w:rPr>
-                                <w:rFonts w:ascii="思源黑体 CN Bold" w:eastAsia="思源黑体 CN Bold" w:hAnsi="思源黑体 CN Bold" w:hint="eastAsia"/>
+                                <w:rFonts w:ascii="思源黑体 CN Bold" w:eastAsia="思源黑体 CN Bold" w:hAnsi="思源黑体 CN Bold"/>
                               </w:rPr>
                             </w:pPr>
                             <w:r>
@@ -24203,14 +24215,14 @@
           </mc:Choice>
           <mc:Fallback>
             <w:pict>
-              <v:shape w14:anchorId="3DB42BAB" id="文本框 68" o:spid="_x0000_s1029" type="#_x0000_t202" style="position:absolute;left:0;text-align:left;margin-left:187.5pt;margin-top:-13.8pt;width:159.05pt;height:32.25pt;z-index:252307456;visibility:visible;mso-wrap-style:square;mso-wrap-distance-left:9pt;mso-wrap-distance-top:0;mso-wrap-distance-right:9pt;mso-wrap-distance-bottom:0;mso-position-horizontal:absolute;mso-position-horizontal-relative:text;mso-position-vertical:absolute;mso-position-vertical-relative:text;v-text-anchor:top" o:gfxdata="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" filled="f" stroked="f" strokeweight=".5pt">
+              <v:shape w14:anchorId="3DB42BAB" id="文本框 68" o:spid="_x0000_s1029" type="#_x0000_t202" style="position:absolute;left:0;text-align:left;margin-left:187.5pt;margin-top:-13.8pt;width:159.05pt;height:32.25pt;z-index:252307456;visibility:visible;mso-wrap-style:square;mso-wrap-distance-left:9pt;mso-wrap-distance-top:0;mso-wrap-distance-right:9pt;mso-wrap-distance-bottom:0;mso-position-horizontal:absolute;mso-position-horizontal-relative:text;mso-position-vertical:absolute;mso-position-vertical-relative:text;v-text-anchor:top" o:gfxdata="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" filled="f" stroked="f" strokeweight=".5pt">
                 <v:textbox>
                   <w:txbxContent>
                     <w:p>
                       <w:pPr>
                         <w:ind w:firstLineChars="50" w:firstLine="140"/>
                         <w:rPr>
-                          <w:rFonts w:ascii="思源黑体 CN Bold" w:eastAsia="思源黑体 CN Bold" w:hAnsi="思源黑体 CN Bold" w:hint="eastAsia"/>
+                          <w:rFonts w:ascii="思源黑体 CN Bold" w:eastAsia="思源黑体 CN Bold" w:hAnsi="思源黑体 CN Bold"/>
                         </w:rPr>
                       </w:pPr>
                       <w:r>
@@ -24337,7 +24349,7 @@
               </wp:anchor>
             </w:drawing>
           </mc:Choice>
-          <mc:Fallback xmlns:w16du="http://schemas.microsoft.com/office/word/2023/wordml/word16du">
+          <mc:Fallback xmlns:w16du="http://schemas.microsoft.com/office/word/2023/wordml/word16du" xmlns:oel="http://schemas.microsoft.com/office/2019/extlst">
             <w:pict>
               <v:roundrect w14:anchorId="055B417F" id="矩形: 圆角 71" o:spid="_x0000_s1026" style="position:absolute;left:0;text-align:left;margin-left:230.7pt;margin-top:-5.5pt;width:69.8pt;height:23.2pt;z-index:-251235328;visibility:visible;mso-wrap-style:square;mso-wrap-distance-left:9pt;mso-wrap-distance-top:0;mso-wrap-distance-right:9pt;mso-wrap-distance-bottom:0;mso-position-horizontal:absolute;mso-position-horizontal-relative:margin;mso-position-vertical:absolute;mso-position-vertical-relative:text;v-text-anchor:middle" arcsize="10923f" o:gfxdata="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" fillcolor="#f2f2f2 [3052]" stroked="f" strokeweight="2pt">
                 <v:shadow on="t" color="black" opacity="26214f" origin="-.5,-.5" offset=".74836mm,.74836mm"/>
@@ -24424,7 +24436,7 @@
               </wp:anchor>
             </w:drawing>
           </mc:Choice>
-          <mc:Fallback xmlns:w16du="http://schemas.microsoft.com/office/word/2023/wordml/word16du">
+          <mc:Fallback xmlns:w16du="http://schemas.microsoft.com/office/word/2023/wordml/word16du" xmlns:oel="http://schemas.microsoft.com/office/2019/extlst">
             <w:pict>
               <v:shapetype w14:anchorId="2DF2A166" id="_x0000_t120" coordsize="21600,21600" o:spt="120" path="m10800,qx,10800,10800,21600,21600,10800,10800,xe">
                 <v:path gradientshapeok="t" o:connecttype="custom" o:connectlocs="10800,0;3163,3163;0,10800;3163,18437;10800,21600;18437,18437;21600,10800;18437,3163" textboxrect="3163,3163,18437,18437"/>
@@ -24441,7 +24453,6 @@
       <w:pPr>
         <w:spacing w:line="240" w:lineRule="exact"/>
         <w:rPr>
-          <w:rFonts w:hint="eastAsia"/>
           <w:b/>
           <w:bCs/>
         </w:rPr>
@@ -24550,7 +24561,7 @@
               <w:ind w:firstLineChars="0" w:firstLine="0"/>
               <w:jc w:val="center"/>
               <w:rPr>
-                <w:rFonts w:ascii="思源黑体 CN Bold" w:eastAsia="思源黑体 CN Bold" w:hAnsi="思源黑体 CN Bold" w:hint="eastAsia"/>
+                <w:rFonts w:ascii="思源黑体 CN Bold" w:eastAsia="思源黑体 CN Bold" w:hAnsi="思源黑体 CN Bold"/>
                 <w:b/>
                 <w:bCs/>
                 <w:color w:val="FFFFFF" w:themeColor="background1"/>
@@ -24589,7 +24600,7 @@
               <w:ind w:firstLineChars="0" w:firstLine="0"/>
               <w:jc w:val="center"/>
               <w:rPr>
-                <w:rFonts w:ascii="思源黑体 CN Bold" w:eastAsia="思源黑体 CN Bold" w:hAnsi="思源黑体 CN Bold" w:hint="eastAsia"/>
+                <w:rFonts w:ascii="思源黑体 CN Bold" w:eastAsia="思源黑体 CN Bold" w:hAnsi="思源黑体 CN Bold"/>
                 <w:b/>
                 <w:bCs/>
                 <w:color w:val="FFFFFF" w:themeColor="background1"/>
@@ -24639,7 +24650,7 @@
               <w:ind w:firstLineChars="0" w:firstLine="0"/>
               <w:jc w:val="center"/>
               <w:rPr>
-                <w:rFonts w:ascii="思源黑体 CN Bold" w:eastAsia="思源黑体 CN Bold" w:hAnsi="思源黑体 CN Bold" w:hint="eastAsia"/>
+                <w:rFonts w:ascii="思源黑体 CN Bold" w:eastAsia="思源黑体 CN Bold" w:hAnsi="思源黑体 CN Bold"/>
                 <w:b/>
                 <w:bCs/>
                 <w:color w:val="FFFFFF" w:themeColor="background1"/>
@@ -24684,7 +24695,7 @@
               <w:ind w:firstLineChars="0" w:firstLine="0"/>
               <w:jc w:val="center"/>
               <w:rPr>
-                <w:rFonts w:ascii="思源黑体 CN Normal" w:eastAsia="思源黑体 CN Normal" w:hAnsi="思源黑体 CN Normal" w:hint="eastAsia"/>
+                <w:rFonts w:ascii="思源黑体 CN Normal" w:eastAsia="思源黑体 CN Normal" w:hAnsi="思源黑体 CN Normal"/>
                 <w:sz w:val="17"/>
                 <w:szCs w:val="17"/>
               </w:rPr>
@@ -24717,7 +24728,7 @@
               <w:ind w:firstLineChars="0" w:firstLine="0"/>
               <w:jc w:val="center"/>
               <w:rPr>
-                <w:rFonts w:ascii="思源黑体 CN Normal" w:eastAsia="思源黑体 CN Normal" w:hAnsi="思源黑体 CN Normal" w:cs="思源黑体 CN Light" w:hint="eastAsia"/>
+                <w:rFonts w:ascii="思源黑体 CN Normal" w:eastAsia="思源黑体 CN Normal" w:hAnsi="思源黑体 CN Normal" w:cs="思源黑体 CN Light"/>
                 <w:kern w:val="0"/>
                 <w:sz w:val="17"/>
                 <w:szCs w:val="17"/>
@@ -24754,7 +24765,7 @@
               <w:ind w:firstLineChars="0" w:firstLine="0"/>
               <w:jc w:val="center"/>
               <w:rPr>
-                <w:rFonts w:ascii="思源黑体 CN Normal" w:eastAsia="思源黑体 CN Normal" w:hAnsi="思源黑体 CN Normal" w:cs="思源黑体 CN Light" w:hint="eastAsia"/>
+                <w:rFonts w:ascii="思源黑体 CN Normal" w:eastAsia="思源黑体 CN Normal" w:hAnsi="思源黑体 CN Normal" w:cs="思源黑体 CN Light"/>
                 <w:kern w:val="0"/>
                 <w:sz w:val="17"/>
                 <w:szCs w:val="17"/>
@@ -24879,7 +24890,7 @@
             <w:pPr>
               <w:jc w:val="center"/>
               <w:rPr>
-                <w:rFonts w:ascii="思源黑体 CN Normal" w:eastAsia="思源黑体 CN Normal" w:hAnsi="思源黑体 CN Normal" w:cs="思源黑体 CN Light" w:hint="eastAsia"/>
+                <w:rFonts w:ascii="思源黑体 CN Normal" w:eastAsia="思源黑体 CN Normal" w:hAnsi="思源黑体 CN Normal" w:cs="思源黑体 CN Light"/>
                 <w:kern w:val="0"/>
                 <w:sz w:val="17"/>
                 <w:szCs w:val="17"/>
@@ -24937,7 +24948,7 @@
               <w:ind w:firstLineChars="0" w:firstLine="0"/>
               <w:jc w:val="center"/>
               <w:rPr>
-                <w:rFonts w:ascii="思源黑体 CN Normal" w:eastAsia="思源黑体 CN Normal" w:hAnsi="思源黑体 CN Normal" w:hint="eastAsia"/>
+                <w:rFonts w:ascii="思源黑体 CN Normal" w:eastAsia="思源黑体 CN Normal" w:hAnsi="思源黑体 CN Normal"/>
                 <w:sz w:val="17"/>
                 <w:szCs w:val="17"/>
               </w:rPr>
@@ -24970,7 +24981,7 @@
               <w:ind w:firstLineChars="0" w:firstLine="0"/>
               <w:jc w:val="center"/>
               <w:rPr>
-                <w:rFonts w:ascii="思源黑体 CN Normal" w:eastAsia="思源黑体 CN Normal" w:hAnsi="思源黑体 CN Normal" w:cs="思源黑体 CN Light" w:hint="eastAsia"/>
+                <w:rFonts w:ascii="思源黑体 CN Normal" w:eastAsia="思源黑体 CN Normal" w:hAnsi="思源黑体 CN Normal" w:cs="思源黑体 CN Light"/>
                 <w:kern w:val="0"/>
                 <w:sz w:val="17"/>
                 <w:szCs w:val="17"/>
@@ -25024,7 +25035,7 @@
               <w:ind w:firstLineChars="0" w:firstLine="0"/>
               <w:jc w:val="center"/>
               <w:rPr>
-                <w:rFonts w:ascii="思源黑体 CN Normal" w:eastAsia="思源黑体 CN Normal" w:hAnsi="思源黑体 CN Normal" w:cs="思源黑体 CN Light" w:hint="eastAsia"/>
+                <w:rFonts w:ascii="思源黑体 CN Normal" w:eastAsia="思源黑体 CN Normal" w:hAnsi="思源黑体 CN Normal" w:cs="思源黑体 CN Light"/>
                 <w:kern w:val="0"/>
                 <w:sz w:val="17"/>
                 <w:szCs w:val="17"/>
@@ -25120,7 +25131,7 @@
               <w:ind w:firstLineChars="0" w:firstLine="0"/>
               <w:jc w:val="center"/>
               <w:rPr>
-                <w:rFonts w:ascii="思源黑体 CN Normal" w:eastAsia="思源黑体 CN Normal" w:hAnsi="思源黑体 CN Normal" w:hint="eastAsia"/>
+                <w:rFonts w:ascii="思源黑体 CN Normal" w:eastAsia="思源黑体 CN Normal" w:hAnsi="思源黑体 CN Normal"/>
                 <w:sz w:val="17"/>
                 <w:szCs w:val="17"/>
               </w:rPr>
@@ -25169,7 +25180,7 @@
               <w:ind w:firstLineChars="0" w:firstLine="0"/>
               <w:jc w:val="center"/>
               <w:rPr>
-                <w:rFonts w:ascii="思源黑体 CN Normal" w:eastAsia="思源黑体 CN Normal" w:hAnsi="思源黑体 CN Normal" w:hint="eastAsia"/>
+                <w:rFonts w:ascii="思源黑体 CN Normal" w:eastAsia="思源黑体 CN Normal" w:hAnsi="思源黑体 CN Normal"/>
                 <w:sz w:val="17"/>
                 <w:szCs w:val="17"/>
               </w:rPr>
@@ -25202,7 +25213,7 @@
               <w:ind w:firstLineChars="0" w:firstLine="0"/>
               <w:jc w:val="center"/>
               <w:rPr>
-                <w:rFonts w:ascii="思源黑体 CN Normal" w:eastAsia="思源黑体 CN Normal" w:hAnsi="思源黑体 CN Normal" w:hint="eastAsia"/>
+                <w:rFonts w:ascii="思源黑体 CN Normal" w:eastAsia="思源黑体 CN Normal" w:hAnsi="思源黑体 CN Normal"/>
                 <w:sz w:val="17"/>
                 <w:szCs w:val="17"/>
               </w:rPr>
@@ -25254,7 +25265,7 @@
               <w:ind w:firstLineChars="0" w:firstLine="0"/>
               <w:jc w:val="center"/>
               <w:rPr>
-                <w:rFonts w:ascii="思源黑体 CN Normal" w:eastAsia="思源黑体 CN Normal" w:hAnsi="思源黑体 CN Normal" w:hint="eastAsia"/>
+                <w:rFonts w:ascii="思源黑体 CN Normal" w:eastAsia="思源黑体 CN Normal" w:hAnsi="思源黑体 CN Normal"/>
                 <w:sz w:val="17"/>
                 <w:szCs w:val="17"/>
               </w:rPr>
@@ -25326,7 +25337,7 @@
               <w:ind w:firstLineChars="0" w:firstLine="0"/>
               <w:jc w:val="center"/>
               <w:rPr>
-                <w:rFonts w:ascii="思源黑体 CN Normal" w:eastAsia="思源黑体 CN Normal" w:hAnsi="思源黑体 CN Normal" w:cs="思源黑体 CN Light" w:hint="eastAsia"/>
+                <w:rFonts w:ascii="思源黑体 CN Normal" w:eastAsia="思源黑体 CN Normal" w:hAnsi="思源黑体 CN Normal" w:cs="思源黑体 CN Light"/>
                 <w:kern w:val="0"/>
                 <w:sz w:val="17"/>
                 <w:szCs w:val="17"/>
@@ -25376,7 +25387,7 @@
               <w:ind w:firstLine="340"/>
               <w:jc w:val="center"/>
               <w:rPr>
-                <w:rFonts w:ascii="思源黑体 CN Normal" w:eastAsia="思源黑体 CN Normal" w:hAnsi="思源黑体 CN Normal" w:hint="eastAsia"/>
+                <w:rFonts w:ascii="思源黑体 CN Normal" w:eastAsia="思源黑体 CN Normal" w:hAnsi="思源黑体 CN Normal"/>
                 <w:sz w:val="17"/>
                 <w:szCs w:val="17"/>
               </w:rPr>
@@ -25401,7 +25412,7 @@
               <w:ind w:firstLineChars="0" w:firstLine="0"/>
               <w:jc w:val="center"/>
               <w:rPr>
-                <w:rFonts w:ascii="思源黑体 CN Normal" w:eastAsia="思源黑体 CN Normal" w:hAnsi="思源黑体 CN Normal" w:hint="eastAsia"/>
+                <w:rFonts w:ascii="思源黑体 CN Normal" w:eastAsia="思源黑体 CN Normal" w:hAnsi="思源黑体 CN Normal"/>
                 <w:sz w:val="17"/>
                 <w:szCs w:val="17"/>
               </w:rPr>
@@ -25435,7 +25446,7 @@
               <w:ind w:firstLineChars="0" w:firstLine="0"/>
               <w:jc w:val="center"/>
               <w:rPr>
-                <w:rFonts w:ascii="思源黑体 CN Normal" w:eastAsia="思源黑体 CN Normal" w:hAnsi="思源黑体 CN Normal" w:hint="eastAsia"/>
+                <w:rFonts w:ascii="思源黑体 CN Normal" w:eastAsia="思源黑体 CN Normal" w:hAnsi="思源黑体 CN Normal"/>
                 <w:sz w:val="17"/>
                 <w:szCs w:val="17"/>
               </w:rPr>
@@ -25518,7 +25529,7 @@
               <w:ind w:firstLineChars="0" w:firstLine="0"/>
               <w:jc w:val="center"/>
               <w:rPr>
-                <w:rFonts w:ascii="思源黑体 CN Normal" w:eastAsia="思源黑体 CN Normal" w:hAnsi="思源黑体 CN Normal" w:cs="思源黑体 CN Light" w:hint="eastAsia"/>
+                <w:rFonts w:ascii="思源黑体 CN Normal" w:eastAsia="思源黑体 CN Normal" w:hAnsi="思源黑体 CN Normal" w:cs="思源黑体 CN Light"/>
                 <w:kern w:val="0"/>
                 <w:sz w:val="17"/>
                 <w:szCs w:val="17"/>
@@ -25559,7 +25570,7 @@
               <w:ind w:firstLine="340"/>
               <w:jc w:val="center"/>
               <w:rPr>
-                <w:rFonts w:ascii="思源黑体 CN Normal" w:eastAsia="思源黑体 CN Normal" w:hAnsi="思源黑体 CN Normal" w:hint="eastAsia"/>
+                <w:rFonts w:ascii="思源黑体 CN Normal" w:eastAsia="思源黑体 CN Normal" w:hAnsi="思源黑体 CN Normal"/>
                 <w:sz w:val="17"/>
                 <w:szCs w:val="17"/>
               </w:rPr>
@@ -25584,7 +25595,7 @@
               <w:ind w:firstLineChars="0" w:firstLine="0"/>
               <w:jc w:val="center"/>
               <w:rPr>
-                <w:rFonts w:ascii="思源黑体 CN Normal" w:eastAsia="思源黑体 CN Normal" w:hAnsi="思源黑体 CN Normal" w:hint="eastAsia"/>
+                <w:rFonts w:ascii="思源黑体 CN Normal" w:eastAsia="思源黑体 CN Normal" w:hAnsi="思源黑体 CN Normal"/>
                 <w:sz w:val="17"/>
                 <w:szCs w:val="17"/>
               </w:rPr>
@@ -25618,7 +25629,7 @@
               <w:ind w:firstLineChars="0" w:firstLine="0"/>
               <w:jc w:val="center"/>
               <w:rPr>
-                <w:rFonts w:ascii="思源黑体 CN Normal" w:eastAsia="思源黑体 CN Normal" w:hAnsi="思源黑体 CN Normal" w:hint="eastAsia"/>
+                <w:rFonts w:ascii="思源黑体 CN Normal" w:eastAsia="思源黑体 CN Normal" w:hAnsi="思源黑体 CN Normal"/>
                 <w:sz w:val="17"/>
                 <w:szCs w:val="17"/>
               </w:rPr>
@@ -25701,7 +25712,7 @@
               <w:ind w:firstLineChars="0" w:firstLine="0"/>
               <w:jc w:val="center"/>
               <w:rPr>
-                <w:rFonts w:ascii="思源黑体 CN Normal" w:eastAsia="思源黑体 CN Normal" w:hAnsi="思源黑体 CN Normal" w:cs="思源黑体 CN Light" w:hint="eastAsia"/>
+                <w:rFonts w:ascii="思源黑体 CN Normal" w:eastAsia="思源黑体 CN Normal" w:hAnsi="思源黑体 CN Normal" w:cs="思源黑体 CN Light"/>
                 <w:kern w:val="0"/>
                 <w:sz w:val="17"/>
                 <w:szCs w:val="17"/>
@@ -25769,7 +25780,7 @@
               <w:ind w:firstLine="340"/>
               <w:jc w:val="center"/>
               <w:rPr>
-                <w:rFonts w:ascii="思源黑体 CN Normal" w:eastAsia="思源黑体 CN Normal" w:hAnsi="思源黑体 CN Normal" w:hint="eastAsia"/>
+                <w:rFonts w:ascii="思源黑体 CN Normal" w:eastAsia="思源黑体 CN Normal" w:hAnsi="思源黑体 CN Normal"/>
                 <w:sz w:val="17"/>
                 <w:szCs w:val="17"/>
               </w:rPr>
@@ -25794,7 +25805,7 @@
               <w:ind w:firstLineChars="0" w:firstLine="0"/>
               <w:jc w:val="center"/>
               <w:rPr>
-                <w:rFonts w:ascii="思源黑体 CN Normal" w:eastAsia="思源黑体 CN Normal" w:hAnsi="思源黑体 CN Normal" w:cs="思源黑体 CN Light" w:hint="eastAsia"/>
+                <w:rFonts w:ascii="思源黑体 CN Normal" w:eastAsia="思源黑体 CN Normal" w:hAnsi="思源黑体 CN Normal" w:cs="思源黑体 CN Light"/>
                 <w:kern w:val="0"/>
                 <w:sz w:val="17"/>
                 <w:szCs w:val="17"/>
@@ -25850,7 +25861,7 @@
               <w:ind w:firstLineChars="0" w:firstLine="0"/>
               <w:jc w:val="center"/>
               <w:rPr>
-                <w:rFonts w:ascii="思源黑体 CN Normal" w:eastAsia="思源黑体 CN Normal" w:hAnsi="思源黑体 CN Normal" w:hint="eastAsia"/>
+                <w:rFonts w:ascii="思源黑体 CN Normal" w:eastAsia="思源黑体 CN Normal" w:hAnsi="思源黑体 CN Normal"/>
                 <w:sz w:val="17"/>
                 <w:szCs w:val="17"/>
               </w:rPr>
@@ -25922,7 +25933,7 @@
               <w:ind w:firstLineChars="0" w:firstLine="0"/>
               <w:jc w:val="center"/>
               <w:rPr>
-                <w:rFonts w:ascii="思源黑体 CN Normal" w:eastAsia="思源黑体 CN Normal" w:hAnsi="思源黑体 CN Normal" w:cs="思源黑体 CN Light" w:hint="eastAsia"/>
+                <w:rFonts w:ascii="思源黑体 CN Normal" w:eastAsia="思源黑体 CN Normal" w:hAnsi="思源黑体 CN Normal" w:cs="思源黑体 CN Light"/>
                 <w:kern w:val="0"/>
                 <w:sz w:val="17"/>
                 <w:szCs w:val="17"/>
@@ -25963,7 +25974,7 @@
               <w:ind w:firstLine="340"/>
               <w:jc w:val="center"/>
               <w:rPr>
-                <w:rFonts w:ascii="思源黑体 CN Normal" w:eastAsia="思源黑体 CN Normal" w:hAnsi="思源黑体 CN Normal" w:hint="eastAsia"/>
+                <w:rFonts w:ascii="思源黑体 CN Normal" w:eastAsia="思源黑体 CN Normal" w:hAnsi="思源黑体 CN Normal"/>
                 <w:sz w:val="17"/>
                 <w:szCs w:val="17"/>
               </w:rPr>
@@ -25988,7 +25999,7 @@
               <w:ind w:firstLineChars="0" w:firstLine="0"/>
               <w:jc w:val="center"/>
               <w:rPr>
-                <w:rFonts w:ascii="思源黑体 CN Normal" w:eastAsia="思源黑体 CN Normal" w:hAnsi="思源黑体 CN Normal" w:cs="思源黑体 CN Light" w:hint="eastAsia"/>
+                <w:rFonts w:ascii="思源黑体 CN Normal" w:eastAsia="思源黑体 CN Normal" w:hAnsi="思源黑体 CN Normal" w:cs="思源黑体 CN Light"/>
                 <w:kern w:val="0"/>
                 <w:sz w:val="17"/>
                 <w:szCs w:val="17"/>
@@ -26033,7 +26044,7 @@
               <w:ind w:firstLineChars="0" w:firstLine="0"/>
               <w:jc w:val="center"/>
               <w:rPr>
-                <w:rFonts w:ascii="思源黑体 CN Normal" w:eastAsia="思源黑体 CN Normal" w:hAnsi="思源黑体 CN Normal" w:cs="思源黑体 CN Light" w:hint="eastAsia"/>
+                <w:rFonts w:ascii="思源黑体 CN Normal" w:eastAsia="思源黑体 CN Normal" w:hAnsi="思源黑体 CN Normal" w:cs="思源黑体 CN Light"/>
                 <w:kern w:val="0"/>
                 <w:sz w:val="17"/>
                 <w:szCs w:val="17"/>
@@ -26108,7 +26119,7 @@
               <w:ind w:firstLineChars="0" w:firstLine="0"/>
               <w:jc w:val="center"/>
               <w:rPr>
-                <w:rFonts w:ascii="思源黑体 CN Normal" w:eastAsia="思源黑体 CN Normal" w:hAnsi="思源黑体 CN Normal" w:cs="思源黑体 CN Light" w:hint="eastAsia"/>
+                <w:rFonts w:ascii="思源黑体 CN Normal" w:eastAsia="思源黑体 CN Normal" w:hAnsi="思源黑体 CN Normal" w:cs="思源黑体 CN Light"/>
                 <w:kern w:val="0"/>
                 <w:sz w:val="17"/>
                 <w:szCs w:val="17"/>
@@ -26167,7 +26178,7 @@
               <w:ind w:firstLine="340"/>
               <w:jc w:val="center"/>
               <w:rPr>
-                <w:rFonts w:ascii="思源黑体 CN Normal" w:eastAsia="思源黑体 CN Normal" w:hAnsi="思源黑体 CN Normal" w:hint="eastAsia"/>
+                <w:rFonts w:ascii="思源黑体 CN Normal" w:eastAsia="思源黑体 CN Normal" w:hAnsi="思源黑体 CN Normal"/>
                 <w:sz w:val="17"/>
                 <w:szCs w:val="17"/>
               </w:rPr>
@@ -26192,7 +26203,7 @@
               <w:ind w:firstLineChars="0" w:firstLine="0"/>
               <w:jc w:val="center"/>
               <w:rPr>
-                <w:rFonts w:ascii="思源黑体 CN Normal" w:eastAsia="思源黑体 CN Normal" w:hAnsi="思源黑体 CN Normal" w:hint="eastAsia"/>
+                <w:rFonts w:ascii="思源黑体 CN Normal" w:eastAsia="思源黑体 CN Normal" w:hAnsi="思源黑体 CN Normal"/>
                 <w:sz w:val="17"/>
                 <w:szCs w:val="17"/>
               </w:rPr>
@@ -26254,7 +26265,7 @@
               <w:ind w:firstLineChars="0" w:firstLine="0"/>
               <w:jc w:val="center"/>
               <w:rPr>
-                <w:rFonts w:ascii="思源黑体 CN Normal" w:eastAsia="思源黑体 CN Normal" w:hAnsi="思源黑体 CN Normal" w:hint="eastAsia"/>
+                <w:rFonts w:ascii="思源黑体 CN Normal" w:eastAsia="思源黑体 CN Normal" w:hAnsi="思源黑体 CN Normal"/>
                 <w:sz w:val="17"/>
                 <w:szCs w:val="17"/>
               </w:rPr>
@@ -26328,7 +26339,7 @@
               <w:ind w:firstLineChars="0" w:firstLine="0"/>
               <w:jc w:val="center"/>
               <w:rPr>
-                <w:rFonts w:ascii="思源黑体 CN Normal" w:eastAsia="思源黑体 CN Normal" w:hAnsi="思源黑体 CN Normal" w:cs="思源黑体 CN Light" w:hint="eastAsia"/>
+                <w:rFonts w:ascii="思源黑体 CN Normal" w:eastAsia="思源黑体 CN Normal" w:hAnsi="思源黑体 CN Normal" w:cs="思源黑体 CN Light"/>
                 <w:kern w:val="0"/>
                 <w:sz w:val="17"/>
                 <w:szCs w:val="17"/>
@@ -26406,7 +26417,7 @@
               <w:ind w:firstLineChars="0" w:firstLine="0"/>
               <w:jc w:val="center"/>
               <w:rPr>
-                <w:rFonts w:ascii="思源黑体 CN Bold" w:eastAsia="思源黑体 CN Bold" w:hAnsi="思源黑体 CN Bold" w:hint="eastAsia"/>
+                <w:rFonts w:ascii="思源黑体 CN Bold" w:eastAsia="思源黑体 CN Bold" w:hAnsi="思源黑体 CN Bold"/>
                 <w:b/>
                 <w:bCs/>
                 <w:color w:val="FFFFFF" w:themeColor="background1"/>
@@ -26445,7 +26456,7 @@
               <w:ind w:firstLineChars="0" w:firstLine="0"/>
               <w:jc w:val="center"/>
               <w:rPr>
-                <w:rFonts w:ascii="思源黑体 CN Bold" w:eastAsia="思源黑体 CN Bold" w:hAnsi="思源黑体 CN Bold" w:hint="eastAsia"/>
+                <w:rFonts w:ascii="思源黑体 CN Bold" w:eastAsia="思源黑体 CN Bold" w:hAnsi="思源黑体 CN Bold"/>
                 <w:b/>
                 <w:bCs/>
                 <w:color w:val="FFFFFF" w:themeColor="background1"/>
@@ -26495,7 +26506,7 @@
               <w:ind w:firstLineChars="0" w:firstLine="0"/>
               <w:jc w:val="center"/>
               <w:rPr>
-                <w:rFonts w:ascii="思源黑体 CN Bold" w:eastAsia="思源黑体 CN Bold" w:hAnsi="思源黑体 CN Bold" w:hint="eastAsia"/>
+                <w:rFonts w:ascii="思源黑体 CN Bold" w:eastAsia="思源黑体 CN Bold" w:hAnsi="思源黑体 CN Bold"/>
                 <w:b/>
                 <w:bCs/>
                 <w:color w:val="FFFFFF" w:themeColor="background1"/>
@@ -26539,7 +26550,7 @@
               <w:ind w:firstLineChars="0" w:firstLine="0"/>
               <w:jc w:val="center"/>
               <w:rPr>
-                <w:rFonts w:ascii="思源黑体 CN Normal" w:eastAsia="思源黑体 CN Normal" w:hAnsi="思源黑体 CN Normal" w:hint="eastAsia"/>
+                <w:rFonts w:ascii="思源黑体 CN Normal" w:eastAsia="思源黑体 CN Normal" w:hAnsi="思源黑体 CN Normal"/>
                 <w:sz w:val="17"/>
                 <w:szCs w:val="17"/>
               </w:rPr>
@@ -26572,7 +26583,7 @@
               <w:ind w:firstLineChars="0" w:firstLine="0"/>
               <w:jc w:val="center"/>
               <w:rPr>
-                <w:rFonts w:ascii="思源黑体 CN Normal" w:eastAsia="思源黑体 CN Normal" w:hAnsi="思源黑体 CN Normal" w:cs="思源黑体 CN Light" w:hint="eastAsia"/>
+                <w:rFonts w:ascii="思源黑体 CN Normal" w:eastAsia="思源黑体 CN Normal" w:hAnsi="思源黑体 CN Normal" w:cs="思源黑体 CN Light"/>
                 <w:kern w:val="0"/>
                 <w:sz w:val="17"/>
                 <w:szCs w:val="17"/>
@@ -26626,7 +26637,7 @@
               <w:ind w:firstLineChars="0" w:firstLine="0"/>
               <w:jc w:val="center"/>
               <w:rPr>
-                <w:rFonts w:ascii="思源黑体 CN Normal" w:eastAsia="思源黑体 CN Normal" w:hAnsi="思源黑体 CN Normal" w:cs="思源黑体 CN Light" w:hint="eastAsia"/>
+                <w:rFonts w:ascii="思源黑体 CN Normal" w:eastAsia="思源黑体 CN Normal" w:hAnsi="思源黑体 CN Normal" w:cs="思源黑体 CN Light"/>
                 <w:kern w:val="0"/>
                 <w:sz w:val="17"/>
                 <w:szCs w:val="17"/>
@@ -26722,7 +26733,7 @@
               <w:ind w:firstLineChars="0" w:firstLine="0"/>
               <w:jc w:val="center"/>
               <w:rPr>
-                <w:rFonts w:ascii="思源黑体 CN Normal" w:eastAsia="思源黑体 CN Normal" w:hAnsi="思源黑体 CN Normal" w:hint="eastAsia"/>
+                <w:rFonts w:ascii="思源黑体 CN Normal" w:eastAsia="思源黑体 CN Normal" w:hAnsi="思源黑体 CN Normal"/>
                 <w:sz w:val="17"/>
                 <w:szCs w:val="17"/>
               </w:rPr>
@@ -26771,7 +26782,7 @@
               <w:ind w:firstLineChars="0" w:firstLine="0"/>
               <w:jc w:val="center"/>
               <w:rPr>
-                <w:rFonts w:ascii="思源黑体 CN Normal" w:eastAsia="思源黑体 CN Normal" w:hAnsi="思源黑体 CN Normal" w:hint="eastAsia"/>
+                <w:rFonts w:ascii="思源黑体 CN Normal" w:eastAsia="思源黑体 CN Normal" w:hAnsi="思源黑体 CN Normal"/>
                 <w:sz w:val="17"/>
                 <w:szCs w:val="17"/>
               </w:rPr>
@@ -26804,7 +26815,7 @@
               <w:ind w:firstLineChars="0" w:firstLine="0"/>
               <w:jc w:val="center"/>
               <w:rPr>
-                <w:rFonts w:ascii="思源黑体 CN Normal" w:eastAsia="思源黑体 CN Normal" w:hAnsi="思源黑体 CN Normal" w:hint="eastAsia"/>
+                <w:rFonts w:ascii="思源黑体 CN Normal" w:eastAsia="思源黑体 CN Normal" w:hAnsi="思源黑体 CN Normal"/>
                 <w:sz w:val="17"/>
                 <w:szCs w:val="17"/>
               </w:rPr>
@@ -26856,7 +26867,7 @@
               <w:ind w:firstLineChars="0" w:firstLine="0"/>
               <w:jc w:val="center"/>
               <w:rPr>
-                <w:rFonts w:ascii="思源黑体 CN Normal" w:eastAsia="思源黑体 CN Normal" w:hAnsi="思源黑体 CN Normal" w:hint="eastAsia"/>
+                <w:rFonts w:ascii="思源黑体 CN Normal" w:eastAsia="思源黑体 CN Normal" w:hAnsi="思源黑体 CN Normal"/>
                 <w:sz w:val="17"/>
                 <w:szCs w:val="17"/>
               </w:rPr>
@@ -26928,7 +26939,7 @@
               <w:ind w:firstLineChars="0" w:firstLine="0"/>
               <w:jc w:val="center"/>
               <w:rPr>
-                <w:rFonts w:ascii="思源黑体 CN Normal" w:eastAsia="思源黑体 CN Normal" w:hAnsi="思源黑体 CN Normal" w:cs="思源黑体 CN Light" w:hint="eastAsia"/>
+                <w:rFonts w:ascii="思源黑体 CN Normal" w:eastAsia="思源黑体 CN Normal" w:hAnsi="思源黑体 CN Normal" w:cs="思源黑体 CN Light"/>
                 <w:kern w:val="0"/>
                 <w:sz w:val="17"/>
                 <w:szCs w:val="17"/>
@@ -26978,7 +26989,7 @@
               <w:ind w:firstLine="340"/>
               <w:jc w:val="center"/>
               <w:rPr>
-                <w:rFonts w:ascii="思源黑体 CN Normal" w:eastAsia="思源黑体 CN Normal" w:hAnsi="思源黑体 CN Normal" w:hint="eastAsia"/>
+                <w:rFonts w:ascii="思源黑体 CN Normal" w:eastAsia="思源黑体 CN Normal" w:hAnsi="思源黑体 CN Normal"/>
                 <w:sz w:val="17"/>
                 <w:szCs w:val="17"/>
               </w:rPr>
@@ -27003,7 +27014,7 @@
               <w:ind w:firstLineChars="0" w:firstLine="0"/>
               <w:jc w:val="center"/>
               <w:rPr>
-                <w:rFonts w:ascii="思源黑体 CN Normal" w:eastAsia="思源黑体 CN Normal" w:hAnsi="思源黑体 CN Normal" w:hint="eastAsia"/>
+                <w:rFonts w:ascii="思源黑体 CN Normal" w:eastAsia="思源黑体 CN Normal" w:hAnsi="思源黑体 CN Normal"/>
                 <w:sz w:val="17"/>
                 <w:szCs w:val="17"/>
               </w:rPr>
@@ -27037,7 +27048,7 @@
               <w:ind w:firstLineChars="0" w:firstLine="0"/>
               <w:jc w:val="center"/>
               <w:rPr>
-                <w:rFonts w:ascii="思源黑体 CN Normal" w:eastAsia="思源黑体 CN Normal" w:hAnsi="思源黑体 CN Normal" w:hint="eastAsia"/>
+                <w:rFonts w:ascii="思源黑体 CN Normal" w:eastAsia="思源黑体 CN Normal" w:hAnsi="思源黑体 CN Normal"/>
                 <w:sz w:val="17"/>
                 <w:szCs w:val="17"/>
               </w:rPr>
@@ -27120,7 +27131,7 @@
               <w:ind w:firstLineChars="0" w:firstLine="0"/>
               <w:jc w:val="center"/>
               <w:rPr>
-                <w:rFonts w:ascii="思源黑体 CN Normal" w:eastAsia="思源黑体 CN Normal" w:hAnsi="思源黑体 CN Normal" w:cs="思源黑体 CN Light" w:hint="eastAsia"/>
+                <w:rFonts w:ascii="思源黑体 CN Normal" w:eastAsia="思源黑体 CN Normal" w:hAnsi="思源黑体 CN Normal" w:cs="思源黑体 CN Light"/>
                 <w:kern w:val="0"/>
                 <w:sz w:val="17"/>
                 <w:szCs w:val="17"/>
@@ -27161,7 +27172,7 @@
               <w:ind w:firstLine="340"/>
               <w:jc w:val="center"/>
               <w:rPr>
-                <w:rFonts w:ascii="思源黑体 CN Normal" w:eastAsia="思源黑体 CN Normal" w:hAnsi="思源黑体 CN Normal" w:hint="eastAsia"/>
+                <w:rFonts w:ascii="思源黑体 CN Normal" w:eastAsia="思源黑体 CN Normal" w:hAnsi="思源黑体 CN Normal"/>
                 <w:sz w:val="17"/>
                 <w:szCs w:val="17"/>
               </w:rPr>
@@ -27186,7 +27197,7 @@
               <w:ind w:firstLineChars="0" w:firstLine="0"/>
               <w:jc w:val="center"/>
               <w:rPr>
-                <w:rFonts w:ascii="思源黑体 CN Normal" w:eastAsia="思源黑体 CN Normal" w:hAnsi="思源黑体 CN Normal" w:hint="eastAsia"/>
+                <w:rFonts w:ascii="思源黑体 CN Normal" w:eastAsia="思源黑体 CN Normal" w:hAnsi="思源黑体 CN Normal"/>
                 <w:sz w:val="17"/>
                 <w:szCs w:val="17"/>
               </w:rPr>
@@ -27220,7 +27231,7 @@
               <w:ind w:firstLineChars="0" w:firstLine="0"/>
               <w:jc w:val="center"/>
               <w:rPr>
-                <w:rFonts w:ascii="思源黑体 CN Normal" w:eastAsia="思源黑体 CN Normal" w:hAnsi="思源黑体 CN Normal" w:hint="eastAsia"/>
+                <w:rFonts w:ascii="思源黑体 CN Normal" w:eastAsia="思源黑体 CN Normal" w:hAnsi="思源黑体 CN Normal"/>
                 <w:sz w:val="17"/>
                 <w:szCs w:val="17"/>
               </w:rPr>
@@ -27303,7 +27314,7 @@
               <w:ind w:firstLineChars="0" w:firstLine="0"/>
               <w:jc w:val="center"/>
               <w:rPr>
-                <w:rFonts w:ascii="思源黑体 CN Normal" w:eastAsia="思源黑体 CN Normal" w:hAnsi="思源黑体 CN Normal" w:cs="思源黑体 CN Light" w:hint="eastAsia"/>
+                <w:rFonts w:ascii="思源黑体 CN Normal" w:eastAsia="思源黑体 CN Normal" w:hAnsi="思源黑体 CN Normal" w:cs="思源黑体 CN Light"/>
                 <w:kern w:val="0"/>
                 <w:sz w:val="17"/>
                 <w:szCs w:val="17"/>
@@ -27371,7 +27382,7 @@
               <w:ind w:firstLine="340"/>
               <w:jc w:val="center"/>
               <w:rPr>
-                <w:rFonts w:ascii="思源黑体 CN Normal" w:eastAsia="思源黑体 CN Normal" w:hAnsi="思源黑体 CN Normal" w:hint="eastAsia"/>
+                <w:rFonts w:ascii="思源黑体 CN Normal" w:eastAsia="思源黑体 CN Normal" w:hAnsi="思源黑体 CN Normal"/>
                 <w:sz w:val="17"/>
                 <w:szCs w:val="17"/>
               </w:rPr>
@@ -27396,7 +27407,7 @@
               <w:ind w:firstLineChars="0" w:firstLine="0"/>
               <w:jc w:val="center"/>
               <w:rPr>
-                <w:rFonts w:ascii="思源黑体 CN Normal" w:eastAsia="思源黑体 CN Normal" w:hAnsi="思源黑体 CN Normal" w:cs="思源黑体 CN Light" w:hint="eastAsia"/>
+                <w:rFonts w:ascii="思源黑体 CN Normal" w:eastAsia="思源黑体 CN Normal" w:hAnsi="思源黑体 CN Normal" w:cs="思源黑体 CN Light"/>
                 <w:kern w:val="0"/>
                 <w:sz w:val="17"/>
                 <w:szCs w:val="17"/>
@@ -27452,7 +27463,7 @@
               <w:ind w:firstLineChars="0" w:firstLine="0"/>
               <w:jc w:val="center"/>
               <w:rPr>
-                <w:rFonts w:ascii="思源黑体 CN Normal" w:eastAsia="思源黑体 CN Normal" w:hAnsi="思源黑体 CN Normal" w:hint="eastAsia"/>
+                <w:rFonts w:ascii="思源黑体 CN Normal" w:eastAsia="思源黑体 CN Normal" w:hAnsi="思源黑体 CN Normal"/>
                 <w:sz w:val="17"/>
                 <w:szCs w:val="17"/>
               </w:rPr>
@@ -27524,7 +27535,7 @@
               <w:ind w:firstLineChars="0" w:firstLine="0"/>
               <w:jc w:val="center"/>
               <w:rPr>
-                <w:rFonts w:ascii="思源黑体 CN Normal" w:eastAsia="思源黑体 CN Normal" w:hAnsi="思源黑体 CN Normal" w:cs="思源黑体 CN Light" w:hint="eastAsia"/>
+                <w:rFonts w:ascii="思源黑体 CN Normal" w:eastAsia="思源黑体 CN Normal" w:hAnsi="思源黑体 CN Normal" w:cs="思源黑体 CN Light"/>
                 <w:kern w:val="0"/>
                 <w:sz w:val="17"/>
                 <w:szCs w:val="17"/>
@@ -27565,7 +27576,7 @@
               <w:ind w:firstLine="340"/>
               <w:jc w:val="center"/>
               <w:rPr>
-                <w:rFonts w:ascii="思源黑体 CN Normal" w:eastAsia="思源黑体 CN Normal" w:hAnsi="思源黑体 CN Normal" w:hint="eastAsia"/>
+                <w:rFonts w:ascii="思源黑体 CN Normal" w:eastAsia="思源黑体 CN Normal" w:hAnsi="思源黑体 CN Normal"/>
                 <w:sz w:val="17"/>
                 <w:szCs w:val="17"/>
               </w:rPr>
@@ -27590,7 +27601,7 @@
               <w:ind w:firstLineChars="0" w:firstLine="0"/>
               <w:jc w:val="center"/>
               <w:rPr>
-                <w:rFonts w:ascii="思源黑体 CN Normal" w:eastAsia="思源黑体 CN Normal" w:hAnsi="思源黑体 CN Normal" w:cs="思源黑体 CN Light" w:hint="eastAsia"/>
+                <w:rFonts w:ascii="思源黑体 CN Normal" w:eastAsia="思源黑体 CN Normal" w:hAnsi="思源黑体 CN Normal" w:cs="思源黑体 CN Light"/>
                 <w:kern w:val="0"/>
                 <w:sz w:val="17"/>
                 <w:szCs w:val="17"/>
@@ -27635,7 +27646,7 @@
               <w:ind w:firstLineChars="0" w:firstLine="0"/>
               <w:jc w:val="center"/>
               <w:rPr>
-                <w:rFonts w:ascii="思源黑体 CN Normal" w:eastAsia="思源黑体 CN Normal" w:hAnsi="思源黑体 CN Normal" w:cs="思源黑体 CN Light" w:hint="eastAsia"/>
+                <w:rFonts w:ascii="思源黑体 CN Normal" w:eastAsia="思源黑体 CN Normal" w:hAnsi="思源黑体 CN Normal" w:cs="思源黑体 CN Light"/>
                 <w:kern w:val="0"/>
                 <w:sz w:val="17"/>
                 <w:szCs w:val="17"/>
@@ -27710,7 +27721,7 @@
               <w:ind w:firstLineChars="0" w:firstLine="0"/>
               <w:jc w:val="center"/>
               <w:rPr>
-                <w:rFonts w:ascii="思源黑体 CN Normal" w:eastAsia="思源黑体 CN Normal" w:hAnsi="思源黑体 CN Normal" w:cs="思源黑体 CN Light" w:hint="eastAsia"/>
+                <w:rFonts w:ascii="思源黑体 CN Normal" w:eastAsia="思源黑体 CN Normal" w:hAnsi="思源黑体 CN Normal" w:cs="思源黑体 CN Light"/>
                 <w:kern w:val="0"/>
                 <w:sz w:val="17"/>
                 <w:szCs w:val="17"/>
@@ -27769,7 +27780,7 @@
               <w:ind w:firstLine="340"/>
               <w:jc w:val="center"/>
               <w:rPr>
-                <w:rFonts w:ascii="思源黑体 CN Normal" w:eastAsia="思源黑体 CN Normal" w:hAnsi="思源黑体 CN Normal" w:hint="eastAsia"/>
+                <w:rFonts w:ascii="思源黑体 CN Normal" w:eastAsia="思源黑体 CN Normal" w:hAnsi="思源黑体 CN Normal"/>
                 <w:sz w:val="17"/>
                 <w:szCs w:val="17"/>
               </w:rPr>
@@ -27794,7 +27805,7 @@
               <w:ind w:firstLineChars="0" w:firstLine="0"/>
               <w:jc w:val="center"/>
               <w:rPr>
-                <w:rFonts w:ascii="思源黑体 CN Normal" w:eastAsia="思源黑体 CN Normal" w:hAnsi="思源黑体 CN Normal" w:hint="eastAsia"/>
+                <w:rFonts w:ascii="思源黑体 CN Normal" w:eastAsia="思源黑体 CN Normal" w:hAnsi="思源黑体 CN Normal"/>
                 <w:sz w:val="17"/>
                 <w:szCs w:val="17"/>
               </w:rPr>
@@ -27856,7 +27867,7 @@
               <w:ind w:firstLineChars="0" w:firstLine="0"/>
               <w:jc w:val="center"/>
               <w:rPr>
-                <w:rFonts w:ascii="思源黑体 CN Normal" w:eastAsia="思源黑体 CN Normal" w:hAnsi="思源黑体 CN Normal" w:hint="eastAsia"/>
+                <w:rFonts w:ascii="思源黑体 CN Normal" w:eastAsia="思源黑体 CN Normal" w:hAnsi="思源黑体 CN Normal"/>
                 <w:sz w:val="17"/>
                 <w:szCs w:val="17"/>
               </w:rPr>
@@ -27930,7 +27941,7 @@
               <w:ind w:firstLineChars="0" w:firstLine="0"/>
               <w:jc w:val="center"/>
               <w:rPr>
-                <w:rFonts w:ascii="思源黑体 CN Normal" w:eastAsia="思源黑体 CN Normal" w:hAnsi="思源黑体 CN Normal" w:cs="思源黑体 CN Light" w:hint="eastAsia"/>
+                <w:rFonts w:ascii="思源黑体 CN Normal" w:eastAsia="思源黑体 CN Normal" w:hAnsi="思源黑体 CN Normal" w:cs="思源黑体 CN Light"/>
                 <w:kern w:val="0"/>
                 <w:sz w:val="17"/>
                 <w:szCs w:val="17"/>
@@ -27962,9 +27973,6 @@
     <w:p>
       <w:pPr>
         <w:spacing w:line="240" w:lineRule="exact"/>
-        <w:rPr>
-          <w:rFonts w:hint="eastAsia"/>
-        </w:rPr>
       </w:pPr>
       <w:r>
         <w:rPr>
@@ -27978,7 +27986,7 @@
         <w:adjustRightInd w:val="0"/>
         <w:snapToGrid w:val="0"/>
         <w:rPr>
-          <w:rFonts w:ascii="思源黑体 CN Normal" w:eastAsia="思源黑体 CN Normal" w:hAnsi="思源黑体 CN Normal" w:hint="eastAsia"/>
+          <w:rFonts w:ascii="思源黑体 CN Normal" w:eastAsia="思源黑体 CN Normal" w:hAnsi="思源黑体 CN Normal"/>
           <w:color w:val="595959" w:themeColor="text1" w:themeTint="A6"/>
           <w:sz w:val="15"/>
           <w:szCs w:val="15"/>
@@ -28005,7 +28013,7 @@
         <w:snapToGrid w:val="0"/>
         <w:ind w:firstLineChars="0"/>
         <w:rPr>
-          <w:rFonts w:ascii="思源黑体 CN Normal" w:eastAsia="思源黑体 CN Normal" w:hAnsi="思源黑体 CN Normal" w:hint="eastAsia"/>
+          <w:rFonts w:ascii="思源黑体 CN Normal" w:eastAsia="思源黑体 CN Normal" w:hAnsi="思源黑体 CN Normal"/>
           <w:color w:val="595959" w:themeColor="text1" w:themeTint="A6"/>
           <w:sz w:val="15"/>
           <w:szCs w:val="15"/>
@@ -28032,7 +28040,7 @@
         <w:snapToGrid w:val="0"/>
         <w:ind w:firstLineChars="0"/>
         <w:rPr>
-          <w:rFonts w:ascii="思源黑体 CN Normal" w:eastAsia="思源黑体 CN Normal" w:hAnsi="思源黑体 CN Normal" w:hint="eastAsia"/>
+          <w:rFonts w:ascii="思源黑体 CN Normal" w:eastAsia="思源黑体 CN Normal" w:hAnsi="思源黑体 CN Normal"/>
           <w:color w:val="595959" w:themeColor="text1" w:themeTint="A6"/>
           <w:sz w:val="15"/>
           <w:szCs w:val="15"/>
@@ -28086,7 +28094,7 @@
         <w:snapToGrid w:val="0"/>
         <w:ind w:firstLineChars="0"/>
         <w:rPr>
-          <w:rFonts w:ascii="思源黑体 CN Normal" w:eastAsia="思源黑体 CN Normal" w:hAnsi="思源黑体 CN Normal" w:hint="eastAsia"/>
+          <w:rFonts w:ascii="思源黑体 CN Normal" w:eastAsia="思源黑体 CN Normal" w:hAnsi="思源黑体 CN Normal"/>
           <w:color w:val="595959" w:themeColor="text1" w:themeTint="A6"/>
           <w:sz w:val="15"/>
           <w:szCs w:val="15"/>
@@ -28149,7 +28157,7 @@
         <w:snapToGrid w:val="0"/>
         <w:ind w:firstLineChars="0"/>
         <w:rPr>
-          <w:rFonts w:ascii="思源黑体 CN Normal" w:eastAsia="思源黑体 CN Normal" w:hAnsi="思源黑体 CN Normal" w:hint="eastAsia"/>
+          <w:rFonts w:ascii="思源黑体 CN Normal" w:eastAsia="思源黑体 CN Normal" w:hAnsi="思源黑体 CN Normal"/>
           <w:color w:val="595959" w:themeColor="text1" w:themeTint="A6"/>
           <w:sz w:val="15"/>
           <w:szCs w:val="15"/>
@@ -28214,7 +28222,7 @@
         <w:snapToGrid w:val="0"/>
         <w:ind w:firstLineChars="0"/>
         <w:rPr>
-          <w:rFonts w:ascii="思源黑体 CN Normal" w:eastAsia="思源黑体 CN Normal" w:hAnsi="思源黑体 CN Normal" w:hint="eastAsia"/>
+          <w:rFonts w:ascii="思源黑体 CN Normal" w:eastAsia="思源黑体 CN Normal" w:hAnsi="思源黑体 CN Normal"/>
           <w:color w:val="595959" w:themeColor="text1" w:themeTint="A6"/>
           <w:sz w:val="15"/>
           <w:szCs w:val="15"/>
@@ -28297,7 +28305,7 @@
         <w:snapToGrid w:val="0"/>
         <w:ind w:firstLineChars="0"/>
         <w:rPr>
-          <w:rFonts w:ascii="思源黑体 CN Normal" w:eastAsia="思源黑体 CN Normal" w:hAnsi="思源黑体 CN Normal" w:hint="eastAsia"/>
+          <w:rFonts w:ascii="思源黑体 CN Normal" w:eastAsia="思源黑体 CN Normal" w:hAnsi="思源黑体 CN Normal"/>
           <w:color w:val="595959" w:themeColor="text1" w:themeTint="A6"/>
           <w:sz w:val="15"/>
           <w:szCs w:val="15"/>
@@ -28324,7 +28332,7 @@
         <w:snapToGrid w:val="0"/>
         <w:ind w:firstLineChars="0"/>
         <w:rPr>
-          <w:rFonts w:ascii="思源黑体 CN Normal" w:eastAsia="思源黑体 CN Normal" w:hAnsi="思源黑体 CN Normal" w:hint="eastAsia"/>
+          <w:rFonts w:ascii="思源黑体 CN Normal" w:eastAsia="思源黑体 CN Normal" w:hAnsi="思源黑体 CN Normal"/>
           <w:color w:val="595959" w:themeColor="text1" w:themeTint="A6"/>
           <w:sz w:val="15"/>
           <w:szCs w:val="15"/>
@@ -28351,7 +28359,7 @@
         <w:snapToGrid w:val="0"/>
         <w:ind w:firstLineChars="0"/>
         <w:rPr>
-          <w:rFonts w:ascii="思源黑体 CN Normal" w:eastAsia="思源黑体 CN Normal" w:hAnsi="思源黑体 CN Normal" w:hint="eastAsia"/>
+          <w:rFonts w:ascii="思源黑体 CN Normal" w:eastAsia="思源黑体 CN Normal" w:hAnsi="思源黑体 CN Normal"/>
           <w:color w:val="595959" w:themeColor="text1" w:themeTint="A6"/>
           <w:sz w:val="15"/>
           <w:szCs w:val="15"/>
@@ -28398,7 +28406,7 @@
         <w:snapToGrid w:val="0"/>
         <w:ind w:firstLineChars="0"/>
         <w:rPr>
-          <w:rFonts w:ascii="思源黑体 CN Normal" w:eastAsia="思源黑体 CN Normal" w:hAnsi="思源黑体 CN Normal" w:hint="eastAsia"/>
+          <w:rFonts w:ascii="思源黑体 CN Normal" w:eastAsia="思源黑体 CN Normal" w:hAnsi="思源黑体 CN Normal"/>
           <w:color w:val="595959" w:themeColor="text1" w:themeTint="A6"/>
           <w:sz w:val="15"/>
           <w:szCs w:val="15"/>
@@ -28420,7 +28428,7 @@
         <w:snapToGrid w:val="0"/>
         <w:spacing w:line="200" w:lineRule="exact"/>
         <w:rPr>
-          <w:rFonts w:ascii="思源黑体 CN Normal" w:eastAsia="思源黑体 CN Normal" w:hAnsi="思源黑体 CN Normal" w:hint="eastAsia"/>
+          <w:rFonts w:ascii="思源黑体 CN Normal" w:eastAsia="思源黑体 CN Normal" w:hAnsi="思源黑体 CN Normal"/>
           <w:color w:val="595959" w:themeColor="text1" w:themeTint="A6"/>
           <w:sz w:val="15"/>
           <w:szCs w:val="15"/>
@@ -28433,7 +28441,7 @@
         <w:snapToGrid w:val="0"/>
         <w:spacing w:line="200" w:lineRule="exact"/>
         <w:rPr>
-          <w:rFonts w:ascii="思源黑体 CN Normal" w:eastAsia="思源黑体 CN Normal" w:hAnsi="思源黑体 CN Normal" w:hint="eastAsia"/>
+          <w:rFonts w:ascii="思源黑体 CN Normal" w:eastAsia="思源黑体 CN Normal" w:hAnsi="思源黑体 CN Normal"/>
           <w:color w:val="595959" w:themeColor="text1" w:themeTint="A6"/>
           <w:sz w:val="15"/>
           <w:szCs w:val="15"/>
@@ -28446,7 +28454,7 @@
         <w:snapToGrid w:val="0"/>
         <w:spacing w:line="200" w:lineRule="exact"/>
         <w:rPr>
-          <w:rFonts w:ascii="思源黑体 CN Normal" w:eastAsia="思源黑体 CN Normal" w:hAnsi="思源黑体 CN Normal" w:hint="eastAsia"/>
+          <w:rFonts w:ascii="思源黑体 CN Normal" w:eastAsia="思源黑体 CN Normal" w:hAnsi="思源黑体 CN Normal"/>
           <w:color w:val="595959" w:themeColor="text1" w:themeTint="A6"/>
           <w:sz w:val="15"/>
           <w:szCs w:val="15"/>
@@ -28459,7 +28467,7 @@
         <w:snapToGrid w:val="0"/>
         <w:spacing w:line="200" w:lineRule="exact"/>
         <w:rPr>
-          <w:rFonts w:ascii="思源黑体 CN Normal" w:eastAsia="思源黑体 CN Normal" w:hAnsi="思源黑体 CN Normal" w:hint="eastAsia"/>
+          <w:rFonts w:ascii="思源黑体 CN Normal" w:eastAsia="思源黑体 CN Normal" w:hAnsi="思源黑体 CN Normal"/>
           <w:color w:val="595959" w:themeColor="text1" w:themeTint="A6"/>
           <w:sz w:val="15"/>
           <w:szCs w:val="15"/>
@@ -28472,7 +28480,7 @@
         <w:snapToGrid w:val="0"/>
         <w:spacing w:line="200" w:lineRule="exact"/>
         <w:rPr>
-          <w:rFonts w:ascii="思源黑体 CN Normal" w:eastAsia="思源黑体 CN Normal" w:hAnsi="思源黑体 CN Normal" w:hint="eastAsia"/>
+          <w:rFonts w:ascii="思源黑体 CN Normal" w:eastAsia="思源黑体 CN Normal" w:hAnsi="思源黑体 CN Normal"/>
           <w:color w:val="595959" w:themeColor="text1" w:themeTint="A6"/>
           <w:sz w:val="15"/>
           <w:szCs w:val="15"/>
@@ -28485,7 +28493,7 @@
         <w:snapToGrid w:val="0"/>
         <w:spacing w:line="200" w:lineRule="exact"/>
         <w:rPr>
-          <w:rFonts w:ascii="思源黑体 CN Normal" w:eastAsia="思源黑体 CN Normal" w:hAnsi="思源黑体 CN Normal" w:hint="eastAsia"/>
+          <w:rFonts w:ascii="思源黑体 CN Normal" w:eastAsia="思源黑体 CN Normal" w:hAnsi="思源黑体 CN Normal"/>
           <w:color w:val="595959" w:themeColor="text1" w:themeTint="A6"/>
           <w:sz w:val="15"/>
           <w:szCs w:val="15"/>
@@ -28498,7 +28506,7 @@
         <w:snapToGrid w:val="0"/>
         <w:spacing w:line="200" w:lineRule="exact"/>
         <w:rPr>
-          <w:rFonts w:ascii="思源黑体 CN Normal" w:eastAsia="思源黑体 CN Normal" w:hAnsi="思源黑体 CN Normal" w:hint="eastAsia"/>
+          <w:rFonts w:ascii="思源黑体 CN Normal" w:eastAsia="思源黑体 CN Normal" w:hAnsi="思源黑体 CN Normal"/>
           <w:color w:val="595959" w:themeColor="text1" w:themeTint="A6"/>
           <w:sz w:val="15"/>
           <w:szCs w:val="15"/>
@@ -28511,7 +28519,7 @@
         <w:snapToGrid w:val="0"/>
         <w:spacing w:line="200" w:lineRule="exact"/>
         <w:rPr>
-          <w:rFonts w:ascii="思源黑体 CN Normal" w:eastAsia="思源黑体 CN Normal" w:hAnsi="思源黑体 CN Normal" w:hint="eastAsia"/>
+          <w:rFonts w:ascii="思源黑体 CN Normal" w:eastAsia="思源黑体 CN Normal" w:hAnsi="思源黑体 CN Normal"/>
           <w:color w:val="595959" w:themeColor="text1" w:themeTint="A6"/>
           <w:sz w:val="15"/>
           <w:szCs w:val="15"/>
@@ -28524,7 +28532,7 @@
         <w:snapToGrid w:val="0"/>
         <w:spacing w:line="200" w:lineRule="exact"/>
         <w:rPr>
-          <w:rFonts w:ascii="思源黑体 CN Normal" w:eastAsia="思源黑体 CN Normal" w:hAnsi="思源黑体 CN Normal" w:hint="eastAsia"/>
+          <w:rFonts w:ascii="思源黑体 CN Normal" w:eastAsia="思源黑体 CN Normal" w:hAnsi="思源黑体 CN Normal"/>
           <w:color w:val="595959" w:themeColor="text1" w:themeTint="A6"/>
           <w:sz w:val="15"/>
           <w:szCs w:val="15"/>
@@ -28537,7 +28545,7 @@
         <w:snapToGrid w:val="0"/>
         <w:spacing w:line="200" w:lineRule="exact"/>
         <w:rPr>
-          <w:rFonts w:ascii="思源黑体 CN Normal" w:eastAsia="思源黑体 CN Normal" w:hAnsi="思源黑体 CN Normal" w:hint="eastAsia"/>
+          <w:rFonts w:ascii="思源黑体 CN Normal" w:eastAsia="思源黑体 CN Normal" w:hAnsi="思源黑体 CN Normal"/>
           <w:color w:val="595959" w:themeColor="text1" w:themeTint="A6"/>
           <w:sz w:val="15"/>
           <w:szCs w:val="15"/>
@@ -28550,7 +28558,7 @@
         <w:snapToGrid w:val="0"/>
         <w:spacing w:line="200" w:lineRule="exact"/>
         <w:rPr>
-          <w:rFonts w:ascii="思源黑体 CN Normal" w:eastAsia="思源黑体 CN Normal" w:hAnsi="思源黑体 CN Normal" w:hint="eastAsia"/>
+          <w:rFonts w:ascii="思源黑体 CN Normal" w:eastAsia="思源黑体 CN Normal" w:hAnsi="思源黑体 CN Normal"/>
           <w:color w:val="595959" w:themeColor="text1" w:themeTint="A6"/>
           <w:sz w:val="15"/>
           <w:szCs w:val="15"/>
@@ -28563,7 +28571,7 @@
         <w:snapToGrid w:val="0"/>
         <w:spacing w:line="200" w:lineRule="exact"/>
         <w:rPr>
-          <w:rFonts w:ascii="思源黑体 CN Normal" w:eastAsia="思源黑体 CN Normal" w:hAnsi="思源黑体 CN Normal" w:hint="eastAsia"/>
+          <w:rFonts w:ascii="思源黑体 CN Normal" w:eastAsia="思源黑体 CN Normal" w:hAnsi="思源黑体 CN Normal"/>
           <w:color w:val="595959" w:themeColor="text1" w:themeTint="A6"/>
           <w:sz w:val="15"/>
           <w:szCs w:val="15"/>
@@ -28576,7 +28584,7 @@
         <w:snapToGrid w:val="0"/>
         <w:spacing w:line="200" w:lineRule="exact"/>
         <w:rPr>
-          <w:rFonts w:ascii="思源黑体 CN Normal" w:eastAsia="思源黑体 CN Normal" w:hAnsi="思源黑体 CN Normal" w:hint="eastAsia"/>
+          <w:rFonts w:ascii="思源黑体 CN Normal" w:eastAsia="思源黑体 CN Normal" w:hAnsi="思源黑体 CN Normal"/>
           <w:color w:val="595959" w:themeColor="text1" w:themeTint="A6"/>
           <w:sz w:val="15"/>
           <w:szCs w:val="15"/>
@@ -28589,7 +28597,7 @@
         <w:snapToGrid w:val="0"/>
         <w:spacing w:line="200" w:lineRule="exact"/>
         <w:rPr>
-          <w:rFonts w:ascii="思源黑体 CN Normal" w:eastAsia="思源黑体 CN Normal" w:hAnsi="思源黑体 CN Normal" w:hint="eastAsia"/>
+          <w:rFonts w:ascii="思源黑体 CN Normal" w:eastAsia="思源黑体 CN Normal" w:hAnsi="思源黑体 CN Normal"/>
           <w:color w:val="595959" w:themeColor="text1" w:themeTint="A6"/>
           <w:sz w:val="15"/>
           <w:szCs w:val="15"/>
@@ -28602,7 +28610,7 @@
         <w:snapToGrid w:val="0"/>
         <w:spacing w:line="200" w:lineRule="exact"/>
         <w:rPr>
-          <w:rFonts w:ascii="思源黑体 CN Normal" w:eastAsia="思源黑体 CN Normal" w:hAnsi="思源黑体 CN Normal" w:hint="eastAsia"/>
+          <w:rFonts w:ascii="思源黑体 CN Normal" w:eastAsia="思源黑体 CN Normal" w:hAnsi="思源黑体 CN Normal"/>
           <w:color w:val="595959" w:themeColor="text1" w:themeTint="A6"/>
           <w:sz w:val="15"/>
           <w:szCs w:val="15"/>
@@ -28615,7 +28623,7 @@
         <w:snapToGrid w:val="0"/>
         <w:spacing w:line="200" w:lineRule="exact"/>
         <w:rPr>
-          <w:rFonts w:ascii="思源黑体 CN Normal" w:eastAsia="思源黑体 CN Normal" w:hAnsi="思源黑体 CN Normal" w:hint="eastAsia"/>
+          <w:rFonts w:ascii="思源黑体 CN Normal" w:eastAsia="思源黑体 CN Normal" w:hAnsi="思源黑体 CN Normal"/>
           <w:color w:val="595959" w:themeColor="text1" w:themeTint="A6"/>
           <w:sz w:val="15"/>
           <w:szCs w:val="15"/>
@@ -28628,7 +28636,7 @@
         <w:snapToGrid w:val="0"/>
         <w:spacing w:line="200" w:lineRule="exact"/>
         <w:rPr>
-          <w:rFonts w:ascii="思源黑体 CN Normal" w:eastAsia="思源黑体 CN Normal" w:hAnsi="思源黑体 CN Normal" w:hint="eastAsia"/>
+          <w:rFonts w:ascii="思源黑体 CN Normal" w:eastAsia="思源黑体 CN Normal" w:hAnsi="思源黑体 CN Normal"/>
           <w:color w:val="595959" w:themeColor="text1" w:themeTint="A6"/>
           <w:sz w:val="15"/>
           <w:szCs w:val="15"/>
@@ -28641,7 +28649,7 @@
         <w:snapToGrid w:val="0"/>
         <w:spacing w:line="200" w:lineRule="exact"/>
         <w:rPr>
-          <w:rFonts w:ascii="思源黑体 CN Normal" w:eastAsia="思源黑体 CN Normal" w:hAnsi="思源黑体 CN Normal" w:hint="eastAsia"/>
+          <w:rFonts w:ascii="思源黑体 CN Normal" w:eastAsia="思源黑体 CN Normal" w:hAnsi="思源黑体 CN Normal"/>
           <w:color w:val="595959" w:themeColor="text1" w:themeTint="A6"/>
           <w:sz w:val="15"/>
           <w:szCs w:val="15"/>
@@ -28654,7 +28662,7 @@
         <w:snapToGrid w:val="0"/>
         <w:spacing w:line="200" w:lineRule="exact"/>
         <w:rPr>
-          <w:rFonts w:ascii="思源黑体 CN Normal" w:eastAsia="思源黑体 CN Normal" w:hAnsi="思源黑体 CN Normal" w:hint="eastAsia"/>
+          <w:rFonts w:ascii="思源黑体 CN Normal" w:eastAsia="思源黑体 CN Normal" w:hAnsi="思源黑体 CN Normal"/>
           <w:color w:val="595959" w:themeColor="text1" w:themeTint="A6"/>
           <w:sz w:val="15"/>
           <w:szCs w:val="15"/>
@@ -28667,7 +28675,7 @@
         <w:snapToGrid w:val="0"/>
         <w:spacing w:line="200" w:lineRule="exact"/>
         <w:rPr>
-          <w:rFonts w:ascii="思源黑体 CN Normal" w:eastAsia="思源黑体 CN Normal" w:hAnsi="思源黑体 CN Normal" w:hint="eastAsia"/>
+          <w:rFonts w:ascii="思源黑体 CN Normal" w:eastAsia="思源黑体 CN Normal" w:hAnsi="思源黑体 CN Normal"/>
           <w:color w:val="595959" w:themeColor="text1" w:themeTint="A6"/>
           <w:sz w:val="15"/>
           <w:szCs w:val="15"/>
@@ -28680,7 +28688,7 @@
         <w:snapToGrid w:val="0"/>
         <w:spacing w:line="200" w:lineRule="exact"/>
         <w:rPr>
-          <w:rFonts w:ascii="思源黑体 CN Normal" w:eastAsia="思源黑体 CN Normal" w:hAnsi="思源黑体 CN Normal" w:hint="eastAsia"/>
+          <w:rFonts w:ascii="思源黑体 CN Normal" w:eastAsia="思源黑体 CN Normal" w:hAnsi="思源黑体 CN Normal"/>
           <w:color w:val="595959" w:themeColor="text1" w:themeTint="A6"/>
           <w:sz w:val="15"/>
           <w:szCs w:val="15"/>
@@ -28693,7 +28701,7 @@
         <w:snapToGrid w:val="0"/>
         <w:spacing w:line="200" w:lineRule="exact"/>
         <w:rPr>
-          <w:rFonts w:ascii="思源黑体 CN Normal" w:eastAsia="思源黑体 CN Normal" w:hAnsi="思源黑体 CN Normal" w:hint="eastAsia"/>
+          <w:rFonts w:ascii="思源黑体 CN Normal" w:eastAsia="思源黑体 CN Normal" w:hAnsi="思源黑体 CN Normal"/>
           <w:color w:val="595959" w:themeColor="text1" w:themeTint="A6"/>
           <w:sz w:val="15"/>
           <w:szCs w:val="15"/>
@@ -28706,7 +28714,7 @@
         <w:snapToGrid w:val="0"/>
         <w:spacing w:line="200" w:lineRule="exact"/>
         <w:rPr>
-          <w:rFonts w:ascii="思源黑体 CN Normal" w:eastAsia="思源黑体 CN Normal" w:hAnsi="思源黑体 CN Normal" w:hint="eastAsia"/>
+          <w:rFonts w:ascii="思源黑体 CN Normal" w:eastAsia="思源黑体 CN Normal" w:hAnsi="思源黑体 CN Normal"/>
           <w:color w:val="595959" w:themeColor="text1" w:themeTint="A6"/>
           <w:sz w:val="15"/>
           <w:szCs w:val="15"/>
@@ -28719,7 +28727,7 @@
         <w:snapToGrid w:val="0"/>
         <w:spacing w:line="200" w:lineRule="exact"/>
         <w:rPr>
-          <w:rFonts w:ascii="思源黑体 CN Normal" w:eastAsia="思源黑体 CN Normal" w:hAnsi="思源黑体 CN Normal" w:hint="eastAsia"/>
+          <w:rFonts w:ascii="思源黑体 CN Normal" w:eastAsia="思源黑体 CN Normal" w:hAnsi="思源黑体 CN Normal"/>
           <w:color w:val="595959" w:themeColor="text1" w:themeTint="A6"/>
           <w:sz w:val="15"/>
           <w:szCs w:val="15"/>
@@ -28732,7 +28740,7 @@
         <w:snapToGrid w:val="0"/>
         <w:spacing w:line="200" w:lineRule="exact"/>
         <w:rPr>
-          <w:rFonts w:ascii="思源黑体 CN Normal" w:eastAsia="思源黑体 CN Normal" w:hAnsi="思源黑体 CN Normal" w:hint="eastAsia"/>
+          <w:rFonts w:ascii="思源黑体 CN Normal" w:eastAsia="思源黑体 CN Normal" w:hAnsi="思源黑体 CN Normal"/>
           <w:color w:val="595959" w:themeColor="text1" w:themeTint="A6"/>
           <w:sz w:val="15"/>
           <w:szCs w:val="15"/>
@@ -28745,7 +28753,7 @@
         <w:snapToGrid w:val="0"/>
         <w:spacing w:line="200" w:lineRule="exact"/>
         <w:rPr>
-          <w:rFonts w:ascii="思源黑体 CN Normal" w:eastAsia="思源黑体 CN Normal" w:hAnsi="思源黑体 CN Normal" w:hint="eastAsia"/>
+          <w:rFonts w:ascii="思源黑体 CN Normal" w:eastAsia="思源黑体 CN Normal" w:hAnsi="思源黑体 CN Normal"/>
           <w:color w:val="595959" w:themeColor="text1" w:themeTint="A6"/>
           <w:sz w:val="15"/>
           <w:szCs w:val="15"/>
@@ -28758,7 +28766,7 @@
         <w:snapToGrid w:val="0"/>
         <w:spacing w:line="200" w:lineRule="exact"/>
         <w:rPr>
-          <w:rFonts w:ascii="思源黑体 CN Normal" w:eastAsia="思源黑体 CN Normal" w:hAnsi="思源黑体 CN Normal" w:hint="eastAsia"/>
+          <w:rFonts w:ascii="思源黑体 CN Normal" w:eastAsia="思源黑体 CN Normal" w:hAnsi="思源黑体 CN Normal"/>
           <w:color w:val="595959" w:themeColor="text1" w:themeTint="A6"/>
           <w:sz w:val="15"/>
           <w:szCs w:val="15"/>
@@ -28771,7 +28779,7 @@
         <w:snapToGrid w:val="0"/>
         <w:spacing w:line="200" w:lineRule="exact"/>
         <w:rPr>
-          <w:rFonts w:ascii="思源黑体 CN Normal" w:eastAsia="思源黑体 CN Normal" w:hAnsi="思源黑体 CN Normal" w:hint="eastAsia"/>
+          <w:rFonts w:ascii="思源黑体 CN Normal" w:eastAsia="思源黑体 CN Normal" w:hAnsi="思源黑体 CN Normal"/>
           <w:color w:val="595959" w:themeColor="text1" w:themeTint="A6"/>
           <w:sz w:val="15"/>
           <w:szCs w:val="15"/>
@@ -28784,7 +28792,7 @@
         <w:snapToGrid w:val="0"/>
         <w:spacing w:line="200" w:lineRule="exact"/>
         <w:rPr>
-          <w:rFonts w:ascii="思源黑体 CN Normal" w:eastAsia="思源黑体 CN Normal" w:hAnsi="思源黑体 CN Normal" w:hint="eastAsia"/>
+          <w:rFonts w:ascii="思源黑体 CN Normal" w:eastAsia="思源黑体 CN Normal" w:hAnsi="思源黑体 CN Normal"/>
           <w:color w:val="595959" w:themeColor="text1" w:themeTint="A6"/>
           <w:sz w:val="15"/>
           <w:szCs w:val="15"/>
@@ -28825,7 +28833,7 @@
               <w:adjustRightInd w:val="0"/>
               <w:snapToGrid w:val="0"/>
               <w:rPr>
-                <w:rFonts w:ascii="宋体" w:eastAsia="宋体" w:hAnsi="宋体" w:hint="eastAsia"/>
+                <w:rFonts w:ascii="宋体" w:eastAsia="宋体" w:hAnsi="宋体"/>
                 <w:color w:val="595959" w:themeColor="text1" w:themeTint="A6"/>
                 <w:sz w:val="24"/>
                 <w:szCs w:val="24"/>
@@ -28862,7 +28870,7 @@
               <w:adjustRightInd w:val="0"/>
               <w:snapToGrid w:val="0"/>
               <w:rPr>
-                <w:rFonts w:ascii="宋体" w:eastAsia="宋体" w:hAnsi="宋体" w:hint="eastAsia"/>
+                <w:rFonts w:ascii="宋体" w:eastAsia="宋体" w:hAnsi="宋体"/>
                 <w:color w:val="595959" w:themeColor="text1" w:themeTint="A6"/>
                 <w:sz w:val="24"/>
                 <w:szCs w:val="24"/>
@@ -28890,7 +28898,7 @@
               <w:adjustRightInd w:val="0"/>
               <w:snapToGrid w:val="0"/>
               <w:rPr>
-                <w:rFonts w:ascii="宋体" w:eastAsia="宋体" w:hAnsi="宋体" w:hint="eastAsia"/>
+                <w:rFonts w:ascii="宋体" w:eastAsia="宋体" w:hAnsi="宋体"/>
                 <w:color w:val="595959" w:themeColor="text1" w:themeTint="A6"/>
                 <w:sz w:val="24"/>
                 <w:szCs w:val="24"/>
@@ -28915,7 +28923,7 @@
         <w:snapToGrid w:val="0"/>
         <w:spacing w:line="240" w:lineRule="exact"/>
         <w:rPr>
-          <w:rFonts w:ascii="思源黑体 CN Normal" w:eastAsia="思源黑体 CN Normal" w:hAnsi="思源黑体 CN Normal" w:hint="eastAsia"/>
+          <w:rFonts w:ascii="思源黑体 CN Normal" w:eastAsia="思源黑体 CN Normal" w:hAnsi="思源黑体 CN Normal"/>
           <w:color w:val="595959" w:themeColor="text1" w:themeTint="A6"/>
           <w:sz w:val="15"/>
           <w:szCs w:val="15"/>
@@ -28953,7 +28961,7 @@
               <w:wordWrap w:val="0"/>
               <w:jc w:val="right"/>
               <w:rPr>
-                <w:rFonts w:ascii="思源黑体 CN Bold" w:eastAsia="思源黑体 CN Bold" w:hAnsi="思源黑体 CN Bold" w:hint="eastAsia"/>
+                <w:rFonts w:ascii="思源黑体 CN Bold" w:eastAsia="思源黑体 CN Bold" w:hAnsi="思源黑体 CN Bold"/>
                 <w:b/>
                 <w:bCs/>
                 <w:sz w:val="28"/>
@@ -29038,7 +29046,7 @@
                     </wp:anchor>
                   </w:drawing>
                 </mc:Choice>
-                <mc:Fallback>
+                <mc:Fallback xmlns:oel="http://schemas.microsoft.com/office/2019/extlst">
                   <w:pict>
                     <v:shapetype w14:anchorId="1E8D4226" id="_x0000_t120" coordsize="21600,21600" o:spt="120" path="m10800,qx,10800,10800,21600,21600,10800,10800,xe">
                       <v:path gradientshapeok="t" o:connecttype="custom" o:connectlocs="10800,0;3163,3163;0,10800;3163,18437;10800,21600;18437,18437;21600,10800;18437,3163" textboxrect="3163,3163,18437,18437"/>
@@ -29092,7 +29100,7 @@
             <w:pPr>
               <w:jc w:val="left"/>
               <w:rPr>
-                <w:rFonts w:ascii="思源黑体 CN Bold" w:eastAsia="思源黑体 CN Bold" w:hAnsi="思源黑体 CN Bold" w:hint="eastAsia"/>
+                <w:rFonts w:ascii="思源黑体 CN Bold" w:eastAsia="思源黑体 CN Bold" w:hAnsi="思源黑体 CN Bold"/>
                 <w:color w:val="1E7648"/>
                 <w:sz w:val="28"/>
                 <w:szCs w:val="28"/>
@@ -29184,7 +29192,7 @@
                     </wp:anchor>
                   </w:drawing>
                 </mc:Choice>
-                <mc:Fallback>
+                <mc:Fallback xmlns:oel="http://schemas.microsoft.com/office/2019/extlst">
                   <w:pict>
                     <v:roundrect w14:anchorId="213DE3A9" id="矩形: 圆角 12" o:spid="_x0000_s1026" style="position:absolute;margin-left:-5.7pt;margin-top:3.25pt;width:71.3pt;height:25.3pt;z-index:-250432512;visibility:visible;mso-wrap-style:square;mso-wrap-distance-left:9pt;mso-wrap-distance-top:0;mso-wrap-distance-right:9pt;mso-wrap-distance-bottom:0;mso-position-horizontal:absolute;mso-position-horizontal-relative:margin;mso-position-vertical:absolute;mso-position-vertical-relative:text;v-text-anchor:middle" arcsize="10923f" o:gfxdata="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" fillcolor="#f2f2f2 [3052]" stroked="f" strokeweight="2pt">
                       <v:shadow on="t" color="black" opacity="26214f" origin="-.5,-.5" offset=".74836mm,.74836mm"/>
@@ -29203,7 +29211,7 @@
         <w:pStyle w:val="2"/>
         <w:spacing w:before="0" w:after="0" w:line="240" w:lineRule="auto"/>
         <w:rPr>
-          <w:rFonts w:ascii="思源黑体 CN Bold" w:eastAsia="思源黑体 CN Bold" w:hAnsi="思源黑体 CN Bold" w:hint="eastAsia"/>
+          <w:rFonts w:ascii="思源黑体 CN Bold" w:eastAsia="思源黑体 CN Bold" w:hAnsi="思源黑体 CN Bold"/>
           <w:color w:val="1E7648"/>
           <w:sz w:val="24"/>
           <w:szCs w:val="24"/>
@@ -29242,7 +29250,7 @@
         <w:spacing w:line="380" w:lineRule="exact"/>
         <w:ind w:firstLineChars="200" w:firstLine="360"/>
         <w:rPr>
-          <w:rFonts w:ascii="思源黑体 CN Normal" w:eastAsia="思源黑体 CN Normal" w:hAnsi="思源黑体 CN Normal" w:hint="eastAsia"/>
+          <w:rFonts w:ascii="思源黑体 CN Normal" w:eastAsia="思源黑体 CN Normal" w:hAnsi="思源黑体 CN Normal"/>
           <w:sz w:val="18"/>
           <w:szCs w:val="18"/>
         </w:rPr>
@@ -29277,7 +29285,7 @@
         <w:spacing w:line="380" w:lineRule="exact"/>
         <w:ind w:firstLineChars="200" w:firstLine="360"/>
         <w:rPr>
-          <w:rFonts w:ascii="思源黑体 CN Normal" w:eastAsia="思源黑体 CN Normal" w:hAnsi="思源黑体 CN Normal" w:hint="eastAsia"/>
+          <w:rFonts w:ascii="思源黑体 CN Normal" w:eastAsia="思源黑体 CN Normal" w:hAnsi="思源黑体 CN Normal"/>
           <w:sz w:val="18"/>
           <w:szCs w:val="18"/>
         </w:rPr>
@@ -29296,7 +29304,7 @@
         <w:spacing w:line="380" w:lineRule="exact"/>
         <w:ind w:firstLineChars="200" w:firstLine="360"/>
         <w:rPr>
-          <w:rFonts w:ascii="思源黑体 CN Normal" w:eastAsia="思源黑体 CN Normal" w:hAnsi="思源黑体 CN Normal" w:hint="eastAsia"/>
+          <w:rFonts w:ascii="思源黑体 CN Normal" w:eastAsia="思源黑体 CN Normal" w:hAnsi="思源黑体 CN Normal"/>
           <w:sz w:val="18"/>
           <w:szCs w:val="18"/>
         </w:rPr>
@@ -29315,7 +29323,7 @@
         <w:spacing w:line="380" w:lineRule="exact"/>
         <w:ind w:firstLineChars="200" w:firstLine="360"/>
         <w:rPr>
-          <w:rFonts w:ascii="思源黑体 CN Normal" w:eastAsia="思源黑体 CN Normal" w:hAnsi="思源黑体 CN Normal" w:hint="eastAsia"/>
+          <w:rFonts w:ascii="思源黑体 CN Normal" w:eastAsia="思源黑体 CN Normal" w:hAnsi="思源黑体 CN Normal"/>
           <w:sz w:val="18"/>
           <w:szCs w:val="18"/>
         </w:rPr>
@@ -29334,7 +29342,7 @@
         <w:spacing w:line="380" w:lineRule="exact"/>
         <w:ind w:firstLineChars="200" w:firstLine="360"/>
         <w:rPr>
-          <w:rFonts w:ascii="思源黑体 CN Normal" w:eastAsia="思源黑体 CN Normal" w:hAnsi="思源黑体 CN Normal" w:hint="eastAsia"/>
+          <w:rFonts w:ascii="思源黑体 CN Normal" w:eastAsia="思源黑体 CN Normal" w:hAnsi="思源黑体 CN Normal"/>
           <w:sz w:val="18"/>
           <w:szCs w:val="18"/>
         </w:rPr>
@@ -29353,7 +29361,7 @@
         <w:spacing w:line="380" w:lineRule="exact"/>
         <w:ind w:firstLineChars="200" w:firstLine="360"/>
         <w:rPr>
-          <w:rFonts w:ascii="思源黑体 CN Normal" w:eastAsia="思源黑体 CN Normal" w:hAnsi="思源黑体 CN Normal" w:hint="eastAsia"/>
+          <w:rFonts w:ascii="思源黑体 CN Normal" w:eastAsia="思源黑体 CN Normal" w:hAnsi="思源黑体 CN Normal"/>
           <w:sz w:val="18"/>
           <w:szCs w:val="18"/>
         </w:rPr>
@@ -29372,7 +29380,7 @@
         <w:spacing w:line="380" w:lineRule="exact"/>
         <w:ind w:firstLineChars="200" w:firstLine="360"/>
         <w:rPr>
-          <w:rFonts w:ascii="思源黑体 CN Normal" w:eastAsia="思源黑体 CN Normal" w:hAnsi="思源黑体 CN Normal" w:hint="eastAsia"/>
+          <w:rFonts w:ascii="思源黑体 CN Normal" w:eastAsia="思源黑体 CN Normal" w:hAnsi="思源黑体 CN Normal"/>
           <w:sz w:val="18"/>
           <w:szCs w:val="18"/>
         </w:rPr>
@@ -29391,38 +29399,29 @@
         <w:pStyle w:val="2"/>
         <w:spacing w:before="0" w:after="0" w:line="240" w:lineRule="auto"/>
         <w:rPr>
+          <w:rFonts w:ascii="思源黑体 CN Bold" w:eastAsia="思源黑体 CN Bold" w:hAnsi="思源黑体 CN Bold"/>
+          <w:color w:val="1E7648"/>
+          <w:sz w:val="24"/>
+          <w:szCs w:val="24"/>
+        </w:rPr>
+      </w:pPr>
+      <w:r>
+        <w:rPr>
+          <w:rFonts w:ascii="思源黑体 CN Bold" w:eastAsia="思源黑体 CN Bold" w:hAnsi="思源黑体 CN Bold"/>
+          <w:color w:val="1E7648"/>
+          <w:sz w:val="24"/>
+          <w:szCs w:val="24"/>
+        </w:rPr>
+        <w:t>&gt;</w:t>
+      </w:r>
+      <w:r>
+        <w:rPr>
           <w:rFonts w:ascii="思源黑体 CN Bold" w:eastAsia="思源黑体 CN Bold" w:hAnsi="思源黑体 CN Bold" w:hint="eastAsia"/>
           <w:color w:val="1E7648"/>
           <w:sz w:val="24"/>
           <w:szCs w:val="24"/>
         </w:rPr>
-      </w:pPr>
-      <w:r>
-        <w:rPr>
-          <w:rFonts w:ascii="思源黑体 CN Bold" w:eastAsia="思源黑体 CN Bold" w:hAnsi="思源黑体 CN Bold"/>
-          <w:color w:val="1E7648"/>
-          <w:sz w:val="24"/>
-          <w:szCs w:val="24"/>
-        </w:rPr>
-        <w:t>&gt;</w:t>
-      </w:r>
-      <w:r>
-        <w:rPr>
-          <w:rFonts w:ascii="思源黑体 CN Bold" w:eastAsia="思源黑体 CN Bold" w:hAnsi="思源黑体 CN Bold" w:hint="eastAsia"/>
-          <w:color w:val="1E7648"/>
-          <w:sz w:val="24"/>
-          <w:szCs w:val="24"/>
-        </w:rPr>
-        <w:t>5</w:t>
-      </w:r>
-      <w:r>
-        <w:rPr>
-          <w:rFonts w:ascii="思源黑体 CN Bold" w:eastAsia="思源黑体 CN Bold" w:hAnsi="思源黑体 CN Bold" w:hint="eastAsia"/>
-          <w:color w:val="1E7648"/>
-          <w:sz w:val="24"/>
-          <w:szCs w:val="24"/>
-        </w:rPr>
-        <w:t>.</w:t>
+        <w:t>5.</w:t>
       </w:r>
       <w:r>
         <w:rPr>
@@ -29448,7 +29447,7 @@
         <w:spacing w:line="380" w:lineRule="exact"/>
         <w:ind w:firstLineChars="200" w:firstLine="360"/>
         <w:rPr>
-          <w:rFonts w:ascii="思源黑体 CN Normal" w:eastAsia="思源黑体 CN Normal" w:hAnsi="思源黑体 CN Normal" w:hint="eastAsia"/>
+          <w:rFonts w:ascii="思源黑体 CN Normal" w:eastAsia="思源黑体 CN Normal" w:hAnsi="思源黑体 CN Normal"/>
           <w:sz w:val="18"/>
           <w:szCs w:val="18"/>
         </w:rPr>
@@ -29499,7 +29498,7 @@
         <w:spacing w:line="380" w:lineRule="exact"/>
         <w:ind w:firstLineChars="200" w:firstLine="360"/>
         <w:rPr>
-          <w:rFonts w:ascii="思源黑体 CN Normal" w:eastAsia="思源黑体 CN Normal" w:hAnsi="思源黑体 CN Normal" w:hint="eastAsia"/>
+          <w:rFonts w:ascii="思源黑体 CN Normal" w:eastAsia="思源黑体 CN Normal" w:hAnsi="思源黑体 CN Normal"/>
           <w:sz w:val="18"/>
           <w:szCs w:val="18"/>
         </w:rPr>
@@ -29731,7 +29730,7 @@
         <w:spacing w:line="380" w:lineRule="exact"/>
         <w:ind w:firstLineChars="200" w:firstLine="360"/>
         <w:rPr>
-          <w:rFonts w:ascii="思源黑体 CN Normal" w:eastAsia="思源黑体 CN Normal" w:hAnsi="思源黑体 CN Normal" w:hint="eastAsia"/>
+          <w:rFonts w:ascii="思源黑体 CN Normal" w:eastAsia="思源黑体 CN Normal" w:hAnsi="思源黑体 CN Normal"/>
           <w:sz w:val="18"/>
           <w:szCs w:val="18"/>
         </w:rPr>
@@ -29910,7 +29909,7 @@
         <w:spacing w:line="380" w:lineRule="exact"/>
         <w:ind w:firstLineChars="200" w:firstLine="360"/>
         <w:rPr>
-          <w:rFonts w:ascii="思源黑体 CN Normal" w:eastAsia="思源黑体 CN Normal" w:hAnsi="思源黑体 CN Normal" w:hint="eastAsia"/>
+          <w:rFonts w:ascii="思源黑体 CN Normal" w:eastAsia="思源黑体 CN Normal" w:hAnsi="思源黑体 CN Normal"/>
           <w:sz w:val="18"/>
           <w:szCs w:val="18"/>
         </w:rPr>
@@ -30144,7 +30143,7 @@
             <w:pPr>
               <w:jc w:val="center"/>
               <w:rPr>
-                <w:rFonts w:ascii="思源黑体 CN Bold" w:eastAsia="思源黑体 CN Bold" w:hAnsi="思源黑体 CN Bold" w:hint="eastAsia"/>
+                <w:rFonts w:ascii="思源黑体 CN Bold" w:eastAsia="思源黑体 CN Bold" w:hAnsi="思源黑体 CN Bold"/>
                 <w:color w:val="FFFFFF" w:themeColor="background1"/>
                 <w:sz w:val="18"/>
                 <w:szCs w:val="18"/>
@@ -30171,7 +30170,7 @@
             <w:pPr>
               <w:jc w:val="center"/>
               <w:rPr>
-                <w:rFonts w:ascii="思源黑体 CN Bold" w:eastAsia="思源黑体 CN Bold" w:hAnsi="思源黑体 CN Bold" w:hint="eastAsia"/>
+                <w:rFonts w:ascii="思源黑体 CN Bold" w:eastAsia="思源黑体 CN Bold" w:hAnsi="思源黑体 CN Bold"/>
                 <w:color w:val="FFFFFF" w:themeColor="background1"/>
                 <w:sz w:val="18"/>
                 <w:szCs w:val="18"/>
@@ -30198,7 +30197,7 @@
             <w:pPr>
               <w:jc w:val="center"/>
               <w:rPr>
-                <w:rFonts w:ascii="思源黑体 CN Bold" w:eastAsia="思源黑体 CN Bold" w:hAnsi="思源黑体 CN Bold" w:hint="eastAsia"/>
+                <w:rFonts w:ascii="思源黑体 CN Bold" w:eastAsia="思源黑体 CN Bold" w:hAnsi="思源黑体 CN Bold"/>
                 <w:color w:val="FFFFFF" w:themeColor="background1"/>
                 <w:sz w:val="18"/>
                 <w:szCs w:val="18"/>
@@ -30237,7 +30236,7 @@
               <w:snapToGrid w:val="0"/>
               <w:jc w:val="center"/>
               <w:rPr>
-                <w:rFonts w:ascii="思源黑体 CN Normal" w:eastAsia="思源黑体 CN Normal" w:hAnsi="思源黑体 CN Normal" w:hint="eastAsia"/>
+                <w:rFonts w:ascii="思源黑体 CN Normal" w:eastAsia="思源黑体 CN Normal" w:hAnsi="思源黑体 CN Normal"/>
                 <w:color w:val="000000" w:themeColor="text1"/>
                 <w:sz w:val="16"/>
                 <w:szCs w:val="16"/>
@@ -30257,7 +30256,7 @@
             <w:pPr>
               <w:jc w:val="center"/>
               <w:rPr>
-                <w:rFonts w:ascii="思源黑体 CN Normal" w:eastAsia="思源黑体 CN Normal" w:hAnsi="思源黑体 CN Normal" w:hint="eastAsia"/>
+                <w:rFonts w:ascii="思源黑体 CN Normal" w:eastAsia="思源黑体 CN Normal" w:hAnsi="思源黑体 CN Normal"/>
                 <w:sz w:val="16"/>
                 <w:szCs w:val="16"/>
               </w:rPr>
@@ -30288,7 +30287,7 @@
             <w:pPr>
               <w:jc w:val="center"/>
               <w:rPr>
-                <w:rFonts w:ascii="思源黑体 CN Normal" w:eastAsia="思源黑体 CN Normal" w:hAnsi="思源黑体 CN Normal" w:hint="eastAsia"/>
+                <w:rFonts w:ascii="思源黑体 CN Normal" w:eastAsia="思源黑体 CN Normal" w:hAnsi="思源黑体 CN Normal"/>
                 <w:color w:val="000000" w:themeColor="text1"/>
                 <w:sz w:val="16"/>
                 <w:szCs w:val="16"/>
@@ -30319,7 +30318,7 @@
             <w:pPr>
               <w:jc w:val="left"/>
               <w:rPr>
-                <w:rFonts w:ascii="思源黑体 CN Normal" w:eastAsia="思源黑体 CN Normal" w:hAnsi="思源黑体 CN Normal" w:hint="eastAsia"/>
+                <w:rFonts w:ascii="思源黑体 CN Normal" w:eastAsia="思源黑体 CN Normal" w:hAnsi="思源黑体 CN Normal"/>
                 <w:sz w:val="16"/>
                 <w:szCs w:val="16"/>
               </w:rPr>
@@ -30379,7 +30378,7 @@
             <w:pPr>
               <w:jc w:val="center"/>
               <w:rPr>
-                <w:rFonts w:ascii="思源黑体 CN Normal" w:eastAsia="思源黑体 CN Normal" w:hAnsi="思源黑体 CN Normal" w:hint="eastAsia"/>
+                <w:rFonts w:ascii="思源黑体 CN Normal" w:eastAsia="思源黑体 CN Normal" w:hAnsi="思源黑体 CN Normal"/>
                 <w:sz w:val="16"/>
                 <w:szCs w:val="16"/>
               </w:rPr>
@@ -30402,7 +30401,7 @@
             <w:pPr>
               <w:jc w:val="center"/>
               <w:rPr>
-                <w:rFonts w:ascii="思源黑体 CN Normal" w:eastAsia="思源黑体 CN Normal" w:hAnsi="思源黑体 CN Normal" w:hint="eastAsia"/>
+                <w:rFonts w:ascii="思源黑体 CN Normal" w:eastAsia="思源黑体 CN Normal" w:hAnsi="思源黑体 CN Normal"/>
                 <w:color w:val="000000" w:themeColor="text1"/>
                 <w:sz w:val="16"/>
                 <w:szCs w:val="16"/>
@@ -30434,7 +30433,7 @@
             <w:pPr>
               <w:jc w:val="left"/>
               <w:rPr>
-                <w:rFonts w:ascii="思源黑体 CN Normal" w:eastAsia="思源黑体 CN Normal" w:hAnsi="思源黑体 CN Normal" w:hint="eastAsia"/>
+                <w:rFonts w:ascii="思源黑体 CN Normal" w:eastAsia="思源黑体 CN Normal" w:hAnsi="思源黑体 CN Normal"/>
                 <w:sz w:val="16"/>
                 <w:szCs w:val="16"/>
               </w:rPr>
@@ -30472,7 +30471,7 @@
             <w:pPr>
               <w:jc w:val="center"/>
               <w:rPr>
-                <w:rFonts w:ascii="思源黑体 CN Normal" w:eastAsia="思源黑体 CN Normal" w:hAnsi="思源黑体 CN Normal" w:hint="eastAsia"/>
+                <w:rFonts w:ascii="思源黑体 CN Normal" w:eastAsia="思源黑体 CN Normal" w:hAnsi="思源黑体 CN Normal"/>
                 <w:sz w:val="16"/>
                 <w:szCs w:val="16"/>
               </w:rPr>
@@ -30495,7 +30494,7 @@
             <w:pPr>
               <w:jc w:val="center"/>
               <w:rPr>
-                <w:rFonts w:ascii="思源黑体 CN Normal" w:eastAsia="思源黑体 CN Normal" w:hAnsi="思源黑体 CN Normal" w:hint="eastAsia"/>
+                <w:rFonts w:ascii="思源黑体 CN Normal" w:eastAsia="思源黑体 CN Normal" w:hAnsi="思源黑体 CN Normal"/>
                 <w:color w:val="000000" w:themeColor="text1"/>
                 <w:sz w:val="16"/>
                 <w:szCs w:val="16"/>
@@ -30527,7 +30526,7 @@
             <w:pPr>
               <w:jc w:val="left"/>
               <w:rPr>
-                <w:rFonts w:ascii="思源黑体 CN Normal" w:eastAsia="思源黑体 CN Normal" w:hAnsi="思源黑体 CN Normal" w:hint="eastAsia"/>
+                <w:rFonts w:ascii="思源黑体 CN Normal" w:eastAsia="思源黑体 CN Normal" w:hAnsi="思源黑体 CN Normal"/>
                 <w:sz w:val="16"/>
                 <w:szCs w:val="16"/>
               </w:rPr>
@@ -30565,7 +30564,7 @@
             <w:pPr>
               <w:jc w:val="center"/>
               <w:rPr>
-                <w:rFonts w:ascii="思源黑体 CN Normal" w:eastAsia="思源黑体 CN Normal" w:hAnsi="思源黑体 CN Normal" w:hint="eastAsia"/>
+                <w:rFonts w:ascii="思源黑体 CN Normal" w:eastAsia="思源黑体 CN Normal" w:hAnsi="思源黑体 CN Normal"/>
                 <w:sz w:val="16"/>
                 <w:szCs w:val="16"/>
               </w:rPr>
@@ -30588,7 +30587,7 @@
             <w:pPr>
               <w:jc w:val="center"/>
               <w:rPr>
-                <w:rFonts w:ascii="思源黑体 CN Normal" w:eastAsia="思源黑体 CN Normal" w:hAnsi="思源黑体 CN Normal" w:hint="eastAsia"/>
+                <w:rFonts w:ascii="思源黑体 CN Normal" w:eastAsia="思源黑体 CN Normal" w:hAnsi="思源黑体 CN Normal"/>
                 <w:color w:val="000000" w:themeColor="text1"/>
                 <w:sz w:val="16"/>
                 <w:szCs w:val="16"/>
@@ -30619,7 +30618,7 @@
             <w:pPr>
               <w:jc w:val="left"/>
               <w:rPr>
-                <w:rFonts w:ascii="思源黑体 CN Normal" w:eastAsia="思源黑体 CN Normal" w:hAnsi="思源黑体 CN Normal" w:hint="eastAsia"/>
+                <w:rFonts w:ascii="思源黑体 CN Normal" w:eastAsia="思源黑体 CN Normal" w:hAnsi="思源黑体 CN Normal"/>
                 <w:sz w:val="16"/>
                 <w:szCs w:val="16"/>
               </w:rPr>
@@ -30677,7 +30676,7 @@
             <w:pPr>
               <w:jc w:val="center"/>
               <w:rPr>
-                <w:rFonts w:ascii="思源黑体 CN Normal" w:eastAsia="思源黑体 CN Normal" w:hAnsi="思源黑体 CN Normal" w:hint="eastAsia"/>
+                <w:rFonts w:ascii="思源黑体 CN Normal" w:eastAsia="思源黑体 CN Normal" w:hAnsi="思源黑体 CN Normal"/>
                 <w:sz w:val="16"/>
                 <w:szCs w:val="16"/>
               </w:rPr>
@@ -30700,7 +30699,7 @@
             <w:pPr>
               <w:jc w:val="center"/>
               <w:rPr>
-                <w:rFonts w:ascii="思源黑体 CN Normal" w:eastAsia="思源黑体 CN Normal" w:hAnsi="思源黑体 CN Normal" w:hint="eastAsia"/>
+                <w:rFonts w:ascii="思源黑体 CN Normal" w:eastAsia="思源黑体 CN Normal" w:hAnsi="思源黑体 CN Normal"/>
                 <w:color w:val="000000" w:themeColor="text1"/>
                 <w:sz w:val="16"/>
                 <w:szCs w:val="16"/>
@@ -30731,7 +30730,7 @@
             <w:pPr>
               <w:jc w:val="left"/>
               <w:rPr>
-                <w:rFonts w:ascii="思源黑体 CN Normal" w:eastAsia="思源黑体 CN Normal" w:hAnsi="思源黑体 CN Normal" w:hint="eastAsia"/>
+                <w:rFonts w:ascii="思源黑体 CN Normal" w:eastAsia="思源黑体 CN Normal" w:hAnsi="思源黑体 CN Normal"/>
                 <w:sz w:val="16"/>
                 <w:szCs w:val="16"/>
               </w:rPr>
@@ -30791,7 +30790,7 @@
               <w:snapToGrid w:val="0"/>
               <w:jc w:val="center"/>
               <w:rPr>
-                <w:rFonts w:ascii="思源黑体 CN Normal" w:eastAsia="思源黑体 CN Normal" w:hAnsi="思源黑体 CN Normal" w:hint="eastAsia"/>
+                <w:rFonts w:ascii="思源黑体 CN Normal" w:eastAsia="思源黑体 CN Normal" w:hAnsi="思源黑体 CN Normal"/>
                 <w:color w:val="000000" w:themeColor="text1"/>
                 <w:sz w:val="16"/>
                 <w:szCs w:val="16"/>
@@ -30811,7 +30810,7 @@
             <w:pPr>
               <w:jc w:val="center"/>
               <w:rPr>
-                <w:rFonts w:ascii="思源黑体 CN Normal" w:eastAsia="思源黑体 CN Normal" w:hAnsi="思源黑体 CN Normal" w:hint="eastAsia"/>
+                <w:rFonts w:ascii="思源黑体 CN Normal" w:eastAsia="思源黑体 CN Normal" w:hAnsi="思源黑体 CN Normal"/>
                 <w:sz w:val="16"/>
                 <w:szCs w:val="16"/>
               </w:rPr>
@@ -30843,7 +30842,7 @@
             <w:pPr>
               <w:jc w:val="center"/>
               <w:rPr>
-                <w:rFonts w:ascii="思源黑体 CN Normal" w:eastAsia="思源黑体 CN Normal" w:hAnsi="思源黑体 CN Normal" w:hint="eastAsia"/>
+                <w:rFonts w:ascii="思源黑体 CN Normal" w:eastAsia="思源黑体 CN Normal" w:hAnsi="思源黑体 CN Normal"/>
                 <w:color w:val="000000" w:themeColor="text1"/>
                 <w:sz w:val="16"/>
                 <w:szCs w:val="16"/>
@@ -30874,7 +30873,7 @@
             <w:pPr>
               <w:jc w:val="left"/>
               <w:rPr>
-                <w:rFonts w:ascii="思源黑体 CN Normal" w:eastAsia="思源黑体 CN Normal" w:hAnsi="思源黑体 CN Normal" w:hint="eastAsia"/>
+                <w:rFonts w:ascii="思源黑体 CN Normal" w:eastAsia="思源黑体 CN Normal" w:hAnsi="思源黑体 CN Normal"/>
                 <w:sz w:val="16"/>
                 <w:szCs w:val="16"/>
               </w:rPr>
@@ -30934,7 +30933,7 @@
             <w:pPr>
               <w:jc w:val="center"/>
               <w:rPr>
-                <w:rFonts w:ascii="思源黑体 CN Normal" w:eastAsia="思源黑体 CN Normal" w:hAnsi="思源黑体 CN Normal" w:hint="eastAsia"/>
+                <w:rFonts w:ascii="思源黑体 CN Normal" w:eastAsia="思源黑体 CN Normal" w:hAnsi="思源黑体 CN Normal"/>
                 <w:sz w:val="16"/>
                 <w:szCs w:val="16"/>
               </w:rPr>
@@ -30957,7 +30956,7 @@
             <w:pPr>
               <w:jc w:val="center"/>
               <w:rPr>
-                <w:rFonts w:ascii="思源黑体 CN Normal" w:eastAsia="思源黑体 CN Normal" w:hAnsi="思源黑体 CN Normal" w:hint="eastAsia"/>
+                <w:rFonts w:ascii="思源黑体 CN Normal" w:eastAsia="思源黑体 CN Normal" w:hAnsi="思源黑体 CN Normal"/>
                 <w:color w:val="000000" w:themeColor="text1"/>
                 <w:sz w:val="16"/>
                 <w:szCs w:val="16"/>
@@ -30988,7 +30987,7 @@
             <w:pPr>
               <w:jc w:val="left"/>
               <w:rPr>
-                <w:rFonts w:ascii="思源黑体 CN Normal" w:eastAsia="思源黑体 CN Normal" w:hAnsi="思源黑体 CN Normal" w:hint="eastAsia"/>
+                <w:rFonts w:ascii="思源黑体 CN Normal" w:eastAsia="思源黑体 CN Normal" w:hAnsi="思源黑体 CN Normal"/>
                 <w:sz w:val="16"/>
                 <w:szCs w:val="16"/>
               </w:rPr>
@@ -31026,7 +31025,7 @@
             <w:pPr>
               <w:jc w:val="center"/>
               <w:rPr>
-                <w:rFonts w:ascii="思源黑体 CN Normal" w:eastAsia="思源黑体 CN Normal" w:hAnsi="思源黑体 CN Normal" w:hint="eastAsia"/>
+                <w:rFonts w:ascii="思源黑体 CN Normal" w:eastAsia="思源黑体 CN Normal" w:hAnsi="思源黑体 CN Normal"/>
                 <w:sz w:val="16"/>
                 <w:szCs w:val="16"/>
               </w:rPr>
@@ -31049,7 +31048,7 @@
             <w:pPr>
               <w:jc w:val="center"/>
               <w:rPr>
-                <w:rFonts w:ascii="思源黑体 CN Normal" w:eastAsia="思源黑体 CN Normal" w:hAnsi="思源黑体 CN Normal" w:hint="eastAsia"/>
+                <w:rFonts w:ascii="思源黑体 CN Normal" w:eastAsia="思源黑体 CN Normal" w:hAnsi="思源黑体 CN Normal"/>
                 <w:sz w:val="16"/>
                 <w:szCs w:val="16"/>
               </w:rPr>
@@ -31079,7 +31078,7 @@
             <w:pPr>
               <w:jc w:val="left"/>
               <w:rPr>
-                <w:rFonts w:ascii="思源黑体 CN Normal" w:eastAsia="思源黑体 CN Normal" w:hAnsi="思源黑体 CN Normal" w:hint="eastAsia"/>
+                <w:rFonts w:ascii="思源黑体 CN Normal" w:eastAsia="思源黑体 CN Normal" w:hAnsi="思源黑体 CN Normal"/>
                 <w:sz w:val="16"/>
                 <w:szCs w:val="16"/>
               </w:rPr>
@@ -31117,7 +31116,7 @@
             <w:pPr>
               <w:jc w:val="center"/>
               <w:rPr>
-                <w:rFonts w:ascii="思源黑体 CN Normal" w:eastAsia="思源黑体 CN Normal" w:hAnsi="思源黑体 CN Normal" w:hint="eastAsia"/>
+                <w:rFonts w:ascii="思源黑体 CN Normal" w:eastAsia="思源黑体 CN Normal" w:hAnsi="思源黑体 CN Normal"/>
                 <w:sz w:val="16"/>
                 <w:szCs w:val="16"/>
               </w:rPr>
@@ -31140,7 +31139,7 @@
             <w:pPr>
               <w:jc w:val="center"/>
               <w:rPr>
-                <w:rFonts w:ascii="思源黑体 CN Normal" w:eastAsia="思源黑体 CN Normal" w:hAnsi="思源黑体 CN Normal" w:hint="eastAsia"/>
+                <w:rFonts w:ascii="思源黑体 CN Normal" w:eastAsia="思源黑体 CN Normal" w:hAnsi="思源黑体 CN Normal"/>
                 <w:sz w:val="16"/>
                 <w:szCs w:val="16"/>
               </w:rPr>
@@ -31170,7 +31169,7 @@
             <w:pPr>
               <w:jc w:val="left"/>
               <w:rPr>
-                <w:rFonts w:ascii="思源黑体 CN Normal" w:eastAsia="思源黑体 CN Normal" w:hAnsi="思源黑体 CN Normal" w:hint="eastAsia"/>
+                <w:rFonts w:ascii="思源黑体 CN Normal" w:eastAsia="思源黑体 CN Normal" w:hAnsi="思源黑体 CN Normal"/>
                 <w:sz w:val="16"/>
                 <w:szCs w:val="16"/>
               </w:rPr>
@@ -31228,7 +31227,7 @@
             <w:pPr>
               <w:jc w:val="center"/>
               <w:rPr>
-                <w:rFonts w:ascii="思源黑体 CN Normal" w:eastAsia="思源黑体 CN Normal" w:hAnsi="思源黑体 CN Normal" w:hint="eastAsia"/>
+                <w:rFonts w:ascii="思源黑体 CN Normal" w:eastAsia="思源黑体 CN Normal" w:hAnsi="思源黑体 CN Normal"/>
                 <w:sz w:val="16"/>
                 <w:szCs w:val="16"/>
               </w:rPr>
@@ -31251,7 +31250,7 @@
             <w:pPr>
               <w:jc w:val="center"/>
               <w:rPr>
-                <w:rFonts w:ascii="思源黑体 CN Normal" w:eastAsia="思源黑体 CN Normal" w:hAnsi="思源黑体 CN Normal" w:hint="eastAsia"/>
+                <w:rFonts w:ascii="思源黑体 CN Normal" w:eastAsia="思源黑体 CN Normal" w:hAnsi="思源黑体 CN Normal"/>
                 <w:sz w:val="16"/>
                 <w:szCs w:val="16"/>
               </w:rPr>
@@ -31281,7 +31280,7 @@
             <w:pPr>
               <w:jc w:val="left"/>
               <w:rPr>
-                <w:rFonts w:ascii="思源黑体 CN Normal" w:eastAsia="思源黑体 CN Normal" w:hAnsi="思源黑体 CN Normal" w:hint="eastAsia"/>
+                <w:rFonts w:ascii="思源黑体 CN Normal" w:eastAsia="思源黑体 CN Normal" w:hAnsi="思源黑体 CN Normal"/>
                 <w:sz w:val="16"/>
                 <w:szCs w:val="16"/>
               </w:rPr>
@@ -31341,7 +31340,7 @@
             <w:pPr>
               <w:jc w:val="center"/>
               <w:rPr>
-                <w:rFonts w:ascii="思源黑体 CN Normal" w:eastAsia="思源黑体 CN Normal" w:hAnsi="思源黑体 CN Normal" w:hint="eastAsia"/>
+                <w:rFonts w:ascii="思源黑体 CN Normal" w:eastAsia="思源黑体 CN Normal" w:hAnsi="思源黑体 CN Normal"/>
                 <w:sz w:val="16"/>
                 <w:szCs w:val="16"/>
               </w:rPr>
@@ -31364,7 +31363,7 @@
             <w:pPr>
               <w:jc w:val="center"/>
               <w:rPr>
-                <w:rFonts w:ascii="思源黑体 CN Normal" w:eastAsia="思源黑体 CN Normal" w:hAnsi="思源黑体 CN Normal" w:hint="eastAsia"/>
+                <w:rFonts w:ascii="思源黑体 CN Normal" w:eastAsia="思源黑体 CN Normal" w:hAnsi="思源黑体 CN Normal"/>
                 <w:sz w:val="16"/>
                 <w:szCs w:val="16"/>
               </w:rPr>
@@ -31394,7 +31393,7 @@
             <w:pPr>
               <w:jc w:val="left"/>
               <w:rPr>
-                <w:rFonts w:ascii="思源黑体 CN Normal" w:eastAsia="思源黑体 CN Normal" w:hAnsi="思源黑体 CN Normal" w:hint="eastAsia"/>
+                <w:rFonts w:ascii="思源黑体 CN Normal" w:eastAsia="思源黑体 CN Normal" w:hAnsi="思源黑体 CN Normal"/>
                 <w:sz w:val="16"/>
                 <w:szCs w:val="16"/>
               </w:rPr>
@@ -31434,7 +31433,7 @@
               <w:snapToGrid w:val="0"/>
               <w:jc w:val="center"/>
               <w:rPr>
-                <w:rFonts w:ascii="思源黑体 CN Normal" w:eastAsia="思源黑体 CN Normal" w:hAnsi="思源黑体 CN Normal" w:hint="eastAsia"/>
+                <w:rFonts w:ascii="思源黑体 CN Normal" w:eastAsia="思源黑体 CN Normal" w:hAnsi="思源黑体 CN Normal"/>
                 <w:color w:val="000000" w:themeColor="text1"/>
                 <w:sz w:val="16"/>
                 <w:szCs w:val="16"/>
@@ -31454,7 +31453,7 @@
             <w:pPr>
               <w:jc w:val="center"/>
               <w:rPr>
-                <w:rFonts w:ascii="思源黑体 CN Normal" w:eastAsia="思源黑体 CN Normal" w:hAnsi="思源黑体 CN Normal" w:hint="eastAsia"/>
+                <w:rFonts w:ascii="思源黑体 CN Normal" w:eastAsia="思源黑体 CN Normal" w:hAnsi="思源黑体 CN Normal"/>
                 <w:sz w:val="16"/>
                 <w:szCs w:val="16"/>
               </w:rPr>
@@ -31486,7 +31485,7 @@
             <w:pPr>
               <w:jc w:val="center"/>
               <w:rPr>
-                <w:rFonts w:ascii="思源黑体 CN Normal" w:eastAsia="思源黑体 CN Normal" w:hAnsi="思源黑体 CN Normal" w:hint="eastAsia"/>
+                <w:rFonts w:ascii="思源黑体 CN Normal" w:eastAsia="思源黑体 CN Normal" w:hAnsi="思源黑体 CN Normal"/>
                 <w:sz w:val="16"/>
                 <w:szCs w:val="16"/>
               </w:rPr>
@@ -31517,7 +31516,7 @@
             <w:pPr>
               <w:jc w:val="left"/>
               <w:rPr>
-                <w:rFonts w:ascii="思源黑体 CN Normal" w:eastAsia="思源黑体 CN Normal" w:hAnsi="思源黑体 CN Normal" w:hint="eastAsia"/>
+                <w:rFonts w:ascii="思源黑体 CN Normal" w:eastAsia="思源黑体 CN Normal" w:hAnsi="思源黑体 CN Normal"/>
                 <w:sz w:val="16"/>
                 <w:szCs w:val="16"/>
               </w:rPr>
@@ -31555,7 +31554,7 @@
             <w:pPr>
               <w:jc w:val="center"/>
               <w:rPr>
-                <w:rFonts w:ascii="思源黑体 CN Normal" w:eastAsia="思源黑体 CN Normal" w:hAnsi="思源黑体 CN Normal" w:hint="eastAsia"/>
+                <w:rFonts w:ascii="思源黑体 CN Normal" w:eastAsia="思源黑体 CN Normal" w:hAnsi="思源黑体 CN Normal"/>
                 <w:sz w:val="16"/>
                 <w:szCs w:val="16"/>
               </w:rPr>
@@ -31578,7 +31577,7 @@
             <w:pPr>
               <w:jc w:val="center"/>
               <w:rPr>
-                <w:rFonts w:ascii="思源黑体 CN Normal" w:eastAsia="思源黑体 CN Normal" w:hAnsi="思源黑体 CN Normal" w:hint="eastAsia"/>
+                <w:rFonts w:ascii="思源黑体 CN Normal" w:eastAsia="思源黑体 CN Normal" w:hAnsi="思源黑体 CN Normal"/>
                 <w:sz w:val="16"/>
                 <w:szCs w:val="16"/>
               </w:rPr>
@@ -31609,7 +31608,7 @@
             <w:pPr>
               <w:jc w:val="left"/>
               <w:rPr>
-                <w:rFonts w:ascii="思源黑体 CN Normal" w:eastAsia="思源黑体 CN Normal" w:hAnsi="思源黑体 CN Normal" w:hint="eastAsia"/>
+                <w:rFonts w:ascii="思源黑体 CN Normal" w:eastAsia="思源黑体 CN Normal" w:hAnsi="思源黑体 CN Normal"/>
                 <w:sz w:val="16"/>
                 <w:szCs w:val="16"/>
               </w:rPr>
@@ -31649,7 +31648,7 @@
               <w:snapToGrid w:val="0"/>
               <w:jc w:val="center"/>
               <w:rPr>
-                <w:rFonts w:ascii="思源黑体 CN Normal" w:eastAsia="思源黑体 CN Normal" w:hAnsi="思源黑体 CN Normal" w:hint="eastAsia"/>
+                <w:rFonts w:ascii="思源黑体 CN Normal" w:eastAsia="思源黑体 CN Normal" w:hAnsi="思源黑体 CN Normal"/>
                 <w:color w:val="000000" w:themeColor="text1"/>
                 <w:sz w:val="16"/>
                 <w:szCs w:val="16"/>
@@ -31669,7 +31668,7 @@
             <w:pPr>
               <w:jc w:val="center"/>
               <w:rPr>
-                <w:rFonts w:ascii="思源黑体 CN Normal" w:eastAsia="思源黑体 CN Normal" w:hAnsi="思源黑体 CN Normal" w:hint="eastAsia"/>
+                <w:rFonts w:ascii="思源黑体 CN Normal" w:eastAsia="思源黑体 CN Normal" w:hAnsi="思源黑体 CN Normal"/>
                 <w:sz w:val="16"/>
                 <w:szCs w:val="16"/>
               </w:rPr>
@@ -31701,7 +31700,7 @@
             <w:pPr>
               <w:jc w:val="center"/>
               <w:rPr>
-                <w:rFonts w:ascii="思源黑体 CN Normal" w:eastAsia="思源黑体 CN Normal" w:hAnsi="思源黑体 CN Normal" w:hint="eastAsia"/>
+                <w:rFonts w:ascii="思源黑体 CN Normal" w:eastAsia="思源黑体 CN Normal" w:hAnsi="思源黑体 CN Normal"/>
                 <w:sz w:val="16"/>
                 <w:szCs w:val="16"/>
               </w:rPr>
@@ -31732,7 +31731,7 @@
             <w:pPr>
               <w:jc w:val="left"/>
               <w:rPr>
-                <w:rFonts w:ascii="思源黑体 CN Normal" w:eastAsia="思源黑体 CN Normal" w:hAnsi="思源黑体 CN Normal" w:hint="eastAsia"/>
+                <w:rFonts w:ascii="思源黑体 CN Normal" w:eastAsia="思源黑体 CN Normal" w:hAnsi="思源黑体 CN Normal"/>
                 <w:sz w:val="16"/>
                 <w:szCs w:val="16"/>
               </w:rPr>
@@ -31770,7 +31769,7 @@
             <w:pPr>
               <w:jc w:val="center"/>
               <w:rPr>
-                <w:rFonts w:ascii="思源黑体 CN Normal" w:eastAsia="思源黑体 CN Normal" w:hAnsi="思源黑体 CN Normal" w:hint="eastAsia"/>
+                <w:rFonts w:ascii="思源黑体 CN Normal" w:eastAsia="思源黑体 CN Normal" w:hAnsi="思源黑体 CN Normal"/>
                 <w:sz w:val="16"/>
                 <w:szCs w:val="16"/>
               </w:rPr>
@@ -31793,7 +31792,7 @@
             <w:pPr>
               <w:jc w:val="center"/>
               <w:rPr>
-                <w:rFonts w:ascii="思源黑体 CN Normal" w:eastAsia="思源黑体 CN Normal" w:hAnsi="思源黑体 CN Normal" w:hint="eastAsia"/>
+                <w:rFonts w:ascii="思源黑体 CN Normal" w:eastAsia="思源黑体 CN Normal" w:hAnsi="思源黑体 CN Normal"/>
                 <w:color w:val="000000" w:themeColor="text1"/>
                 <w:sz w:val="16"/>
                 <w:szCs w:val="16"/>
@@ -31825,7 +31824,7 @@
             <w:pPr>
               <w:jc w:val="left"/>
               <w:rPr>
-                <w:rFonts w:ascii="思源黑体 CN Normal" w:eastAsia="思源黑体 CN Normal" w:hAnsi="思源黑体 CN Normal" w:cs="思源黑体 CN Light" w:hint="eastAsia"/>
+                <w:rFonts w:ascii="思源黑体 CN Normal" w:eastAsia="思源黑体 CN Normal" w:hAnsi="思源黑体 CN Normal" w:cs="思源黑体 CN Light"/>
                 <w:color w:val="000000" w:themeColor="text1"/>
                 <w:kern w:val="0"/>
                 <w:sz w:val="16"/>
@@ -31851,38 +31850,29 @@
         <w:pStyle w:val="2"/>
         <w:spacing w:before="0" w:after="0" w:line="240" w:lineRule="auto"/>
         <w:rPr>
+          <w:rFonts w:ascii="思源黑体 CN Bold" w:eastAsia="思源黑体 CN Bold" w:hAnsi="思源黑体 CN Bold"/>
+          <w:color w:val="1E7648"/>
+          <w:sz w:val="24"/>
+          <w:szCs w:val="24"/>
+        </w:rPr>
+      </w:pPr>
+      <w:r>
+        <w:rPr>
+          <w:rFonts w:ascii="思源黑体 CN Bold" w:eastAsia="思源黑体 CN Bold" w:hAnsi="思源黑体 CN Bold"/>
+          <w:color w:val="1E7648"/>
+          <w:sz w:val="24"/>
+          <w:szCs w:val="24"/>
+        </w:rPr>
+        <w:t>&gt;</w:t>
+      </w:r>
+      <w:r>
+        <w:rPr>
           <w:rFonts w:ascii="思源黑体 CN Bold" w:eastAsia="思源黑体 CN Bold" w:hAnsi="思源黑体 CN Bold" w:hint="eastAsia"/>
           <w:color w:val="1E7648"/>
           <w:sz w:val="24"/>
           <w:szCs w:val="24"/>
         </w:rPr>
-      </w:pPr>
-      <w:r>
-        <w:rPr>
-          <w:rFonts w:ascii="思源黑体 CN Bold" w:eastAsia="思源黑体 CN Bold" w:hAnsi="思源黑体 CN Bold"/>
-          <w:color w:val="1E7648"/>
-          <w:sz w:val="24"/>
-          <w:szCs w:val="24"/>
-        </w:rPr>
-        <w:t>&gt;</w:t>
-      </w:r>
-      <w:r>
-        <w:rPr>
-          <w:rFonts w:ascii="思源黑体 CN Bold" w:eastAsia="思源黑体 CN Bold" w:hAnsi="思源黑体 CN Bold" w:hint="eastAsia"/>
-          <w:color w:val="1E7648"/>
-          <w:sz w:val="24"/>
-          <w:szCs w:val="24"/>
-        </w:rPr>
-        <w:t>5</w:t>
-      </w:r>
-      <w:r>
-        <w:rPr>
-          <w:rFonts w:ascii="思源黑体 CN Bold" w:eastAsia="思源黑体 CN Bold" w:hAnsi="思源黑体 CN Bold" w:hint="eastAsia"/>
-          <w:color w:val="1E7648"/>
-          <w:sz w:val="24"/>
-          <w:szCs w:val="24"/>
-        </w:rPr>
-        <w:t>.</w:t>
+        <w:t>5.</w:t>
       </w:r>
       <w:r>
         <w:rPr>
@@ -31908,7 +31898,7 @@
         <w:spacing w:line="380" w:lineRule="exact"/>
         <w:ind w:firstLineChars="200" w:firstLine="360"/>
         <w:rPr>
-          <w:rFonts w:ascii="思源黑体 CN Normal" w:eastAsia="思源黑体 CN Normal" w:hAnsi="思源黑体 CN Normal" w:hint="eastAsia"/>
+          <w:rFonts w:ascii="思源黑体 CN Normal" w:eastAsia="思源黑体 CN Normal" w:hAnsi="思源黑体 CN Normal"/>
           <w:sz w:val="18"/>
           <w:szCs w:val="18"/>
         </w:rPr>
@@ -31977,38 +31967,29 @@
         <w:pStyle w:val="2"/>
         <w:spacing w:before="0" w:after="0" w:line="240" w:lineRule="auto"/>
         <w:rPr>
+          <w:rFonts w:ascii="思源黑体 CN Bold" w:eastAsia="思源黑体 CN Bold" w:hAnsi="思源黑体 CN Bold"/>
+          <w:color w:val="1E7648"/>
+          <w:sz w:val="24"/>
+          <w:szCs w:val="24"/>
+        </w:rPr>
+      </w:pPr>
+      <w:r>
+        <w:rPr>
+          <w:rFonts w:ascii="思源黑体 CN Bold" w:eastAsia="思源黑体 CN Bold" w:hAnsi="思源黑体 CN Bold"/>
+          <w:color w:val="1E7648"/>
+          <w:sz w:val="24"/>
+          <w:szCs w:val="24"/>
+        </w:rPr>
+        <w:t>&gt;</w:t>
+      </w:r>
+      <w:r>
+        <w:rPr>
           <w:rFonts w:ascii="思源黑体 CN Bold" w:eastAsia="思源黑体 CN Bold" w:hAnsi="思源黑体 CN Bold" w:hint="eastAsia"/>
           <w:color w:val="1E7648"/>
           <w:sz w:val="24"/>
           <w:szCs w:val="24"/>
         </w:rPr>
-      </w:pPr>
-      <w:r>
-        <w:rPr>
-          <w:rFonts w:ascii="思源黑体 CN Bold" w:eastAsia="思源黑体 CN Bold" w:hAnsi="思源黑体 CN Bold"/>
-          <w:color w:val="1E7648"/>
-          <w:sz w:val="24"/>
-          <w:szCs w:val="24"/>
-        </w:rPr>
-        <w:t>&gt;</w:t>
-      </w:r>
-      <w:r>
-        <w:rPr>
-          <w:rFonts w:ascii="思源黑体 CN Bold" w:eastAsia="思源黑体 CN Bold" w:hAnsi="思源黑体 CN Bold" w:hint="eastAsia"/>
-          <w:color w:val="1E7648"/>
-          <w:sz w:val="24"/>
-          <w:szCs w:val="24"/>
-        </w:rPr>
-        <w:t>5</w:t>
-      </w:r>
-      <w:r>
-        <w:rPr>
-          <w:rFonts w:ascii="思源黑体 CN Bold" w:eastAsia="思源黑体 CN Bold" w:hAnsi="思源黑体 CN Bold" w:hint="eastAsia"/>
-          <w:color w:val="1E7648"/>
-          <w:sz w:val="24"/>
-          <w:szCs w:val="24"/>
-        </w:rPr>
-        <w:t>.</w:t>
+        <w:t>5.</w:t>
       </w:r>
       <w:r>
         <w:rPr>
@@ -32034,7 +32015,7 @@
         <w:spacing w:line="380" w:lineRule="exact"/>
         <w:ind w:firstLineChars="200" w:firstLine="360"/>
         <w:rPr>
-          <w:rFonts w:ascii="思源黑体 CN Normal" w:eastAsia="思源黑体 CN Normal" w:hAnsi="思源黑体 CN Normal" w:hint="eastAsia"/>
+          <w:rFonts w:ascii="思源黑体 CN Normal" w:eastAsia="思源黑体 CN Normal" w:hAnsi="思源黑体 CN Normal"/>
           <w:sz w:val="18"/>
           <w:szCs w:val="18"/>
         </w:rPr>
@@ -32053,7 +32034,7 @@
         <w:spacing w:line="380" w:lineRule="exact"/>
         <w:ind w:firstLineChars="200" w:firstLine="360"/>
         <w:rPr>
-          <w:rFonts w:ascii="思源黑体 CN Normal" w:eastAsia="思源黑体 CN Normal" w:hAnsi="思源黑体 CN Normal" w:hint="eastAsia"/>
+          <w:rFonts w:ascii="思源黑体 CN Normal" w:eastAsia="思源黑体 CN Normal" w:hAnsi="思源黑体 CN Normal"/>
           <w:sz w:val="18"/>
           <w:szCs w:val="18"/>
         </w:rPr>
@@ -32072,38 +32053,29 @@
         <w:pStyle w:val="2"/>
         <w:spacing w:before="0" w:after="0" w:line="240" w:lineRule="auto"/>
         <w:rPr>
+          <w:rFonts w:ascii="思源黑体 CN Bold" w:eastAsia="思源黑体 CN Bold" w:hAnsi="思源黑体 CN Bold"/>
+          <w:color w:val="1E7648"/>
+          <w:sz w:val="24"/>
+          <w:szCs w:val="24"/>
+        </w:rPr>
+      </w:pPr>
+      <w:r>
+        <w:rPr>
+          <w:rFonts w:ascii="思源黑体 CN Bold" w:eastAsia="思源黑体 CN Bold" w:hAnsi="思源黑体 CN Bold"/>
+          <w:color w:val="1E7648"/>
+          <w:sz w:val="24"/>
+          <w:szCs w:val="24"/>
+        </w:rPr>
+        <w:t>&gt;</w:t>
+      </w:r>
+      <w:r>
+        <w:rPr>
           <w:rFonts w:ascii="思源黑体 CN Bold" w:eastAsia="思源黑体 CN Bold" w:hAnsi="思源黑体 CN Bold" w:hint="eastAsia"/>
           <w:color w:val="1E7648"/>
           <w:sz w:val="24"/>
           <w:szCs w:val="24"/>
         </w:rPr>
-      </w:pPr>
-      <w:r>
-        <w:rPr>
-          <w:rFonts w:ascii="思源黑体 CN Bold" w:eastAsia="思源黑体 CN Bold" w:hAnsi="思源黑体 CN Bold"/>
-          <w:color w:val="1E7648"/>
-          <w:sz w:val="24"/>
-          <w:szCs w:val="24"/>
-        </w:rPr>
-        <w:t>&gt;</w:t>
-      </w:r>
-      <w:r>
-        <w:rPr>
-          <w:rFonts w:ascii="思源黑体 CN Bold" w:eastAsia="思源黑体 CN Bold" w:hAnsi="思源黑体 CN Bold" w:hint="eastAsia"/>
-          <w:color w:val="1E7648"/>
-          <w:sz w:val="24"/>
-          <w:szCs w:val="24"/>
-        </w:rPr>
-        <w:t>5</w:t>
-      </w:r>
-      <w:r>
-        <w:rPr>
-          <w:rFonts w:ascii="思源黑体 CN Bold" w:eastAsia="思源黑体 CN Bold" w:hAnsi="思源黑体 CN Bold" w:hint="eastAsia"/>
-          <w:color w:val="1E7648"/>
-          <w:sz w:val="24"/>
-          <w:szCs w:val="24"/>
-        </w:rPr>
-        <w:t>.</w:t>
+        <w:t>5.</w:t>
       </w:r>
       <w:r>
         <w:rPr>
@@ -32129,7 +32101,7 @@
         <w:spacing w:line="380" w:lineRule="exact"/>
         <w:ind w:firstLineChars="200" w:firstLine="360"/>
         <w:rPr>
-          <w:rFonts w:ascii="思源黑体 CN Normal" w:eastAsia="思源黑体 CN Normal" w:hAnsi="思源黑体 CN Normal" w:hint="eastAsia"/>
+          <w:rFonts w:ascii="思源黑体 CN Normal" w:eastAsia="思源黑体 CN Normal" w:hAnsi="思源黑体 CN Normal"/>
           <w:sz w:val="18"/>
           <w:szCs w:val="18"/>
         </w:rPr>
@@ -32148,7 +32120,7 @@
         <w:pStyle w:val="2"/>
         <w:spacing w:before="0" w:after="0" w:line="240" w:lineRule="auto"/>
         <w:rPr>
-          <w:rFonts w:ascii="思源黑体 CN Bold" w:eastAsia="思源黑体 CN Bold" w:hAnsi="思源黑体 CN Bold" w:hint="eastAsia"/>
+          <w:rFonts w:ascii="思源黑体 CN Bold" w:eastAsia="思源黑体 CN Bold" w:hAnsi="思源黑体 CN Bold"/>
           <w:color w:val="1E7648"/>
           <w:sz w:val="24"/>
           <w:szCs w:val="24"/>
@@ -32196,7 +32168,7 @@
         <w:spacing w:line="380" w:lineRule="exact"/>
         <w:ind w:firstLineChars="200" w:firstLine="360"/>
         <w:rPr>
-          <w:rFonts w:ascii="思源黑体 CN Normal" w:eastAsia="思源黑体 CN Normal" w:hAnsi="思源黑体 CN Normal" w:hint="eastAsia"/>
+          <w:rFonts w:ascii="思源黑体 CN Normal" w:eastAsia="思源黑体 CN Normal" w:hAnsi="思源黑体 CN Normal"/>
           <w:sz w:val="18"/>
           <w:szCs w:val="18"/>
         </w:rPr>
@@ -32265,7 +32237,7 @@
                             <w:pPr>
                               <w:ind w:firstLineChars="50" w:firstLine="140"/>
                               <w:rPr>
-                                <w:rFonts w:ascii="思源黑体 CN Light" w:eastAsia="思源黑体 CN Light" w:hAnsi="思源黑体 CN Light" w:hint="eastAsia"/>
+                                <w:rFonts w:ascii="思源黑体 CN Light" w:eastAsia="思源黑体 CN Light" w:hAnsi="思源黑体 CN Light"/>
                               </w:rPr>
                             </w:pPr>
                             <w:r>
@@ -32320,14 +32292,14 @@
           </mc:Choice>
           <mc:Fallback>
             <w:pict>
-              <v:shape w14:anchorId="4CFFAD26" id="文本框 9" o:spid="_x0000_s1030" type="#_x0000_t202" style="position:absolute;left:0;text-align:left;margin-left:179.75pt;margin-top:-10.9pt;width:159pt;height:32.2pt;z-index:252877824;visibility:visible;mso-wrap-style:square;mso-wrap-distance-left:9pt;mso-wrap-distance-top:0;mso-wrap-distance-right:9pt;mso-wrap-distance-bottom:0;mso-position-horizontal:absolute;mso-position-horizontal-relative:margin;mso-position-vertical:absolute;mso-position-vertical-relative:text;v-text-anchor:top" o:gfxdata="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" filled="f" stroked="f" strokeweight=".5pt">
+              <v:shape w14:anchorId="4CFFAD26" id="文本框 9" o:spid="_x0000_s1030" type="#_x0000_t202" style="position:absolute;left:0;text-align:left;margin-left:179.75pt;margin-top:-10.9pt;width:159pt;height:32.2pt;z-index:252877824;visibility:visible;mso-wrap-style:square;mso-wrap-distance-left:9pt;mso-wrap-distance-top:0;mso-wrap-distance-right:9pt;mso-wrap-distance-bottom:0;mso-position-horizontal:absolute;mso-position-horizontal-relative:margin;mso-position-vertical:absolute;mso-position-vertical-relative:text;v-text-anchor:top" o:gfxdata="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" filled="f" stroked="f" strokeweight=".5pt">
                 <v:textbox>
                   <w:txbxContent>
                     <w:p>
                       <w:pPr>
                         <w:ind w:firstLineChars="50" w:firstLine="140"/>
                         <w:rPr>
-                          <w:rFonts w:ascii="思源黑体 CN Light" w:eastAsia="思源黑体 CN Light" w:hAnsi="思源黑体 CN Light" w:hint="eastAsia"/>
+                          <w:rFonts w:ascii="思源黑体 CN Light" w:eastAsia="思源黑体 CN Light" w:hAnsi="思源黑体 CN Light"/>
                         </w:rPr>
                       </w:pPr>
                       <w:r>
@@ -32458,7 +32430,7 @@
               </wp:anchor>
             </w:drawing>
           </mc:Choice>
-          <mc:Fallback xmlns:w16du="http://schemas.microsoft.com/office/word/2023/wordml/word16du" xmlns:wpsCustomData="http://www.wps.cn/officeDocument/2013/wpsCustomData">
+          <mc:Fallback xmlns:wpsCustomData="http://www.wps.cn/officeDocument/2013/wpsCustomData" xmlns:w16du="http://schemas.microsoft.com/office/word/2023/wordml/word16du" xmlns:oel="http://schemas.microsoft.com/office/2019/extlst">
             <w:pict>
               <v:roundrect id="矩形: 圆角 13" o:spid="_x0000_s1026" o:spt="2" style="position:absolute;left:0pt;margin-top:-17.65pt;height:23.2pt;width:69.8pt;mso-position-horizontal:center;mso-position-horizontal-relative:margin;z-index:-250440704;v-text-anchor:middle;mso-width-relative:page;mso-height-relative:page;" fillcolor="#F2F2F2 [3052]" filled="t" stroked="f" coordsize="21600,21600" arcsize="0.166666666666667" o:gfxdata="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">
                 <v:fill on="t" focussize="0,0"/>
@@ -32544,7 +32516,7 @@
               </wp:anchor>
             </w:drawing>
           </mc:Choice>
-          <mc:Fallback xmlns:w16du="http://schemas.microsoft.com/office/word/2023/wordml/word16du" xmlns:wpsCustomData="http://www.wps.cn/officeDocument/2013/wpsCustomData">
+          <mc:Fallback xmlns:wpsCustomData="http://www.wps.cn/officeDocument/2013/wpsCustomData" xmlns:w16du="http://schemas.microsoft.com/office/word/2023/wordml/word16du" xmlns:oel="http://schemas.microsoft.com/office/2019/extlst">
             <w:pict>
               <v:shape id="流程图: 接点 14" o:spid="_x0000_s1026" o:spt="120" type="#_x0000_t120" style="position:absolute;left:0pt;margin-left:186pt;margin-top:-18.9pt;height:24.45pt;width:24.05pt;z-index:-250439680;v-text-anchor:middle;mso-width-relative:page;mso-height-relative:page;" fillcolor="#1E7648" filled="t" stroked="f" coordsize="21600,21600" o:gfxdata="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">
                 <v:fill on="t" focussize="0,0"/>
@@ -32773,7 +32745,7 @@
         <w:widowControl/>
         <w:jc w:val="left"/>
         <w:rPr>
-          <w:rFonts w:ascii="思源黑体 CN Normal" w:eastAsia="思源黑体 CN Normal" w:hAnsi="思源黑体 CN Normal" w:cs="Times New Roman" w:hint="eastAsia"/>
+          <w:rFonts w:ascii="思源黑体 CN Normal" w:eastAsia="思源黑体 CN Normal" w:hAnsi="思源黑体 CN Normal" w:cs="Times New Roman"/>
           <w:sz w:val="13"/>
           <w:szCs w:val="13"/>
           <w:lang w:bidi="ar"/>
@@ -32785,7 +32757,7 @@
         <w:widowControl/>
         <w:jc w:val="left"/>
         <w:rPr>
-          <w:rFonts w:ascii="思源黑体 CN Normal" w:eastAsia="思源黑体 CN Normal" w:hAnsi="思源黑体 CN Normal" w:cs="Times New Roman" w:hint="eastAsia"/>
+          <w:rFonts w:ascii="思源黑体 CN Normal" w:eastAsia="思源黑体 CN Normal" w:hAnsi="思源黑体 CN Normal" w:cs="Times New Roman"/>
           <w:sz w:val="13"/>
           <w:szCs w:val="13"/>
           <w:lang w:bidi="ar"/>
@@ -32850,7 +32822,7 @@
                             <w:pPr>
                               <w:ind w:firstLineChars="50" w:firstLine="140"/>
                               <w:rPr>
-                                <w:rFonts w:ascii="思源黑体 CN Light" w:eastAsia="思源黑体 CN Light" w:hAnsi="思源黑体 CN Light" w:hint="eastAsia"/>
+                                <w:rFonts w:ascii="思源黑体 CN Light" w:eastAsia="思源黑体 CN Light" w:hAnsi="思源黑体 CN Light"/>
                               </w:rPr>
                             </w:pPr>
                             <w:r>
@@ -32925,14 +32897,14 @@
           </mc:Choice>
           <mc:Fallback>
             <w:pict>
-              <v:shape w14:anchorId="57380907" id="文本框 15" o:spid="_x0000_s1031" type="#_x0000_t202" style="position:absolute;left:0;text-align:left;margin-left:179.75pt;margin-top:-10.9pt;width:159pt;height:32.2pt;z-index:252881920;visibility:visible;mso-wrap-style:square;mso-wrap-distance-left:9pt;mso-wrap-distance-top:0;mso-wrap-distance-right:9pt;mso-wrap-distance-bottom:0;mso-position-horizontal:absolute;mso-position-horizontal-relative:margin;mso-position-vertical:absolute;mso-position-vertical-relative:text;v-text-anchor:top" o:gfxdata="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" filled="f" stroked="f" strokeweight=".5pt">
+              <v:shape w14:anchorId="57380907" id="文本框 15" o:spid="_x0000_s1031" type="#_x0000_t202" style="position:absolute;left:0;text-align:left;margin-left:179.75pt;margin-top:-10.9pt;width:159pt;height:32.2pt;z-index:252881920;visibility:visible;mso-wrap-style:square;mso-wrap-distance-left:9pt;mso-wrap-distance-top:0;mso-wrap-distance-right:9pt;mso-wrap-distance-bottom:0;mso-position-horizontal:absolute;mso-position-horizontal-relative:margin;mso-position-vertical:absolute;mso-position-vertical-relative:text;v-text-anchor:top" o:gfxdata="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" filled="f" stroked="f" strokeweight=".5pt">
                 <v:textbox>
                   <w:txbxContent>
                     <w:p>
                       <w:pPr>
                         <w:ind w:firstLineChars="50" w:firstLine="140"/>
                         <w:rPr>
-                          <w:rFonts w:ascii="思源黑体 CN Light" w:eastAsia="思源黑体 CN Light" w:hAnsi="思源黑体 CN Light" w:hint="eastAsia"/>
+                          <w:rFonts w:ascii="思源黑体 CN Light" w:eastAsia="思源黑体 CN Light" w:hAnsi="思源黑体 CN Light"/>
                         </w:rPr>
                       </w:pPr>
                       <w:r>
@@ -33007,7 +32979,7 @@
       <w:pPr>
         <w:spacing w:line="240" w:lineRule="exact"/>
         <w:rPr>
-          <w:rFonts w:ascii="思源黑体 CN Bold" w:eastAsia="思源黑体 CN Bold" w:hAnsi="思源黑体 CN Bold" w:hint="eastAsia"/>
+          <w:rFonts w:ascii="思源黑体 CN Bold" w:eastAsia="思源黑体 CN Bold" w:hAnsi="思源黑体 CN Bold"/>
           <w:b/>
           <w:color w:val="1E7648"/>
           <w:sz w:val="22"/>
@@ -33087,7 +33059,7 @@
               </wp:anchor>
             </w:drawing>
           </mc:Choice>
-          <mc:Fallback xmlns:w16du="http://schemas.microsoft.com/office/word/2023/wordml/word16du" xmlns:wpsCustomData="http://www.wps.cn/officeDocument/2013/wpsCustomData">
+          <mc:Fallback xmlns:wpsCustomData="http://www.wps.cn/officeDocument/2013/wpsCustomData" xmlns:w16du="http://schemas.microsoft.com/office/word/2023/wordml/word16du" xmlns:oel="http://schemas.microsoft.com/office/2019/extlst">
             <w:pict>
               <v:roundrect id="矩形: 圆角 16" o:spid="_x0000_s1026" o:spt="2" style="position:absolute;left:0pt;margin-top:-17.65pt;height:23.2pt;width:69.8pt;mso-position-horizontal:center;mso-position-horizontal-relative:margin;z-index:-250436608;v-text-anchor:middle;mso-width-relative:page;mso-height-relative:page;" fillcolor="#F2F2F2 [3052]" filled="t" stroked="f" coordsize="21600,21600" arcsize="0.166666666666667" o:gfxdata="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">
                 <v:fill on="t" focussize="0,0"/>
@@ -33172,7 +33144,7 @@
               </wp:anchor>
             </w:drawing>
           </mc:Choice>
-          <mc:Fallback xmlns:w16du="http://schemas.microsoft.com/office/word/2023/wordml/word16du" xmlns:wpsCustomData="http://www.wps.cn/officeDocument/2013/wpsCustomData">
+          <mc:Fallback xmlns:wpsCustomData="http://www.wps.cn/officeDocument/2013/wpsCustomData" xmlns:w16du="http://schemas.microsoft.com/office/word/2023/wordml/word16du" xmlns:oel="http://schemas.microsoft.com/office/2019/extlst">
             <w:pict>
               <v:shape id="流程图: 接点 18" o:spid="_x0000_s1026" o:spt="120" type="#_x0000_t120" style="position:absolute;left:0pt;margin-left:186pt;margin-top:-18.9pt;height:24.45pt;width:24.05pt;z-index:-250435584;v-text-anchor:middle;mso-width-relative:page;mso-height-relative:page;" fillcolor="#1E7648" filled="t" stroked="f" coordsize="21600,21600" o:gfxdata="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">
                 <v:fill on="t" focussize="0,0"/>
@@ -33193,13 +33165,33 @@
     <w:p>
       <w:pPr>
         <w:rPr>
+          <w:rFonts w:ascii="思源黑体 CN Bold" w:eastAsia="思源黑体 CN Bold" w:hAnsi="思源黑体 CN Bold"/>
+          <w:b/>
+          <w:bCs/>
+          <w:color w:val="1E7648"/>
+          <w:sz w:val="22"/>
+        </w:rPr>
+      </w:pPr>
+      <w:r>
+        <w:rPr>
           <w:rFonts w:ascii="思源黑体 CN Bold" w:eastAsia="思源黑体 CN Bold" w:hAnsi="思源黑体 CN Bold" w:hint="eastAsia"/>
           <w:b/>
           <w:bCs/>
           <w:color w:val="1E7648"/>
           <w:sz w:val="22"/>
         </w:rPr>
-      </w:pPr>
+        <w:t>附录1</w:t>
+      </w:r>
+      <w:r>
+        <w:rPr>
+          <w:rFonts w:ascii="思源黑体 CN Bold" w:eastAsia="思源黑体 CN Bold" w:hAnsi="思源黑体 CN Bold"/>
+          <w:b/>
+          <w:bCs/>
+          <w:color w:val="1E7648"/>
+          <w:sz w:val="22"/>
+        </w:rPr>
+        <w:t xml:space="preserve"> </w:t>
+      </w:r>
       <w:r>
         <w:rPr>
           <w:rFonts w:ascii="思源黑体 CN Bold" w:eastAsia="思源黑体 CN Bold" w:hAnsi="思源黑体 CN Bold" w:hint="eastAsia"/>
@@ -33208,26 +33200,6 @@
           <w:color w:val="1E7648"/>
           <w:sz w:val="22"/>
         </w:rPr>
-        <w:t>附录1</w:t>
-      </w:r>
-      <w:r>
-        <w:rPr>
-          <w:rFonts w:ascii="思源黑体 CN Bold" w:eastAsia="思源黑体 CN Bold" w:hAnsi="思源黑体 CN Bold"/>
-          <w:b/>
-          <w:bCs/>
-          <w:color w:val="1E7648"/>
-          <w:sz w:val="22"/>
-        </w:rPr>
-        <w:t xml:space="preserve"> </w:t>
-      </w:r>
-      <w:r>
-        <w:rPr>
-          <w:rFonts w:ascii="思源黑体 CN Bold" w:eastAsia="思源黑体 CN Bold" w:hAnsi="思源黑体 CN Bold" w:hint="eastAsia"/>
-          <w:b/>
-          <w:bCs/>
-          <w:color w:val="1E7648"/>
-          <w:sz w:val="22"/>
-        </w:rPr>
         <w:t>检测基因列表</w:t>
       </w:r>
     </w:p>
@@ -33235,7 +33207,7 @@
       <w:pPr>
         <w:ind w:firstLine="420"/>
         <w:rPr>
-          <w:rFonts w:ascii="思源黑体 CN Normal" w:eastAsia="思源黑体 CN Normal" w:hAnsi="思源黑体 CN Normal" w:hint="eastAsia"/>
+          <w:rFonts w:ascii="思源黑体 CN Normal" w:eastAsia="思源黑体 CN Normal" w:hAnsi="思源黑体 CN Normal"/>
           <w:sz w:val="17"/>
           <w:szCs w:val="17"/>
         </w:rPr>
@@ -33311,7 +33283,7 @@
               <w:spacing w:line="400" w:lineRule="exact"/>
               <w:jc w:val="center"/>
               <w:rPr>
-                <w:rFonts w:ascii="思源黑体 CN Bold" w:eastAsia="思源黑体 CN Bold" w:hAnsi="思源黑体 CN Bold" w:cs="思源黑体 CN Normal" w:hint="eastAsia"/>
+                <w:rFonts w:ascii="思源黑体 CN Bold" w:eastAsia="思源黑体 CN Bold" w:hAnsi="思源黑体 CN Bold" w:cs="思源黑体 CN Normal"/>
                 <w:b/>
                 <w:bCs/>
                 <w:color w:val="FFFFFF" w:themeColor="background1"/>
@@ -33398,7 +33370,7 @@
               <w:spacing w:line="360" w:lineRule="exact"/>
               <w:jc w:val="center"/>
               <w:rPr>
-                <w:rFonts w:ascii="思源黑体 CN Bold" w:eastAsia="思源黑体 CN Bold" w:hAnsi="思源黑体 CN Bold" w:cs="思源黑体 CN Light" w:hint="eastAsia"/>
+                <w:rFonts w:ascii="思源黑体 CN Bold" w:eastAsia="思源黑体 CN Bold" w:hAnsi="思源黑体 CN Bold" w:cs="思源黑体 CN Light"/>
                 <w:bCs/>
                 <w:i/>
                 <w:iCs/>
@@ -33448,7 +33420,7 @@
               <w:spacing w:line="360" w:lineRule="exact"/>
               <w:jc w:val="center"/>
               <w:rPr>
-                <w:rFonts w:ascii="思源黑体 CN Bold" w:eastAsia="思源黑体 CN Bold" w:hAnsi="思源黑体 CN Bold" w:cs="思源黑体 CN Light" w:hint="eastAsia"/>
+                <w:rFonts w:ascii="思源黑体 CN Bold" w:eastAsia="思源黑体 CN Bold" w:hAnsi="思源黑体 CN Bold" w:cs="思源黑体 CN Light"/>
                 <w:bCs/>
                 <w:i/>
                 <w:iCs/>
@@ -33498,7 +33470,7 @@
               <w:spacing w:line="360" w:lineRule="exact"/>
               <w:jc w:val="center"/>
               <w:rPr>
-                <w:rFonts w:ascii="思源黑体 CN Bold" w:eastAsia="思源黑体 CN Bold" w:hAnsi="思源黑体 CN Bold" w:cs="思源黑体 CN Light" w:hint="eastAsia"/>
+                <w:rFonts w:ascii="思源黑体 CN Bold" w:eastAsia="思源黑体 CN Bold" w:hAnsi="思源黑体 CN Bold" w:cs="思源黑体 CN Light"/>
                 <w:bCs/>
                 <w:i/>
                 <w:iCs/>
@@ -33548,7 +33520,7 @@
               <w:spacing w:line="360" w:lineRule="exact"/>
               <w:jc w:val="center"/>
               <w:rPr>
-                <w:rFonts w:ascii="思源黑体 CN Bold" w:eastAsia="思源黑体 CN Bold" w:hAnsi="思源黑体 CN Bold" w:cs="思源黑体 CN Light" w:hint="eastAsia"/>
+                <w:rFonts w:ascii="思源黑体 CN Bold" w:eastAsia="思源黑体 CN Bold" w:hAnsi="思源黑体 CN Bold" w:cs="思源黑体 CN Light"/>
                 <w:bCs/>
                 <w:i/>
                 <w:iCs/>
@@ -33598,7 +33570,7 @@
               <w:spacing w:line="360" w:lineRule="exact"/>
               <w:jc w:val="center"/>
               <w:rPr>
-                <w:rFonts w:ascii="思源黑体 CN Bold" w:eastAsia="思源黑体 CN Bold" w:hAnsi="思源黑体 CN Bold" w:cs="思源黑体 CN Light" w:hint="eastAsia"/>
+                <w:rFonts w:ascii="思源黑体 CN Bold" w:eastAsia="思源黑体 CN Bold" w:hAnsi="思源黑体 CN Bold" w:cs="思源黑体 CN Light"/>
                 <w:bCs/>
                 <w:i/>
                 <w:iCs/>
@@ -33648,7 +33620,7 @@
               <w:spacing w:line="360" w:lineRule="exact"/>
               <w:jc w:val="center"/>
               <w:rPr>
-                <w:rFonts w:ascii="思源黑体 CN Bold" w:eastAsia="思源黑体 CN Bold" w:hAnsi="思源黑体 CN Bold" w:cs="思源黑体 CN Light" w:hint="eastAsia"/>
+                <w:rFonts w:ascii="思源黑体 CN Bold" w:eastAsia="思源黑体 CN Bold" w:hAnsi="思源黑体 CN Bold" w:cs="思源黑体 CN Light"/>
                 <w:bCs/>
                 <w:i/>
                 <w:iCs/>
@@ -33698,7 +33670,7 @@
               <w:spacing w:line="360" w:lineRule="exact"/>
               <w:jc w:val="center"/>
               <w:rPr>
-                <w:rFonts w:ascii="思源黑体 CN Bold" w:eastAsia="思源黑体 CN Bold" w:hAnsi="思源黑体 CN Bold" w:cs="思源黑体 CN Light" w:hint="eastAsia"/>
+                <w:rFonts w:ascii="思源黑体 CN Bold" w:eastAsia="思源黑体 CN Bold" w:hAnsi="思源黑体 CN Bold" w:cs="思源黑体 CN Light"/>
                 <w:bCs/>
                 <w:i/>
                 <w:iCs/>
@@ -33747,7 +33719,7 @@
               <w:spacing w:line="360" w:lineRule="exact"/>
               <w:jc w:val="center"/>
               <w:rPr>
-                <w:rFonts w:ascii="思源黑体 CN Bold" w:eastAsia="思源黑体 CN Bold" w:hAnsi="思源黑体 CN Bold" w:cs="思源黑体 CN Light" w:hint="eastAsia"/>
+                <w:rFonts w:ascii="思源黑体 CN Bold" w:eastAsia="思源黑体 CN Bold" w:hAnsi="思源黑体 CN Bold" w:cs="思源黑体 CN Light"/>
                 <w:bCs/>
                 <w:i/>
                 <w:iCs/>
@@ -33798,7 +33770,7 @@
               <w:spacing w:line="360" w:lineRule="exact"/>
               <w:jc w:val="center"/>
               <w:rPr>
-                <w:rFonts w:ascii="思源黑体 CN Bold" w:eastAsia="思源黑体 CN Bold" w:hAnsi="思源黑体 CN Bold" w:cs="思源黑体 CN Light" w:hint="eastAsia"/>
+                <w:rFonts w:ascii="思源黑体 CN Bold" w:eastAsia="思源黑体 CN Bold" w:hAnsi="思源黑体 CN Bold" w:cs="思源黑体 CN Light"/>
                 <w:bCs/>
                 <w:i/>
                 <w:iCs/>
@@ -33848,7 +33820,7 @@
               <w:spacing w:line="360" w:lineRule="exact"/>
               <w:jc w:val="center"/>
               <w:rPr>
-                <w:rFonts w:ascii="思源黑体 CN Bold" w:eastAsia="思源黑体 CN Bold" w:hAnsi="思源黑体 CN Bold" w:cs="思源黑体 CN Light" w:hint="eastAsia"/>
+                <w:rFonts w:ascii="思源黑体 CN Bold" w:eastAsia="思源黑体 CN Bold" w:hAnsi="思源黑体 CN Bold" w:cs="思源黑体 CN Light"/>
                 <w:bCs/>
                 <w:i/>
                 <w:iCs/>
@@ -33898,7 +33870,7 @@
               <w:spacing w:line="360" w:lineRule="exact"/>
               <w:jc w:val="center"/>
               <w:rPr>
-                <w:rFonts w:ascii="思源黑体 CN Bold" w:eastAsia="思源黑体 CN Bold" w:hAnsi="思源黑体 CN Bold" w:cs="思源黑体 CN Light" w:hint="eastAsia"/>
+                <w:rFonts w:ascii="思源黑体 CN Bold" w:eastAsia="思源黑体 CN Bold" w:hAnsi="思源黑体 CN Bold" w:cs="思源黑体 CN Light"/>
                 <w:bCs/>
                 <w:i/>
                 <w:iCs/>
@@ -33924,7 +33896,7 @@
               <w:spacing w:line="360" w:lineRule="exact"/>
               <w:jc w:val="center"/>
               <w:rPr>
-                <w:rFonts w:ascii="思源黑体 CN Bold" w:eastAsia="思源黑体 CN Bold" w:hAnsi="思源黑体 CN Bold" w:cs="思源黑体 CN Light" w:hint="eastAsia"/>
+                <w:rFonts w:ascii="思源黑体 CN Bold" w:eastAsia="思源黑体 CN Bold" w:hAnsi="思源黑体 CN Bold" w:cs="思源黑体 CN Light"/>
                 <w:bCs/>
                 <w:i/>
                 <w:iCs/>
@@ -33950,7 +33922,7 @@
               <w:spacing w:line="360" w:lineRule="exact"/>
               <w:jc w:val="center"/>
               <w:rPr>
-                <w:rFonts w:ascii="思源黑体 CN Bold" w:eastAsia="思源黑体 CN Bold" w:hAnsi="思源黑体 CN Bold" w:cs="思源黑体 CN Light" w:hint="eastAsia"/>
+                <w:rFonts w:ascii="思源黑体 CN Bold" w:eastAsia="思源黑体 CN Bold" w:hAnsi="思源黑体 CN Bold" w:cs="思源黑体 CN Light"/>
                 <w:bCs/>
                 <w:i/>
                 <w:iCs/>
@@ -33976,7 +33948,7 @@
               <w:spacing w:line="360" w:lineRule="exact"/>
               <w:jc w:val="center"/>
               <w:rPr>
-                <w:rFonts w:ascii="思源黑体 CN Bold" w:eastAsia="思源黑体 CN Bold" w:hAnsi="思源黑体 CN Bold" w:cs="思源黑体 CN Light" w:hint="eastAsia"/>
+                <w:rFonts w:ascii="思源黑体 CN Bold" w:eastAsia="思源黑体 CN Bold" w:hAnsi="思源黑体 CN Bold" w:cs="思源黑体 CN Light"/>
                 <w:bCs/>
                 <w:i/>
                 <w:iCs/>
@@ -34002,7 +33974,7 @@
               <w:spacing w:line="360" w:lineRule="exact"/>
               <w:jc w:val="center"/>
               <w:rPr>
-                <w:rFonts w:ascii="思源黑体 CN Bold" w:eastAsia="思源黑体 CN Bold" w:hAnsi="思源黑体 CN Bold" w:cs="思源黑体 CN Light" w:hint="eastAsia"/>
+                <w:rFonts w:ascii="思源黑体 CN Bold" w:eastAsia="思源黑体 CN Bold" w:hAnsi="思源黑体 CN Bold" w:cs="思源黑体 CN Light"/>
                 <w:bCs/>
                 <w:i/>
                 <w:iCs/>
@@ -34027,7 +33999,7 @@
               <w:spacing w:line="360" w:lineRule="exact"/>
               <w:jc w:val="center"/>
               <w:rPr>
-                <w:rFonts w:ascii="思源黑体 CN Bold" w:eastAsia="思源黑体 CN Bold" w:hAnsi="思源黑体 CN Bold" w:cs="思源黑体 CN Light" w:hint="eastAsia"/>
+                <w:rFonts w:ascii="思源黑体 CN Bold" w:eastAsia="思源黑体 CN Bold" w:hAnsi="思源黑体 CN Bold" w:cs="思源黑体 CN Light"/>
                 <w:bCs/>
                 <w:i/>
                 <w:iCs/>
@@ -34044,7 +34016,7 @@
       <w:pPr>
         <w:spacing w:afterLines="50" w:after="156" w:line="320" w:lineRule="exact"/>
         <w:rPr>
-          <w:rFonts w:ascii="思源黑体 CN Normal" w:eastAsia="思源黑体 CN Normal" w:hAnsi="思源黑体 CN Normal" w:cs="思源黑体 CN Light" w:hint="eastAsia"/>
+          <w:rFonts w:ascii="思源黑体 CN Normal" w:eastAsia="思源黑体 CN Normal" w:hAnsi="思源黑体 CN Normal" w:cs="思源黑体 CN Light"/>
           <w:b/>
           <w:bCs/>
           <w:sz w:val="15"/>
@@ -34130,7 +34102,7 @@
               <w:spacing w:line="400" w:lineRule="exact"/>
               <w:jc w:val="center"/>
               <w:rPr>
-                <w:rFonts w:ascii="思源黑体 CN Bold" w:eastAsia="思源黑体 CN Bold" w:hAnsi="思源黑体 CN Bold" w:cs="思源黑体 CN Normal" w:hint="eastAsia"/>
+                <w:rFonts w:ascii="思源黑体 CN Bold" w:eastAsia="思源黑体 CN Bold" w:hAnsi="思源黑体 CN Bold" w:cs="思源黑体 CN Normal"/>
                 <w:b/>
                 <w:bCs/>
                 <w:color w:val="FFFFFF" w:themeColor="background1"/>
@@ -34193,7 +34165,7 @@
               <w:spacing w:line="360" w:lineRule="exact"/>
               <w:jc w:val="center"/>
               <w:rPr>
-                <w:rFonts w:ascii="思源黑体 CN Bold" w:eastAsia="思源黑体 CN Bold" w:hAnsi="思源黑体 CN Bold" w:cs="思源黑体 CN Light" w:hint="eastAsia"/>
+                <w:rFonts w:ascii="思源黑体 CN Bold" w:eastAsia="思源黑体 CN Bold" w:hAnsi="思源黑体 CN Bold" w:cs="思源黑体 CN Light"/>
                 <w:bCs/>
                 <w:i/>
                 <w:iCs/>
@@ -34231,7 +34203,7 @@
               <w:spacing w:line="360" w:lineRule="exact"/>
               <w:jc w:val="center"/>
               <w:rPr>
-                <w:rFonts w:ascii="思源黑体 CN Bold" w:eastAsia="思源黑体 CN Bold" w:hAnsi="思源黑体 CN Bold" w:cs="思源黑体 CN Light" w:hint="eastAsia"/>
+                <w:rFonts w:ascii="思源黑体 CN Bold" w:eastAsia="思源黑体 CN Bold" w:hAnsi="思源黑体 CN Bold" w:cs="思源黑体 CN Light"/>
                 <w:bCs/>
                 <w:i/>
                 <w:iCs/>
@@ -34257,7 +34229,7 @@
               <w:spacing w:line="360" w:lineRule="exact"/>
               <w:jc w:val="center"/>
               <w:rPr>
-                <w:rFonts w:ascii="思源黑体 CN Bold" w:eastAsia="思源黑体 CN Bold" w:hAnsi="思源黑体 CN Bold" w:cs="思源黑体 CN Light" w:hint="eastAsia"/>
+                <w:rFonts w:ascii="思源黑体 CN Bold" w:eastAsia="思源黑体 CN Bold" w:hAnsi="思源黑体 CN Bold" w:cs="思源黑体 CN Light"/>
                 <w:bCs/>
                 <w:i/>
                 <w:iCs/>
@@ -34283,7 +34255,7 @@
               <w:spacing w:line="360" w:lineRule="exact"/>
               <w:jc w:val="center"/>
               <w:rPr>
-                <w:rFonts w:ascii="思源黑体 CN Bold" w:eastAsia="思源黑体 CN Bold" w:hAnsi="思源黑体 CN Bold" w:cs="思源黑体 CN Light" w:hint="eastAsia"/>
+                <w:rFonts w:ascii="思源黑体 CN Bold" w:eastAsia="思源黑体 CN Bold" w:hAnsi="思源黑体 CN Bold" w:cs="思源黑体 CN Light"/>
                 <w:bCs/>
                 <w:i/>
                 <w:iCs/>
@@ -34309,7 +34281,7 @@
               <w:spacing w:line="360" w:lineRule="exact"/>
               <w:jc w:val="center"/>
               <w:rPr>
-                <w:rFonts w:ascii="思源黑体 CN Bold" w:eastAsia="思源黑体 CN Bold" w:hAnsi="思源黑体 CN Bold" w:cs="思源黑体 CN Light" w:hint="eastAsia"/>
+                <w:rFonts w:ascii="思源黑体 CN Bold" w:eastAsia="思源黑体 CN Bold" w:hAnsi="思源黑体 CN Bold" w:cs="思源黑体 CN Light"/>
                 <w:bCs/>
                 <w:i/>
                 <w:iCs/>
@@ -34334,7 +34306,7 @@
               <w:spacing w:line="360" w:lineRule="exact"/>
               <w:jc w:val="center"/>
               <w:rPr>
-                <w:rFonts w:ascii="思源黑体 CN Bold" w:eastAsia="思源黑体 CN Bold" w:hAnsi="思源黑体 CN Bold" w:cs="思源黑体 CN Light" w:hint="eastAsia"/>
+                <w:rFonts w:ascii="思源黑体 CN Bold" w:eastAsia="思源黑体 CN Bold" w:hAnsi="思源黑体 CN Bold" w:cs="思源黑体 CN Light"/>
                 <w:bCs/>
                 <w:kern w:val="0"/>
                 <w:sz w:val="16"/>
@@ -34357,7 +34329,7 @@
               <w:spacing w:line="360" w:lineRule="exact"/>
               <w:jc w:val="center"/>
               <w:rPr>
-                <w:rFonts w:ascii="思源黑体 CN Bold" w:eastAsia="思源黑体 CN Bold" w:hAnsi="思源黑体 CN Bold" w:cs="思源黑体 CN Light" w:hint="eastAsia"/>
+                <w:rFonts w:ascii="思源黑体 CN Bold" w:eastAsia="思源黑体 CN Bold" w:hAnsi="思源黑体 CN Bold" w:cs="思源黑体 CN Light"/>
                 <w:bCs/>
                 <w:kern w:val="0"/>
                 <w:sz w:val="16"/>
@@ -34379,7 +34351,7 @@
               <w:spacing w:line="360" w:lineRule="exact"/>
               <w:jc w:val="center"/>
               <w:rPr>
-                <w:rFonts w:ascii="思源黑体 CN Bold" w:eastAsia="思源黑体 CN Bold" w:hAnsi="思源黑体 CN Bold" w:cs="思源黑体 CN Light" w:hint="eastAsia"/>
+                <w:rFonts w:ascii="思源黑体 CN Bold" w:eastAsia="思源黑体 CN Bold" w:hAnsi="思源黑体 CN Bold" w:cs="思源黑体 CN Light"/>
                 <w:bCs/>
                 <w:kern w:val="0"/>
                 <w:sz w:val="16"/>
@@ -34394,7 +34366,7 @@
       <w:pPr>
         <w:spacing w:afterLines="50" w:after="156" w:line="320" w:lineRule="exact"/>
         <w:rPr>
-          <w:rFonts w:ascii="思源黑体 CN Normal" w:eastAsia="思源黑体 CN Normal" w:hAnsi="思源黑体 CN Normal" w:cs="思源黑体 CN Light" w:hint="eastAsia"/>
+          <w:rFonts w:ascii="思源黑体 CN Normal" w:eastAsia="思源黑体 CN Normal" w:hAnsi="思源黑体 CN Normal" w:cs="思源黑体 CN Light"/>
           <w:b/>
           <w:bCs/>
           <w:sz w:val="15"/>
@@ -34458,7 +34430,7 @@
               <w:spacing w:line="400" w:lineRule="exact"/>
               <w:jc w:val="center"/>
               <w:rPr>
-                <w:rFonts w:ascii="思源黑体 CN Bold" w:eastAsia="思源黑体 CN Bold" w:hAnsi="思源黑体 CN Bold" w:cs="思源黑体 CN Normal" w:hint="eastAsia"/>
+                <w:rFonts w:ascii="思源黑体 CN Bold" w:eastAsia="思源黑体 CN Bold" w:hAnsi="思源黑体 CN Bold" w:cs="思源黑体 CN Normal"/>
                 <w:b/>
                 <w:bCs/>
                 <w:color w:val="FFFFFF" w:themeColor="background1"/>
@@ -34545,7 +34517,7 @@
               <w:spacing w:line="360" w:lineRule="exact"/>
               <w:jc w:val="center"/>
               <w:rPr>
-                <w:rFonts w:ascii="思源黑体 CN Bold" w:eastAsia="思源黑体 CN Bold" w:hAnsi="思源黑体 CN Bold" w:cs="思源黑体 CN Light" w:hint="eastAsia"/>
+                <w:rFonts w:ascii="思源黑体 CN Bold" w:eastAsia="思源黑体 CN Bold" w:hAnsi="思源黑体 CN Bold" w:cs="思源黑体 CN Light"/>
                 <w:bCs/>
                 <w:i/>
                 <w:iCs/>
@@ -34583,7 +34555,7 @@
               <w:spacing w:line="360" w:lineRule="exact"/>
               <w:jc w:val="center"/>
               <w:rPr>
-                <w:rFonts w:ascii="思源黑体 CN Bold" w:eastAsia="思源黑体 CN Bold" w:hAnsi="思源黑体 CN Bold" w:cs="思源黑体 CN Light" w:hint="eastAsia"/>
+                <w:rFonts w:ascii="思源黑体 CN Bold" w:eastAsia="思源黑体 CN Bold" w:hAnsi="思源黑体 CN Bold" w:cs="思源黑体 CN Light"/>
                 <w:bCs/>
                 <w:i/>
                 <w:iCs/>
@@ -34621,7 +34593,7 @@
               <w:spacing w:line="360" w:lineRule="exact"/>
               <w:jc w:val="center"/>
               <w:rPr>
-                <w:rFonts w:ascii="思源黑体 CN Bold" w:eastAsia="思源黑体 CN Bold" w:hAnsi="思源黑体 CN Bold" w:cs="思源黑体 CN Light" w:hint="eastAsia"/>
+                <w:rFonts w:ascii="思源黑体 CN Bold" w:eastAsia="思源黑体 CN Bold" w:hAnsi="思源黑体 CN Bold" w:cs="思源黑体 CN Light"/>
                 <w:bCs/>
                 <w:i/>
                 <w:iCs/>
@@ -34659,7 +34631,7 @@
               <w:spacing w:line="360" w:lineRule="exact"/>
               <w:jc w:val="center"/>
               <w:rPr>
-                <w:rFonts w:ascii="思源黑体 CN Bold" w:eastAsia="思源黑体 CN Bold" w:hAnsi="思源黑体 CN Bold" w:cs="思源黑体 CN Light" w:hint="eastAsia"/>
+                <w:rFonts w:ascii="思源黑体 CN Bold" w:eastAsia="思源黑体 CN Bold" w:hAnsi="思源黑体 CN Bold" w:cs="思源黑体 CN Light"/>
                 <w:bCs/>
                 <w:i/>
                 <w:iCs/>
@@ -34685,7 +34657,7 @@
               <w:spacing w:line="360" w:lineRule="exact"/>
               <w:jc w:val="center"/>
               <w:rPr>
-                <w:rFonts w:ascii="思源黑体 CN Bold" w:eastAsia="思源黑体 CN Bold" w:hAnsi="思源黑体 CN Bold" w:cs="思源黑体 CN Light" w:hint="eastAsia"/>
+                <w:rFonts w:ascii="思源黑体 CN Bold" w:eastAsia="思源黑体 CN Bold" w:hAnsi="思源黑体 CN Bold" w:cs="思源黑体 CN Light"/>
                 <w:bCs/>
                 <w:i/>
                 <w:iCs/>
@@ -34711,7 +34683,7 @@
               <w:spacing w:line="360" w:lineRule="exact"/>
               <w:jc w:val="center"/>
               <w:rPr>
-                <w:rFonts w:ascii="思源黑体 CN Bold" w:eastAsia="思源黑体 CN Bold" w:hAnsi="思源黑体 CN Bold" w:cs="思源黑体 CN Light" w:hint="eastAsia"/>
+                <w:rFonts w:ascii="思源黑体 CN Bold" w:eastAsia="思源黑体 CN Bold" w:hAnsi="思源黑体 CN Bold" w:cs="思源黑体 CN Light"/>
                 <w:bCs/>
                 <w:i/>
                 <w:iCs/>
@@ -34737,7 +34709,7 @@
               <w:spacing w:line="360" w:lineRule="exact"/>
               <w:jc w:val="center"/>
               <w:rPr>
-                <w:rFonts w:ascii="思源黑体 CN Bold" w:eastAsia="思源黑体 CN Bold" w:hAnsi="思源黑体 CN Bold" w:cs="思源黑体 CN Light" w:hint="eastAsia"/>
+                <w:rFonts w:ascii="思源黑体 CN Bold" w:eastAsia="思源黑体 CN Bold" w:hAnsi="思源黑体 CN Bold" w:cs="思源黑体 CN Light"/>
                 <w:bCs/>
                 <w:i/>
                 <w:iCs/>
@@ -34762,7 +34734,7 @@
               <w:spacing w:line="360" w:lineRule="exact"/>
               <w:jc w:val="center"/>
               <w:rPr>
-                <w:rFonts w:ascii="思源黑体 CN Bold" w:eastAsia="思源黑体 CN Bold" w:hAnsi="思源黑体 CN Bold" w:cs="思源黑体 CN Light" w:hint="eastAsia"/>
+                <w:rFonts w:ascii="思源黑体 CN Bold" w:eastAsia="思源黑体 CN Bold" w:hAnsi="思源黑体 CN Bold" w:cs="思源黑体 CN Light"/>
                 <w:bCs/>
                 <w:i/>
                 <w:iCs/>
@@ -34794,7 +34766,7 @@
 </file>
 
 <file path=word/endnotes.xml><?xml version="1.0" encoding="utf-8"?>
-<w:endnotes xmlns:wpc="http://schemas.microsoft.com/office/word/2010/wordprocessingCanvas" xmlns:cx="http://schemas.microsoft.com/office/drawing/2014/chartex" xmlns:cx1="http://schemas.microsoft.com/office/drawing/2015/9/8/chartex" xmlns:cx2="http://schemas.microsoft.com/office/drawing/2015/10/21/chartex" xmlns:cx3="http://schemas.microsoft.com/office/drawing/2016/5/9/chartex" xmlns:cx4="http://schemas.microsoft.com/office/drawing/2016/5/10/chartex" xmlns:cx5="http://schemas.microsoft.com/office/drawing/2016/5/11/chartex" xmlns:cx6="http://schemas.microsoft.com/office/drawing/2016/5/12/chartex" xmlns:cx7="http://schemas.microsoft.com/office/drawing/2016/5/13/chartex" xmlns:cx8="http://schemas.microsoft.com/office/drawing/2016/5/14/chartex" xmlns:mc="http://schemas.openxmlformats.org/markup-compatibility/2006" xmlns:aink="http://schemas.microsoft.com/office/drawing/2016/ink" xmlns:am3d="http://schemas.microsoft.com/office/drawing/2017/model3d" xmlns:o="urn:schemas-microsoft-com:office:office" xmlns:oel="http://schemas.microsoft.com/office/2019/extlst" xmlns:r="http://schemas.openxmlformats.org/officeDocument/2006/relationships" xmlns:m="http://schemas.openxmlformats.org/officeDocument/2006/math" xmlns:v="urn:schemas-microsoft-com:vml" xmlns:wp14="http://schemas.microsoft.com/office/word/2010/wordprocessingDrawing" xmlns:wp="http://schemas.openxmlformats.org/drawingml/2006/wordprocessingDrawing" xmlns:w10="urn:schemas-microsoft-com:office:word" xmlns:w="http://schemas.openxmlformats.org/wordprocessingml/2006/main" xmlns:w14="http://schemas.microsoft.com/office/word/2010/wordml" xmlns:w15="http://schemas.microsoft.com/office/word/2012/wordml" xmlns:w16cex="http://schemas.microsoft.com/office/word/2018/wordml/cex" xmlns:w16cid="http://schemas.microsoft.com/office/word/2016/wordml/cid" xmlns:w16="http://schemas.microsoft.com/office/word/2018/wordml" xmlns:w16sdtdh="http://schemas.microsoft.com/office/word/2020/wordml/sdtdatahash" xmlns:w16se="http://schemas.microsoft.com/office/word/2015/wordml/symex" xmlns:wpg="http://schemas.microsoft.com/office/word/2010/wordprocessingGroup" xmlns:wpi="http://schemas.microsoft.com/office/word/2010/wordprocessingInk" xmlns:wne="http://schemas.microsoft.com/office/word/2006/wordml" xmlns:wps="http://schemas.microsoft.com/office/word/2010/wordprocessingShape" mc:Ignorable="w14 w15 w16se w16cid w16 w16cex w16sdtdh wp14">
+<w:endnotes xmlns:wpc="http://schemas.microsoft.com/office/word/2010/wordprocessingCanvas" xmlns:cx="http://schemas.microsoft.com/office/drawing/2014/chartex" xmlns:cx1="http://schemas.microsoft.com/office/drawing/2015/9/8/chartex" xmlns:cx2="http://schemas.microsoft.com/office/drawing/2015/10/21/chartex" xmlns:cx3="http://schemas.microsoft.com/office/drawing/2016/5/9/chartex" xmlns:cx4="http://schemas.microsoft.com/office/drawing/2016/5/10/chartex" xmlns:cx5="http://schemas.microsoft.com/office/drawing/2016/5/11/chartex" xmlns:cx6="http://schemas.microsoft.com/office/drawing/2016/5/12/chartex" xmlns:cx7="http://schemas.microsoft.com/office/drawing/2016/5/13/chartex" xmlns:cx8="http://schemas.microsoft.com/office/drawing/2016/5/14/chartex" xmlns:mc="http://schemas.openxmlformats.org/markup-compatibility/2006" xmlns:aink="http://schemas.microsoft.com/office/drawing/2016/ink" xmlns:am3d="http://schemas.microsoft.com/office/drawing/2017/model3d" xmlns:o="urn:schemas-microsoft-com:office:office" xmlns:r="http://schemas.openxmlformats.org/officeDocument/2006/relationships" xmlns:m="http://schemas.openxmlformats.org/officeDocument/2006/math" xmlns:v="urn:schemas-microsoft-com:vml" xmlns:wp14="http://schemas.microsoft.com/office/word/2010/wordprocessingDrawing" xmlns:wp="http://schemas.openxmlformats.org/drawingml/2006/wordprocessingDrawing" xmlns:w10="urn:schemas-microsoft-com:office:word" xmlns:w="http://schemas.openxmlformats.org/wordprocessingml/2006/main" xmlns:w14="http://schemas.microsoft.com/office/word/2010/wordml" xmlns:w15="http://schemas.microsoft.com/office/word/2012/wordml" xmlns:w16cex="http://schemas.microsoft.com/office/word/2018/wordml/cex" xmlns:w16cid="http://schemas.microsoft.com/office/word/2016/wordml/cid" xmlns:w16="http://schemas.microsoft.com/office/word/2018/wordml" xmlns:w16sdtdh="http://schemas.microsoft.com/office/word/2020/wordml/sdtdatahash" xmlns:w16se="http://schemas.microsoft.com/office/word/2015/wordml/symex" xmlns:wpg="http://schemas.microsoft.com/office/word/2010/wordprocessingGroup" xmlns:wpi="http://schemas.microsoft.com/office/word/2010/wordprocessingInk" xmlns:wne="http://schemas.microsoft.com/office/word/2006/wordml" xmlns:wps="http://schemas.microsoft.com/office/word/2010/wordprocessingShape" mc:Ignorable="w14 w15 w16se w16cid w16 w16cex w16sdtdh wp14">
   <w:endnote w:type="separator" w:id="-1">
     <w:p>
       <w:r>
@@ -34813,7 +34785,7 @@
 </file>
 
 <file path=word/footnotes.xml><?xml version="1.0" encoding="utf-8"?>
-<w:footnotes xmlns:wpc="http://schemas.microsoft.com/office/word/2010/wordprocessingCanvas" xmlns:cx="http://schemas.microsoft.com/office/drawing/2014/chartex" xmlns:cx1="http://schemas.microsoft.com/office/drawing/2015/9/8/chartex" xmlns:cx2="http://schemas.microsoft.com/office/drawing/2015/10/21/chartex" xmlns:cx3="http://schemas.microsoft.com/office/drawing/2016/5/9/chartex" xmlns:cx4="http://schemas.microsoft.com/office/drawing/2016/5/10/chartex" xmlns:cx5="http://schemas.microsoft.com/office/drawing/2016/5/11/chartex" xmlns:cx6="http://schemas.microsoft.com/office/drawing/2016/5/12/chartex" xmlns:cx7="http://schemas.microsoft.com/office/drawing/2016/5/13/chartex" xmlns:cx8="http://schemas.microsoft.com/office/drawing/2016/5/14/chartex" xmlns:mc="http://schemas.openxmlformats.org/markup-compatibility/2006" xmlns:aink="http://schemas.microsoft.com/office/drawing/2016/ink" xmlns:am3d="http://schemas.microsoft.com/office/drawing/2017/model3d" xmlns:o="urn:schemas-microsoft-com:office:office" xmlns:oel="http://schemas.microsoft.com/office/2019/extlst" xmlns:r="http://schemas.openxmlformats.org/officeDocument/2006/relationships" xmlns:m="http://schemas.openxmlformats.org/officeDocument/2006/math" xmlns:v="urn:schemas-microsoft-com:vml" xmlns:wp14="http://schemas.microsoft.com/office/word/2010/wordprocessingDrawing" xmlns:wp="http://schemas.openxmlformats.org/drawingml/2006/wordprocessingDrawing" xmlns:w10="urn:schemas-microsoft-com:office:word" xmlns:w="http://schemas.openxmlformats.org/wordprocessingml/2006/main" xmlns:w14="http://schemas.microsoft.com/office/word/2010/wordml" xmlns:w15="http://schemas.microsoft.com/office/word/2012/wordml" xmlns:w16cex="http://schemas.microsoft.com/office/word/2018/wordml/cex" xmlns:w16cid="http://schemas.microsoft.com/office/word/2016/wordml/cid" xmlns:w16="http://schemas.microsoft.com/office/word/2018/wordml" xmlns:w16sdtdh="http://schemas.microsoft.com/office/word/2020/wordml/sdtdatahash" xmlns:w16se="http://schemas.microsoft.com/office/word/2015/wordml/symex" xmlns:wpg="http://schemas.microsoft.com/office/word/2010/wordprocessingGroup" xmlns:wpi="http://schemas.microsoft.com/office/word/2010/wordprocessingInk" xmlns:wne="http://schemas.microsoft.com/office/word/2006/wordml" xmlns:wps="http://schemas.microsoft.com/office/word/2010/wordprocessingShape" mc:Ignorable="w14 w15 w16se w16cid w16 w16cex w16sdtdh wp14">
+<w:footnotes xmlns:wpc="http://schemas.microsoft.com/office/word/2010/wordprocessingCanvas" xmlns:cx="http://schemas.microsoft.com/office/drawing/2014/chartex" xmlns:cx1="http://schemas.microsoft.com/office/drawing/2015/9/8/chartex" xmlns:cx2="http://schemas.microsoft.com/office/drawing/2015/10/21/chartex" xmlns:cx3="http://schemas.microsoft.com/office/drawing/2016/5/9/chartex" xmlns:cx4="http://schemas.microsoft.com/office/drawing/2016/5/10/chartex" xmlns:cx5="http://schemas.microsoft.com/office/drawing/2016/5/11/chartex" xmlns:cx6="http://schemas.microsoft.com/office/drawing/2016/5/12/chartex" xmlns:cx7="http://schemas.microsoft.com/office/drawing/2016/5/13/chartex" xmlns:cx8="http://schemas.microsoft.com/office/drawing/2016/5/14/chartex" xmlns:mc="http://schemas.openxmlformats.org/markup-compatibility/2006" xmlns:aink="http://schemas.microsoft.com/office/drawing/2016/ink" xmlns:am3d="http://schemas.microsoft.com/office/drawing/2017/model3d" xmlns:o="urn:schemas-microsoft-com:office:office" xmlns:r="http://schemas.openxmlformats.org/officeDocument/2006/relationships" xmlns:m="http://schemas.openxmlformats.org/officeDocument/2006/math" xmlns:v="urn:schemas-microsoft-com:vml" xmlns:wp14="http://schemas.microsoft.com/office/word/2010/wordprocessingDrawing" xmlns:wp="http://schemas.openxmlformats.org/drawingml/2006/wordprocessingDrawing" xmlns:w10="urn:schemas-microsoft-com:office:word" xmlns:w="http://schemas.openxmlformats.org/wordprocessingml/2006/main" xmlns:w14="http://schemas.microsoft.com/office/word/2010/wordml" xmlns:w15="http://schemas.microsoft.com/office/word/2012/wordml" xmlns:w16cex="http://schemas.microsoft.com/office/word/2018/wordml/cex" xmlns:w16cid="http://schemas.microsoft.com/office/word/2016/wordml/cid" xmlns:w16="http://schemas.microsoft.com/office/word/2018/wordml" xmlns:w16sdtdh="http://schemas.microsoft.com/office/word/2020/wordml/sdtdatahash" xmlns:w16se="http://schemas.microsoft.com/office/word/2015/wordml/symex" xmlns:wpg="http://schemas.microsoft.com/office/word/2010/wordprocessingGroup" xmlns:wpi="http://schemas.microsoft.com/office/word/2010/wordprocessingInk" xmlns:wne="http://schemas.microsoft.com/office/word/2006/wordml" xmlns:wps="http://schemas.microsoft.com/office/word/2010/wordprocessingShape" mc:Ignorable="w14 w15 w16se w16cid w16 w16cex w16sdtdh wp14">
   <w:footnote w:type="separator" w:id="-1">
     <w:p>
       <w:r>
@@ -34832,7 +34804,7 @@
 </file>
 
 <file path=word/header1.xml><?xml version="1.0" encoding="utf-8"?>
-<w:hdr xmlns:wpc="http://schemas.microsoft.com/office/word/2010/wordprocessingCanvas" xmlns:cx="http://schemas.microsoft.com/office/drawing/2014/chartex" xmlns:cx1="http://schemas.microsoft.com/office/drawing/2015/9/8/chartex" xmlns:cx2="http://schemas.microsoft.com/office/drawing/2015/10/21/chartex" xmlns:cx3="http://schemas.microsoft.com/office/drawing/2016/5/9/chartex" xmlns:cx4="http://schemas.microsoft.com/office/drawing/2016/5/10/chartex" xmlns:cx5="http://schemas.microsoft.com/office/drawing/2016/5/11/chartex" xmlns:cx6="http://schemas.microsoft.com/office/drawing/2016/5/12/chartex" xmlns:cx7="http://schemas.microsoft.com/office/drawing/2016/5/13/chartex" xmlns:cx8="http://schemas.microsoft.com/office/drawing/2016/5/14/chartex" xmlns:mc="http://schemas.openxmlformats.org/markup-compatibility/2006" xmlns:aink="http://schemas.microsoft.com/office/drawing/2016/ink" xmlns:am3d="http://schemas.microsoft.com/office/drawing/2017/model3d" xmlns:o="urn:schemas-microsoft-com:office:office" xmlns:oel="http://schemas.microsoft.com/office/2019/extlst" xmlns:r="http://schemas.openxmlformats.org/officeDocument/2006/relationships" xmlns:m="http://schemas.openxmlformats.org/officeDocument/2006/math" xmlns:v="urn:schemas-microsoft-com:vml" xmlns:wp14="http://schemas.microsoft.com/office/word/2010/wordprocessingDrawing" xmlns:wp="http://schemas.openxmlformats.org/drawingml/2006/wordprocessingDrawing" xmlns:w10="urn:schemas-microsoft-com:office:word" xmlns:w="http://schemas.openxmlformats.org/wordprocessingml/2006/main" xmlns:w14="http://schemas.microsoft.com/office/word/2010/wordml" xmlns:w15="http://schemas.microsoft.com/office/word/2012/wordml" xmlns:w16cex="http://schemas.microsoft.com/office/word/2018/wordml/cex" xmlns:w16cid="http://schemas.microsoft.com/office/word/2016/wordml/cid" xmlns:w16="http://schemas.microsoft.com/office/word/2018/wordml" xmlns:w16sdtdh="http://schemas.microsoft.com/office/word/2020/wordml/sdtdatahash" xmlns:w16se="http://schemas.microsoft.com/office/word/2015/wordml/symex" xmlns:wpg="http://schemas.microsoft.com/office/word/2010/wordprocessingGroup" xmlns:wpi="http://schemas.microsoft.com/office/word/2010/wordprocessingInk" xmlns:wne="http://schemas.microsoft.com/office/word/2006/wordml" xmlns:wps="http://schemas.microsoft.com/office/word/2010/wordprocessingShape" mc:Ignorable="w14 w15 w16se w16cid w16 w16cex w16sdtdh wp14">
+<w:hdr xmlns:wpc="http://schemas.microsoft.com/office/word/2010/wordprocessingCanvas" xmlns:cx="http://schemas.microsoft.com/office/drawing/2014/chartex" xmlns:cx1="http://schemas.microsoft.com/office/drawing/2015/9/8/chartex" xmlns:cx2="http://schemas.microsoft.com/office/drawing/2015/10/21/chartex" xmlns:cx3="http://schemas.microsoft.com/office/drawing/2016/5/9/chartex" xmlns:cx4="http://schemas.microsoft.com/office/drawing/2016/5/10/chartex" xmlns:cx5="http://schemas.microsoft.com/office/drawing/2016/5/11/chartex" xmlns:cx6="http://schemas.microsoft.com/office/drawing/2016/5/12/chartex" xmlns:cx7="http://schemas.microsoft.com/office/drawing/2016/5/13/chartex" xmlns:cx8="http://schemas.microsoft.com/office/drawing/2016/5/14/chartex" xmlns:mc="http://schemas.openxmlformats.org/markup-compatibility/2006" xmlns:aink="http://schemas.microsoft.com/office/drawing/2016/ink" xmlns:am3d="http://schemas.microsoft.com/office/drawing/2017/model3d" xmlns:o="urn:schemas-microsoft-com:office:office" xmlns:r="http://schemas.openxmlformats.org/officeDocument/2006/relationships" xmlns:m="http://schemas.openxmlformats.org/officeDocument/2006/math" xmlns:v="urn:schemas-microsoft-com:vml" xmlns:wp14="http://schemas.microsoft.com/office/word/2010/wordprocessingDrawing" xmlns:wp="http://schemas.openxmlformats.org/drawingml/2006/wordprocessingDrawing" xmlns:w10="urn:schemas-microsoft-com:office:word" xmlns:w="http://schemas.openxmlformats.org/wordprocessingml/2006/main" xmlns:w14="http://schemas.microsoft.com/office/word/2010/wordml" xmlns:w15="http://schemas.microsoft.com/office/word/2012/wordml" xmlns:w16cex="http://schemas.microsoft.com/office/word/2018/wordml/cex" xmlns:w16cid="http://schemas.microsoft.com/office/word/2016/wordml/cid" xmlns:w16="http://schemas.microsoft.com/office/word/2018/wordml" xmlns:w16sdtdh="http://schemas.microsoft.com/office/word/2020/wordml/sdtdatahash" xmlns:w16se="http://schemas.microsoft.com/office/word/2015/wordml/symex" xmlns:wpg="http://schemas.microsoft.com/office/word/2010/wordprocessingGroup" xmlns:wpi="http://schemas.microsoft.com/office/word/2010/wordprocessingInk" xmlns:wne="http://schemas.microsoft.com/office/word/2006/wordml" xmlns:wps="http://schemas.microsoft.com/office/word/2010/wordprocessingShape" mc:Ignorable="w14 w15 w16se w16cid w16 w16cex w16sdtdh wp14">
   <w:p>
     <w:pPr>
       <w:pStyle w:val="ab"/>
@@ -34844,7 +34816,7 @@
       </w:tabs>
       <w:jc w:val="right"/>
       <w:rPr>
-        <w:rFonts w:ascii="思源黑体 CN Normal" w:eastAsia="思源黑体 CN Normal" w:hAnsi="思源黑体 CN Normal" w:hint="eastAsia"/>
+        <w:rFonts w:ascii="思源黑体 CN Normal" w:eastAsia="思源黑体 CN Normal" w:hAnsi="思源黑体 CN Normal"/>
         <w:sz w:val="15"/>
         <w:szCs w:val="15"/>
       </w:rPr>
@@ -34974,7 +34946,7 @@
 </file>
 
 <file path=word/header2.xml><?xml version="1.0" encoding="utf-8"?>
-<w:hdr xmlns:wpc="http://schemas.microsoft.com/office/word/2010/wordprocessingCanvas" xmlns:cx="http://schemas.microsoft.com/office/drawing/2014/chartex" xmlns:cx1="http://schemas.microsoft.com/office/drawing/2015/9/8/chartex" xmlns:cx2="http://schemas.microsoft.com/office/drawing/2015/10/21/chartex" xmlns:cx3="http://schemas.microsoft.com/office/drawing/2016/5/9/chartex" xmlns:cx4="http://schemas.microsoft.com/office/drawing/2016/5/10/chartex" xmlns:cx5="http://schemas.microsoft.com/office/drawing/2016/5/11/chartex" xmlns:cx6="http://schemas.microsoft.com/office/drawing/2016/5/12/chartex" xmlns:cx7="http://schemas.microsoft.com/office/drawing/2016/5/13/chartex" xmlns:cx8="http://schemas.microsoft.com/office/drawing/2016/5/14/chartex" xmlns:mc="http://schemas.openxmlformats.org/markup-compatibility/2006" xmlns:aink="http://schemas.microsoft.com/office/drawing/2016/ink" xmlns:am3d="http://schemas.microsoft.com/office/drawing/2017/model3d" xmlns:o="urn:schemas-microsoft-com:office:office" xmlns:oel="http://schemas.microsoft.com/office/2019/extlst" xmlns:r="http://schemas.openxmlformats.org/officeDocument/2006/relationships" xmlns:m="http://schemas.openxmlformats.org/officeDocument/2006/math" xmlns:v="urn:schemas-microsoft-com:vml" xmlns:wp14="http://schemas.microsoft.com/office/word/2010/wordprocessingDrawing" xmlns:wp="http://schemas.openxmlformats.org/drawingml/2006/wordprocessingDrawing" xmlns:w10="urn:schemas-microsoft-com:office:word" xmlns:w="http://schemas.openxmlformats.org/wordprocessingml/2006/main" xmlns:w14="http://schemas.microsoft.com/office/word/2010/wordml" xmlns:w15="http://schemas.microsoft.com/office/word/2012/wordml" xmlns:w16cex="http://schemas.microsoft.com/office/word/2018/wordml/cex" xmlns:w16cid="http://schemas.microsoft.com/office/word/2016/wordml/cid" xmlns:w16="http://schemas.microsoft.com/office/word/2018/wordml" xmlns:w16sdtdh="http://schemas.microsoft.com/office/word/2020/wordml/sdtdatahash" xmlns:w16se="http://schemas.microsoft.com/office/word/2015/wordml/symex" xmlns:wpg="http://schemas.microsoft.com/office/word/2010/wordprocessingGroup" xmlns:wpi="http://schemas.microsoft.com/office/word/2010/wordprocessingInk" xmlns:wne="http://schemas.microsoft.com/office/word/2006/wordml" xmlns:wps="http://schemas.microsoft.com/office/word/2010/wordprocessingShape" mc:Ignorable="w14 w15 w16se w16cid w16 w16cex w16sdtdh wp14">
+<w:hdr xmlns:wpc="http://schemas.microsoft.com/office/word/2010/wordprocessingCanvas" xmlns:cx="http://schemas.microsoft.com/office/drawing/2014/chartex" xmlns:cx1="http://schemas.microsoft.com/office/drawing/2015/9/8/chartex" xmlns:cx2="http://schemas.microsoft.com/office/drawing/2015/10/21/chartex" xmlns:cx3="http://schemas.microsoft.com/office/drawing/2016/5/9/chartex" xmlns:cx4="http://schemas.microsoft.com/office/drawing/2016/5/10/chartex" xmlns:cx5="http://schemas.microsoft.com/office/drawing/2016/5/11/chartex" xmlns:cx6="http://schemas.microsoft.com/office/drawing/2016/5/12/chartex" xmlns:cx7="http://schemas.microsoft.com/office/drawing/2016/5/13/chartex" xmlns:cx8="http://schemas.microsoft.com/office/drawing/2016/5/14/chartex" xmlns:mc="http://schemas.openxmlformats.org/markup-compatibility/2006" xmlns:aink="http://schemas.microsoft.com/office/drawing/2016/ink" xmlns:am3d="http://schemas.microsoft.com/office/drawing/2017/model3d" xmlns:o="urn:schemas-microsoft-com:office:office" xmlns:r="http://schemas.openxmlformats.org/officeDocument/2006/relationships" xmlns:m="http://schemas.openxmlformats.org/officeDocument/2006/math" xmlns:v="urn:schemas-microsoft-com:vml" xmlns:wp14="http://schemas.microsoft.com/office/word/2010/wordprocessingDrawing" xmlns:wp="http://schemas.openxmlformats.org/drawingml/2006/wordprocessingDrawing" xmlns:w10="urn:schemas-microsoft-com:office:word" xmlns:w="http://schemas.openxmlformats.org/wordprocessingml/2006/main" xmlns:w14="http://schemas.microsoft.com/office/word/2010/wordml" xmlns:w15="http://schemas.microsoft.com/office/word/2012/wordml" xmlns:w16cex="http://schemas.microsoft.com/office/word/2018/wordml/cex" xmlns:w16cid="http://schemas.microsoft.com/office/word/2016/wordml/cid" xmlns:w16="http://schemas.microsoft.com/office/word/2018/wordml" xmlns:w16sdtdh="http://schemas.microsoft.com/office/word/2020/wordml/sdtdatahash" xmlns:w16se="http://schemas.microsoft.com/office/word/2015/wordml/symex" xmlns:wpg="http://schemas.microsoft.com/office/word/2010/wordprocessingGroup" xmlns:wpi="http://schemas.microsoft.com/office/word/2010/wordprocessingInk" xmlns:wne="http://schemas.microsoft.com/office/word/2006/wordml" xmlns:wps="http://schemas.microsoft.com/office/word/2010/wordprocessingShape" mc:Ignorable="w14 w15 w16se w16cid w16 w16cex w16sdtdh wp14">
   <w:p>
     <w:pPr>
       <w:pStyle w:val="ab"/>
@@ -34984,7 +34956,7 @@
 </file>
 
 <file path=word/numbering.xml><?xml version="1.0" encoding="utf-8"?>
-<w:numbering xmlns:wpc="http://schemas.microsoft.com/office/word/2010/wordprocessingCanvas" xmlns:cx="http://schemas.microsoft.com/office/drawing/2014/chartex" xmlns:cx1="http://schemas.microsoft.com/office/drawing/2015/9/8/chartex" xmlns:cx2="http://schemas.microsoft.com/office/drawing/2015/10/21/chartex" xmlns:cx3="http://schemas.microsoft.com/office/drawing/2016/5/9/chartex" xmlns:cx4="http://schemas.microsoft.com/office/drawing/2016/5/10/chartex" xmlns:cx5="http://schemas.microsoft.com/office/drawing/2016/5/11/chartex" xmlns:cx6="http://schemas.microsoft.com/office/drawing/2016/5/12/chartex" xmlns:cx7="http://schemas.microsoft.com/office/drawing/2016/5/13/chartex" xmlns:cx8="http://schemas.microsoft.com/office/drawing/2016/5/14/chartex" xmlns:mc="http://schemas.openxmlformats.org/markup-compatibility/2006" xmlns:aink="http://schemas.microsoft.com/office/drawing/2016/ink" xmlns:am3d="http://schemas.microsoft.com/office/drawing/2017/model3d" xmlns:o="urn:schemas-microsoft-com:office:office" xmlns:oel="http://schemas.microsoft.com/office/2019/extlst" xmlns:r="http://schemas.openxmlformats.org/officeDocument/2006/relationships" xmlns:m="http://schemas.openxmlformats.org/officeDocument/2006/math" xmlns:v="urn:schemas-microsoft-com:vml" xmlns:wp14="http://schemas.microsoft.com/office/word/2010/wordprocessingDrawing" xmlns:wp="http://schemas.openxmlformats.org/drawingml/2006/wordprocessingDrawing" xmlns:w10="urn:schemas-microsoft-com:office:word" xmlns:w="http://schemas.openxmlformats.org/wordprocessingml/2006/main" xmlns:w14="http://schemas.microsoft.com/office/word/2010/wordml" xmlns:w15="http://schemas.microsoft.com/office/word/2012/wordml" xmlns:w16cex="http://schemas.microsoft.com/office/word/2018/wordml/cex" xmlns:w16cid="http://schemas.microsoft.com/office/word/2016/wordml/cid" xmlns:w16="http://schemas.microsoft.com/office/word/2018/wordml" xmlns:w16sdtdh="http://schemas.microsoft.com/office/word/2020/wordml/sdtdatahash" xmlns:w16se="http://schemas.microsoft.com/office/word/2015/wordml/symex" xmlns:wpg="http://schemas.microsoft.com/office/word/2010/wordprocessingGroup" xmlns:wpi="http://schemas.microsoft.com/office/word/2010/wordprocessingInk" xmlns:wne="http://schemas.microsoft.com/office/word/2006/wordml" xmlns:wps="http://schemas.microsoft.com/office/word/2010/wordprocessingShape" mc:Ignorable="w14 w15 w16se w16cid w16 w16cex w16sdtdh wp14">
+<w:numbering xmlns:wpc="http://schemas.microsoft.com/office/word/2010/wordprocessingCanvas" xmlns:cx="http://schemas.microsoft.com/office/drawing/2014/chartex" xmlns:cx1="http://schemas.microsoft.com/office/drawing/2015/9/8/chartex" xmlns:cx2="http://schemas.microsoft.com/office/drawing/2015/10/21/chartex" xmlns:cx3="http://schemas.microsoft.com/office/drawing/2016/5/9/chartex" xmlns:cx4="http://schemas.microsoft.com/office/drawing/2016/5/10/chartex" xmlns:cx5="http://schemas.microsoft.com/office/drawing/2016/5/11/chartex" xmlns:cx6="http://schemas.microsoft.com/office/drawing/2016/5/12/chartex" xmlns:cx7="http://schemas.microsoft.com/office/drawing/2016/5/13/chartex" xmlns:cx8="http://schemas.microsoft.com/office/drawing/2016/5/14/chartex" xmlns:mc="http://schemas.openxmlformats.org/markup-compatibility/2006" xmlns:aink="http://schemas.microsoft.com/office/drawing/2016/ink" xmlns:am3d="http://schemas.microsoft.com/office/drawing/2017/model3d" xmlns:o="urn:schemas-microsoft-com:office:office" xmlns:r="http://schemas.openxmlformats.org/officeDocument/2006/relationships" xmlns:m="http://schemas.openxmlformats.org/officeDocument/2006/math" xmlns:v="urn:schemas-microsoft-com:vml" xmlns:wp14="http://schemas.microsoft.com/office/word/2010/wordprocessingDrawing" xmlns:wp="http://schemas.openxmlformats.org/drawingml/2006/wordprocessingDrawing" xmlns:w10="urn:schemas-microsoft-com:office:word" xmlns:w="http://schemas.openxmlformats.org/wordprocessingml/2006/main" xmlns:w14="http://schemas.microsoft.com/office/word/2010/wordml" xmlns:w15="http://schemas.microsoft.com/office/word/2012/wordml" xmlns:w16cex="http://schemas.microsoft.com/office/word/2018/wordml/cex" xmlns:w16cid="http://schemas.microsoft.com/office/word/2016/wordml/cid" xmlns:w16="http://schemas.microsoft.com/office/word/2018/wordml" xmlns:w16sdtdh="http://schemas.microsoft.com/office/word/2020/wordml/sdtdatahash" xmlns:w16se="http://schemas.microsoft.com/office/word/2015/wordml/symex" xmlns:wpg="http://schemas.microsoft.com/office/word/2010/wordprocessingGroup" xmlns:wpi="http://schemas.microsoft.com/office/word/2010/wordprocessingInk" xmlns:wne="http://schemas.microsoft.com/office/word/2006/wordml" xmlns:wps="http://schemas.microsoft.com/office/word/2010/wordprocessingShape" mc:Ignorable="w14 w15 w16se w16cid w16 w16cex w16sdtdh wp14">
   <w:abstractNum w:abstractNumId="0" w15:restartNumberingAfterBreak="0">
     <w:nsid w:val="4170250A"/>
     <w:multiLevelType w:val="hybridMultilevel"/>
@@ -35571,16 +35543,16 @@
       </w:pPr>
     </w:lvl>
   </w:abstractNum>
-  <w:num w:numId="1" w16cid:durableId="418407548">
+  <w:num w:numId="1">
     <w:abstractNumId w:val="3"/>
   </w:num>
-  <w:num w:numId="2" w16cid:durableId="1198934404">
+  <w:num w:numId="2">
     <w:abstractNumId w:val="5"/>
   </w:num>
-  <w:num w:numId="3" w16cid:durableId="282199522">
+  <w:num w:numId="3">
     <w:abstractNumId w:val="2"/>
   </w:num>
-  <w:num w:numId="4" w16cid:durableId="260720817">
+  <w:num w:numId="4">
     <w:abstractNumId w:val="4"/>
     <w:lvlOverride w:ilvl="0">
       <w:startOverride w:val="1"/>
@@ -35610,10 +35582,10 @@
       <w:startOverride w:val="1"/>
     </w:lvlOverride>
   </w:num>
-  <w:num w:numId="5" w16cid:durableId="1837455763">
+  <w:num w:numId="5">
     <w:abstractNumId w:val="1"/>
   </w:num>
-  <w:num w:numId="6" w16cid:durableId="909317060">
+  <w:num w:numId="6">
     <w:abstractNumId w:val="0"/>
   </w:num>
 </w:numbering>
